--- a/docs/SE2232_FinalProjectReportTemplate.docx
+++ b/docs/SE2232_FinalProjectReportTemplate.docx
@@ -1,6 +1,6 @@
 
 <file path=word/document.xml><?xml version="1.0" encoding="utf-8"?>
-<w:document xmlns:wpc="http://schemas.microsoft.com/office/word/2010/wordprocessingCanvas" xmlns:cx="http://schemas.microsoft.com/office/drawing/2014/chartex" xmlns:cx1="http://schemas.microsoft.com/office/drawing/2015/9/8/chartex" xmlns:cx2="http://schemas.microsoft.com/office/drawing/2015/10/21/chartex" xmlns:cx3="http://schemas.microsoft.com/office/drawing/2016/5/9/chartex" xmlns:cx4="http://schemas.microsoft.com/office/drawing/2016/5/10/chartex" xmlns:cx5="http://schemas.microsoft.com/office/drawing/2016/5/11/chartex" xmlns:cx6="http://schemas.microsoft.com/office/drawing/2016/5/12/chartex" xmlns:cx7="http://schemas.microsoft.com/office/drawing/2016/5/13/chartex" xmlns:cx8="http://schemas.microsoft.com/office/drawing/2016/5/14/chartex" xmlns:mc="http://schemas.openxmlformats.org/markup-compatibility/2006" xmlns:aink="http://schemas.microsoft.com/office/drawing/2016/ink" xmlns:am3d="http://schemas.microsoft.com/office/drawing/2017/model3d" xmlns:o="urn:schemas-microsoft-com:office:office" xmlns:r="http://schemas.openxmlformats.org/officeDocument/2006/relationships" xmlns:m="http://schemas.openxmlformats.org/officeDocument/2006/math" xmlns:v="urn:schemas-microsoft-com:vml" xmlns:wp14="http://schemas.microsoft.com/office/word/2010/wordprocessingDrawing" xmlns:wp="http://schemas.openxmlformats.org/drawingml/2006/wordprocessingDrawing" xmlns:w10="urn:schemas-microsoft-com:office:word" xmlns:w="http://schemas.openxmlformats.org/wordprocessingml/2006/main" xmlns:w14="http://schemas.microsoft.com/office/word/2010/wordml" xmlns:w15="http://schemas.microsoft.com/office/word/2012/wordml" xmlns:w16cid="http://schemas.microsoft.com/office/word/2016/wordml/cid" xmlns:w16se="http://schemas.microsoft.com/office/word/2015/wordml/symex" xmlns:wpg="http://schemas.microsoft.com/office/word/2010/wordprocessingGroup" xmlns:wpi="http://schemas.microsoft.com/office/word/2010/wordprocessingInk" xmlns:wne="http://schemas.microsoft.com/office/word/2006/wordml" xmlns:wps="http://schemas.microsoft.com/office/word/2010/wordprocessingShape" mc:Ignorable="w14 w15 w16se w16cid wp14">
+<w:document xmlns:wpc="http://schemas.microsoft.com/office/word/2010/wordprocessingCanvas" xmlns:cx="http://schemas.microsoft.com/office/drawing/2014/chartex" xmlns:cx1="http://schemas.microsoft.com/office/drawing/2015/9/8/chartex" xmlns:cx2="http://schemas.microsoft.com/office/drawing/2015/10/21/chartex" xmlns:cx3="http://schemas.microsoft.com/office/drawing/2016/5/9/chartex" xmlns:cx4="http://schemas.microsoft.com/office/drawing/2016/5/10/chartex" xmlns:cx5="http://schemas.microsoft.com/office/drawing/2016/5/11/chartex" xmlns:cx6="http://schemas.microsoft.com/office/drawing/2016/5/12/chartex" xmlns:cx7="http://schemas.microsoft.com/office/drawing/2016/5/13/chartex" xmlns:cx8="http://schemas.microsoft.com/office/drawing/2016/5/14/chartex" xmlns:mc="http://schemas.openxmlformats.org/markup-compatibility/2006" xmlns:aink="http://schemas.microsoft.com/office/drawing/2016/ink" xmlns:am3d="http://schemas.microsoft.com/office/drawing/2017/model3d" xmlns:o="urn:schemas-microsoft-com:office:office" xmlns:oel="http://schemas.microsoft.com/office/2019/extlst" xmlns:r="http://schemas.openxmlformats.org/officeDocument/2006/relationships" xmlns:m="http://schemas.openxmlformats.org/officeDocument/2006/math" xmlns:v="urn:schemas-microsoft-com:vml" xmlns:wp14="http://schemas.microsoft.com/office/word/2010/wordprocessingDrawing" xmlns:wp="http://schemas.openxmlformats.org/drawingml/2006/wordprocessingDrawing" xmlns:w10="urn:schemas-microsoft-com:office:word" xmlns:w="http://schemas.openxmlformats.org/wordprocessingml/2006/main" xmlns:w14="http://schemas.microsoft.com/office/word/2010/wordml" xmlns:w15="http://schemas.microsoft.com/office/word/2012/wordml" xmlns:w16cex="http://schemas.microsoft.com/office/word/2018/wordml/cex" xmlns:w16cid="http://schemas.microsoft.com/office/word/2016/wordml/cid" xmlns:w16="http://schemas.microsoft.com/office/word/2018/wordml" xmlns:w16du="http://schemas.microsoft.com/office/word/2023/wordml/word16du" xmlns:w16sdtdh="http://schemas.microsoft.com/office/word/2020/wordml/sdtdatahash" xmlns:w16sdtfl="http://schemas.microsoft.com/office/word/2024/wordml/sdtformatlock" xmlns:w16se="http://schemas.microsoft.com/office/word/2015/wordml/symex" xmlns:wpg="http://schemas.microsoft.com/office/word/2010/wordprocessingGroup" xmlns:wpi="http://schemas.microsoft.com/office/word/2010/wordprocessingInk" xmlns:wne="http://schemas.microsoft.com/office/word/2006/wordml" xmlns:wps="http://schemas.microsoft.com/office/word/2010/wordprocessingShape" mc:Ignorable="w14 w15 w16se w16cid w16 w16cex w16sdtdh w16sdtfl w16du wp14">
   <w:body>
     <w:p>
       <w:pPr>
@@ -311,6 +311,13 @@
                 <w:b/>
               </w:rPr>
             </w:pPr>
+            <w:r>
+              <w:rPr>
+                <w:rFonts w:cstheme="minorHAnsi"/>
+                <w:b/>
+              </w:rPr>
+              <w:t>Umutcan Ekinci</w:t>
+            </w:r>
           </w:p>
         </w:tc>
       </w:tr>
@@ -359,6 +366,13 @@
                 <w:b/>
               </w:rPr>
             </w:pPr>
+            <w:r>
+              <w:rPr>
+                <w:rFonts w:cstheme="minorHAnsi"/>
+                <w:b/>
+              </w:rPr>
+              <w:t>23070006011</w:t>
+            </w:r>
           </w:p>
         </w:tc>
       </w:tr>
@@ -425,6 +439,13 @@
                 <w:b/>
               </w:rPr>
             </w:pPr>
+            <w:r>
+              <w:rPr>
+                <w:rFonts w:cstheme="minorHAnsi"/>
+                <w:b/>
+              </w:rPr>
+              <w:t>Software Engineering</w:t>
+            </w:r>
           </w:p>
         </w:tc>
       </w:tr>
@@ -473,6 +494,13 @@
                 <w:b/>
               </w:rPr>
             </w:pPr>
+            <w:r>
+              <w:rPr>
+                <w:rFonts w:cstheme="minorHAnsi"/>
+                <w:b/>
+              </w:rPr>
+              <w:t>1</w:t>
+            </w:r>
           </w:p>
         </w:tc>
       </w:tr>
@@ -609,7 +637,19 @@
         <w:rPr>
           <w:rFonts w:cstheme="minorHAnsi"/>
         </w:rPr>
-        <w:t>This template is prepared based on the IEEE Recommended Practice for Software Requirements Specifications (IEEE Std 830-1998).</w:t>
+        <w:t xml:space="preserve">This </w:t>
+      </w:r>
+      <w:r>
+        <w:rPr>
+          <w:rFonts w:cstheme="minorHAnsi"/>
+        </w:rPr>
+        <w:t>report</w:t>
+      </w:r>
+      <w:r>
+        <w:rPr>
+          <w:rFonts w:cstheme="minorHAnsi"/>
+        </w:rPr>
+        <w:t xml:space="preserve"> is prepared based on the IEEE Recommended Practice for Software Requirements Specifications (IEEE Std 830-1998).</w:t>
       </w:r>
     </w:p>
     <w:sdt>
@@ -636,7 +676,7 @@
       <w:sdtContent>
         <w:p>
           <w:pPr>
-            <w:pStyle w:val="TBal"/>
+            <w:pStyle w:val="TOCHeading"/>
             <w:rPr>
               <w:rFonts w:asciiTheme="minorHAnsi" w:hAnsiTheme="minorHAnsi" w:cstheme="minorHAnsi"/>
               <w:b/>
@@ -665,7 +705,7 @@
         </w:p>
         <w:p>
           <w:pPr>
-            <w:pStyle w:val="T1"/>
+            <w:pStyle w:val="TOC1"/>
             <w:tabs>
               <w:tab w:val="left" w:pos="440"/>
               <w:tab w:val="right" w:leader="dot" w:pos="9350"/>
@@ -701,7 +741,7 @@
           <w:hyperlink w:anchor="_Toc165838007" w:history="1">
             <w:r>
               <w:rPr>
-                <w:rStyle w:val="Kpr"/>
+                <w:rStyle w:val="Hyperlink"/>
                 <w:rFonts w:cstheme="minorHAnsi"/>
                 <w:b/>
                 <w:noProof/>
@@ -722,7 +762,7 @@
             </w:r>
             <w:r>
               <w:rPr>
-                <w:rStyle w:val="Kpr"/>
+                <w:rStyle w:val="Hyperlink"/>
                 <w:rFonts w:cstheme="minorHAnsi"/>
                 <w:b/>
                 <w:noProof/>
@@ -781,7 +821,7 @@
         </w:p>
         <w:p>
           <w:pPr>
-            <w:pStyle w:val="T2"/>
+            <w:pStyle w:val="TOC2"/>
             <w:tabs>
               <w:tab w:val="left" w:pos="960"/>
               <w:tab w:val="right" w:leader="dot" w:pos="9350"/>
@@ -799,7 +839,7 @@
           <w:hyperlink w:anchor="_Toc165838008" w:history="1">
             <w:r>
               <w:rPr>
-                <w:rStyle w:val="Kpr"/>
+                <w:rStyle w:val="Hyperlink"/>
                 <w:rFonts w:cstheme="minorHAnsi"/>
                 <w:b/>
                 <w:bCs/>
@@ -821,7 +861,7 @@
             </w:r>
             <w:r>
               <w:rPr>
-                <w:rStyle w:val="Kpr"/>
+                <w:rStyle w:val="Hyperlink"/>
                 <w:rFonts w:cstheme="minorHAnsi"/>
                 <w:b/>
                 <w:bCs/>
@@ -881,7 +921,7 @@
         </w:p>
         <w:p>
           <w:pPr>
-            <w:pStyle w:val="T2"/>
+            <w:pStyle w:val="TOC2"/>
             <w:tabs>
               <w:tab w:val="left" w:pos="960"/>
               <w:tab w:val="right" w:leader="dot" w:pos="9350"/>
@@ -899,7 +939,7 @@
           <w:hyperlink w:anchor="_Toc165838009" w:history="1">
             <w:r>
               <w:rPr>
-                <w:rStyle w:val="Kpr"/>
+                <w:rStyle w:val="Hyperlink"/>
                 <w:rFonts w:cstheme="minorHAnsi"/>
                 <w:b/>
                 <w:bCs/>
@@ -921,7 +961,7 @@
             </w:r>
             <w:r>
               <w:rPr>
-                <w:rStyle w:val="Kpr"/>
+                <w:rStyle w:val="Hyperlink"/>
                 <w:rFonts w:cstheme="minorHAnsi"/>
                 <w:b/>
                 <w:bCs/>
@@ -981,7 +1021,7 @@
         </w:p>
         <w:p>
           <w:pPr>
-            <w:pStyle w:val="T2"/>
+            <w:pStyle w:val="TOC2"/>
             <w:tabs>
               <w:tab w:val="left" w:pos="960"/>
               <w:tab w:val="right" w:leader="dot" w:pos="9350"/>
@@ -999,7 +1039,7 @@
           <w:hyperlink w:anchor="_Toc165838010" w:history="1">
             <w:r>
               <w:rPr>
-                <w:rStyle w:val="Kpr"/>
+                <w:rStyle w:val="Hyperlink"/>
                 <w:rFonts w:cstheme="minorHAnsi"/>
                 <w:b/>
                 <w:bCs/>
@@ -1021,7 +1061,7 @@
             </w:r>
             <w:r>
               <w:rPr>
-                <w:rStyle w:val="Kpr"/>
+                <w:rStyle w:val="Hyperlink"/>
                 <w:rFonts w:cstheme="minorHAnsi"/>
                 <w:b/>
                 <w:bCs/>
@@ -1081,7 +1121,7 @@
         </w:p>
         <w:p>
           <w:pPr>
-            <w:pStyle w:val="T2"/>
+            <w:pStyle w:val="TOC2"/>
             <w:tabs>
               <w:tab w:val="left" w:pos="960"/>
               <w:tab w:val="right" w:leader="dot" w:pos="9350"/>
@@ -1099,7 +1139,7 @@
           <w:hyperlink w:anchor="_Toc165838011" w:history="1">
             <w:r>
               <w:rPr>
-                <w:rStyle w:val="Kpr"/>
+                <w:rStyle w:val="Hyperlink"/>
                 <w:rFonts w:cstheme="minorHAnsi"/>
                 <w:b/>
                 <w:bCs/>
@@ -1121,7 +1161,7 @@
             </w:r>
             <w:r>
               <w:rPr>
-                <w:rStyle w:val="Kpr"/>
+                <w:rStyle w:val="Hyperlink"/>
                 <w:rFonts w:cstheme="minorHAnsi"/>
                 <w:b/>
                 <w:bCs/>
@@ -1181,7 +1221,7 @@
         </w:p>
         <w:p>
           <w:pPr>
-            <w:pStyle w:val="T2"/>
+            <w:pStyle w:val="TOC2"/>
             <w:tabs>
               <w:tab w:val="left" w:pos="960"/>
               <w:tab w:val="right" w:leader="dot" w:pos="9350"/>
@@ -1199,7 +1239,7 @@
           <w:hyperlink w:anchor="_Toc165838012" w:history="1">
             <w:r>
               <w:rPr>
-                <w:rStyle w:val="Kpr"/>
+                <w:rStyle w:val="Hyperlink"/>
                 <w:rFonts w:cstheme="minorHAnsi"/>
                 <w:b/>
                 <w:bCs/>
@@ -1221,7 +1261,7 @@
             </w:r>
             <w:r>
               <w:rPr>
-                <w:rStyle w:val="Kpr"/>
+                <w:rStyle w:val="Hyperlink"/>
                 <w:rFonts w:cstheme="minorHAnsi"/>
                 <w:b/>
                 <w:bCs/>
@@ -1281,7 +1321,7 @@
         </w:p>
         <w:p>
           <w:pPr>
-            <w:pStyle w:val="T1"/>
+            <w:pStyle w:val="TOC1"/>
             <w:tabs>
               <w:tab w:val="left" w:pos="440"/>
               <w:tab w:val="right" w:leader="dot" w:pos="9350"/>
@@ -1299,7 +1339,7 @@
           <w:hyperlink w:anchor="_Toc165838013" w:history="1">
             <w:r>
               <w:rPr>
-                <w:rStyle w:val="Kpr"/>
+                <w:rStyle w:val="Hyperlink"/>
                 <w:rFonts w:cstheme="minorHAnsi"/>
                 <w:b/>
                 <w:bCs/>
@@ -1321,7 +1361,7 @@
             </w:r>
             <w:r>
               <w:rPr>
-                <w:rStyle w:val="Kpr"/>
+                <w:rStyle w:val="Hyperlink"/>
                 <w:rFonts w:cstheme="minorHAnsi"/>
                 <w:b/>
                 <w:bCs/>
@@ -1381,7 +1421,7 @@
         </w:p>
         <w:p>
           <w:pPr>
-            <w:pStyle w:val="T1"/>
+            <w:pStyle w:val="TOC1"/>
             <w:tabs>
               <w:tab w:val="left" w:pos="440"/>
               <w:tab w:val="right" w:leader="dot" w:pos="9350"/>
@@ -1399,7 +1439,7 @@
           <w:hyperlink w:anchor="_Toc165838014" w:history="1">
             <w:r>
               <w:rPr>
-                <w:rStyle w:val="Kpr"/>
+                <w:rStyle w:val="Hyperlink"/>
                 <w:rFonts w:cstheme="minorHAnsi"/>
                 <w:b/>
                 <w:bCs/>
@@ -1421,7 +1461,7 @@
             </w:r>
             <w:r>
               <w:rPr>
-                <w:rStyle w:val="Kpr"/>
+                <w:rStyle w:val="Hyperlink"/>
                 <w:rFonts w:cstheme="minorHAnsi"/>
                 <w:b/>
                 <w:bCs/>
@@ -1481,7 +1521,7 @@
         </w:p>
         <w:p>
           <w:pPr>
-            <w:pStyle w:val="T2"/>
+            <w:pStyle w:val="TOC2"/>
             <w:tabs>
               <w:tab w:val="left" w:pos="960"/>
               <w:tab w:val="right" w:leader="dot" w:pos="9350"/>
@@ -1499,7 +1539,7 @@
           <w:hyperlink w:anchor="_Toc165838015" w:history="1">
             <w:r>
               <w:rPr>
-                <w:rStyle w:val="Kpr"/>
+                <w:rStyle w:val="Hyperlink"/>
                 <w:rFonts w:cstheme="minorHAnsi"/>
                 <w:b/>
                 <w:noProof/>
@@ -1520,7 +1560,7 @@
             </w:r>
             <w:r>
               <w:rPr>
-                <w:rStyle w:val="Kpr"/>
+                <w:rStyle w:val="Hyperlink"/>
                 <w:rFonts w:cstheme="minorHAnsi"/>
                 <w:b/>
                 <w:noProof/>
@@ -1579,7 +1619,7 @@
         </w:p>
         <w:p>
           <w:pPr>
-            <w:pStyle w:val="T2"/>
+            <w:pStyle w:val="TOC2"/>
             <w:tabs>
               <w:tab w:val="left" w:pos="960"/>
               <w:tab w:val="right" w:leader="dot" w:pos="9350"/>
@@ -1597,7 +1637,7 @@
           <w:hyperlink w:anchor="_Toc165838016" w:history="1">
             <w:r>
               <w:rPr>
-                <w:rStyle w:val="Kpr"/>
+                <w:rStyle w:val="Hyperlink"/>
                 <w:rFonts w:cstheme="minorHAnsi"/>
                 <w:b/>
                 <w:bCs/>
@@ -1619,7 +1659,7 @@
             </w:r>
             <w:r>
               <w:rPr>
-                <w:rStyle w:val="Kpr"/>
+                <w:rStyle w:val="Hyperlink"/>
                 <w:rFonts w:cstheme="minorHAnsi"/>
                 <w:b/>
                 <w:bCs/>
@@ -1679,7 +1719,7 @@
         </w:p>
         <w:p>
           <w:pPr>
-            <w:pStyle w:val="T2"/>
+            <w:pStyle w:val="TOC2"/>
             <w:tabs>
               <w:tab w:val="left" w:pos="960"/>
               <w:tab w:val="right" w:leader="dot" w:pos="9350"/>
@@ -1697,7 +1737,7 @@
           <w:hyperlink w:anchor="_Toc165838017" w:history="1">
             <w:r>
               <w:rPr>
-                <w:rStyle w:val="Kpr"/>
+                <w:rStyle w:val="Hyperlink"/>
                 <w:rFonts w:cstheme="minorHAnsi"/>
                 <w:b/>
                 <w:bCs/>
@@ -1719,7 +1759,7 @@
             </w:r>
             <w:r>
               <w:rPr>
-                <w:rStyle w:val="Kpr"/>
+                <w:rStyle w:val="Hyperlink"/>
                 <w:rFonts w:cstheme="minorHAnsi"/>
                 <w:b/>
                 <w:bCs/>
@@ -1779,7 +1819,7 @@
         </w:p>
         <w:p>
           <w:pPr>
-            <w:pStyle w:val="T2"/>
+            <w:pStyle w:val="TOC2"/>
             <w:tabs>
               <w:tab w:val="left" w:pos="960"/>
               <w:tab w:val="right" w:leader="dot" w:pos="9350"/>
@@ -1797,7 +1837,7 @@
           <w:hyperlink w:anchor="_Toc165838018" w:history="1">
             <w:r>
               <w:rPr>
-                <w:rStyle w:val="Kpr"/>
+                <w:rStyle w:val="Hyperlink"/>
                 <w:rFonts w:cstheme="minorHAnsi"/>
                 <w:b/>
                 <w:bCs/>
@@ -1819,7 +1859,7 @@
             </w:r>
             <w:r>
               <w:rPr>
-                <w:rStyle w:val="Kpr"/>
+                <w:rStyle w:val="Hyperlink"/>
                 <w:rFonts w:cstheme="minorHAnsi"/>
                 <w:b/>
                 <w:bCs/>
@@ -1879,7 +1919,7 @@
         </w:p>
         <w:p>
           <w:pPr>
-            <w:pStyle w:val="T3"/>
+            <w:pStyle w:val="TOC3"/>
             <w:tabs>
               <w:tab w:val="left" w:pos="1200"/>
               <w:tab w:val="right" w:leader="dot" w:pos="9350"/>
@@ -1897,7 +1937,7 @@
           <w:hyperlink w:anchor="_Toc165838019" w:history="1">
             <w:r>
               <w:rPr>
-                <w:rStyle w:val="Kpr"/>
+                <w:rStyle w:val="Hyperlink"/>
                 <w:rFonts w:cstheme="minorHAnsi"/>
                 <w:b/>
                 <w:bCs/>
@@ -1919,7 +1959,7 @@
             </w:r>
             <w:r>
               <w:rPr>
-                <w:rStyle w:val="Kpr"/>
+                <w:rStyle w:val="Hyperlink"/>
                 <w:rFonts w:cstheme="minorHAnsi"/>
                 <w:b/>
                 <w:bCs/>
@@ -1979,7 +2019,7 @@
         </w:p>
         <w:p>
           <w:pPr>
-            <w:pStyle w:val="T3"/>
+            <w:pStyle w:val="TOC3"/>
             <w:tabs>
               <w:tab w:val="left" w:pos="1200"/>
               <w:tab w:val="right" w:leader="dot" w:pos="9350"/>
@@ -1997,7 +2037,7 @@
           <w:hyperlink w:anchor="_Toc165838020" w:history="1">
             <w:r>
               <w:rPr>
-                <w:rStyle w:val="Kpr"/>
+                <w:rStyle w:val="Hyperlink"/>
                 <w:rFonts w:cstheme="minorHAnsi"/>
                 <w:b/>
                 <w:bCs/>
@@ -2019,7 +2059,7 @@
             </w:r>
             <w:r>
               <w:rPr>
-                <w:rStyle w:val="Kpr"/>
+                <w:rStyle w:val="Hyperlink"/>
                 <w:rFonts w:cstheme="minorHAnsi"/>
                 <w:b/>
                 <w:bCs/>
@@ -2079,7 +2119,7 @@
         </w:p>
         <w:p>
           <w:pPr>
-            <w:pStyle w:val="T3"/>
+            <w:pStyle w:val="TOC3"/>
             <w:tabs>
               <w:tab w:val="left" w:pos="1200"/>
               <w:tab w:val="right" w:leader="dot" w:pos="9350"/>
@@ -2097,7 +2137,7 @@
           <w:hyperlink w:anchor="_Toc165838021" w:history="1">
             <w:r>
               <w:rPr>
-                <w:rStyle w:val="Kpr"/>
+                <w:rStyle w:val="Hyperlink"/>
                 <w:rFonts w:cstheme="minorHAnsi"/>
                 <w:b/>
                 <w:bCs/>
@@ -2119,7 +2159,7 @@
             </w:r>
             <w:r>
               <w:rPr>
-                <w:rStyle w:val="Kpr"/>
+                <w:rStyle w:val="Hyperlink"/>
                 <w:rFonts w:cstheme="minorHAnsi"/>
                 <w:b/>
                 <w:bCs/>
@@ -2179,7 +2219,7 @@
         </w:p>
         <w:p>
           <w:pPr>
-            <w:pStyle w:val="T3"/>
+            <w:pStyle w:val="TOC3"/>
             <w:tabs>
               <w:tab w:val="left" w:pos="1200"/>
               <w:tab w:val="right" w:leader="dot" w:pos="9350"/>
@@ -2197,7 +2237,7 @@
           <w:hyperlink w:anchor="_Toc165838022" w:history="1">
             <w:r>
               <w:rPr>
-                <w:rStyle w:val="Kpr"/>
+                <w:rStyle w:val="Hyperlink"/>
                 <w:rFonts w:cstheme="minorHAnsi"/>
                 <w:b/>
                 <w:bCs/>
@@ -2219,7 +2259,7 @@
             </w:r>
             <w:r>
               <w:rPr>
-                <w:rStyle w:val="Kpr"/>
+                <w:rStyle w:val="Hyperlink"/>
                 <w:rFonts w:cstheme="minorHAnsi"/>
                 <w:b/>
                 <w:bCs/>
@@ -2279,7 +2319,7 @@
         </w:p>
         <w:p>
           <w:pPr>
-            <w:pStyle w:val="T3"/>
+            <w:pStyle w:val="TOC3"/>
             <w:tabs>
               <w:tab w:val="left" w:pos="1200"/>
               <w:tab w:val="right" w:leader="dot" w:pos="9350"/>
@@ -2297,7 +2337,7 @@
           <w:hyperlink w:anchor="_Toc165838023" w:history="1">
             <w:r>
               <w:rPr>
-                <w:rStyle w:val="Kpr"/>
+                <w:rStyle w:val="Hyperlink"/>
                 <w:rFonts w:cstheme="minorHAnsi"/>
                 <w:b/>
                 <w:bCs/>
@@ -2319,7 +2359,7 @@
             </w:r>
             <w:r>
               <w:rPr>
-                <w:rStyle w:val="Kpr"/>
+                <w:rStyle w:val="Hyperlink"/>
                 <w:rFonts w:cstheme="minorHAnsi"/>
                 <w:b/>
                 <w:bCs/>
@@ -2379,7 +2419,7 @@
         </w:p>
         <w:p>
           <w:pPr>
-            <w:pStyle w:val="T1"/>
+            <w:pStyle w:val="TOC1"/>
             <w:tabs>
               <w:tab w:val="left" w:pos="440"/>
               <w:tab w:val="right" w:leader="dot" w:pos="9350"/>
@@ -2397,7 +2437,7 @@
           <w:hyperlink w:anchor="_Toc165838024" w:history="1">
             <w:r>
               <w:rPr>
-                <w:rStyle w:val="Kpr"/>
+                <w:rStyle w:val="Hyperlink"/>
                 <w:rFonts w:cstheme="minorHAnsi"/>
                 <w:b/>
                 <w:noProof/>
@@ -2418,7 +2458,7 @@
             </w:r>
             <w:r>
               <w:rPr>
-                <w:rStyle w:val="Kpr"/>
+                <w:rStyle w:val="Hyperlink"/>
                 <w:rFonts w:cstheme="minorHAnsi"/>
                 <w:b/>
                 <w:noProof/>
@@ -2477,7 +2517,7 @@
         </w:p>
         <w:p>
           <w:pPr>
-            <w:pStyle w:val="T2"/>
+            <w:pStyle w:val="TOC2"/>
             <w:tabs>
               <w:tab w:val="left" w:pos="960"/>
               <w:tab w:val="right" w:leader="dot" w:pos="9350"/>
@@ -2495,7 +2535,7 @@
           <w:hyperlink w:anchor="_Toc165838025" w:history="1">
             <w:r>
               <w:rPr>
-                <w:rStyle w:val="Kpr"/>
+                <w:rStyle w:val="Hyperlink"/>
                 <w:rFonts w:cstheme="minorHAnsi"/>
                 <w:b/>
                 <w:noProof/>
@@ -2516,7 +2556,7 @@
             </w:r>
             <w:r>
               <w:rPr>
-                <w:rStyle w:val="Kpr"/>
+                <w:rStyle w:val="Hyperlink"/>
                 <w:rFonts w:cstheme="minorHAnsi"/>
                 <w:b/>
                 <w:noProof/>
@@ -2575,7 +2615,7 @@
         </w:p>
         <w:p>
           <w:pPr>
-            <w:pStyle w:val="T1"/>
+            <w:pStyle w:val="TOC1"/>
             <w:tabs>
               <w:tab w:val="left" w:pos="440"/>
               <w:tab w:val="right" w:leader="dot" w:pos="9350"/>
@@ -2593,7 +2633,7 @@
           <w:hyperlink w:anchor="_Toc165838026" w:history="1">
             <w:r>
               <w:rPr>
-                <w:rStyle w:val="Kpr"/>
+                <w:rStyle w:val="Hyperlink"/>
                 <w:rFonts w:cstheme="minorHAnsi"/>
                 <w:b/>
                 <w:noProof/>
@@ -2614,7 +2654,7 @@
             </w:r>
             <w:r>
               <w:rPr>
-                <w:rStyle w:val="Kpr"/>
+                <w:rStyle w:val="Hyperlink"/>
                 <w:rFonts w:cstheme="minorHAnsi"/>
                 <w:b/>
                 <w:noProof/>
@@ -2673,7 +2713,7 @@
         </w:p>
         <w:p>
           <w:pPr>
-            <w:pStyle w:val="T2"/>
+            <w:pStyle w:val="TOC2"/>
             <w:tabs>
               <w:tab w:val="left" w:pos="960"/>
               <w:tab w:val="right" w:leader="dot" w:pos="9350"/>
@@ -2691,7 +2731,7 @@
           <w:hyperlink w:anchor="_Toc165838027" w:history="1">
             <w:r>
               <w:rPr>
-                <w:rStyle w:val="Kpr"/>
+                <w:rStyle w:val="Hyperlink"/>
                 <w:rFonts w:cstheme="minorHAnsi"/>
                 <w:b/>
                 <w:noProof/>
@@ -2712,7 +2752,7 @@
             </w:r>
             <w:r>
               <w:rPr>
-                <w:rStyle w:val="Kpr"/>
+                <w:rStyle w:val="Hyperlink"/>
                 <w:rFonts w:cstheme="minorHAnsi"/>
                 <w:b/>
                 <w:noProof/>
@@ -2771,7 +2811,7 @@
         </w:p>
         <w:p>
           <w:pPr>
-            <w:pStyle w:val="T1"/>
+            <w:pStyle w:val="TOC1"/>
             <w:tabs>
               <w:tab w:val="left" w:pos="440"/>
               <w:tab w:val="right" w:leader="dot" w:pos="9350"/>
@@ -2789,7 +2829,7 @@
           <w:hyperlink w:anchor="_Toc165838028" w:history="1">
             <w:r>
               <w:rPr>
-                <w:rStyle w:val="Kpr"/>
+                <w:rStyle w:val="Hyperlink"/>
                 <w:rFonts w:cstheme="minorHAnsi"/>
                 <w:b/>
                 <w:noProof/>
@@ -2810,7 +2850,7 @@
             </w:r>
             <w:r>
               <w:rPr>
-                <w:rStyle w:val="Kpr"/>
+                <w:rStyle w:val="Hyperlink"/>
                 <w:rFonts w:cstheme="minorHAnsi"/>
                 <w:b/>
                 <w:noProof/>
@@ -2869,7 +2909,7 @@
         </w:p>
         <w:p>
           <w:pPr>
-            <w:pStyle w:val="T2"/>
+            <w:pStyle w:val="TOC2"/>
             <w:tabs>
               <w:tab w:val="left" w:pos="960"/>
               <w:tab w:val="right" w:leader="dot" w:pos="9350"/>
@@ -2887,7 +2927,7 @@
           <w:hyperlink w:anchor="_Toc165838029" w:history="1">
             <w:r>
               <w:rPr>
-                <w:rStyle w:val="Kpr"/>
+                <w:rStyle w:val="Hyperlink"/>
                 <w:rFonts w:cstheme="minorHAnsi"/>
                 <w:b/>
                 <w:noProof/>
@@ -2908,7 +2948,7 @@
             </w:r>
             <w:r>
               <w:rPr>
-                <w:rStyle w:val="Kpr"/>
+                <w:rStyle w:val="Hyperlink"/>
                 <w:rFonts w:cstheme="minorHAnsi"/>
                 <w:b/>
                 <w:noProof/>
@@ -2967,7 +3007,7 @@
         </w:p>
         <w:p>
           <w:pPr>
-            <w:pStyle w:val="T1"/>
+            <w:pStyle w:val="TOC1"/>
             <w:tabs>
               <w:tab w:val="left" w:pos="440"/>
               <w:tab w:val="right" w:leader="dot" w:pos="9350"/>
@@ -2985,7 +3025,7 @@
           <w:hyperlink w:anchor="_Toc165838030" w:history="1">
             <w:r>
               <w:rPr>
-                <w:rStyle w:val="Kpr"/>
+                <w:rStyle w:val="Hyperlink"/>
                 <w:rFonts w:cstheme="minorHAnsi"/>
                 <w:b/>
                 <w:noProof/>
@@ -3006,7 +3046,7 @@
             </w:r>
             <w:r>
               <w:rPr>
-                <w:rStyle w:val="Kpr"/>
+                <w:rStyle w:val="Hyperlink"/>
                 <w:rFonts w:cstheme="minorHAnsi"/>
                 <w:b/>
                 <w:noProof/>
@@ -3065,7 +3105,7 @@
         </w:p>
         <w:p>
           <w:pPr>
-            <w:pStyle w:val="T1"/>
+            <w:pStyle w:val="TOC1"/>
             <w:tabs>
               <w:tab w:val="left" w:pos="440"/>
               <w:tab w:val="right" w:leader="dot" w:pos="9350"/>
@@ -3083,7 +3123,7 @@
           <w:hyperlink w:anchor="_Toc165838031" w:history="1">
             <w:r>
               <w:rPr>
-                <w:rStyle w:val="Kpr"/>
+                <w:rStyle w:val="Hyperlink"/>
                 <w:rFonts w:cstheme="minorHAnsi"/>
                 <w:b/>
                 <w:noProof/>
@@ -3104,7 +3144,7 @@
             </w:r>
             <w:r>
               <w:rPr>
-                <w:rStyle w:val="Kpr"/>
+                <w:rStyle w:val="Hyperlink"/>
                 <w:rFonts w:cstheme="minorHAnsi"/>
                 <w:b/>
                 <w:noProof/>
@@ -3197,7 +3237,7 @@
     </w:p>
     <w:p>
       <w:pPr>
-        <w:pStyle w:val="Balk1"/>
+        <w:pStyle w:val="Heading1"/>
         <w:numPr>
           <w:ilvl w:val="0"/>
           <w:numId w:val="0"/>
@@ -3236,7 +3276,7 @@
     </w:p>
     <w:p>
       <w:pPr>
-        <w:pStyle w:val="Balk1"/>
+        <w:pStyle w:val="Heading1"/>
         <w:spacing w:after="240" w:line="240" w:lineRule="auto"/>
         <w:rPr>
           <w:rFonts w:asciiTheme="minorHAnsi" w:hAnsiTheme="minorHAnsi" w:cstheme="minorHAnsi"/>
@@ -3262,22 +3302,7 @@
     </w:p>
     <w:p>
       <w:pPr>
-        <w:spacing w:before="120" w:after="120" w:line="240" w:lineRule="auto"/>
-        <w:jc w:val="both"/>
-        <w:rPr>
-          <w:rFonts w:cstheme="minorHAnsi"/>
-        </w:rPr>
-      </w:pPr>
-      <w:r>
-        <w:rPr>
-          <w:rFonts w:cstheme="minorHAnsi"/>
-        </w:rPr>
-        <w:t>No explanation is needed here. Only complete the subsections.</w:t>
-      </w:r>
-    </w:p>
-    <w:p>
-      <w:pPr>
-        <w:pStyle w:val="Balk2"/>
+        <w:pStyle w:val="Heading2"/>
         <w:spacing w:before="240" w:after="240" w:line="240" w:lineRule="auto"/>
         <w:rPr>
           <w:rFonts w:asciiTheme="minorHAnsi" w:hAnsiTheme="minorHAnsi" w:cstheme="minorHAnsi"/>
@@ -3325,18 +3350,26 @@
         <w:rPr>
           <w:rFonts w:cstheme="minorHAnsi"/>
         </w:rPr>
-        <w:t>This subsection should write the purpose of the SRS</w:t>
-      </w:r>
-      <w:r>
-        <w:rPr>
-          <w:rFonts w:cstheme="minorHAnsi"/>
-        </w:rPr>
-        <w:t>.</w:t>
-      </w:r>
-    </w:p>
-    <w:p>
-      <w:pPr>
-        <w:pStyle w:val="Balk2"/>
+        <w:t>The purpose of this Software Requirements Specification (SRS) document is to provide a detailed overview of the "</w:t>
+      </w:r>
+      <w:proofErr w:type="spellStart"/>
+      <w:r>
+        <w:rPr>
+          <w:rFonts w:cstheme="minorHAnsi"/>
+        </w:rPr>
+        <w:t>MovieCritics</w:t>
+      </w:r>
+      <w:proofErr w:type="spellEnd"/>
+      <w:r>
+        <w:rPr>
+          <w:rFonts w:cstheme="minorHAnsi"/>
+        </w:rPr>
+        <w:t>" software application. This document describes the project's scope, functional and non-functional requirements, and the specific design constraints governing its development. It is intended to guide the implementation and serve as the foundational blueprint for the system's architecture.</w:t>
+      </w:r>
+    </w:p>
+    <w:p>
+      <w:pPr>
+        <w:pStyle w:val="Heading2"/>
         <w:spacing w:before="240" w:after="240" w:line="240" w:lineRule="auto"/>
         <w:rPr>
           <w:rFonts w:asciiTheme="minorHAnsi" w:hAnsiTheme="minorHAnsi" w:cstheme="minorHAnsi"/>
@@ -3372,8 +3405,30 @@
       <w:r>
         <w:rPr>
           <w:rFonts w:cstheme="minorHAnsi"/>
-        </w:rPr>
-        <w:t>This subsection should</w:t>
+          <w:b/>
+          <w:bCs/>
+        </w:rPr>
+        <w:t>a)</w:t>
+      </w:r>
+      <w:r>
+        <w:rPr>
+          <w:rFonts w:cstheme="minorHAnsi"/>
+        </w:rPr>
+        <w:t xml:space="preserve"> The software product to be produced is named "</w:t>
+      </w:r>
+      <w:proofErr w:type="spellStart"/>
+      <w:r>
+        <w:rPr>
+          <w:rFonts w:cstheme="minorHAnsi"/>
+        </w:rPr>
+        <w:t>MovieCritics</w:t>
+      </w:r>
+      <w:proofErr w:type="spellEnd"/>
+      <w:r>
+        <w:rPr>
+          <w:rFonts w:cstheme="minorHAnsi"/>
+        </w:rPr>
+        <w:t>".</w:t>
       </w:r>
     </w:p>
     <w:p>
@@ -3387,8 +3442,10 @@
       <w:r>
         <w:rPr>
           <w:rFonts w:cstheme="minorHAnsi"/>
-        </w:rPr>
-        <w:t>a) Identify the software product</w:t>
+          <w:b/>
+          <w:bCs/>
+        </w:rPr>
+        <w:t>b)</w:t>
       </w:r>
       <w:r>
         <w:rPr>
@@ -3396,17 +3453,19 @@
         </w:rPr>
         <w:t xml:space="preserve"> </w:t>
       </w:r>
-      <w:r>
-        <w:rPr>
-          <w:rFonts w:cstheme="minorHAnsi"/>
-        </w:rPr>
-        <w:t>to be produced by name</w:t>
-      </w:r>
-      <w:r>
-        <w:rPr>
-          <w:rFonts w:cstheme="minorHAnsi"/>
-        </w:rPr>
-        <w:t>.</w:t>
+      <w:proofErr w:type="spellStart"/>
+      <w:r>
+        <w:rPr>
+          <w:rFonts w:cstheme="minorHAnsi"/>
+        </w:rPr>
+        <w:t>MovieCritics</w:t>
+      </w:r>
+      <w:proofErr w:type="spellEnd"/>
+      <w:r>
+        <w:rPr>
+          <w:rFonts w:cstheme="minorHAnsi"/>
+        </w:rPr>
+        <w:t xml:space="preserve"> is a desktop application that allows family members to maintain a comprehensive digital library of movies they have watched or wish to watch individually or together. It supports two distinct user roles (Parents/Adults and Children), providing features to log watched movies, rate and comment on entries, track personal progress, and manage individual watchlists. Admin-level users can manage user accounts and enforce parental viewing restrictions on specific titles.</w:t>
       </w:r>
     </w:p>
     <w:p>
@@ -3420,76 +3479,21 @@
       <w:r>
         <w:rPr>
           <w:rFonts w:cstheme="minorHAnsi"/>
-        </w:rPr>
-        <w:t>b) Explain what the software product</w:t>
-      </w:r>
-      <w:r>
-        <w:rPr>
-          <w:rFonts w:cstheme="minorHAnsi"/>
-        </w:rPr>
-        <w:t xml:space="preserve"> </w:t>
-      </w:r>
-      <w:r>
-        <w:rPr>
-          <w:rFonts w:cstheme="minorHAnsi"/>
-        </w:rPr>
-        <w:t>will</w:t>
-      </w:r>
-      <w:r>
-        <w:rPr>
-          <w:rFonts w:cstheme="minorHAnsi"/>
-        </w:rPr>
-        <w:t xml:space="preserve"> </w:t>
-      </w:r>
-      <w:r>
-        <w:rPr>
-          <w:rFonts w:cstheme="minorHAnsi"/>
-        </w:rPr>
-        <w:t>do</w:t>
-      </w:r>
-      <w:r>
-        <w:rPr>
-          <w:rFonts w:cstheme="minorHAnsi"/>
-        </w:rPr>
-        <w:t>.</w:t>
-      </w:r>
-    </w:p>
-    <w:p>
-      <w:pPr>
-        <w:spacing w:before="120" w:after="120" w:line="240" w:lineRule="auto"/>
-        <w:jc w:val="both"/>
-        <w:rPr>
-          <w:rFonts w:cstheme="minorHAnsi"/>
-        </w:rPr>
-      </w:pPr>
-      <w:r>
-        <w:rPr>
-          <w:rFonts w:cstheme="minorHAnsi"/>
-        </w:rPr>
-        <w:t xml:space="preserve">c) Describe </w:t>
-      </w:r>
-      <w:r>
-        <w:rPr>
-          <w:rFonts w:cstheme="minorHAnsi"/>
-        </w:rPr>
-        <w:t xml:space="preserve">goal of </w:t>
-      </w:r>
-      <w:r>
-        <w:rPr>
-          <w:rFonts w:cstheme="minorHAnsi"/>
-        </w:rPr>
-        <w:t>the application of the software being specified</w:t>
-      </w:r>
-      <w:r>
-        <w:rPr>
-          <w:rFonts w:cstheme="minorHAnsi"/>
-        </w:rPr>
-        <w:t>.</w:t>
-      </w:r>
-    </w:p>
-    <w:p>
-      <w:pPr>
-        <w:pStyle w:val="Balk2"/>
+          <w:b/>
+          <w:bCs/>
+        </w:rPr>
+        <w:t>c)</w:t>
+      </w:r>
+      <w:r>
+        <w:rPr>
+          <w:rFonts w:cstheme="minorHAnsi"/>
+        </w:rPr>
+        <w:t xml:space="preserve"> The primary goal of the application is to facilitate a shared family experience around movie watching while ensuring a safe, organized, and customized environment for children by restricting access to mature content.</w:t>
+      </w:r>
+    </w:p>
+    <w:p>
+      <w:pPr>
+        <w:pStyle w:val="Heading2"/>
         <w:spacing w:before="240" w:after="240" w:line="240" w:lineRule="auto"/>
         <w:rPr>
           <w:rFonts w:asciiTheme="minorHAnsi" w:hAnsiTheme="minorHAnsi" w:cstheme="minorHAnsi"/>
@@ -3516,6 +3520,11 @@
     </w:p>
     <w:p>
       <w:pPr>
+        <w:pStyle w:val="ListParagraph"/>
+        <w:numPr>
+          <w:ilvl w:val="0"/>
+          <w:numId w:val="47"/>
+        </w:numPr>
         <w:spacing w:before="120" w:after="120" w:line="240" w:lineRule="auto"/>
         <w:jc w:val="both"/>
         <w:rPr>
@@ -3525,37 +3534,189 @@
       <w:r>
         <w:rPr>
           <w:rFonts w:cstheme="minorHAnsi"/>
-        </w:rPr>
-        <w:t>This subsection should provide the definitions of all terms, acronyms, and abbreviations required to properly</w:t>
-      </w:r>
-      <w:r>
-        <w:rPr>
-          <w:rFonts w:cstheme="minorHAnsi"/>
-        </w:rPr>
-        <w:t xml:space="preserve"> </w:t>
-      </w:r>
-      <w:r>
-        <w:rPr>
-          <w:rFonts w:cstheme="minorHAnsi"/>
-        </w:rPr>
-        <w:t>interpret the SRS</w:t>
-      </w:r>
-      <w:r>
-        <w:rPr>
-          <w:rFonts w:cstheme="minorHAnsi"/>
-        </w:rPr>
-        <w:t xml:space="preserve"> document</w:t>
-      </w:r>
-      <w:r>
-        <w:rPr>
-          <w:rFonts w:cstheme="minorHAnsi"/>
-        </w:rPr>
-        <w:t>.</w:t>
-      </w:r>
-    </w:p>
-    <w:p>
-      <w:pPr>
-        <w:pStyle w:val="Balk2"/>
+          <w:b/>
+          <w:bCs/>
+        </w:rPr>
+        <w:t>SRS:</w:t>
+      </w:r>
+      <w:r>
+        <w:rPr>
+          <w:rFonts w:cstheme="minorHAnsi"/>
+        </w:rPr>
+        <w:t xml:space="preserve"> Software Requirements Specification.</w:t>
+      </w:r>
+    </w:p>
+    <w:p>
+      <w:pPr>
+        <w:pStyle w:val="ListParagraph"/>
+        <w:numPr>
+          <w:ilvl w:val="0"/>
+          <w:numId w:val="47"/>
+        </w:numPr>
+        <w:spacing w:before="120" w:after="120" w:line="240" w:lineRule="auto"/>
+        <w:jc w:val="both"/>
+        <w:rPr>
+          <w:rFonts w:cstheme="minorHAnsi"/>
+        </w:rPr>
+      </w:pPr>
+      <w:r>
+        <w:rPr>
+          <w:rFonts w:cstheme="minorHAnsi"/>
+          <w:b/>
+          <w:bCs/>
+        </w:rPr>
+        <w:t>GUI:</w:t>
+      </w:r>
+      <w:r>
+        <w:rPr>
+          <w:rFonts w:cstheme="minorHAnsi"/>
+        </w:rPr>
+        <w:t xml:space="preserve"> Graphical User Interface, the visual elements through which users interact with the application.</w:t>
+      </w:r>
+    </w:p>
+    <w:p>
+      <w:pPr>
+        <w:pStyle w:val="ListParagraph"/>
+        <w:numPr>
+          <w:ilvl w:val="0"/>
+          <w:numId w:val="47"/>
+        </w:numPr>
+        <w:spacing w:before="120" w:after="120" w:line="240" w:lineRule="auto"/>
+        <w:jc w:val="both"/>
+        <w:rPr>
+          <w:rFonts w:cstheme="minorHAnsi"/>
+        </w:rPr>
+      </w:pPr>
+      <w:r>
+        <w:rPr>
+          <w:rFonts w:cstheme="minorHAnsi"/>
+          <w:b/>
+          <w:bCs/>
+        </w:rPr>
+        <w:t>IDE:</w:t>
+      </w:r>
+      <w:r>
+        <w:rPr>
+          <w:rFonts w:cstheme="minorHAnsi"/>
+        </w:rPr>
+        <w:t xml:space="preserve"> Integrated Development Environment, the software suite used to write and compile the code.</w:t>
+      </w:r>
+    </w:p>
+    <w:p>
+      <w:pPr>
+        <w:pStyle w:val="ListParagraph"/>
+        <w:numPr>
+          <w:ilvl w:val="0"/>
+          <w:numId w:val="47"/>
+        </w:numPr>
+        <w:spacing w:before="120" w:after="120" w:line="240" w:lineRule="auto"/>
+        <w:jc w:val="both"/>
+        <w:rPr>
+          <w:rFonts w:cstheme="minorHAnsi"/>
+        </w:rPr>
+      </w:pPr>
+      <w:r>
+        <w:rPr>
+          <w:rFonts w:cstheme="minorHAnsi"/>
+          <w:b/>
+          <w:bCs/>
+        </w:rPr>
+        <w:t>Type-1 User:</w:t>
+      </w:r>
+      <w:r>
+        <w:rPr>
+          <w:rFonts w:cstheme="minorHAnsi"/>
+        </w:rPr>
+        <w:t xml:space="preserve"> A Parent or Adult user with administrative privileges over the family library and user accounts. </w:t>
+      </w:r>
+    </w:p>
+    <w:p>
+      <w:pPr>
+        <w:pStyle w:val="ListParagraph"/>
+        <w:numPr>
+          <w:ilvl w:val="0"/>
+          <w:numId w:val="47"/>
+        </w:numPr>
+        <w:spacing w:before="120" w:after="120" w:line="240" w:lineRule="auto"/>
+        <w:jc w:val="both"/>
+        <w:rPr>
+          <w:rFonts w:cstheme="minorHAnsi"/>
+        </w:rPr>
+      </w:pPr>
+      <w:r>
+        <w:rPr>
+          <w:rFonts w:cstheme="minorHAnsi"/>
+          <w:b/>
+          <w:bCs/>
+        </w:rPr>
+        <w:t>Type-2 User:</w:t>
+      </w:r>
+      <w:r>
+        <w:rPr>
+          <w:rFonts w:cstheme="minorHAnsi"/>
+        </w:rPr>
+        <w:t xml:space="preserve"> A Child user with member-level privileges, restricted by parental controls. </w:t>
+      </w:r>
+    </w:p>
+    <w:p>
+      <w:pPr>
+        <w:pStyle w:val="ListParagraph"/>
+        <w:numPr>
+          <w:ilvl w:val="0"/>
+          <w:numId w:val="47"/>
+        </w:numPr>
+        <w:spacing w:before="120" w:after="120" w:line="240" w:lineRule="auto"/>
+        <w:jc w:val="both"/>
+        <w:rPr>
+          <w:rFonts w:cstheme="minorHAnsi"/>
+        </w:rPr>
+      </w:pPr>
+      <w:r>
+        <w:rPr>
+          <w:rFonts w:cstheme="minorHAnsi"/>
+          <w:b/>
+          <w:bCs/>
+        </w:rPr>
+        <w:t>UML:</w:t>
+      </w:r>
+      <w:r>
+        <w:rPr>
+          <w:rFonts w:cstheme="minorHAnsi"/>
+        </w:rPr>
+        <w:t xml:space="preserve"> Unified Modeling Language, used for visualizing the design of the system.</w:t>
+      </w:r>
+    </w:p>
+    <w:p>
+      <w:pPr>
+        <w:pStyle w:val="ListParagraph"/>
+        <w:numPr>
+          <w:ilvl w:val="0"/>
+          <w:numId w:val="47"/>
+        </w:numPr>
+        <w:spacing w:before="120" w:after="120" w:line="240" w:lineRule="auto"/>
+        <w:jc w:val="both"/>
+        <w:rPr>
+          <w:rFonts w:cstheme="minorHAnsi"/>
+        </w:rPr>
+      </w:pPr>
+      <w:r>
+        <w:rPr>
+          <w:rFonts w:cstheme="minorHAnsi"/>
+          <w:b/>
+          <w:bCs/>
+        </w:rPr>
+        <w:t>DFD:</w:t>
+      </w:r>
+      <w:r>
+        <w:rPr>
+          <w:rFonts w:cstheme="minorHAnsi"/>
+        </w:rPr>
+        <w:t xml:space="preserve"> Data Flow Diagram.</w:t>
+      </w:r>
+    </w:p>
+    <w:p>
+      <w:pPr>
+        <w:pStyle w:val="Heading2"/>
         <w:spacing w:before="240" w:after="240" w:line="240" w:lineRule="auto"/>
         <w:rPr>
           <w:rFonts w:asciiTheme="minorHAnsi" w:hAnsiTheme="minorHAnsi" w:cstheme="minorHAnsi"/>
@@ -3582,6 +3743,11 @@
     </w:p>
     <w:p>
       <w:pPr>
+        <w:pStyle w:val="ListParagraph"/>
+        <w:numPr>
+          <w:ilvl w:val="0"/>
+          <w:numId w:val="48"/>
+        </w:numPr>
         <w:spacing w:before="120" w:after="120" w:line="240" w:lineRule="auto"/>
         <w:jc w:val="both"/>
         <w:rPr>
@@ -3592,30 +3758,32 @@
         <w:rPr>
           <w:rFonts w:cstheme="minorHAnsi"/>
         </w:rPr>
-        <w:t>This subsection should</w:t>
-      </w:r>
-      <w:r>
-        <w:rPr>
-          <w:rFonts w:cstheme="minorHAnsi"/>
-        </w:rPr>
-        <w:t xml:space="preserve"> p</w:t>
-      </w:r>
-      <w:r>
-        <w:rPr>
-          <w:rFonts w:cstheme="minorHAnsi"/>
-        </w:rPr>
-        <w:t>rovide a complete list of all documents referenced elsewhere in the SRS</w:t>
-      </w:r>
-      <w:r>
-        <w:rPr>
-          <w:rFonts w:cstheme="minorHAnsi"/>
-        </w:rPr>
-        <w:t>.</w:t>
-      </w:r>
-    </w:p>
-    <w:p>
-      <w:pPr>
-        <w:pStyle w:val="Balk2"/>
+        <w:t xml:space="preserve">IEEE Recommended Practice for Software Requirements Specifications (IEEE Std 830-1998). </w:t>
+      </w:r>
+    </w:p>
+    <w:p>
+      <w:pPr>
+        <w:pStyle w:val="ListParagraph"/>
+        <w:numPr>
+          <w:ilvl w:val="0"/>
+          <w:numId w:val="48"/>
+        </w:numPr>
+        <w:spacing w:before="120" w:after="120" w:line="240" w:lineRule="auto"/>
+        <w:jc w:val="both"/>
+        <w:rPr>
+          <w:rFonts w:cstheme="minorHAnsi"/>
+        </w:rPr>
+      </w:pPr>
+      <w:r>
+        <w:rPr>
+          <w:rFonts w:cstheme="minorHAnsi"/>
+        </w:rPr>
+        <w:t xml:space="preserve">SE 2232 - Final Project Document, Spring 2025-2026, Yaşar University. </w:t>
+      </w:r>
+    </w:p>
+    <w:p>
+      <w:pPr>
+        <w:pStyle w:val="Heading2"/>
         <w:spacing w:before="240" w:after="240" w:line="240" w:lineRule="auto"/>
         <w:rPr>
           <w:rFonts w:asciiTheme="minorHAnsi" w:hAnsiTheme="minorHAnsi" w:cstheme="minorHAnsi"/>
@@ -3652,42 +3820,19 @@
         <w:rPr>
           <w:rFonts w:cstheme="minorHAnsi"/>
         </w:rPr>
-        <w:t>This subsection should</w:t>
-      </w:r>
-      <w:r>
-        <w:rPr>
-          <w:rFonts w:cstheme="minorHAnsi"/>
-        </w:rPr>
-        <w:t xml:space="preserve"> d</w:t>
-      </w:r>
-      <w:r>
-        <w:rPr>
-          <w:rFonts w:cstheme="minorHAnsi"/>
-        </w:rPr>
-        <w:t>escribe what the rest of the SRS contains</w:t>
-      </w:r>
-      <w:r>
-        <w:rPr>
-          <w:rFonts w:cstheme="minorHAnsi"/>
-        </w:rPr>
-        <w:t xml:space="preserve"> and</w:t>
-      </w:r>
-      <w:r>
-        <w:rPr>
-          <w:rFonts w:cstheme="minorHAnsi"/>
-        </w:rPr>
-        <w:t xml:space="preserve"> how the SRS is organized</w:t>
-      </w:r>
-      <w:r>
-        <w:rPr>
-          <w:rFonts w:cstheme="minorHAnsi"/>
-        </w:rPr>
-        <w:t>.</w:t>
-      </w:r>
-    </w:p>
-    <w:p>
-      <w:pPr>
-        <w:pStyle w:val="Balk1"/>
+        <w:t xml:space="preserve">The remainder of this SRS document is organized as follows: Section 2 outlines the design and implementation constraints dictated by the project requirements. Section 3 details the specific functional and non-functional requirements, including system attributes and use case analysis. Section 4 provides behavioral models via sequence diagrams. Section 5 presents the structural models via a class diagram. </w:t>
+      </w:r>
+      <w:r>
+        <w:rPr>
+          <w:rFonts w:cstheme="minorHAnsi"/>
+        </w:rPr>
+        <w:lastRenderedPageBreak/>
+        <w:t>Section 6 illustrates the process modeling through Data Flow Diagrams (DFD). Finally, Section 7 showcases the Graphical User Interfaces (GUIs), and Section 8 provides a conclusion and outlines future work.</w:t>
+      </w:r>
+    </w:p>
+    <w:p>
+      <w:pPr>
+        <w:pStyle w:val="Heading1"/>
         <w:spacing w:after="240" w:line="240" w:lineRule="auto"/>
         <w:rPr>
           <w:rFonts w:asciiTheme="minorHAnsi" w:hAnsiTheme="minorHAnsi" w:cstheme="minorHAnsi"/>
@@ -3724,11 +3869,29 @@
         <w:rPr>
           <w:rFonts w:cstheme="minorHAnsi"/>
         </w:rPr>
-        <w:t>Describe any items or issues that will limit the options available to the developers. These might include: hardware limitations (timing requirements, memory requirements); interfaces to other applications; specific technologies, tools, and databases to be used; language requirements.</w:t>
-      </w:r>
-    </w:p>
-    <w:p>
-      <w:pPr>
+        <w:t>The development of the "</w:t>
+      </w:r>
+      <w:proofErr w:type="spellStart"/>
+      <w:r>
+        <w:rPr>
+          <w:rFonts w:cstheme="minorHAnsi"/>
+        </w:rPr>
+        <w:t>MovieCritics</w:t>
+      </w:r>
+      <w:proofErr w:type="spellEnd"/>
+      <w:r>
+        <w:rPr>
+          <w:rFonts w:cstheme="minorHAnsi"/>
+        </w:rPr>
+        <w:t>" application is subject to several strict design and implementation constraints to ensure compliance with the project guidelines:</w:t>
+      </w:r>
+    </w:p>
+    <w:p>
+      <w:pPr>
+        <w:numPr>
+          <w:ilvl w:val="0"/>
+          <w:numId w:val="49"/>
+        </w:numPr>
         <w:spacing w:before="120" w:after="120" w:line="240" w:lineRule="auto"/>
         <w:jc w:val="both"/>
         <w:rPr>
@@ -3738,87 +3901,129 @@
       <w:r>
         <w:rPr>
           <w:rFonts w:cstheme="minorHAnsi"/>
-        </w:rPr>
-        <w:t xml:space="preserve">Things that can be mentioned under this section: </w:t>
-      </w:r>
-      <w:r>
-        <w:rPr>
-          <w:rFonts w:cstheme="minorHAnsi"/>
-        </w:rPr>
-        <w:t xml:space="preserve">NetBeans/IntelliJ </w:t>
-      </w:r>
-      <w:r>
-        <w:rPr>
-          <w:rFonts w:cstheme="minorHAnsi"/>
-        </w:rPr>
-        <w:t>including its</w:t>
-      </w:r>
-      <w:r>
-        <w:rPr>
-          <w:rFonts w:cstheme="minorHAnsi"/>
-        </w:rPr>
-        <w:t xml:space="preserve"> version, </w:t>
-      </w:r>
-      <w:proofErr w:type="spellStart"/>
-      <w:r>
-        <w:rPr>
-          <w:rFonts w:cstheme="minorHAnsi"/>
-        </w:rPr>
-        <w:t>MySql</w:t>
-      </w:r>
-      <w:proofErr w:type="spellEnd"/>
-      <w:r>
-        <w:rPr>
-          <w:rFonts w:cstheme="minorHAnsi"/>
-        </w:rPr>
-        <w:t xml:space="preserve"> </w:t>
-      </w:r>
-      <w:r>
-        <w:rPr>
-          <w:rFonts w:cstheme="minorHAnsi"/>
-        </w:rPr>
-        <w:t>including its version</w:t>
-      </w:r>
-      <w:r>
-        <w:rPr>
-          <w:rFonts w:cstheme="minorHAnsi"/>
-        </w:rPr>
-        <w:t>, Java</w:t>
-      </w:r>
-      <w:r>
-        <w:rPr>
-          <w:rFonts w:cstheme="minorHAnsi"/>
-        </w:rPr>
-        <w:t xml:space="preserve"> as a programming language</w:t>
-      </w:r>
-      <w:r>
-        <w:rPr>
-          <w:rFonts w:cstheme="minorHAnsi"/>
-        </w:rPr>
-        <w:t>, Visual Paradigm</w:t>
-      </w:r>
-      <w:r>
-        <w:rPr>
-          <w:rFonts w:cstheme="minorHAnsi"/>
-        </w:rPr>
-        <w:t xml:space="preserve"> as a modeling</w:t>
-      </w:r>
-      <w:r>
-        <w:rPr>
-          <w:rFonts w:cstheme="minorHAnsi"/>
-        </w:rPr>
-        <w:t xml:space="preserve"> </w:t>
-      </w:r>
-      <w:r>
-        <w:rPr>
-          <w:rFonts w:cstheme="minorHAnsi"/>
-        </w:rPr>
-        <w:t>tool.</w:t>
-      </w:r>
-    </w:p>
-    <w:p>
-      <w:pPr>
-        <w:pStyle w:val="Balk1"/>
+          <w:b/>
+          <w:bCs/>
+        </w:rPr>
+        <w:t>Platform Constraint:</w:t>
+      </w:r>
+      <w:r>
+        <w:rPr>
+          <w:rFonts w:cstheme="minorHAnsi"/>
+        </w:rPr>
+        <w:t xml:space="preserve"> The system must be exclusively developed as a Desktop Application utilizing a Graphical User Interface (GUI). It cannot be deployed as a Web Application or a Mobile Application. </w:t>
+      </w:r>
+    </w:p>
+    <w:p>
+      <w:pPr>
+        <w:numPr>
+          <w:ilvl w:val="0"/>
+          <w:numId w:val="49"/>
+        </w:numPr>
+        <w:spacing w:before="120" w:after="120" w:line="240" w:lineRule="auto"/>
+        <w:jc w:val="both"/>
+        <w:rPr>
+          <w:rFonts w:cstheme="minorHAnsi"/>
+        </w:rPr>
+      </w:pPr>
+      <w:r>
+        <w:rPr>
+          <w:rFonts w:cstheme="minorHAnsi"/>
+          <w:b/>
+          <w:bCs/>
+        </w:rPr>
+        <w:t>Language Constraint:</w:t>
+      </w:r>
+      <w:r>
+        <w:rPr>
+          <w:rFonts w:cstheme="minorHAnsi"/>
+        </w:rPr>
+        <w:t xml:space="preserve"> The core programming language utilized for the application's logic and interface must be Java. </w:t>
+      </w:r>
+    </w:p>
+    <w:p>
+      <w:pPr>
+        <w:numPr>
+          <w:ilvl w:val="0"/>
+          <w:numId w:val="49"/>
+        </w:numPr>
+        <w:spacing w:before="120" w:after="120" w:line="240" w:lineRule="auto"/>
+        <w:jc w:val="both"/>
+        <w:rPr>
+          <w:rFonts w:cstheme="minorHAnsi"/>
+        </w:rPr>
+      </w:pPr>
+      <w:r>
+        <w:rPr>
+          <w:rFonts w:cstheme="minorHAnsi"/>
+          <w:b/>
+          <w:bCs/>
+        </w:rPr>
+        <w:t>Development Environment:</w:t>
+      </w:r>
+      <w:r>
+        <w:rPr>
+          <w:rFonts w:cstheme="minorHAnsi"/>
+        </w:rPr>
+        <w:t xml:space="preserve"> The software must be coded and compiled using either the NetBeans or IntelliJ IDEA integrated development environments. </w:t>
+      </w:r>
+    </w:p>
+    <w:p>
+      <w:pPr>
+        <w:numPr>
+          <w:ilvl w:val="0"/>
+          <w:numId w:val="49"/>
+        </w:numPr>
+        <w:spacing w:before="120" w:after="120" w:line="240" w:lineRule="auto"/>
+        <w:jc w:val="both"/>
+        <w:rPr>
+          <w:rFonts w:cstheme="minorHAnsi"/>
+        </w:rPr>
+      </w:pPr>
+      <w:r>
+        <w:rPr>
+          <w:rFonts w:cstheme="minorHAnsi"/>
+          <w:b/>
+          <w:bCs/>
+        </w:rPr>
+        <w:t>Database Management:</w:t>
+      </w:r>
+      <w:r>
+        <w:rPr>
+          <w:rFonts w:cstheme="minorHAnsi"/>
+        </w:rPr>
+        <w:t xml:space="preserve"> Data persistence for users, movies, watchlists, and ratings must be handled using an embedded SQLite database, with all queries written in standard SQL. </w:t>
+      </w:r>
+    </w:p>
+    <w:p>
+      <w:pPr>
+        <w:numPr>
+          <w:ilvl w:val="0"/>
+          <w:numId w:val="49"/>
+        </w:numPr>
+        <w:spacing w:before="120" w:after="120" w:line="240" w:lineRule="auto"/>
+        <w:jc w:val="both"/>
+        <w:rPr>
+          <w:rFonts w:cstheme="minorHAnsi"/>
+        </w:rPr>
+      </w:pPr>
+      <w:r>
+        <w:rPr>
+          <w:rFonts w:cstheme="minorHAnsi"/>
+          <w:b/>
+          <w:bCs/>
+        </w:rPr>
+        <w:t>Modeling Constraints:</w:t>
+      </w:r>
+      <w:r>
+        <w:rPr>
+          <w:rFonts w:cstheme="minorHAnsi"/>
+        </w:rPr>
+        <w:t xml:space="preserve"> All required Unified Modeling Language (UML) diagrams (Use Case, Sequence, Class) and Data Flow Diagrams (Context, Level-0 DFD) must be drafted exclusively using the Visual Paradigm software application. </w:t>
+      </w:r>
+    </w:p>
+    <w:p>
+      <w:pPr>
+        <w:pStyle w:val="Heading1"/>
         <w:spacing w:after="240" w:line="240" w:lineRule="auto"/>
         <w:rPr>
           <w:rFonts w:asciiTheme="minorHAnsi" w:hAnsiTheme="minorHAnsi" w:cstheme="minorHAnsi"/>
@@ -3845,40 +4050,7 @@
     </w:p>
     <w:p>
       <w:pPr>
-        <w:spacing w:before="120" w:after="120" w:line="240" w:lineRule="auto"/>
-        <w:jc w:val="both"/>
-        <w:rPr>
-          <w:rFonts w:cstheme="minorHAnsi"/>
-        </w:rPr>
-      </w:pPr>
-      <w:r>
-        <w:rPr>
-          <w:rFonts w:cstheme="minorHAnsi"/>
-        </w:rPr>
-        <w:t>No explanation is needed here. Only complete the subsections.</w:t>
-      </w:r>
-    </w:p>
-    <w:p>
-      <w:pPr>
-        <w:spacing w:before="120" w:after="120" w:line="240" w:lineRule="auto"/>
-        <w:jc w:val="both"/>
-        <w:rPr>
-          <w:rFonts w:cstheme="minorHAnsi"/>
-        </w:rPr>
-      </w:pPr>
-    </w:p>
-    <w:p>
-      <w:pPr>
-        <w:spacing w:before="120" w:after="120" w:line="240" w:lineRule="auto"/>
-        <w:jc w:val="both"/>
-        <w:rPr>
-          <w:rFonts w:cstheme="minorHAnsi"/>
-        </w:rPr>
-      </w:pPr>
-    </w:p>
-    <w:p>
-      <w:pPr>
-        <w:pStyle w:val="Balk2"/>
+        <w:pStyle w:val="Heading2"/>
         <w:spacing w:before="240" w:after="240" w:line="240" w:lineRule="auto"/>
         <w:rPr>
           <w:rFonts w:asciiTheme="minorHAnsi" w:hAnsiTheme="minorHAnsi" w:cstheme="minorHAnsi"/>
@@ -3897,7 +4069,6 @@
           <w:sz w:val="28"/>
           <w:szCs w:val="28"/>
         </w:rPr>
-        <w:lastRenderedPageBreak/>
         <w:t>Functional Requirements</w:t>
       </w:r>
       <w:bookmarkEnd w:id="8"/>
@@ -3913,12 +4084,18 @@
       <w:r>
         <w:rPr>
           <w:rFonts w:cstheme="minorHAnsi"/>
-        </w:rPr>
-        <w:t>Write all the functional requirements in your project.</w:t>
-      </w:r>
-    </w:p>
-    <w:p>
-      <w:pPr>
+          <w:b/>
+          <w:bCs/>
+        </w:rPr>
+        <w:t>Admin-Level (Type-1 Parents/Adults):</w:t>
+      </w:r>
+    </w:p>
+    <w:p>
+      <w:pPr>
+        <w:numPr>
+          <w:ilvl w:val="0"/>
+          <w:numId w:val="33"/>
+        </w:numPr>
         <w:spacing w:before="120" w:after="120" w:line="240" w:lineRule="auto"/>
         <w:jc w:val="both"/>
         <w:rPr>
@@ -3929,48 +4106,307 @@
         <w:rPr>
           <w:rFonts w:cstheme="minorHAnsi"/>
         </w:rPr>
-        <w:t>Functional requirements should define the fundamental actions that must take place in the software in</w:t>
-      </w:r>
-      <w:r>
-        <w:rPr>
-          <w:rFonts w:cstheme="minorHAnsi"/>
-        </w:rPr>
-        <w:t xml:space="preserve"> </w:t>
-      </w:r>
-      <w:r>
-        <w:rPr>
-          <w:rFonts w:cstheme="minorHAnsi"/>
-        </w:rPr>
-        <w:t>accepting and processing the inputs and in processing and generating the outputs. These are generally</w:t>
-      </w:r>
-      <w:r>
-        <w:rPr>
-          <w:rFonts w:cstheme="minorHAnsi"/>
-        </w:rPr>
-        <w:t xml:space="preserve"> </w:t>
-      </w:r>
-      <w:r>
-        <w:rPr>
-          <w:rFonts w:cstheme="minorHAnsi"/>
-        </w:rPr>
-        <w:t>listed</w:t>
-      </w:r>
-      <w:r>
-        <w:rPr>
-          <w:rFonts w:cstheme="minorHAnsi"/>
-        </w:rPr>
-        <w:t xml:space="preserve"> </w:t>
-      </w:r>
-      <w:r>
-        <w:rPr>
-          <w:rFonts w:cstheme="minorHAnsi"/>
-        </w:rPr>
-        <w:t>as “shall” statements starting with “The system shall…</w:t>
-      </w:r>
-    </w:p>
-    <w:p>
-      <w:pPr>
-        <w:pStyle w:val="Balk2"/>
+        <w:t>The system shall allow Type-1 users to add new movie entries to the library or remove incorrect ones.</w:t>
+      </w:r>
+    </w:p>
+    <w:p>
+      <w:pPr>
+        <w:numPr>
+          <w:ilvl w:val="0"/>
+          <w:numId w:val="33"/>
+        </w:numPr>
+        <w:spacing w:before="120" w:after="120" w:line="240" w:lineRule="auto"/>
+        <w:jc w:val="both"/>
+        <w:rPr>
+          <w:rFonts w:cstheme="minorHAnsi"/>
+        </w:rPr>
+      </w:pPr>
+      <w:r>
+        <w:rPr>
+          <w:rFonts w:cstheme="minorHAnsi"/>
+        </w:rPr>
+        <w:t xml:space="preserve">The system shall permit Type-1 users to update existing movie details, including title, description, and director. </w:t>
+      </w:r>
+    </w:p>
+    <w:p>
+      <w:pPr>
+        <w:numPr>
+          <w:ilvl w:val="0"/>
+          <w:numId w:val="33"/>
+        </w:numPr>
+        <w:spacing w:before="120" w:after="120" w:line="240" w:lineRule="auto"/>
+        <w:jc w:val="both"/>
+        <w:rPr>
+          <w:rFonts w:cstheme="minorHAnsi"/>
+        </w:rPr>
+      </w:pPr>
+      <w:r>
+        <w:rPr>
+          <w:rFonts w:cstheme="minorHAnsi"/>
+        </w:rPr>
+        <w:t xml:space="preserve">The system shall enable Type-1 users to create new user accounts, assign user roles (Parent or Child), and reset passwords. </w:t>
+      </w:r>
+    </w:p>
+    <w:p>
+      <w:pPr>
+        <w:numPr>
+          <w:ilvl w:val="0"/>
+          <w:numId w:val="33"/>
+        </w:numPr>
+        <w:spacing w:before="120" w:after="120" w:line="240" w:lineRule="auto"/>
+        <w:jc w:val="both"/>
+        <w:rPr>
+          <w:rFonts w:cstheme="minorHAnsi"/>
+        </w:rPr>
+      </w:pPr>
+      <w:r>
+        <w:rPr>
+          <w:rFonts w:cstheme="minorHAnsi"/>
+        </w:rPr>
+        <w:t xml:space="preserve">The system shall allow Type-1 users to set a parental restriction flag on specific movies. </w:t>
+      </w:r>
+    </w:p>
+    <w:p>
+      <w:pPr>
+        <w:numPr>
+          <w:ilvl w:val="0"/>
+          <w:numId w:val="33"/>
+        </w:numPr>
+        <w:spacing w:before="120" w:after="120" w:line="240" w:lineRule="auto"/>
+        <w:jc w:val="both"/>
+        <w:rPr>
+          <w:rFonts w:cstheme="minorHAnsi"/>
+        </w:rPr>
+      </w:pPr>
+      <w:r>
+        <w:rPr>
+          <w:rFonts w:cstheme="minorHAnsi"/>
+        </w:rPr>
+        <w:t xml:space="preserve">The system shall provide Type-1 users the ability to moderate content by deleting inappropriate user ratings or comments. </w:t>
+      </w:r>
+    </w:p>
+    <w:p>
+      <w:pPr>
+        <w:numPr>
+          <w:ilvl w:val="0"/>
+          <w:numId w:val="33"/>
+        </w:numPr>
+        <w:spacing w:before="120" w:after="120" w:line="240" w:lineRule="auto"/>
+        <w:jc w:val="both"/>
+        <w:rPr>
+          <w:rFonts w:cstheme="minorHAnsi"/>
+        </w:rPr>
+      </w:pPr>
+      <w:r>
+        <w:rPr>
+          <w:rFonts w:cstheme="minorHAnsi"/>
+        </w:rPr>
+        <w:t xml:space="preserve">The system shall display family analytics to Type-1 users, including statistics like the number of watched movies and average ratings. </w:t>
+      </w:r>
+    </w:p>
+    <w:p>
+      <w:pPr>
+        <w:spacing w:before="120" w:after="120" w:line="240" w:lineRule="auto"/>
+        <w:jc w:val="both"/>
+        <w:rPr>
+          <w:rFonts w:cstheme="minorHAnsi"/>
+          <w:b/>
+          <w:bCs/>
+        </w:rPr>
+      </w:pPr>
+      <w:r>
+        <w:rPr>
+          <w:rFonts w:cstheme="minorHAnsi"/>
+          <w:b/>
+          <w:bCs/>
+        </w:rPr>
+        <w:t>Member-Level (Type-2 Children):</w:t>
+      </w:r>
+    </w:p>
+    <w:p>
+      <w:pPr>
+        <w:numPr>
+          <w:ilvl w:val="0"/>
+          <w:numId w:val="38"/>
+        </w:numPr>
+        <w:spacing w:before="120" w:after="120" w:line="240" w:lineRule="auto"/>
+        <w:jc w:val="both"/>
+        <w:rPr>
+          <w:rFonts w:cstheme="minorHAnsi"/>
+        </w:rPr>
+      </w:pPr>
+      <w:r>
+        <w:rPr>
+          <w:rFonts w:cstheme="minorHAnsi"/>
+        </w:rPr>
+        <w:t>The system shall allow Type-2 users to mark movies as "watched" or "not watched".</w:t>
+      </w:r>
+    </w:p>
+    <w:p>
+      <w:pPr>
+        <w:numPr>
+          <w:ilvl w:val="0"/>
+          <w:numId w:val="38"/>
+        </w:numPr>
+        <w:spacing w:before="120" w:after="120" w:line="240" w:lineRule="auto"/>
+        <w:jc w:val="both"/>
+        <w:rPr>
+          <w:rFonts w:cstheme="minorHAnsi"/>
+        </w:rPr>
+      </w:pPr>
+      <w:r>
+        <w:rPr>
+          <w:rFonts w:cstheme="minorHAnsi"/>
+        </w:rPr>
+        <w:t>The system shall allow Type-2 users to rate movies on a numeric scale of 1 to 5 stars.</w:t>
+      </w:r>
+    </w:p>
+    <w:p>
+      <w:pPr>
+        <w:numPr>
+          <w:ilvl w:val="0"/>
+          <w:numId w:val="38"/>
+        </w:numPr>
+        <w:spacing w:before="120" w:after="120" w:line="240" w:lineRule="auto"/>
+        <w:jc w:val="both"/>
+        <w:rPr>
+          <w:rFonts w:cstheme="minorHAnsi"/>
+        </w:rPr>
+      </w:pPr>
+      <w:r>
+        <w:rPr>
+          <w:rFonts w:cstheme="minorHAnsi"/>
+        </w:rPr>
+        <w:t>The system shall enable Type-2 users to add short text comments to their movie ratings.</w:t>
+      </w:r>
+    </w:p>
+    <w:p>
+      <w:pPr>
+        <w:numPr>
+          <w:ilvl w:val="0"/>
+          <w:numId w:val="38"/>
+        </w:numPr>
+        <w:spacing w:before="120" w:after="120" w:line="240" w:lineRule="auto"/>
+        <w:jc w:val="both"/>
+        <w:rPr>
+          <w:rFonts w:cstheme="minorHAnsi"/>
+        </w:rPr>
+      </w:pPr>
+      <w:r>
+        <w:rPr>
+          <w:rFonts w:cstheme="minorHAnsi"/>
+        </w:rPr>
+        <w:lastRenderedPageBreak/>
+        <w:t xml:space="preserve">The system shall allow Type-2 users to add movies to a personal watchlist for future viewing. </w:t>
+      </w:r>
+    </w:p>
+    <w:p>
+      <w:pPr>
+        <w:numPr>
+          <w:ilvl w:val="0"/>
+          <w:numId w:val="38"/>
+        </w:numPr>
+        <w:spacing w:before="120" w:after="120" w:line="240" w:lineRule="auto"/>
+        <w:jc w:val="both"/>
+        <w:rPr>
+          <w:rFonts w:cstheme="minorHAnsi"/>
+        </w:rPr>
+      </w:pPr>
+      <w:r>
+        <w:rPr>
+          <w:rFonts w:cstheme="minorHAnsi"/>
+        </w:rPr>
+        <w:t xml:space="preserve">The system shall display progress tracking for Type-2 users, showing how many movies they have watched. </w:t>
+      </w:r>
+    </w:p>
+    <w:p>
+      <w:pPr>
+        <w:spacing w:before="120" w:after="120" w:line="240" w:lineRule="auto"/>
+        <w:jc w:val="both"/>
+        <w:rPr>
+          <w:rFonts w:cstheme="minorHAnsi"/>
+          <w:b/>
+          <w:bCs/>
+        </w:rPr>
+      </w:pPr>
+      <w:r>
+        <w:rPr>
+          <w:rFonts w:cstheme="minorHAnsi"/>
+          <w:b/>
+          <w:bCs/>
+        </w:rPr>
+        <w:t>Shared Functions:</w:t>
+      </w:r>
+    </w:p>
+    <w:p>
+      <w:pPr>
+        <w:numPr>
+          <w:ilvl w:val="0"/>
+          <w:numId w:val="39"/>
+        </w:numPr>
+        <w:spacing w:before="120" w:after="120" w:line="240" w:lineRule="auto"/>
+        <w:jc w:val="both"/>
+        <w:rPr>
+          <w:rFonts w:cstheme="minorHAnsi"/>
+        </w:rPr>
+      </w:pPr>
+      <w:r>
+        <w:rPr>
+          <w:rFonts w:cstheme="minorHAnsi"/>
+        </w:rPr>
+        <w:t>The system shall allow all users to browse, search, and filter movies by title, genre, director, and release year.</w:t>
+      </w:r>
+    </w:p>
+    <w:p>
+      <w:pPr>
+        <w:numPr>
+          <w:ilvl w:val="0"/>
+          <w:numId w:val="39"/>
+        </w:numPr>
+        <w:spacing w:before="120" w:after="120" w:line="240" w:lineRule="auto"/>
+        <w:jc w:val="both"/>
+        <w:rPr>
+          <w:rFonts w:cstheme="minorHAnsi"/>
+        </w:rPr>
+      </w:pPr>
+      <w:r>
+        <w:rPr>
+          <w:rFonts w:cstheme="minorHAnsi"/>
+        </w:rPr>
+        <w:t xml:space="preserve">The system shall restrict Type-2 users from viewing details of movies marked with a true parental restriction. </w:t>
+      </w:r>
+    </w:p>
+    <w:p>
+      <w:pPr>
+        <w:numPr>
+          <w:ilvl w:val="0"/>
+          <w:numId w:val="39"/>
+        </w:numPr>
+        <w:spacing w:before="120" w:after="120" w:line="240" w:lineRule="auto"/>
+        <w:jc w:val="both"/>
+        <w:rPr>
+          <w:rFonts w:cstheme="minorHAnsi"/>
+        </w:rPr>
+      </w:pPr>
+      <w:r>
+        <w:rPr>
+          <w:rFonts w:cstheme="minorHAnsi"/>
+        </w:rPr>
+        <w:t xml:space="preserve">The system shall allow all users to view how other family members have rated a specific movie. </w:t>
+      </w:r>
+    </w:p>
+    <w:p>
+      <w:pPr>
+        <w:spacing w:before="120" w:after="120" w:line="240" w:lineRule="auto"/>
+        <w:jc w:val="both"/>
+        <w:rPr>
+          <w:rFonts w:cstheme="minorHAnsi"/>
+        </w:rPr>
+      </w:pPr>
+    </w:p>
+    <w:p>
+      <w:pPr>
+        <w:pStyle w:val="Heading2"/>
         <w:spacing w:before="240" w:after="240" w:line="240" w:lineRule="auto"/>
         <w:rPr>
           <w:rFonts w:asciiTheme="minorHAnsi" w:hAnsiTheme="minorHAnsi" w:cstheme="minorHAnsi"/>
@@ -4019,19 +4455,11 @@
     </w:p>
     <w:p>
       <w:pPr>
-        <w:rPr>
-          <w:rFonts w:cstheme="minorHAnsi"/>
-        </w:rPr>
-      </w:pPr>
-      <w:r>
-        <w:rPr>
-          <w:rFonts w:cstheme="minorHAnsi"/>
-        </w:rPr>
-        <w:t>Write 3 nonfunctional requirements from the performance category.</w:t>
-      </w:r>
-    </w:p>
-    <w:p>
-      <w:pPr>
+        <w:numPr>
+          <w:ilvl w:val="0"/>
+          <w:numId w:val="34"/>
+        </w:numPr>
+        <w:spacing w:before="120" w:after="120" w:line="240" w:lineRule="auto"/>
         <w:jc w:val="both"/>
         <w:rPr>
           <w:rFonts w:cstheme="minorHAnsi"/>
@@ -4041,23 +4469,16 @@
         <w:rPr>
           <w:rFonts w:cstheme="minorHAnsi"/>
         </w:rPr>
-        <w:t>This subsection should specify both the static and the dynamic numerical requirements placed on the software or on human interaction with the software as a whole. Static numerical requirements may include the</w:t>
-      </w:r>
-      <w:r>
-        <w:rPr>
-          <w:rFonts w:cstheme="minorHAnsi"/>
-        </w:rPr>
-        <w:t xml:space="preserve"> </w:t>
-      </w:r>
-      <w:r>
-        <w:rPr>
-          <w:rFonts w:cstheme="minorHAnsi"/>
-        </w:rPr>
-        <w:t>following:</w:t>
-      </w:r>
-    </w:p>
-    <w:p>
-      <w:pPr>
+        <w:t xml:space="preserve">The system shall support a minimum of one active local terminal running the desktop application simultaneously. </w:t>
+      </w:r>
+    </w:p>
+    <w:p>
+      <w:pPr>
+        <w:numPr>
+          <w:ilvl w:val="0"/>
+          <w:numId w:val="34"/>
+        </w:numPr>
+        <w:spacing w:before="120" w:after="120" w:line="240" w:lineRule="auto"/>
         <w:jc w:val="both"/>
         <w:rPr>
           <w:rFonts w:cstheme="minorHAnsi"/>
@@ -4067,17 +4488,28 @@
         <w:rPr>
           <w:rFonts w:cstheme="minorHAnsi"/>
         </w:rPr>
-        <w:t>a) The number of terminals to be supported</w:t>
-      </w:r>
-      <w:r>
-        <w:rPr>
-          <w:rFonts w:cstheme="minorHAnsi"/>
-        </w:rPr>
-        <w:t>,</w:t>
-      </w:r>
-    </w:p>
-    <w:p>
-      <w:pPr>
+        <w:t xml:space="preserve">The database shall be capable of storing and successfully retrieving at least 5 entries for </w:t>
+      </w:r>
+      <w:r>
+        <w:rPr>
+          <w:rFonts w:cstheme="minorHAnsi"/>
+        </w:rPr>
+        <w:t>Movie</w:t>
+      </w:r>
+      <w:r>
+        <w:rPr>
+          <w:rFonts w:cstheme="minorHAnsi"/>
+        </w:rPr>
+        <w:t xml:space="preserve">, Person, and User tables without noticeable latency. </w:t>
+      </w:r>
+    </w:p>
+    <w:p>
+      <w:pPr>
+        <w:numPr>
+          <w:ilvl w:val="0"/>
+          <w:numId w:val="34"/>
+        </w:numPr>
+        <w:spacing w:before="120" w:after="120" w:line="240" w:lineRule="auto"/>
         <w:jc w:val="both"/>
         <w:rPr>
           <w:rFonts w:cstheme="minorHAnsi"/>
@@ -4087,13 +4519,19 @@
         <w:rPr>
           <w:rFonts w:cstheme="minorHAnsi"/>
         </w:rPr>
-        <w:t>b) The number of simultaneous users to be supported</w:t>
-      </w:r>
-      <w:r>
-        <w:rPr>
-          <w:rFonts w:cstheme="minorHAnsi"/>
-        </w:rPr>
-        <w:t>,</w:t>
+        <w:t xml:space="preserve">The graphical user interface shall respond to user input (e.g., filtering lists or opening detail dialogs) in under 1 second to ensure </w:t>
+      </w:r>
+      <w:r>
+        <w:rPr>
+          <w:rFonts w:cstheme="minorHAnsi"/>
+        </w:rPr>
+        <w:t>smooth</w:t>
+      </w:r>
+      <w:r>
+        <w:rPr>
+          <w:rFonts w:cstheme="minorHAnsi"/>
+        </w:rPr>
+        <w:t xml:space="preserve"> user experience.</w:t>
       </w:r>
     </w:p>
     <w:p>
@@ -4103,16 +4541,10 @@
           <w:rFonts w:cstheme="minorHAnsi"/>
         </w:rPr>
       </w:pPr>
-      <w:r>
-        <w:rPr>
-          <w:rFonts w:cstheme="minorHAnsi"/>
-        </w:rPr>
-        <w:t>c) Amount and type of information to be handled.</w:t>
-      </w:r>
-    </w:p>
-    <w:p>
-      <w:pPr>
-        <w:pStyle w:val="Balk2"/>
+    </w:p>
+    <w:p>
+      <w:pPr>
+        <w:pStyle w:val="Heading2"/>
         <w:spacing w:before="240" w:after="240" w:line="240" w:lineRule="auto"/>
         <w:rPr>
           <w:rFonts w:asciiTheme="minorHAnsi" w:hAnsiTheme="minorHAnsi" w:cstheme="minorHAnsi"/>
@@ -4163,14 +4595,12 @@
         </w:rPr>
         <w:t xml:space="preserve">a </w:t>
       </w:r>
-      <w:proofErr w:type="gramStart"/>
-      <w:r>
-        <w:rPr>
-          <w:rFonts w:cstheme="minorHAnsi"/>
-        </w:rPr>
-        <w:t>nonfunctional requirements</w:t>
-      </w:r>
-      <w:proofErr w:type="gramEnd"/>
+      <w:r>
+        <w:rPr>
+          <w:rFonts w:cstheme="minorHAnsi"/>
+        </w:rPr>
+        <w:t>nonfunctional requirement</w:t>
+      </w:r>
       <w:r>
         <w:rPr>
           <w:rFonts w:cstheme="minorHAnsi"/>
@@ -4267,7 +4697,160 @@
     </w:p>
     <w:p>
       <w:pPr>
-        <w:pStyle w:val="Balk2"/>
+        <w:spacing w:before="120" w:after="120" w:line="240" w:lineRule="auto"/>
+        <w:jc w:val="both"/>
+        <w:rPr>
+          <w:rFonts w:cstheme="minorHAnsi"/>
+        </w:rPr>
+      </w:pPr>
+    </w:p>
+    <w:p>
+      <w:pPr>
+        <w:numPr>
+          <w:ilvl w:val="0"/>
+          <w:numId w:val="35"/>
+        </w:numPr>
+        <w:spacing w:before="120" w:after="120" w:line="240" w:lineRule="auto"/>
+        <w:jc w:val="both"/>
+        <w:rPr>
+          <w:rFonts w:cstheme="minorHAnsi"/>
+        </w:rPr>
+      </w:pPr>
+      <w:r>
+        <w:rPr>
+          <w:rFonts w:cstheme="minorHAnsi"/>
+          <w:b/>
+          <w:bCs/>
+        </w:rPr>
+        <w:t>Reliability:</w:t>
+      </w:r>
+      <w:r>
+        <w:rPr>
+          <w:rFonts w:cstheme="minorHAnsi"/>
+        </w:rPr>
+        <w:t xml:space="preserve"> The system shall safely handle invalid login attempts and database connection errors without crashing, displaying appropriate warning dialogs to the user.</w:t>
+      </w:r>
+    </w:p>
+    <w:p>
+      <w:pPr>
+        <w:numPr>
+          <w:ilvl w:val="0"/>
+          <w:numId w:val="35"/>
+        </w:numPr>
+        <w:spacing w:before="120" w:after="120" w:line="240" w:lineRule="auto"/>
+        <w:jc w:val="both"/>
+        <w:rPr>
+          <w:rFonts w:cstheme="minorHAnsi"/>
+        </w:rPr>
+      </w:pPr>
+      <w:r>
+        <w:rPr>
+          <w:rFonts w:cstheme="minorHAnsi"/>
+          <w:b/>
+          <w:bCs/>
+        </w:rPr>
+        <w:t>Availability:</w:t>
+      </w:r>
+      <w:r>
+        <w:rPr>
+          <w:rFonts w:cstheme="minorHAnsi"/>
+        </w:rPr>
+        <w:t xml:space="preserve"> The application shall be available for use 24/7 on the local machine provided the underlying SQLite/MySQL database file is accessible. </w:t>
+      </w:r>
+    </w:p>
+    <w:p>
+      <w:pPr>
+        <w:numPr>
+          <w:ilvl w:val="0"/>
+          <w:numId w:val="35"/>
+        </w:numPr>
+        <w:spacing w:before="120" w:after="120" w:line="240" w:lineRule="auto"/>
+        <w:jc w:val="both"/>
+        <w:rPr>
+          <w:rFonts w:cstheme="minorHAnsi"/>
+        </w:rPr>
+      </w:pPr>
+      <w:r>
+        <w:rPr>
+          <w:rFonts w:cstheme="minorHAnsi"/>
+          <w:b/>
+          <w:bCs/>
+        </w:rPr>
+        <w:t>Security:</w:t>
+      </w:r>
+      <w:r>
+        <w:rPr>
+          <w:rFonts w:cstheme="minorHAnsi"/>
+        </w:rPr>
+        <w:t xml:space="preserve"> The system shall enforce role-based access control, ensuring Type-2 users cannot access Type-1 functionalities or restricted movie records. </w:t>
+      </w:r>
+    </w:p>
+    <w:p>
+      <w:pPr>
+        <w:numPr>
+          <w:ilvl w:val="0"/>
+          <w:numId w:val="35"/>
+        </w:numPr>
+        <w:spacing w:before="120" w:after="120" w:line="240" w:lineRule="auto"/>
+        <w:jc w:val="both"/>
+        <w:rPr>
+          <w:rFonts w:cstheme="minorHAnsi"/>
+        </w:rPr>
+      </w:pPr>
+      <w:r>
+        <w:rPr>
+          <w:rFonts w:cstheme="minorHAnsi"/>
+          <w:b/>
+          <w:bCs/>
+        </w:rPr>
+        <w:t>Maintainability:</w:t>
+      </w:r>
+      <w:r>
+        <w:rPr>
+          <w:rFonts w:cstheme="minorHAnsi"/>
+        </w:rPr>
+        <w:t xml:space="preserve"> The software shall be developed using object-oriented Java principles and an IDE like NetBeans or IntelliJ IDEA, ensuring the codebase is organized for future updates. </w:t>
+      </w:r>
+    </w:p>
+    <w:p>
+      <w:pPr>
+        <w:numPr>
+          <w:ilvl w:val="0"/>
+          <w:numId w:val="35"/>
+        </w:numPr>
+        <w:spacing w:before="120" w:after="120" w:line="240" w:lineRule="auto"/>
+        <w:jc w:val="both"/>
+        <w:rPr>
+          <w:rFonts w:cstheme="minorHAnsi"/>
+        </w:rPr>
+      </w:pPr>
+      <w:r>
+        <w:rPr>
+          <w:rFonts w:cstheme="minorHAnsi"/>
+          <w:b/>
+          <w:bCs/>
+        </w:rPr>
+        <w:t>Usability:</w:t>
+      </w:r>
+      <w:r>
+        <w:rPr>
+          <w:rFonts w:cstheme="minorHAnsi"/>
+        </w:rPr>
+        <w:t xml:space="preserve"> The graphical user interface shall be intuitive, providing distinct views for Admin and Member levels, and allowing users to navigate between Accounts, Movies, and Analytics with minimal clicks. </w:t>
+      </w:r>
+    </w:p>
+    <w:p>
+      <w:pPr>
+        <w:spacing w:before="120" w:after="120" w:line="240" w:lineRule="auto"/>
+        <w:jc w:val="both"/>
+        <w:rPr>
+          <w:rFonts w:cstheme="minorHAnsi"/>
+        </w:rPr>
+      </w:pPr>
+    </w:p>
+    <w:p>
+      <w:pPr>
+        <w:pStyle w:val="Heading2"/>
         <w:spacing w:before="240" w:after="240" w:line="240" w:lineRule="auto"/>
         <w:rPr>
           <w:rFonts w:asciiTheme="minorHAnsi" w:hAnsiTheme="minorHAnsi" w:cstheme="minorHAnsi"/>
@@ -4288,28 +4871,14 @@
           <w:sz w:val="28"/>
           <w:szCs w:val="28"/>
         </w:rPr>
+        <w:lastRenderedPageBreak/>
         <w:t>Use Case Analysis</w:t>
       </w:r>
       <w:bookmarkEnd w:id="11"/>
     </w:p>
     <w:p>
       <w:pPr>
-        <w:spacing w:before="120" w:after="120" w:line="240" w:lineRule="auto"/>
-        <w:jc w:val="both"/>
-        <w:rPr>
-          <w:rFonts w:cstheme="minorHAnsi"/>
-        </w:rPr>
-      </w:pPr>
-      <w:r>
-        <w:rPr>
-          <w:rFonts w:cstheme="minorHAnsi"/>
-        </w:rPr>
-        <w:t>No explanation is needed here. Only complete the subsections.</w:t>
-      </w:r>
-    </w:p>
-    <w:p>
-      <w:pPr>
-        <w:pStyle w:val="Balk3"/>
+        <w:pStyle w:val="Heading3"/>
         <w:spacing w:before="240" w:after="240" w:line="240" w:lineRule="auto"/>
         <w:rPr>
           <w:rFonts w:asciiTheme="minorHAnsi" w:hAnsiTheme="minorHAnsi" w:cstheme="minorHAnsi"/>
@@ -4357,7 +4926,70 @@
     </w:p>
     <w:p>
       <w:pPr>
-        <w:pStyle w:val="Balk3"/>
+        <w:numPr>
+          <w:ilvl w:val="0"/>
+          <w:numId w:val="36"/>
+        </w:numPr>
+        <w:spacing w:before="120" w:after="120" w:line="240" w:lineRule="auto"/>
+        <w:jc w:val="both"/>
+        <w:rPr>
+          <w:rFonts w:cstheme="minorHAnsi"/>
+        </w:rPr>
+      </w:pPr>
+      <w:r>
+        <w:rPr>
+          <w:rFonts w:cstheme="minorHAnsi"/>
+          <w:b/>
+          <w:bCs/>
+        </w:rPr>
+        <w:t>Type-1 Parent/Adult:</w:t>
+      </w:r>
+      <w:r>
+        <w:rPr>
+          <w:rFonts w:cstheme="minorHAnsi"/>
+        </w:rPr>
+        <w:t xml:space="preserve"> An administrative user responsible for curating the family's movie library, managing family member accounts, moderating reviews, and setting viewing restrictions. </w:t>
+      </w:r>
+    </w:p>
+    <w:p>
+      <w:pPr>
+        <w:numPr>
+          <w:ilvl w:val="0"/>
+          <w:numId w:val="36"/>
+        </w:numPr>
+        <w:spacing w:before="120" w:after="120" w:line="240" w:lineRule="auto"/>
+        <w:jc w:val="both"/>
+        <w:rPr>
+          <w:rFonts w:cstheme="minorHAnsi"/>
+        </w:rPr>
+      </w:pPr>
+      <w:r>
+        <w:rPr>
+          <w:rFonts w:cstheme="minorHAnsi"/>
+          <w:b/>
+          <w:bCs/>
+        </w:rPr>
+        <w:t>Type-2 Child:</w:t>
+      </w:r>
+      <w:r>
+        <w:rPr>
+          <w:rFonts w:cstheme="minorHAnsi"/>
+        </w:rPr>
+        <w:t xml:space="preserve"> A standard user who can browse unrestricted movies, track their watched progress, create personal watchlists, and leave ratings or comments. </w:t>
+      </w:r>
+    </w:p>
+    <w:p>
+      <w:pPr>
+        <w:spacing w:before="120" w:after="120" w:line="240" w:lineRule="auto"/>
+        <w:jc w:val="both"/>
+        <w:rPr>
+          <w:rFonts w:cstheme="minorHAnsi"/>
+        </w:rPr>
+      </w:pPr>
+    </w:p>
+    <w:p>
+      <w:pPr>
+        <w:pStyle w:val="Heading3"/>
         <w:spacing w:before="240" w:after="240" w:line="240" w:lineRule="auto"/>
         <w:rPr>
           <w:rFonts w:asciiTheme="minorHAnsi" w:hAnsiTheme="minorHAnsi" w:cstheme="minorHAnsi"/>
@@ -4384,7 +5016,145 @@
     </w:p>
     <w:p>
       <w:pPr>
-        <w:pStyle w:val="ListeParagraf"/>
+        <w:pStyle w:val="ListParagraph"/>
+        <w:spacing w:before="120" w:after="120"/>
+        <w:ind w:left="0"/>
+        <w:jc w:val="both"/>
+        <w:rPr>
+          <w:rFonts w:cstheme="minorHAnsi"/>
+        </w:rPr>
+      </w:pPr>
+      <w:r>
+        <w:rPr>
+          <w:rFonts w:cstheme="minorHAnsi"/>
+          <w:b/>
+          <w:bCs/>
+        </w:rPr>
+        <w:t>Scenario 1: Type-1 Parent Adds a New Movie</w:t>
+      </w:r>
+    </w:p>
+    <w:p>
+      <w:pPr>
+        <w:pStyle w:val="ListParagraph"/>
+        <w:spacing w:before="120" w:after="120"/>
+        <w:ind w:left="0"/>
+        <w:jc w:val="both"/>
+        <w:rPr>
+          <w:rFonts w:cstheme="minorHAnsi"/>
+        </w:rPr>
+      </w:pPr>
+      <w:r>
+        <w:rPr>
+          <w:rFonts w:cstheme="minorHAnsi"/>
+        </w:rPr>
+        <w:t>A Parent logs into the "</w:t>
+      </w:r>
+      <w:proofErr w:type="spellStart"/>
+      <w:r>
+        <w:rPr>
+          <w:rFonts w:cstheme="minorHAnsi"/>
+        </w:rPr>
+        <w:t>MovieCritics</w:t>
+      </w:r>
+      <w:proofErr w:type="spellEnd"/>
+      <w:r>
+        <w:rPr>
+          <w:rFonts w:cstheme="minorHAnsi"/>
+        </w:rPr>
+        <w:t xml:space="preserve">" application successfully and is routed to the Type1MainFrame. They navigate to the "Movies" tab and click the "+ Add Movie" button. They fill in the movie details (Title, Genre, Release Year, Director, etc.). Recognizing that the movie contains mature content, they check the "Parental Restriction" box. They save the entry, and the system updates the database. The movie now appears in the family library but remains hidden from children. </w:t>
+      </w:r>
+    </w:p>
+    <w:p>
+      <w:pPr>
+        <w:pStyle w:val="ListParagraph"/>
+        <w:spacing w:before="120" w:after="120"/>
+        <w:ind w:left="0"/>
+        <w:jc w:val="both"/>
+        <w:rPr>
+          <w:rFonts w:cstheme="minorHAnsi"/>
+        </w:rPr>
+      </w:pPr>
+    </w:p>
+    <w:p>
+      <w:pPr>
+        <w:pStyle w:val="ListParagraph"/>
+        <w:spacing w:before="120" w:after="120"/>
+        <w:ind w:left="0"/>
+        <w:jc w:val="both"/>
+        <w:rPr>
+          <w:rFonts w:cstheme="minorHAnsi"/>
+          <w:b/>
+          <w:bCs/>
+        </w:rPr>
+      </w:pPr>
+      <w:r>
+        <w:rPr>
+          <w:rFonts w:cstheme="minorHAnsi"/>
+          <w:b/>
+          <w:bCs/>
+        </w:rPr>
+        <w:t>Scenario 2:</w:t>
+      </w:r>
+    </w:p>
+    <w:p>
+      <w:pPr>
+        <w:pStyle w:val="ListParagraph"/>
+        <w:spacing w:before="120" w:after="120"/>
+        <w:ind w:left="0"/>
+        <w:jc w:val="both"/>
+        <w:rPr>
+          <w:rFonts w:cstheme="minorHAnsi"/>
+        </w:rPr>
+      </w:pPr>
+      <w:r>
+        <w:rPr>
+          <w:rFonts w:cstheme="minorHAnsi"/>
+          <w:b/>
+          <w:bCs/>
+        </w:rPr>
+        <w:t>Type-2 Child Rates a Watched Movie</w:t>
+      </w:r>
+    </w:p>
+    <w:p>
+      <w:pPr>
+        <w:pStyle w:val="ListParagraph"/>
+        <w:spacing w:before="120" w:after="120"/>
+        <w:ind w:left="0"/>
+        <w:jc w:val="both"/>
+        <w:rPr>
+          <w:rFonts w:cstheme="minorHAnsi"/>
+        </w:rPr>
+      </w:pPr>
+      <w:r>
+        <w:rPr>
+          <w:rFonts w:cstheme="minorHAnsi"/>
+        </w:rPr>
+        <w:t xml:space="preserve">A Child logs into the application and is routed to the Type2MainFrame. They browse the library and click on a movie they recently watched. In the movie detail dialog, they click "Rate / Comment". They select a 4-star rating using the spinner and type "Great action scenes!" in the comment box. They click "Save", and the system records the rating. The family analytics and the child's personal progress tracking are instantly updated. </w:t>
+      </w:r>
+    </w:p>
+    <w:p>
+      <w:pPr>
+        <w:pStyle w:val="ListParagraph"/>
+        <w:spacing w:before="120" w:after="120"/>
+        <w:jc w:val="both"/>
+        <w:rPr>
+          <w:rFonts w:cstheme="minorHAnsi"/>
+        </w:rPr>
+      </w:pPr>
+    </w:p>
+    <w:p>
+      <w:pPr>
+        <w:pStyle w:val="ListParagraph"/>
+        <w:spacing w:before="120" w:after="120"/>
+        <w:jc w:val="both"/>
+        <w:rPr>
+          <w:rFonts w:cstheme="minorHAnsi"/>
+        </w:rPr>
+      </w:pPr>
+    </w:p>
+    <w:p>
+      <w:pPr>
+        <w:pStyle w:val="ListParagraph"/>
         <w:spacing w:before="120" w:after="120" w:line="240" w:lineRule="auto"/>
         <w:ind w:left="0"/>
         <w:contextualSpacing w:val="0"/>
@@ -4393,58 +5163,10 @@
           <w:rFonts w:cstheme="minorHAnsi"/>
         </w:rPr>
       </w:pPr>
-      <w:r>
-        <w:rPr>
-          <w:rFonts w:cstheme="minorHAnsi"/>
-        </w:rPr>
-        <w:t xml:space="preserve">Write </w:t>
-      </w:r>
-      <w:r>
-        <w:rPr>
-          <w:rFonts w:cstheme="minorHAnsi"/>
-        </w:rPr>
-        <w:t>2</w:t>
-      </w:r>
-      <w:r>
-        <w:rPr>
-          <w:rFonts w:cstheme="minorHAnsi"/>
-        </w:rPr>
-        <w:t xml:space="preserve"> sample</w:t>
-      </w:r>
-      <w:r>
-        <w:rPr>
-          <w:rFonts w:cstheme="minorHAnsi"/>
-        </w:rPr>
-        <w:t xml:space="preserve"> use case</w:t>
-      </w:r>
-      <w:r>
-        <w:rPr>
-          <w:rFonts w:cstheme="minorHAnsi"/>
-        </w:rPr>
-        <w:t xml:space="preserve"> scenarios </w:t>
-      </w:r>
-      <w:r>
-        <w:rPr>
-          <w:rFonts w:cstheme="minorHAnsi"/>
-        </w:rPr>
-        <w:t>that can occur in</w:t>
-      </w:r>
-      <w:r>
-        <w:rPr>
-          <w:rFonts w:cstheme="minorHAnsi"/>
-        </w:rPr>
-        <w:t xml:space="preserve"> your </w:t>
-      </w:r>
-      <w:r>
-        <w:rPr>
-          <w:rFonts w:cstheme="minorHAnsi"/>
-        </w:rPr>
-        <w:t>software application.</w:t>
-      </w:r>
-    </w:p>
-    <w:p>
-      <w:pPr>
-        <w:pStyle w:val="Balk3"/>
+    </w:p>
+    <w:p>
+      <w:pPr>
+        <w:pStyle w:val="Heading3"/>
         <w:spacing w:before="240" w:after="240" w:line="240" w:lineRule="auto"/>
         <w:rPr>
           <w:rFonts w:asciiTheme="minorHAnsi" w:hAnsiTheme="minorHAnsi" w:cstheme="minorHAnsi"/>
@@ -4663,8 +5385,6 @@
         </w:rPr>
         <w:t xml:space="preserve"> use case.</w:t>
       </w:r>
-      <w:bookmarkStart w:id="15" w:name="_GoBack"/>
-      <w:bookmarkEnd w:id="15"/>
     </w:p>
     <w:p>
       <w:pPr>
@@ -4829,19 +5549,1294 @@
           <w:b/>
           <w:bCs/>
         </w:rPr>
+        <w:t>Basic use case form</w:t>
+      </w:r>
+      <w:r>
+        <w:rPr>
+          <w:rFonts w:cstheme="minorHAnsi"/>
+        </w:rPr>
+        <w:t xml:space="preserve"> includes the following sections: Use case name, Participating actors, Description, Trigger, Preconditions.</w:t>
+      </w:r>
+    </w:p>
+    <w:p>
+      <w:pPr>
+        <w:spacing w:before="120" w:after="120" w:line="240" w:lineRule="auto"/>
+        <w:jc w:val="both"/>
+        <w:rPr>
+          <w:rFonts w:cstheme="minorHAnsi"/>
+        </w:rPr>
+      </w:pPr>
+    </w:p>
+    <w:p>
+      <w:pPr>
+        <w:pStyle w:val="ListParagraph"/>
+        <w:spacing w:before="120" w:after="120"/>
+        <w:jc w:val="both"/>
+        <w:rPr>
+          <w:rFonts w:cstheme="minorHAnsi"/>
+        </w:rPr>
+      </w:pPr>
+      <w:r>
+        <w:rPr>
+          <w:rFonts w:cstheme="minorHAnsi"/>
+          <w:b/>
+          <w:bCs/>
+        </w:rPr>
+        <w:t>Complete Use Case 1: Log In</w:t>
+      </w:r>
+    </w:p>
+    <w:p>
+      <w:pPr>
+        <w:pStyle w:val="ListParagraph"/>
+        <w:numPr>
+          <w:ilvl w:val="0"/>
+          <w:numId w:val="40"/>
+        </w:numPr>
+        <w:spacing w:before="120" w:after="120"/>
+        <w:jc w:val="both"/>
+        <w:rPr>
+          <w:rFonts w:cstheme="minorHAnsi"/>
+        </w:rPr>
+      </w:pPr>
+      <w:r>
+        <w:rPr>
+          <w:rFonts w:cstheme="minorHAnsi"/>
+          <w:b/>
+          <w:bCs/>
+        </w:rPr>
+        <w:t>Use case name:</w:t>
+      </w:r>
+      <w:r>
+        <w:rPr>
+          <w:rFonts w:cstheme="minorHAnsi"/>
+        </w:rPr>
+        <w:t xml:space="preserve"> Log In</w:t>
+      </w:r>
+    </w:p>
+    <w:p>
+      <w:pPr>
+        <w:pStyle w:val="ListParagraph"/>
+        <w:numPr>
+          <w:ilvl w:val="0"/>
+          <w:numId w:val="40"/>
+        </w:numPr>
+        <w:spacing w:before="120" w:after="120"/>
+        <w:jc w:val="both"/>
+        <w:rPr>
+          <w:rFonts w:cstheme="minorHAnsi"/>
+        </w:rPr>
+      </w:pPr>
+      <w:r>
+        <w:rPr>
+          <w:rFonts w:cstheme="minorHAnsi"/>
+          <w:b/>
+          <w:bCs/>
+        </w:rPr>
         <w:lastRenderedPageBreak/>
-        <w:t>Basic use case form</w:t>
-      </w:r>
-      <w:r>
-        <w:rPr>
-          <w:rFonts w:cstheme="minorHAnsi"/>
-        </w:rPr>
-        <w:t xml:space="preserve"> includes the following sections: Use case name, Participating actors, Description, Trigger, Preconditions.</w:t>
-      </w:r>
-    </w:p>
-    <w:p>
-      <w:pPr>
-        <w:pStyle w:val="Balk3"/>
+        <w:t>Participating actors:</w:t>
+      </w:r>
+      <w:r>
+        <w:rPr>
+          <w:rFonts w:cstheme="minorHAnsi"/>
+        </w:rPr>
+        <w:t xml:space="preserve"> Type-1 Parent, Type-2 Child</w:t>
+      </w:r>
+    </w:p>
+    <w:p>
+      <w:pPr>
+        <w:pStyle w:val="ListParagraph"/>
+        <w:numPr>
+          <w:ilvl w:val="0"/>
+          <w:numId w:val="40"/>
+        </w:numPr>
+        <w:spacing w:before="120" w:after="120"/>
+        <w:jc w:val="both"/>
+        <w:rPr>
+          <w:rFonts w:cstheme="minorHAnsi"/>
+        </w:rPr>
+      </w:pPr>
+      <w:r>
+        <w:rPr>
+          <w:rFonts w:cstheme="minorHAnsi"/>
+          <w:b/>
+          <w:bCs/>
+        </w:rPr>
+        <w:t>Description:</w:t>
+      </w:r>
+      <w:r>
+        <w:rPr>
+          <w:rFonts w:cstheme="minorHAnsi"/>
+        </w:rPr>
+        <w:t xml:space="preserve"> The user provides credentials to access their specific dashboard. </w:t>
+      </w:r>
+    </w:p>
+    <w:p>
+      <w:pPr>
+        <w:pStyle w:val="ListParagraph"/>
+        <w:numPr>
+          <w:ilvl w:val="0"/>
+          <w:numId w:val="40"/>
+        </w:numPr>
+        <w:spacing w:before="120" w:after="120"/>
+        <w:jc w:val="both"/>
+        <w:rPr>
+          <w:rFonts w:cstheme="minorHAnsi"/>
+        </w:rPr>
+      </w:pPr>
+      <w:r>
+        <w:rPr>
+          <w:rFonts w:cstheme="minorHAnsi"/>
+          <w:b/>
+          <w:bCs/>
+        </w:rPr>
+        <w:t>Trigger:</w:t>
+      </w:r>
+      <w:r>
+        <w:rPr>
+          <w:rFonts w:cstheme="minorHAnsi"/>
+        </w:rPr>
+        <w:t xml:space="preserve"> The user opens the application.</w:t>
+      </w:r>
+    </w:p>
+    <w:p>
+      <w:pPr>
+        <w:pStyle w:val="ListParagraph"/>
+        <w:numPr>
+          <w:ilvl w:val="0"/>
+          <w:numId w:val="40"/>
+        </w:numPr>
+        <w:spacing w:before="120" w:after="120"/>
+        <w:jc w:val="both"/>
+        <w:rPr>
+          <w:rFonts w:cstheme="minorHAnsi"/>
+        </w:rPr>
+      </w:pPr>
+      <w:r>
+        <w:rPr>
+          <w:rFonts w:cstheme="minorHAnsi"/>
+          <w:b/>
+          <w:bCs/>
+        </w:rPr>
+        <w:t>Preconditions:</w:t>
+      </w:r>
+      <w:r>
+        <w:rPr>
+          <w:rFonts w:cstheme="minorHAnsi"/>
+        </w:rPr>
+        <w:t xml:space="preserve"> The user must have a registered account in the database.</w:t>
+      </w:r>
+    </w:p>
+    <w:p>
+      <w:pPr>
+        <w:pStyle w:val="ListParagraph"/>
+        <w:numPr>
+          <w:ilvl w:val="0"/>
+          <w:numId w:val="40"/>
+        </w:numPr>
+        <w:spacing w:before="120" w:after="120"/>
+        <w:jc w:val="both"/>
+        <w:rPr>
+          <w:rFonts w:cstheme="minorHAnsi"/>
+        </w:rPr>
+      </w:pPr>
+      <w:r>
+        <w:rPr>
+          <w:rFonts w:cstheme="minorHAnsi"/>
+          <w:b/>
+          <w:bCs/>
+        </w:rPr>
+        <w:t>Normal course:</w:t>
+      </w:r>
+      <w:r>
+        <w:rPr>
+          <w:rFonts w:cstheme="minorHAnsi"/>
+        </w:rPr>
+        <w:t xml:space="preserve"> 1. User enters username and password. 2. User clicks "Sign In". 3. System validates credentials. 4. System identifies </w:t>
+      </w:r>
+      <w:proofErr w:type="spellStart"/>
+      <w:r>
+        <w:rPr>
+          <w:rFonts w:cstheme="minorHAnsi"/>
+        </w:rPr>
+        <w:t>UserType</w:t>
+      </w:r>
+      <w:proofErr w:type="spellEnd"/>
+      <w:r>
+        <w:rPr>
+          <w:rFonts w:cstheme="minorHAnsi"/>
+        </w:rPr>
+        <w:t xml:space="preserve"> (1 or 2). 5. System opens the corresponding </w:t>
+      </w:r>
+      <w:proofErr w:type="spellStart"/>
+      <w:r>
+        <w:rPr>
+          <w:rFonts w:cstheme="minorHAnsi"/>
+        </w:rPr>
+        <w:t>MainFrame</w:t>
+      </w:r>
+      <w:proofErr w:type="spellEnd"/>
+      <w:r>
+        <w:rPr>
+          <w:rFonts w:cstheme="minorHAnsi"/>
+        </w:rPr>
+        <w:t xml:space="preserve"> and closes </w:t>
+      </w:r>
+      <w:proofErr w:type="spellStart"/>
+      <w:r>
+        <w:rPr>
+          <w:rFonts w:cstheme="minorHAnsi"/>
+        </w:rPr>
+        <w:t>LoginFrame</w:t>
+      </w:r>
+      <w:proofErr w:type="spellEnd"/>
+      <w:r>
+        <w:rPr>
+          <w:rFonts w:cstheme="minorHAnsi"/>
+        </w:rPr>
+        <w:t xml:space="preserve">. </w:t>
+      </w:r>
+    </w:p>
+    <w:p>
+      <w:pPr>
+        <w:pStyle w:val="ListParagraph"/>
+        <w:numPr>
+          <w:ilvl w:val="0"/>
+          <w:numId w:val="40"/>
+        </w:numPr>
+        <w:spacing w:before="120" w:after="120"/>
+        <w:jc w:val="both"/>
+        <w:rPr>
+          <w:rFonts w:cstheme="minorHAnsi"/>
+        </w:rPr>
+      </w:pPr>
+      <w:r>
+        <w:rPr>
+          <w:rFonts w:cstheme="minorHAnsi"/>
+          <w:b/>
+          <w:bCs/>
+        </w:rPr>
+        <w:t>Post conditions:</w:t>
+      </w:r>
+      <w:r>
+        <w:rPr>
+          <w:rFonts w:cstheme="minorHAnsi"/>
+        </w:rPr>
+        <w:t xml:space="preserve"> The user is authenticated and granted access to role-appropriate functions.</w:t>
+      </w:r>
+    </w:p>
+    <w:p>
+      <w:pPr>
+        <w:pStyle w:val="ListParagraph"/>
+        <w:numPr>
+          <w:ilvl w:val="0"/>
+          <w:numId w:val="40"/>
+        </w:numPr>
+        <w:spacing w:before="120" w:after="120"/>
+        <w:jc w:val="both"/>
+        <w:rPr>
+          <w:rFonts w:cstheme="minorHAnsi"/>
+        </w:rPr>
+      </w:pPr>
+      <w:r>
+        <w:rPr>
+          <w:rFonts w:cstheme="minorHAnsi"/>
+          <w:b/>
+          <w:bCs/>
+        </w:rPr>
+        <w:t>Exceptions:</w:t>
+      </w:r>
+      <w:r>
+        <w:rPr>
+          <w:rFonts w:cstheme="minorHAnsi"/>
+        </w:rPr>
+        <w:t xml:space="preserve"> If credentials are invalid, the system displays an "Invalid username or password" error and prompts the user to try again.</w:t>
+      </w:r>
+    </w:p>
+    <w:p>
+      <w:pPr>
+        <w:pStyle w:val="ListParagraph"/>
+        <w:spacing w:before="120" w:after="120"/>
+        <w:jc w:val="both"/>
+        <w:rPr>
+          <w:rFonts w:cstheme="minorHAnsi"/>
+        </w:rPr>
+      </w:pPr>
+      <w:r>
+        <w:rPr>
+          <w:rFonts w:cstheme="minorHAnsi"/>
+          <w:b/>
+          <w:bCs/>
+        </w:rPr>
+        <w:t>Complete Use Case 2: Add Movie</w:t>
+      </w:r>
+    </w:p>
+    <w:p>
+      <w:pPr>
+        <w:pStyle w:val="ListParagraph"/>
+        <w:numPr>
+          <w:ilvl w:val="0"/>
+          <w:numId w:val="41"/>
+        </w:numPr>
+        <w:spacing w:before="120" w:after="120"/>
+        <w:jc w:val="both"/>
+        <w:rPr>
+          <w:rFonts w:cstheme="minorHAnsi"/>
+        </w:rPr>
+      </w:pPr>
+      <w:r>
+        <w:rPr>
+          <w:rFonts w:cstheme="minorHAnsi"/>
+          <w:b/>
+          <w:bCs/>
+        </w:rPr>
+        <w:t>Use case name:</w:t>
+      </w:r>
+      <w:r>
+        <w:rPr>
+          <w:rFonts w:cstheme="minorHAnsi"/>
+        </w:rPr>
+        <w:t xml:space="preserve"> Add Movie</w:t>
+      </w:r>
+    </w:p>
+    <w:p>
+      <w:pPr>
+        <w:pStyle w:val="ListParagraph"/>
+        <w:numPr>
+          <w:ilvl w:val="0"/>
+          <w:numId w:val="41"/>
+        </w:numPr>
+        <w:spacing w:before="120" w:after="120"/>
+        <w:jc w:val="both"/>
+        <w:rPr>
+          <w:rFonts w:cstheme="minorHAnsi"/>
+        </w:rPr>
+      </w:pPr>
+      <w:r>
+        <w:rPr>
+          <w:rFonts w:cstheme="minorHAnsi"/>
+          <w:b/>
+          <w:bCs/>
+        </w:rPr>
+        <w:t>Participating actors:</w:t>
+      </w:r>
+      <w:r>
+        <w:rPr>
+          <w:rFonts w:cstheme="minorHAnsi"/>
+        </w:rPr>
+        <w:t xml:space="preserve"> Type-1 Parent</w:t>
+      </w:r>
+    </w:p>
+    <w:p>
+      <w:pPr>
+        <w:pStyle w:val="ListParagraph"/>
+        <w:numPr>
+          <w:ilvl w:val="0"/>
+          <w:numId w:val="41"/>
+        </w:numPr>
+        <w:spacing w:before="120" w:after="120"/>
+        <w:jc w:val="both"/>
+        <w:rPr>
+          <w:rFonts w:cstheme="minorHAnsi"/>
+        </w:rPr>
+      </w:pPr>
+      <w:r>
+        <w:rPr>
+          <w:rFonts w:cstheme="minorHAnsi"/>
+          <w:b/>
+          <w:bCs/>
+        </w:rPr>
+        <w:t>Description:</w:t>
+      </w:r>
+      <w:r>
+        <w:rPr>
+          <w:rFonts w:cstheme="minorHAnsi"/>
+        </w:rPr>
+        <w:t xml:space="preserve"> The admin user adds a new movie record to the family library. </w:t>
+      </w:r>
+    </w:p>
+    <w:p>
+      <w:pPr>
+        <w:pStyle w:val="ListParagraph"/>
+        <w:numPr>
+          <w:ilvl w:val="0"/>
+          <w:numId w:val="41"/>
+        </w:numPr>
+        <w:spacing w:before="120" w:after="120"/>
+        <w:jc w:val="both"/>
+        <w:rPr>
+          <w:rFonts w:cstheme="minorHAnsi"/>
+        </w:rPr>
+      </w:pPr>
+      <w:r>
+        <w:rPr>
+          <w:rFonts w:cstheme="minorHAnsi"/>
+          <w:b/>
+          <w:bCs/>
+        </w:rPr>
+        <w:t>Trigger:</w:t>
+      </w:r>
+      <w:r>
+        <w:rPr>
+          <w:rFonts w:cstheme="minorHAnsi"/>
+        </w:rPr>
+        <w:t xml:space="preserve"> The user clicks the "+ Add Movie" button in the Movies tab.</w:t>
+      </w:r>
+    </w:p>
+    <w:p>
+      <w:pPr>
+        <w:pStyle w:val="ListParagraph"/>
+        <w:numPr>
+          <w:ilvl w:val="0"/>
+          <w:numId w:val="41"/>
+        </w:numPr>
+        <w:spacing w:before="120" w:after="120"/>
+        <w:jc w:val="both"/>
+        <w:rPr>
+          <w:rFonts w:cstheme="minorHAnsi"/>
+        </w:rPr>
+      </w:pPr>
+      <w:r>
+        <w:rPr>
+          <w:rFonts w:cstheme="minorHAnsi"/>
+          <w:b/>
+          <w:bCs/>
+        </w:rPr>
+        <w:t>Preconditions:</w:t>
+      </w:r>
+      <w:r>
+        <w:rPr>
+          <w:rFonts w:cstheme="minorHAnsi"/>
+        </w:rPr>
+        <w:t xml:space="preserve"> The user must be logged in as a Type-1 Parent. </w:t>
+      </w:r>
+    </w:p>
+    <w:p>
+      <w:pPr>
+        <w:pStyle w:val="ListParagraph"/>
+        <w:numPr>
+          <w:ilvl w:val="0"/>
+          <w:numId w:val="41"/>
+        </w:numPr>
+        <w:spacing w:before="120" w:after="120"/>
+        <w:jc w:val="both"/>
+        <w:rPr>
+          <w:rFonts w:cstheme="minorHAnsi"/>
+        </w:rPr>
+      </w:pPr>
+      <w:r>
+        <w:rPr>
+          <w:rFonts w:cstheme="minorHAnsi"/>
+          <w:b/>
+          <w:bCs/>
+        </w:rPr>
+        <w:t>Normal course:</w:t>
+      </w:r>
+      <w:r>
+        <w:rPr>
+          <w:rFonts w:cstheme="minorHAnsi"/>
+        </w:rPr>
+        <w:t xml:space="preserve"> 1. System displays the Movie Edit Dialog. 2. User inputs movie attributes (Title, Year, Genre, Director, etc.). 3. User sets Parental Restriction if necessary. 4. User clicks Save. 5. System inserts the record into the database and refreshes the movie grid. </w:t>
+      </w:r>
+    </w:p>
+    <w:p>
+      <w:pPr>
+        <w:pStyle w:val="ListParagraph"/>
+        <w:numPr>
+          <w:ilvl w:val="0"/>
+          <w:numId w:val="41"/>
+        </w:numPr>
+        <w:spacing w:before="120" w:after="120"/>
+        <w:jc w:val="both"/>
+        <w:rPr>
+          <w:rFonts w:cstheme="minorHAnsi"/>
+        </w:rPr>
+      </w:pPr>
+      <w:r>
+        <w:rPr>
+          <w:rFonts w:cstheme="minorHAnsi"/>
+          <w:b/>
+          <w:bCs/>
+        </w:rPr>
+        <w:t>Post conditions:</w:t>
+      </w:r>
+      <w:r>
+        <w:rPr>
+          <w:rFonts w:cstheme="minorHAnsi"/>
+        </w:rPr>
+        <w:t xml:space="preserve"> A new movie is permanently added to the database.</w:t>
+      </w:r>
+    </w:p>
+    <w:p>
+      <w:pPr>
+        <w:pStyle w:val="ListParagraph"/>
+        <w:numPr>
+          <w:ilvl w:val="0"/>
+          <w:numId w:val="41"/>
+        </w:numPr>
+        <w:spacing w:before="120" w:after="120"/>
+        <w:jc w:val="both"/>
+        <w:rPr>
+          <w:rFonts w:cstheme="minorHAnsi"/>
+        </w:rPr>
+      </w:pPr>
+      <w:r>
+        <w:rPr>
+          <w:rFonts w:cstheme="minorHAnsi"/>
+          <w:b/>
+          <w:bCs/>
+        </w:rPr>
+        <w:t>Exceptions:</w:t>
+      </w:r>
+      <w:r>
+        <w:rPr>
+          <w:rFonts w:cstheme="minorHAnsi"/>
+        </w:rPr>
+        <w:t xml:space="preserve"> If required fields are empty or data types are mismatched (e.g., entering text in the Year field), the system prevents saving and alerts the user.</w:t>
+      </w:r>
+    </w:p>
+    <w:p>
+      <w:pPr>
+        <w:pStyle w:val="ListParagraph"/>
+        <w:spacing w:before="120" w:after="120"/>
+        <w:jc w:val="both"/>
+        <w:rPr>
+          <w:rFonts w:cstheme="minorHAnsi"/>
+        </w:rPr>
+      </w:pPr>
+      <w:r>
+        <w:rPr>
+          <w:rFonts w:cstheme="minorHAnsi"/>
+          <w:b/>
+          <w:bCs/>
+        </w:rPr>
+        <w:t>Complete Use Case 3: Rate and Comment on Movie</w:t>
+      </w:r>
+    </w:p>
+    <w:p>
+      <w:pPr>
+        <w:pStyle w:val="ListParagraph"/>
+        <w:numPr>
+          <w:ilvl w:val="0"/>
+          <w:numId w:val="42"/>
+        </w:numPr>
+        <w:spacing w:before="120" w:after="120"/>
+        <w:jc w:val="both"/>
+        <w:rPr>
+          <w:rFonts w:cstheme="minorHAnsi"/>
+        </w:rPr>
+      </w:pPr>
+      <w:r>
+        <w:rPr>
+          <w:rFonts w:cstheme="minorHAnsi"/>
+          <w:b/>
+          <w:bCs/>
+        </w:rPr>
+        <w:t>Use case name:</w:t>
+      </w:r>
+      <w:r>
+        <w:rPr>
+          <w:rFonts w:cstheme="minorHAnsi"/>
+        </w:rPr>
+        <w:t xml:space="preserve"> Rate and Comment on Movie</w:t>
+      </w:r>
+    </w:p>
+    <w:p>
+      <w:pPr>
+        <w:pStyle w:val="ListParagraph"/>
+        <w:numPr>
+          <w:ilvl w:val="0"/>
+          <w:numId w:val="42"/>
+        </w:numPr>
+        <w:spacing w:before="120" w:after="120"/>
+        <w:jc w:val="both"/>
+        <w:rPr>
+          <w:rFonts w:cstheme="minorHAnsi"/>
+        </w:rPr>
+      </w:pPr>
+      <w:r>
+        <w:rPr>
+          <w:rFonts w:cstheme="minorHAnsi"/>
+          <w:b/>
+          <w:bCs/>
+        </w:rPr>
+        <w:t>Participating actors:</w:t>
+      </w:r>
+      <w:r>
+        <w:rPr>
+          <w:rFonts w:cstheme="minorHAnsi"/>
+        </w:rPr>
+        <w:t xml:space="preserve"> Type-2 Child (Also accessible by Type-1 Parent)</w:t>
+      </w:r>
+    </w:p>
+    <w:p>
+      <w:pPr>
+        <w:pStyle w:val="ListParagraph"/>
+        <w:numPr>
+          <w:ilvl w:val="0"/>
+          <w:numId w:val="42"/>
+        </w:numPr>
+        <w:spacing w:before="120" w:after="120"/>
+        <w:jc w:val="both"/>
+        <w:rPr>
+          <w:rFonts w:cstheme="minorHAnsi"/>
+        </w:rPr>
+      </w:pPr>
+      <w:r>
+        <w:rPr>
+          <w:rFonts w:cstheme="minorHAnsi"/>
+          <w:b/>
+          <w:bCs/>
+        </w:rPr>
+        <w:t>Description:</w:t>
+      </w:r>
+      <w:r>
+        <w:rPr>
+          <w:rFonts w:cstheme="minorHAnsi"/>
+        </w:rPr>
+        <w:t xml:space="preserve"> A user assigns a numerical score (1-5) and a text review to a movie. </w:t>
+      </w:r>
+    </w:p>
+    <w:p>
+      <w:pPr>
+        <w:pStyle w:val="ListParagraph"/>
+        <w:numPr>
+          <w:ilvl w:val="0"/>
+          <w:numId w:val="42"/>
+        </w:numPr>
+        <w:spacing w:before="120" w:after="120"/>
+        <w:jc w:val="both"/>
+        <w:rPr>
+          <w:rFonts w:cstheme="minorHAnsi"/>
+        </w:rPr>
+      </w:pPr>
+      <w:r>
+        <w:rPr>
+          <w:rFonts w:cstheme="minorHAnsi"/>
+          <w:b/>
+          <w:bCs/>
+        </w:rPr>
+        <w:t>Trigger:</w:t>
+      </w:r>
+      <w:r>
+        <w:rPr>
+          <w:rFonts w:cstheme="minorHAnsi"/>
+        </w:rPr>
+        <w:t xml:space="preserve"> The user clicks "Rate / Comment" inside a movie's detail view.</w:t>
+      </w:r>
+    </w:p>
+    <w:p>
+      <w:pPr>
+        <w:pStyle w:val="ListParagraph"/>
+        <w:numPr>
+          <w:ilvl w:val="0"/>
+          <w:numId w:val="42"/>
+        </w:numPr>
+        <w:spacing w:before="120" w:after="120"/>
+        <w:jc w:val="both"/>
+        <w:rPr>
+          <w:rFonts w:cstheme="minorHAnsi"/>
+        </w:rPr>
+      </w:pPr>
+      <w:r>
+        <w:rPr>
+          <w:rFonts w:cstheme="minorHAnsi"/>
+          <w:b/>
+          <w:bCs/>
+        </w:rPr>
+        <w:t>Preconditions:</w:t>
+      </w:r>
+      <w:r>
+        <w:rPr>
+          <w:rFonts w:cstheme="minorHAnsi"/>
+        </w:rPr>
+        <w:t xml:space="preserve"> The user is logged in.</w:t>
+      </w:r>
+    </w:p>
+    <w:p>
+      <w:pPr>
+        <w:pStyle w:val="ListParagraph"/>
+        <w:numPr>
+          <w:ilvl w:val="0"/>
+          <w:numId w:val="42"/>
+        </w:numPr>
+        <w:spacing w:before="120" w:after="120"/>
+        <w:jc w:val="both"/>
+        <w:rPr>
+          <w:rFonts w:cstheme="minorHAnsi"/>
+        </w:rPr>
+      </w:pPr>
+      <w:r>
+        <w:rPr>
+          <w:rFonts w:cstheme="minorHAnsi"/>
+          <w:b/>
+          <w:bCs/>
+        </w:rPr>
+        <w:t>Normal course:</w:t>
+      </w:r>
+      <w:r>
+        <w:rPr>
+          <w:rFonts w:cstheme="minorHAnsi"/>
+        </w:rPr>
+        <w:t xml:space="preserve"> 1. System displays the rating dialog. 2. User selects a star rating from the spinner. 3. User types an optional comment. 4. User clicks Save. 5. System updates the </w:t>
+      </w:r>
+      <w:proofErr w:type="spellStart"/>
+      <w:r>
+        <w:rPr>
+          <w:rFonts w:cstheme="minorHAnsi"/>
+        </w:rPr>
+        <w:t>UserRating</w:t>
+      </w:r>
+      <w:proofErr w:type="spellEnd"/>
+      <w:r>
+        <w:rPr>
+          <w:rFonts w:cstheme="minorHAnsi"/>
+        </w:rPr>
+        <w:t xml:space="preserve"> table in the database. </w:t>
+      </w:r>
+    </w:p>
+    <w:p>
+      <w:pPr>
+        <w:pStyle w:val="ListParagraph"/>
+        <w:numPr>
+          <w:ilvl w:val="0"/>
+          <w:numId w:val="42"/>
+        </w:numPr>
+        <w:spacing w:before="120" w:after="120"/>
+        <w:jc w:val="both"/>
+        <w:rPr>
+          <w:rFonts w:cstheme="minorHAnsi"/>
+        </w:rPr>
+      </w:pPr>
+      <w:r>
+        <w:rPr>
+          <w:rFonts w:cstheme="minorHAnsi"/>
+          <w:b/>
+          <w:bCs/>
+        </w:rPr>
+        <w:t>Post conditions:</w:t>
+      </w:r>
+      <w:r>
+        <w:rPr>
+          <w:rFonts w:cstheme="minorHAnsi"/>
+        </w:rPr>
+        <w:t xml:space="preserve"> The rating and comment are visible to all family members. </w:t>
+      </w:r>
+    </w:p>
+    <w:p>
+      <w:pPr>
+        <w:pStyle w:val="ListParagraph"/>
+        <w:numPr>
+          <w:ilvl w:val="0"/>
+          <w:numId w:val="42"/>
+        </w:numPr>
+        <w:spacing w:before="120" w:after="120"/>
+        <w:jc w:val="both"/>
+        <w:rPr>
+          <w:rFonts w:cstheme="minorHAnsi"/>
+        </w:rPr>
+      </w:pPr>
+      <w:r>
+        <w:rPr>
+          <w:rFonts w:cstheme="minorHAnsi"/>
+          <w:b/>
+          <w:bCs/>
+        </w:rPr>
+        <w:t>Exceptions:</w:t>
+      </w:r>
+      <w:r>
+        <w:rPr>
+          <w:rFonts w:cstheme="minorHAnsi"/>
+        </w:rPr>
+        <w:t xml:space="preserve"> If a user tries to rate a movie they have already rated, the system updates the existing rating instead of creating a duplicate. </w:t>
+      </w:r>
+    </w:p>
+    <w:p>
+      <w:pPr>
+        <w:pStyle w:val="ListParagraph"/>
+        <w:spacing w:before="120" w:after="120"/>
+        <w:jc w:val="both"/>
+        <w:rPr>
+          <w:rFonts w:cstheme="minorHAnsi"/>
+        </w:rPr>
+      </w:pPr>
+      <w:r>
+        <w:rPr>
+          <w:rFonts w:cstheme="minorHAnsi"/>
+          <w:b/>
+          <w:bCs/>
+        </w:rPr>
+        <w:t>Basic Use Case 1: Create Personal Watchlist</w:t>
+      </w:r>
+    </w:p>
+    <w:p>
+      <w:pPr>
+        <w:pStyle w:val="ListParagraph"/>
+        <w:numPr>
+          <w:ilvl w:val="0"/>
+          <w:numId w:val="43"/>
+        </w:numPr>
+        <w:spacing w:before="120" w:after="120"/>
+        <w:jc w:val="both"/>
+        <w:rPr>
+          <w:rFonts w:cstheme="minorHAnsi"/>
+        </w:rPr>
+      </w:pPr>
+      <w:r>
+        <w:rPr>
+          <w:rFonts w:cstheme="minorHAnsi"/>
+          <w:b/>
+          <w:bCs/>
+        </w:rPr>
+        <w:t>Use case name:</w:t>
+      </w:r>
+      <w:r>
+        <w:rPr>
+          <w:rFonts w:cstheme="minorHAnsi"/>
+        </w:rPr>
+        <w:t xml:space="preserve"> Create Personal Watchlist</w:t>
+      </w:r>
+    </w:p>
+    <w:p>
+      <w:pPr>
+        <w:pStyle w:val="ListParagraph"/>
+        <w:numPr>
+          <w:ilvl w:val="0"/>
+          <w:numId w:val="43"/>
+        </w:numPr>
+        <w:spacing w:before="120" w:after="120"/>
+        <w:jc w:val="both"/>
+        <w:rPr>
+          <w:rFonts w:cstheme="minorHAnsi"/>
+        </w:rPr>
+      </w:pPr>
+      <w:r>
+        <w:rPr>
+          <w:rFonts w:cstheme="minorHAnsi"/>
+          <w:b/>
+          <w:bCs/>
+        </w:rPr>
+        <w:t>Participating actors:</w:t>
+      </w:r>
+      <w:r>
+        <w:rPr>
+          <w:rFonts w:cstheme="minorHAnsi"/>
+        </w:rPr>
+        <w:t xml:space="preserve"> Type-2 Child</w:t>
+      </w:r>
+    </w:p>
+    <w:p>
+      <w:pPr>
+        <w:pStyle w:val="ListParagraph"/>
+        <w:numPr>
+          <w:ilvl w:val="0"/>
+          <w:numId w:val="43"/>
+        </w:numPr>
+        <w:spacing w:before="120" w:after="120"/>
+        <w:jc w:val="both"/>
+        <w:rPr>
+          <w:rFonts w:cstheme="minorHAnsi"/>
+        </w:rPr>
+      </w:pPr>
+      <w:r>
+        <w:rPr>
+          <w:rFonts w:cstheme="minorHAnsi"/>
+          <w:b/>
+          <w:bCs/>
+        </w:rPr>
+        <w:t>Description:</w:t>
+      </w:r>
+      <w:r>
+        <w:rPr>
+          <w:rFonts w:cstheme="minorHAnsi"/>
+        </w:rPr>
+        <w:t xml:space="preserve"> The user adds a movie to their individual watchlist for future viewing. </w:t>
+      </w:r>
+    </w:p>
+    <w:p>
+      <w:pPr>
+        <w:pStyle w:val="ListParagraph"/>
+        <w:numPr>
+          <w:ilvl w:val="0"/>
+          <w:numId w:val="43"/>
+        </w:numPr>
+        <w:spacing w:before="120" w:after="120"/>
+        <w:jc w:val="both"/>
+        <w:rPr>
+          <w:rFonts w:cstheme="minorHAnsi"/>
+        </w:rPr>
+      </w:pPr>
+      <w:r>
+        <w:rPr>
+          <w:rFonts w:cstheme="minorHAnsi"/>
+          <w:b/>
+          <w:bCs/>
+        </w:rPr>
+        <w:t>Trigger:</w:t>
+      </w:r>
+      <w:r>
+        <w:rPr>
+          <w:rFonts w:cstheme="minorHAnsi"/>
+        </w:rPr>
+        <w:t xml:space="preserve"> The user clicks "+ Watchlist" on a movie card.</w:t>
+      </w:r>
+    </w:p>
+    <w:p>
+      <w:pPr>
+        <w:pStyle w:val="ListParagraph"/>
+        <w:numPr>
+          <w:ilvl w:val="0"/>
+          <w:numId w:val="43"/>
+        </w:numPr>
+        <w:spacing w:before="120" w:after="120"/>
+        <w:jc w:val="both"/>
+        <w:rPr>
+          <w:rFonts w:cstheme="minorHAnsi"/>
+        </w:rPr>
+      </w:pPr>
+      <w:r>
+        <w:rPr>
+          <w:rFonts w:cstheme="minorHAnsi"/>
+          <w:b/>
+          <w:bCs/>
+        </w:rPr>
+        <w:t>Preconditions:</w:t>
+      </w:r>
+      <w:r>
+        <w:rPr>
+          <w:rFonts w:cstheme="minorHAnsi"/>
+        </w:rPr>
+        <w:t xml:space="preserve"> The user is logged in as a Type-2 Child. </w:t>
+      </w:r>
+    </w:p>
+    <w:p>
+      <w:pPr>
+        <w:pStyle w:val="ListParagraph"/>
+        <w:spacing w:before="120" w:after="120"/>
+        <w:jc w:val="both"/>
+        <w:rPr>
+          <w:rFonts w:cstheme="minorHAnsi"/>
+        </w:rPr>
+      </w:pPr>
+      <w:r>
+        <w:rPr>
+          <w:rFonts w:cstheme="minorHAnsi"/>
+          <w:b/>
+          <w:bCs/>
+        </w:rPr>
+        <w:t>Basic Use Case 2: Manage User Accounts</w:t>
+      </w:r>
+    </w:p>
+    <w:p>
+      <w:pPr>
+        <w:pStyle w:val="ListParagraph"/>
+        <w:numPr>
+          <w:ilvl w:val="0"/>
+          <w:numId w:val="44"/>
+        </w:numPr>
+        <w:spacing w:before="120" w:after="120"/>
+        <w:jc w:val="both"/>
+        <w:rPr>
+          <w:rFonts w:cstheme="minorHAnsi"/>
+        </w:rPr>
+      </w:pPr>
+      <w:r>
+        <w:rPr>
+          <w:rFonts w:cstheme="minorHAnsi"/>
+          <w:b/>
+          <w:bCs/>
+        </w:rPr>
+        <w:t>Use case name:</w:t>
+      </w:r>
+      <w:r>
+        <w:rPr>
+          <w:rFonts w:cstheme="minorHAnsi"/>
+        </w:rPr>
+        <w:t xml:space="preserve"> Manage User Accounts</w:t>
+      </w:r>
+    </w:p>
+    <w:p>
+      <w:pPr>
+        <w:pStyle w:val="ListParagraph"/>
+        <w:numPr>
+          <w:ilvl w:val="0"/>
+          <w:numId w:val="44"/>
+        </w:numPr>
+        <w:spacing w:before="120" w:after="120"/>
+        <w:jc w:val="both"/>
+        <w:rPr>
+          <w:rFonts w:cstheme="minorHAnsi"/>
+        </w:rPr>
+      </w:pPr>
+      <w:r>
+        <w:rPr>
+          <w:rFonts w:cstheme="minorHAnsi"/>
+          <w:b/>
+          <w:bCs/>
+        </w:rPr>
+        <w:t>Participating actors:</w:t>
+      </w:r>
+      <w:r>
+        <w:rPr>
+          <w:rFonts w:cstheme="minorHAnsi"/>
+        </w:rPr>
+        <w:t xml:space="preserve"> Type-1 Parent</w:t>
+      </w:r>
+    </w:p>
+    <w:p>
+      <w:pPr>
+        <w:pStyle w:val="ListParagraph"/>
+        <w:numPr>
+          <w:ilvl w:val="0"/>
+          <w:numId w:val="44"/>
+        </w:numPr>
+        <w:spacing w:before="120" w:after="120"/>
+        <w:jc w:val="both"/>
+        <w:rPr>
+          <w:rFonts w:cstheme="minorHAnsi"/>
+        </w:rPr>
+      </w:pPr>
+      <w:r>
+        <w:rPr>
+          <w:rFonts w:cstheme="minorHAnsi"/>
+          <w:b/>
+          <w:bCs/>
+        </w:rPr>
+        <w:t>Description:</w:t>
+      </w:r>
+      <w:r>
+        <w:rPr>
+          <w:rFonts w:cstheme="minorHAnsi"/>
+        </w:rPr>
+        <w:t xml:space="preserve"> The admin creates or edits accounts for family members and sets roles. </w:t>
+      </w:r>
+    </w:p>
+    <w:p>
+      <w:pPr>
+        <w:pStyle w:val="ListParagraph"/>
+        <w:numPr>
+          <w:ilvl w:val="0"/>
+          <w:numId w:val="44"/>
+        </w:numPr>
+        <w:spacing w:before="120" w:after="120"/>
+        <w:jc w:val="both"/>
+        <w:rPr>
+          <w:rFonts w:cstheme="minorHAnsi"/>
+        </w:rPr>
+      </w:pPr>
+      <w:r>
+        <w:rPr>
+          <w:rFonts w:cstheme="minorHAnsi"/>
+          <w:b/>
+          <w:bCs/>
+        </w:rPr>
+        <w:lastRenderedPageBreak/>
+        <w:t>Trigger:</w:t>
+      </w:r>
+      <w:r>
+        <w:rPr>
+          <w:rFonts w:cstheme="minorHAnsi"/>
+        </w:rPr>
+        <w:t xml:space="preserve"> The user clicks "+ Add User" or clicks on an existing User Card in the Accounts tab.</w:t>
+      </w:r>
+    </w:p>
+    <w:p>
+      <w:pPr>
+        <w:pStyle w:val="ListParagraph"/>
+        <w:numPr>
+          <w:ilvl w:val="0"/>
+          <w:numId w:val="44"/>
+        </w:numPr>
+        <w:spacing w:before="120" w:after="120"/>
+        <w:jc w:val="both"/>
+        <w:rPr>
+          <w:rFonts w:cstheme="minorHAnsi"/>
+        </w:rPr>
+      </w:pPr>
+      <w:r>
+        <w:rPr>
+          <w:rFonts w:cstheme="minorHAnsi"/>
+          <w:b/>
+          <w:bCs/>
+        </w:rPr>
+        <w:t>Preconditions:</w:t>
+      </w:r>
+      <w:r>
+        <w:rPr>
+          <w:rFonts w:cstheme="minorHAnsi"/>
+        </w:rPr>
+        <w:t xml:space="preserve"> The user must be logged in as a Type-1 Parent. </w:t>
+      </w:r>
+    </w:p>
+    <w:p>
+      <w:pPr>
+        <w:pStyle w:val="ListParagraph"/>
+        <w:spacing w:before="120" w:after="120"/>
+        <w:jc w:val="both"/>
+        <w:rPr>
+          <w:rFonts w:cstheme="minorHAnsi"/>
+        </w:rPr>
+      </w:pPr>
+      <w:r>
+        <w:rPr>
+          <w:rFonts w:cstheme="minorHAnsi"/>
+          <w:b/>
+          <w:bCs/>
+        </w:rPr>
+        <w:t>Basic Use Case 3: Browse and Filter Movies</w:t>
+      </w:r>
+    </w:p>
+    <w:p>
+      <w:pPr>
+        <w:pStyle w:val="ListParagraph"/>
+        <w:numPr>
+          <w:ilvl w:val="0"/>
+          <w:numId w:val="45"/>
+        </w:numPr>
+        <w:spacing w:before="120" w:after="120"/>
+        <w:jc w:val="both"/>
+        <w:rPr>
+          <w:rFonts w:cstheme="minorHAnsi"/>
+        </w:rPr>
+      </w:pPr>
+      <w:r>
+        <w:rPr>
+          <w:rFonts w:cstheme="minorHAnsi"/>
+          <w:b/>
+          <w:bCs/>
+        </w:rPr>
+        <w:t>Use case name:</w:t>
+      </w:r>
+      <w:r>
+        <w:rPr>
+          <w:rFonts w:cstheme="minorHAnsi"/>
+        </w:rPr>
+        <w:t xml:space="preserve"> Browse and Filter Movies</w:t>
+      </w:r>
+    </w:p>
+    <w:p>
+      <w:pPr>
+        <w:pStyle w:val="ListParagraph"/>
+        <w:numPr>
+          <w:ilvl w:val="0"/>
+          <w:numId w:val="45"/>
+        </w:numPr>
+        <w:spacing w:before="120" w:after="120"/>
+        <w:jc w:val="both"/>
+        <w:rPr>
+          <w:rFonts w:cstheme="minorHAnsi"/>
+        </w:rPr>
+      </w:pPr>
+      <w:r>
+        <w:rPr>
+          <w:rFonts w:cstheme="minorHAnsi"/>
+          <w:b/>
+          <w:bCs/>
+        </w:rPr>
+        <w:t>Participating actors:</w:t>
+      </w:r>
+      <w:r>
+        <w:rPr>
+          <w:rFonts w:cstheme="minorHAnsi"/>
+        </w:rPr>
+        <w:t xml:space="preserve"> Type-1 Parent, Type-2 Child</w:t>
+      </w:r>
+    </w:p>
+    <w:p>
+      <w:pPr>
+        <w:pStyle w:val="ListParagraph"/>
+        <w:numPr>
+          <w:ilvl w:val="0"/>
+          <w:numId w:val="45"/>
+        </w:numPr>
+        <w:spacing w:before="120" w:after="120"/>
+        <w:jc w:val="both"/>
+        <w:rPr>
+          <w:rFonts w:cstheme="minorHAnsi"/>
+        </w:rPr>
+      </w:pPr>
+      <w:r>
+        <w:rPr>
+          <w:rFonts w:cstheme="minorHAnsi"/>
+          <w:b/>
+          <w:bCs/>
+        </w:rPr>
+        <w:t>Description:</w:t>
+      </w:r>
+      <w:r>
+        <w:rPr>
+          <w:rFonts w:cstheme="minorHAnsi"/>
+        </w:rPr>
+        <w:t xml:space="preserve"> Users search the library using specific parameters (title, genre, year, director). </w:t>
+      </w:r>
+    </w:p>
+    <w:p>
+      <w:pPr>
+        <w:pStyle w:val="ListParagraph"/>
+        <w:numPr>
+          <w:ilvl w:val="0"/>
+          <w:numId w:val="45"/>
+        </w:numPr>
+        <w:spacing w:before="120" w:after="120"/>
+        <w:jc w:val="both"/>
+        <w:rPr>
+          <w:rFonts w:cstheme="minorHAnsi"/>
+        </w:rPr>
+      </w:pPr>
+      <w:r>
+        <w:rPr>
+          <w:rFonts w:cstheme="minorHAnsi"/>
+          <w:b/>
+          <w:bCs/>
+        </w:rPr>
+        <w:t>Trigger:</w:t>
+      </w:r>
+      <w:r>
+        <w:rPr>
+          <w:rFonts w:cstheme="minorHAnsi"/>
+        </w:rPr>
+        <w:t xml:space="preserve"> The user types into the filter fields or selects an option from the filter dropdowns.</w:t>
+      </w:r>
+    </w:p>
+    <w:p>
+      <w:pPr>
+        <w:pStyle w:val="ListParagraph"/>
+        <w:numPr>
+          <w:ilvl w:val="0"/>
+          <w:numId w:val="45"/>
+        </w:numPr>
+        <w:spacing w:before="120" w:after="120"/>
+        <w:jc w:val="both"/>
+        <w:rPr>
+          <w:rFonts w:cstheme="minorHAnsi"/>
+        </w:rPr>
+      </w:pPr>
+      <w:r>
+        <w:rPr>
+          <w:rFonts w:cstheme="minorHAnsi"/>
+          <w:b/>
+          <w:bCs/>
+        </w:rPr>
+        <w:t>Preconditions:</w:t>
+      </w:r>
+      <w:r>
+        <w:rPr>
+          <w:rFonts w:cstheme="minorHAnsi"/>
+        </w:rPr>
+        <w:t xml:space="preserve"> The database must contain movie records.</w:t>
+      </w:r>
+    </w:p>
+    <w:p>
+      <w:pPr>
+        <w:spacing w:before="120" w:after="120" w:line="240" w:lineRule="auto"/>
+        <w:jc w:val="both"/>
+        <w:rPr>
+          <w:rFonts w:cstheme="minorHAnsi"/>
+        </w:rPr>
+      </w:pPr>
+    </w:p>
+    <w:p>
+      <w:pPr>
+        <w:pStyle w:val="Heading3"/>
         <w:spacing w:before="240" w:after="240" w:line="240" w:lineRule="auto"/>
         <w:rPr>
           <w:rFonts w:asciiTheme="minorHAnsi" w:hAnsiTheme="minorHAnsi" w:cstheme="minorHAnsi"/>
@@ -4852,7 +6847,7 @@
           <w:szCs w:val="28"/>
         </w:rPr>
       </w:pPr>
-      <w:bookmarkStart w:id="16" w:name="_Toc165838022"/>
+      <w:bookmarkStart w:id="15" w:name="_Toc165838022"/>
       <w:r>
         <w:rPr>
           <w:rFonts w:asciiTheme="minorHAnsi" w:hAnsiTheme="minorHAnsi" w:cstheme="minorHAnsi"/>
@@ -4886,7 +6881,7 @@
         </w:rPr>
         <w:t xml:space="preserve"> Actors and Use Cases</w:t>
       </w:r>
-      <w:bookmarkEnd w:id="16"/>
+      <w:bookmarkEnd w:id="15"/>
     </w:p>
     <w:p>
       <w:pPr>
@@ -4905,7 +6900,286 @@
     </w:p>
     <w:p>
       <w:pPr>
-        <w:pStyle w:val="Balk3"/>
+        <w:spacing w:before="120" w:after="120" w:line="240" w:lineRule="auto"/>
+        <w:jc w:val="both"/>
+        <w:rPr>
+          <w:rFonts w:cstheme="minorHAnsi"/>
+        </w:rPr>
+      </w:pPr>
+    </w:p>
+    <w:p>
+      <w:pPr>
+        <w:pStyle w:val="ListParagraph"/>
+        <w:spacing w:before="120" w:after="120"/>
+        <w:ind w:left="0"/>
+        <w:jc w:val="both"/>
+        <w:rPr>
+          <w:rFonts w:cstheme="minorHAnsi"/>
+        </w:rPr>
+      </w:pPr>
+      <w:r>
+        <w:rPr>
+          <w:rFonts w:cstheme="minorHAnsi"/>
+        </w:rPr>
+        <w:t xml:space="preserve">In the </w:t>
+      </w:r>
+      <w:proofErr w:type="spellStart"/>
+      <w:r>
+        <w:rPr>
+          <w:rFonts w:cstheme="minorHAnsi"/>
+        </w:rPr>
+        <w:t>MovieCritics</w:t>
+      </w:r>
+      <w:proofErr w:type="spellEnd"/>
+      <w:r>
+        <w:rPr>
+          <w:rFonts w:cstheme="minorHAnsi"/>
+        </w:rPr>
+        <w:t xml:space="preserve"> system, actors are organized by a role-based hierarchy. The </w:t>
+      </w:r>
+      <w:r>
+        <w:rPr>
+          <w:rFonts w:cstheme="minorHAnsi"/>
+          <w:b/>
+          <w:bCs/>
+        </w:rPr>
+        <w:t>Type-1 Parent/Adult</w:t>
+      </w:r>
+      <w:r>
+        <w:rPr>
+          <w:rFonts w:cstheme="minorHAnsi"/>
+        </w:rPr>
+        <w:t xml:space="preserve"> acts as the system administrator. They have an exclusive association with administrative use cases such as </w:t>
+      </w:r>
+      <w:r>
+        <w:rPr>
+          <w:rFonts w:cstheme="minorHAnsi"/>
+          <w:i/>
+          <w:iCs/>
+        </w:rPr>
+        <w:t>Add/Remove Movies</w:t>
+      </w:r>
+      <w:r>
+        <w:rPr>
+          <w:rFonts w:cstheme="minorHAnsi"/>
+        </w:rPr>
+        <w:t xml:space="preserve">, </w:t>
+      </w:r>
+      <w:r>
+        <w:rPr>
+          <w:rFonts w:cstheme="minorHAnsi"/>
+          <w:i/>
+          <w:iCs/>
+        </w:rPr>
+        <w:t>Manage User Accounts</w:t>
+      </w:r>
+      <w:r>
+        <w:rPr>
+          <w:rFonts w:cstheme="minorHAnsi"/>
+        </w:rPr>
+        <w:t xml:space="preserve">, </w:t>
+      </w:r>
+      <w:r>
+        <w:rPr>
+          <w:rFonts w:cstheme="minorHAnsi"/>
+          <w:i/>
+          <w:iCs/>
+        </w:rPr>
+        <w:t>Set Viewing Rules</w:t>
+      </w:r>
+      <w:r>
+        <w:rPr>
+          <w:rFonts w:cstheme="minorHAnsi"/>
+        </w:rPr>
+        <w:t xml:space="preserve">, and </w:t>
+      </w:r>
+      <w:r>
+        <w:rPr>
+          <w:rFonts w:cstheme="minorHAnsi"/>
+          <w:i/>
+          <w:iCs/>
+        </w:rPr>
+        <w:t>View Family Analytics</w:t>
+      </w:r>
+      <w:r>
+        <w:rPr>
+          <w:rFonts w:cstheme="minorHAnsi"/>
+        </w:rPr>
+        <w:t xml:space="preserve">. </w:t>
+      </w:r>
+    </w:p>
+    <w:p>
+      <w:pPr>
+        <w:pStyle w:val="ListParagraph"/>
+        <w:spacing w:before="120" w:after="120"/>
+        <w:ind w:left="0"/>
+        <w:jc w:val="both"/>
+        <w:rPr>
+          <w:rFonts w:cstheme="minorHAnsi"/>
+        </w:rPr>
+      </w:pPr>
+      <w:r>
+        <w:rPr>
+          <w:rFonts w:cstheme="minorHAnsi"/>
+        </w:rPr>
+        <w:t xml:space="preserve">The </w:t>
+      </w:r>
+      <w:r>
+        <w:rPr>
+          <w:rFonts w:cstheme="minorHAnsi"/>
+          <w:b/>
+          <w:bCs/>
+        </w:rPr>
+        <w:t>Type-2 Child</w:t>
+      </w:r>
+      <w:r>
+        <w:rPr>
+          <w:rFonts w:cstheme="minorHAnsi"/>
+        </w:rPr>
+        <w:t xml:space="preserve"> acts as a standard member. Their primary associations are with engagement use cases like </w:t>
+      </w:r>
+      <w:r>
+        <w:rPr>
+          <w:rFonts w:cstheme="minorHAnsi"/>
+          <w:i/>
+          <w:iCs/>
+        </w:rPr>
+        <w:t>Log Watched Movies</w:t>
+      </w:r>
+      <w:r>
+        <w:rPr>
+          <w:rFonts w:cstheme="minorHAnsi"/>
+        </w:rPr>
+        <w:t xml:space="preserve">, </w:t>
+      </w:r>
+      <w:r>
+        <w:rPr>
+          <w:rFonts w:cstheme="minorHAnsi"/>
+          <w:i/>
+          <w:iCs/>
+        </w:rPr>
+        <w:t>Create Personal Watchlists</w:t>
+      </w:r>
+      <w:r>
+        <w:rPr>
+          <w:rFonts w:cstheme="minorHAnsi"/>
+        </w:rPr>
+        <w:t xml:space="preserve">, and </w:t>
+      </w:r>
+      <w:r>
+        <w:rPr>
+          <w:rFonts w:cstheme="minorHAnsi"/>
+          <w:i/>
+          <w:iCs/>
+        </w:rPr>
+        <w:t>Track Progress</w:t>
+      </w:r>
+      <w:r>
+        <w:rPr>
+          <w:rFonts w:cstheme="minorHAnsi"/>
+        </w:rPr>
+        <w:t xml:space="preserve">. </w:t>
+      </w:r>
+    </w:p>
+    <w:p>
+      <w:pPr>
+        <w:pStyle w:val="ListParagraph"/>
+        <w:spacing w:before="120" w:after="120"/>
+        <w:ind w:left="0"/>
+        <w:jc w:val="both"/>
+        <w:rPr>
+          <w:rFonts w:cstheme="minorHAnsi"/>
+        </w:rPr>
+      </w:pPr>
+      <w:r>
+        <w:rPr>
+          <w:rFonts w:cstheme="minorHAnsi"/>
+        </w:rPr>
+        <w:t xml:space="preserve">Both actors share associations with core viewing use cases, such as </w:t>
+      </w:r>
+      <w:r>
+        <w:rPr>
+          <w:rFonts w:cstheme="minorHAnsi"/>
+          <w:i/>
+          <w:iCs/>
+        </w:rPr>
+        <w:t>Log In</w:t>
+      </w:r>
+      <w:r>
+        <w:rPr>
+          <w:rFonts w:cstheme="minorHAnsi"/>
+        </w:rPr>
+        <w:t xml:space="preserve">, </w:t>
+      </w:r>
+      <w:r>
+        <w:rPr>
+          <w:rFonts w:cstheme="minorHAnsi"/>
+          <w:i/>
+          <w:iCs/>
+        </w:rPr>
+        <w:t>Browse Movies</w:t>
+      </w:r>
+      <w:r>
+        <w:rPr>
+          <w:rFonts w:cstheme="minorHAnsi"/>
+        </w:rPr>
+        <w:t xml:space="preserve">, and </w:t>
+      </w:r>
+      <w:r>
+        <w:rPr>
+          <w:rFonts w:cstheme="minorHAnsi"/>
+          <w:i/>
+          <w:iCs/>
+        </w:rPr>
+        <w:t>View Family Ratings</w:t>
+      </w:r>
+      <w:r>
+        <w:rPr>
+          <w:rFonts w:cstheme="minorHAnsi"/>
+        </w:rPr>
+        <w:t xml:space="preserve">. However, the system imposes a constraint on the Type-2 Child's association with </w:t>
+      </w:r>
+      <w:r>
+        <w:rPr>
+          <w:rFonts w:cstheme="minorHAnsi"/>
+          <w:i/>
+          <w:iCs/>
+        </w:rPr>
+        <w:t>Browse Movies</w:t>
+      </w:r>
+      <w:r>
+        <w:rPr>
+          <w:rFonts w:cstheme="minorHAnsi"/>
+        </w:rPr>
+        <w:t xml:space="preserve">, limiting their access strictly to records where the </w:t>
+      </w:r>
+      <w:proofErr w:type="spellStart"/>
+      <w:r>
+        <w:rPr>
+          <w:rFonts w:cstheme="minorHAnsi"/>
+        </w:rPr>
+        <w:t>ParentalRestriction</w:t>
+      </w:r>
+      <w:proofErr w:type="spellEnd"/>
+      <w:r>
+        <w:rPr>
+          <w:rFonts w:cstheme="minorHAnsi"/>
+        </w:rPr>
+        <w:t xml:space="preserve"> attribute is false. </w:t>
+      </w:r>
+    </w:p>
+    <w:p>
+      <w:pPr>
+        <w:spacing w:before="120" w:after="120" w:line="240" w:lineRule="auto"/>
+        <w:jc w:val="both"/>
+        <w:rPr>
+          <w:rFonts w:cstheme="minorHAnsi"/>
+        </w:rPr>
+      </w:pPr>
+    </w:p>
+    <w:p>
+      <w:pPr>
+        <w:pStyle w:val="Heading3"/>
         <w:spacing w:before="240" w:after="240" w:line="240" w:lineRule="auto"/>
         <w:rPr>
           <w:rFonts w:asciiTheme="minorHAnsi" w:hAnsiTheme="minorHAnsi" w:cstheme="minorHAnsi"/>
@@ -4916,7 +7190,7 @@
           <w:szCs w:val="28"/>
         </w:rPr>
       </w:pPr>
-      <w:bookmarkStart w:id="17" w:name="_Toc165838023"/>
+      <w:bookmarkStart w:id="16" w:name="_Toc165838023"/>
       <w:r>
         <w:rPr>
           <w:rFonts w:asciiTheme="minorHAnsi" w:hAnsiTheme="minorHAnsi" w:cstheme="minorHAnsi"/>
@@ -4928,7 +7202,7 @@
         </w:rPr>
         <w:t>Use Case Diagram</w:t>
       </w:r>
-      <w:bookmarkEnd w:id="17"/>
+      <w:bookmarkEnd w:id="16"/>
       <w:r>
         <w:rPr>
           <w:rFonts w:asciiTheme="minorHAnsi" w:hAnsiTheme="minorHAnsi" w:cstheme="minorHAnsi"/>
@@ -4970,7 +7244,7 @@
     </w:p>
     <w:p>
       <w:pPr>
-        <w:pStyle w:val="Balk1"/>
+        <w:pStyle w:val="Heading1"/>
         <w:spacing w:after="240" w:line="240" w:lineRule="auto"/>
         <w:rPr>
           <w:rFonts w:asciiTheme="minorHAnsi" w:hAnsiTheme="minorHAnsi" w:cstheme="minorHAnsi"/>
@@ -4980,7 +7254,7 @@
           <w:szCs w:val="28"/>
         </w:rPr>
       </w:pPr>
-      <w:bookmarkStart w:id="18" w:name="_Toc165838024"/>
+      <w:bookmarkStart w:id="17" w:name="_Toc165838024"/>
       <w:r>
         <w:rPr>
           <w:rFonts w:asciiTheme="minorHAnsi" w:hAnsiTheme="minorHAnsi" w:cstheme="minorHAnsi"/>
@@ -4991,26 +7265,11 @@
         </w:rPr>
         <w:t>Behavioral Models</w:t>
       </w:r>
-      <w:bookmarkEnd w:id="18"/>
-    </w:p>
-    <w:p>
-      <w:pPr>
-        <w:spacing w:before="120" w:after="120" w:line="240" w:lineRule="auto"/>
-        <w:jc w:val="both"/>
-        <w:rPr>
-          <w:rFonts w:cstheme="minorHAnsi"/>
-        </w:rPr>
-      </w:pPr>
-      <w:r>
-        <w:rPr>
-          <w:rFonts w:cstheme="minorHAnsi"/>
-        </w:rPr>
-        <w:t>No explanation is needed here. Only complete the subsection.</w:t>
-      </w:r>
-    </w:p>
-    <w:p>
-      <w:pPr>
-        <w:pStyle w:val="Balk2"/>
+      <w:bookmarkEnd w:id="17"/>
+    </w:p>
+    <w:p>
+      <w:pPr>
+        <w:pStyle w:val="Heading2"/>
         <w:spacing w:before="240" w:after="240" w:line="240" w:lineRule="auto"/>
         <w:rPr>
           <w:rFonts w:asciiTheme="minorHAnsi" w:hAnsiTheme="minorHAnsi" w:cstheme="minorHAnsi"/>
@@ -5020,7 +7279,7 @@
           <w:szCs w:val="28"/>
         </w:rPr>
       </w:pPr>
-      <w:bookmarkStart w:id="19" w:name="_Toc165838025"/>
+      <w:bookmarkStart w:id="18" w:name="_Toc165838025"/>
       <w:r>
         <w:rPr>
           <w:rFonts w:asciiTheme="minorHAnsi" w:hAnsiTheme="minorHAnsi" w:cstheme="minorHAnsi"/>
@@ -5031,7 +7290,7 @@
         </w:rPr>
         <w:t>Sequence Diagram</w:t>
       </w:r>
-      <w:bookmarkEnd w:id="19"/>
+      <w:bookmarkEnd w:id="18"/>
     </w:p>
     <w:p>
       <w:pPr>
@@ -5068,7 +7327,7 @@
     </w:p>
     <w:p>
       <w:pPr>
-        <w:pStyle w:val="Balk1"/>
+        <w:pStyle w:val="Heading1"/>
         <w:spacing w:after="240" w:line="240" w:lineRule="auto"/>
         <w:rPr>
           <w:rFonts w:asciiTheme="minorHAnsi" w:hAnsiTheme="minorHAnsi" w:cstheme="minorHAnsi"/>
@@ -5078,7 +7337,7 @@
           <w:szCs w:val="28"/>
         </w:rPr>
       </w:pPr>
-      <w:bookmarkStart w:id="20" w:name="_Toc165838026"/>
+      <w:bookmarkStart w:id="19" w:name="_Toc165838026"/>
       <w:r>
         <w:rPr>
           <w:rFonts w:asciiTheme="minorHAnsi" w:hAnsiTheme="minorHAnsi" w:cstheme="minorHAnsi"/>
@@ -5089,26 +7348,11 @@
         </w:rPr>
         <w:t>Structural Models</w:t>
       </w:r>
-      <w:bookmarkEnd w:id="20"/>
-    </w:p>
-    <w:p>
-      <w:pPr>
-        <w:spacing w:before="120" w:after="120" w:line="240" w:lineRule="auto"/>
-        <w:jc w:val="both"/>
-        <w:rPr>
-          <w:rFonts w:cstheme="minorHAnsi"/>
-        </w:rPr>
-      </w:pPr>
-      <w:r>
-        <w:rPr>
-          <w:rFonts w:cstheme="minorHAnsi"/>
-        </w:rPr>
-        <w:t>No explanation is needed here. Only complete the subsection.</w:t>
-      </w:r>
-    </w:p>
-    <w:p>
-      <w:pPr>
-        <w:pStyle w:val="Balk2"/>
+      <w:bookmarkEnd w:id="19"/>
+    </w:p>
+    <w:p>
+      <w:pPr>
+        <w:pStyle w:val="Heading2"/>
         <w:spacing w:before="240" w:after="240" w:line="240" w:lineRule="auto"/>
         <w:rPr>
           <w:rFonts w:asciiTheme="minorHAnsi" w:hAnsiTheme="minorHAnsi" w:cstheme="minorHAnsi"/>
@@ -5118,7 +7362,7 @@
           <w:szCs w:val="28"/>
         </w:rPr>
       </w:pPr>
-      <w:bookmarkStart w:id="21" w:name="_Toc165838027"/>
+      <w:bookmarkStart w:id="20" w:name="_Toc165838027"/>
       <w:r>
         <w:rPr>
           <w:rFonts w:asciiTheme="minorHAnsi" w:hAnsiTheme="minorHAnsi" w:cstheme="minorHAnsi"/>
@@ -5129,7 +7373,7 @@
         </w:rPr>
         <w:t>Class Diagram</w:t>
       </w:r>
-      <w:bookmarkEnd w:id="21"/>
+      <w:bookmarkEnd w:id="20"/>
     </w:p>
     <w:p>
       <w:pPr>
@@ -5160,7 +7404,7 @@
     </w:p>
     <w:p>
       <w:pPr>
-        <w:pStyle w:val="Balk1"/>
+        <w:pStyle w:val="Heading1"/>
         <w:spacing w:after="240" w:line="240" w:lineRule="auto"/>
         <w:rPr>
           <w:rFonts w:asciiTheme="minorHAnsi" w:hAnsiTheme="minorHAnsi" w:cstheme="minorHAnsi"/>
@@ -5170,7 +7414,7 @@
           <w:szCs w:val="28"/>
         </w:rPr>
       </w:pPr>
-      <w:bookmarkStart w:id="22" w:name="_Toc165838028"/>
+      <w:bookmarkStart w:id="21" w:name="_Toc165838028"/>
       <w:r>
         <w:rPr>
           <w:rFonts w:asciiTheme="minorHAnsi" w:hAnsiTheme="minorHAnsi" w:cstheme="minorHAnsi"/>
@@ -5179,28 +7423,14 @@
           <w:sz w:val="28"/>
           <w:szCs w:val="28"/>
         </w:rPr>
+        <w:lastRenderedPageBreak/>
         <w:t>Process Modeling</w:t>
       </w:r>
-      <w:bookmarkEnd w:id="22"/>
-    </w:p>
-    <w:p>
-      <w:pPr>
-        <w:spacing w:before="120" w:after="120" w:line="240" w:lineRule="auto"/>
-        <w:jc w:val="both"/>
-        <w:rPr>
-          <w:rFonts w:cstheme="minorHAnsi"/>
-        </w:rPr>
-      </w:pPr>
-      <w:r>
-        <w:rPr>
-          <w:rFonts w:cstheme="minorHAnsi"/>
-        </w:rPr>
-        <w:t>No explanation is needed here. Only complete the subsection.</w:t>
-      </w:r>
-    </w:p>
-    <w:p>
-      <w:pPr>
-        <w:pStyle w:val="Balk2"/>
+      <w:bookmarkEnd w:id="21"/>
+    </w:p>
+    <w:p>
+      <w:pPr>
+        <w:pStyle w:val="Heading2"/>
         <w:spacing w:before="240" w:after="240" w:line="240" w:lineRule="auto"/>
         <w:rPr>
           <w:rFonts w:asciiTheme="minorHAnsi" w:hAnsiTheme="minorHAnsi" w:cstheme="minorHAnsi"/>
@@ -5210,7 +7440,7 @@
           <w:szCs w:val="28"/>
         </w:rPr>
       </w:pPr>
-      <w:bookmarkStart w:id="23" w:name="_Toc165838029"/>
+      <w:bookmarkStart w:id="22" w:name="_Toc165838029"/>
       <w:r>
         <w:rPr>
           <w:rFonts w:asciiTheme="minorHAnsi" w:hAnsiTheme="minorHAnsi" w:cstheme="minorHAnsi"/>
@@ -5221,7 +7451,7 @@
         </w:rPr>
         <w:t>Data Flow Diagram (DFD)</w:t>
       </w:r>
-      <w:bookmarkEnd w:id="23"/>
+      <w:bookmarkEnd w:id="22"/>
       <w:r>
         <w:rPr>
           <w:rFonts w:asciiTheme="minorHAnsi" w:hAnsiTheme="minorHAnsi" w:cstheme="minorHAnsi"/>
@@ -5282,7 +7512,7 @@
     </w:p>
     <w:p>
       <w:pPr>
-        <w:pStyle w:val="Balk1"/>
+        <w:pStyle w:val="Heading1"/>
         <w:spacing w:after="240" w:line="240" w:lineRule="auto"/>
         <w:rPr>
           <w:rFonts w:asciiTheme="minorHAnsi" w:hAnsiTheme="minorHAnsi" w:cstheme="minorHAnsi"/>
@@ -5292,7 +7522,7 @@
           <w:szCs w:val="28"/>
         </w:rPr>
       </w:pPr>
-      <w:bookmarkStart w:id="24" w:name="_Toc165838030"/>
+      <w:bookmarkStart w:id="23" w:name="_Toc165838030"/>
       <w:r>
         <w:rPr>
           <w:rFonts w:asciiTheme="minorHAnsi" w:hAnsiTheme="minorHAnsi" w:cstheme="minorHAnsi"/>
@@ -5313,7 +7543,7 @@
         </w:rPr>
         <w:t xml:space="preserve"> (GUIs)</w:t>
       </w:r>
-      <w:bookmarkEnd w:id="24"/>
+      <w:bookmarkEnd w:id="23"/>
     </w:p>
     <w:p>
       <w:pPr>
@@ -5386,7 +7616,7 @@
     </w:p>
     <w:p>
       <w:pPr>
-        <w:pStyle w:val="Balk1"/>
+        <w:pStyle w:val="Heading1"/>
         <w:spacing w:after="240" w:line="240" w:lineRule="auto"/>
         <w:rPr>
           <w:rFonts w:asciiTheme="minorHAnsi" w:hAnsiTheme="minorHAnsi" w:cstheme="minorHAnsi"/>
@@ -5396,7 +7626,7 @@
           <w:szCs w:val="28"/>
         </w:rPr>
       </w:pPr>
-      <w:bookmarkStart w:id="25" w:name="_Toc165838031"/>
+      <w:bookmarkStart w:id="24" w:name="_Toc165838031"/>
       <w:r>
         <w:rPr>
           <w:rFonts w:asciiTheme="minorHAnsi" w:hAnsiTheme="minorHAnsi" w:cstheme="minorHAnsi"/>
@@ -5417,7 +7647,7 @@
         </w:rPr>
         <w:t xml:space="preserve"> and Future Work</w:t>
       </w:r>
-      <w:bookmarkEnd w:id="25"/>
+      <w:bookmarkEnd w:id="24"/>
     </w:p>
     <w:p>
       <w:pPr>
@@ -5493,6 +7723,102 @@
         </w:rPr>
         <w:t>.</w:t>
       </w:r>
+    </w:p>
+    <w:p>
+      <w:pPr>
+        <w:pStyle w:val="ListParagraph"/>
+        <w:spacing w:before="120" w:after="120"/>
+        <w:jc w:val="both"/>
+        <w:rPr>
+          <w:rFonts w:cstheme="minorHAnsi"/>
+          <w:b/>
+          <w:bCs/>
+        </w:rPr>
+      </w:pPr>
+    </w:p>
+    <w:p>
+      <w:pPr>
+        <w:pStyle w:val="ListParagraph"/>
+        <w:spacing w:before="120" w:after="120"/>
+        <w:ind w:left="0"/>
+        <w:jc w:val="both"/>
+        <w:rPr>
+          <w:rFonts w:cstheme="minorHAnsi"/>
+        </w:rPr>
+      </w:pPr>
+      <w:r>
+        <w:rPr>
+          <w:rFonts w:cstheme="minorHAnsi"/>
+          <w:b/>
+          <w:bCs/>
+        </w:rPr>
+        <w:t>Conclusion</w:t>
+      </w:r>
+      <w:r>
+        <w:rPr>
+          <w:rFonts w:cstheme="minorHAnsi"/>
+        </w:rPr>
+        <w:t xml:space="preserve"> The "</w:t>
+      </w:r>
+      <w:proofErr w:type="spellStart"/>
+      <w:r>
+        <w:rPr>
+          <w:rFonts w:cstheme="minorHAnsi"/>
+        </w:rPr>
+        <w:t>MovieCritics</w:t>
+      </w:r>
+      <w:proofErr w:type="spellEnd"/>
+      <w:r>
+        <w:rPr>
+          <w:rFonts w:cstheme="minorHAnsi"/>
+        </w:rPr>
+        <w:t xml:space="preserve">" application successfully fulfills the requirements of a family-oriented movie tracking system. Developed as a Java Desktop Application , it utilizes a robust object-oriented architecture and a reliable database (SQLite/MySQL) to manage data persistence for movies, users, and ratings. By implementing a dual-role GUI system, the application safely separates administrative privileges (Parents) from standard user engagement (Children). The use of custom UI components ensures the system is not only functionally complete but also highly intuitive and visually engaging, meeting all specified functional and non-functional requirements. </w:t>
+      </w:r>
+    </w:p>
+    <w:p>
+      <w:pPr>
+        <w:pStyle w:val="ListParagraph"/>
+        <w:spacing w:before="120" w:after="120"/>
+        <w:ind w:left="0"/>
+        <w:jc w:val="both"/>
+        <w:rPr>
+          <w:rFonts w:cstheme="minorHAnsi"/>
+        </w:rPr>
+      </w:pPr>
+      <w:r>
+        <w:rPr>
+          <w:rFonts w:cstheme="minorHAnsi"/>
+          <w:b/>
+          <w:bCs/>
+        </w:rPr>
+        <w:t>Future Work</w:t>
+      </w:r>
+    </w:p>
+    <w:p>
+      <w:pPr>
+        <w:pStyle w:val="ListParagraph"/>
+        <w:spacing w:before="120" w:after="120"/>
+        <w:ind w:left="0"/>
+        <w:jc w:val="both"/>
+        <w:rPr>
+          <w:rFonts w:cstheme="minorHAnsi"/>
+        </w:rPr>
+      </w:pPr>
+      <w:r>
+        <w:rPr>
+          <w:rFonts w:cstheme="minorHAnsi"/>
+        </w:rPr>
+        <w:t>While the current system operates efficiently as a local desktop application, future enhancements could significantly expand its utility. A primary focus for future work would be the integration of a third-party REST API (such as the OMDB or TMDB API) to automatically fetch movie metadata, posters, and cast information based on a title search, eliminating the need for manual data entry. Additionally, migrating the local SQLite database to a cloud-hosted MySQL solution would allow the family to run the application on multiple computers simultaneously, keeping watchlists and ratings synchronized across different devices.</w:t>
+      </w:r>
+    </w:p>
+    <w:p>
+      <w:pPr>
+        <w:spacing w:before="120" w:after="120" w:line="240" w:lineRule="auto"/>
+        <w:jc w:val="both"/>
+        <w:rPr>
+          <w:rFonts w:cstheme="minorHAnsi"/>
+        </w:rPr>
+      </w:pPr>
     </w:p>
     <w:p>
       <w:pPr>
@@ -5514,7 +7840,7 @@
 </file>
 
 <file path=word/endnotes.xml><?xml version="1.0" encoding="utf-8"?>
-<w:endnotes xmlns:wpc="http://schemas.microsoft.com/office/word/2010/wordprocessingCanvas" xmlns:cx="http://schemas.microsoft.com/office/drawing/2014/chartex" xmlns:cx1="http://schemas.microsoft.com/office/drawing/2015/9/8/chartex" xmlns:cx2="http://schemas.microsoft.com/office/drawing/2015/10/21/chartex" xmlns:cx3="http://schemas.microsoft.com/office/drawing/2016/5/9/chartex" xmlns:cx4="http://schemas.microsoft.com/office/drawing/2016/5/10/chartex" xmlns:cx5="http://schemas.microsoft.com/office/drawing/2016/5/11/chartex" xmlns:cx6="http://schemas.microsoft.com/office/drawing/2016/5/12/chartex" xmlns:cx7="http://schemas.microsoft.com/office/drawing/2016/5/13/chartex" xmlns:cx8="http://schemas.microsoft.com/office/drawing/2016/5/14/chartex" xmlns:mc="http://schemas.openxmlformats.org/markup-compatibility/2006" xmlns:aink="http://schemas.microsoft.com/office/drawing/2016/ink" xmlns:am3d="http://schemas.microsoft.com/office/drawing/2017/model3d" xmlns:o="urn:schemas-microsoft-com:office:office" xmlns:r="http://schemas.openxmlformats.org/officeDocument/2006/relationships" xmlns:m="http://schemas.openxmlformats.org/officeDocument/2006/math" xmlns:v="urn:schemas-microsoft-com:vml" xmlns:wp14="http://schemas.microsoft.com/office/word/2010/wordprocessingDrawing" xmlns:wp="http://schemas.openxmlformats.org/drawingml/2006/wordprocessingDrawing" xmlns:w10="urn:schemas-microsoft-com:office:word" xmlns:w="http://schemas.openxmlformats.org/wordprocessingml/2006/main" xmlns:w14="http://schemas.microsoft.com/office/word/2010/wordml" xmlns:w15="http://schemas.microsoft.com/office/word/2012/wordml" xmlns:w16cid="http://schemas.microsoft.com/office/word/2016/wordml/cid" xmlns:w16se="http://schemas.microsoft.com/office/word/2015/wordml/symex" xmlns:wpg="http://schemas.microsoft.com/office/word/2010/wordprocessingGroup" xmlns:wpi="http://schemas.microsoft.com/office/word/2010/wordprocessingInk" xmlns:wne="http://schemas.microsoft.com/office/word/2006/wordml" xmlns:wps="http://schemas.microsoft.com/office/word/2010/wordprocessingShape" mc:Ignorable="w14 w15 w16se w16cid wp14">
+<w:endnotes xmlns:wpc="http://schemas.microsoft.com/office/word/2010/wordprocessingCanvas" xmlns:cx="http://schemas.microsoft.com/office/drawing/2014/chartex" xmlns:cx1="http://schemas.microsoft.com/office/drawing/2015/9/8/chartex" xmlns:cx2="http://schemas.microsoft.com/office/drawing/2015/10/21/chartex" xmlns:cx3="http://schemas.microsoft.com/office/drawing/2016/5/9/chartex" xmlns:cx4="http://schemas.microsoft.com/office/drawing/2016/5/10/chartex" xmlns:cx5="http://schemas.microsoft.com/office/drawing/2016/5/11/chartex" xmlns:cx6="http://schemas.microsoft.com/office/drawing/2016/5/12/chartex" xmlns:cx7="http://schemas.microsoft.com/office/drawing/2016/5/13/chartex" xmlns:cx8="http://schemas.microsoft.com/office/drawing/2016/5/14/chartex" xmlns:mc="http://schemas.openxmlformats.org/markup-compatibility/2006" xmlns:aink="http://schemas.microsoft.com/office/drawing/2016/ink" xmlns:am3d="http://schemas.microsoft.com/office/drawing/2017/model3d" xmlns:o="urn:schemas-microsoft-com:office:office" xmlns:oel="http://schemas.microsoft.com/office/2019/extlst" xmlns:r="http://schemas.openxmlformats.org/officeDocument/2006/relationships" xmlns:m="http://schemas.openxmlformats.org/officeDocument/2006/math" xmlns:v="urn:schemas-microsoft-com:vml" xmlns:wp14="http://schemas.microsoft.com/office/word/2010/wordprocessingDrawing" xmlns:wp="http://schemas.openxmlformats.org/drawingml/2006/wordprocessingDrawing" xmlns:w10="urn:schemas-microsoft-com:office:word" xmlns:w="http://schemas.openxmlformats.org/wordprocessingml/2006/main" xmlns:w14="http://schemas.microsoft.com/office/word/2010/wordml" xmlns:w15="http://schemas.microsoft.com/office/word/2012/wordml" xmlns:w16cex="http://schemas.microsoft.com/office/word/2018/wordml/cex" xmlns:w16cid="http://schemas.microsoft.com/office/word/2016/wordml/cid" xmlns:w16="http://schemas.microsoft.com/office/word/2018/wordml" xmlns:w16du="http://schemas.microsoft.com/office/word/2023/wordml/word16du" xmlns:w16sdtdh="http://schemas.microsoft.com/office/word/2020/wordml/sdtdatahash" xmlns:w16sdtfl="http://schemas.microsoft.com/office/word/2024/wordml/sdtformatlock" xmlns:w16se="http://schemas.microsoft.com/office/word/2015/wordml/symex" xmlns:wpg="http://schemas.microsoft.com/office/word/2010/wordprocessingGroup" xmlns:wpi="http://schemas.microsoft.com/office/word/2010/wordprocessingInk" xmlns:wne="http://schemas.microsoft.com/office/word/2006/wordml" xmlns:wps="http://schemas.microsoft.com/office/word/2010/wordprocessingShape" mc:Ignorable="w14 w15 w16se w16cid w16 w16cex w16sdtdh w16sdtfl w16du wp14">
   <w:endnote w:type="separator" w:id="-1">
     <w:p>
       <w:pPr>
@@ -5539,7 +7865,7 @@
 </file>
 
 <file path=word/footer1.xml><?xml version="1.0" encoding="utf-8"?>
-<w:ftr xmlns:wpc="http://schemas.microsoft.com/office/word/2010/wordprocessingCanvas" xmlns:cx="http://schemas.microsoft.com/office/drawing/2014/chartex" xmlns:cx1="http://schemas.microsoft.com/office/drawing/2015/9/8/chartex" xmlns:cx2="http://schemas.microsoft.com/office/drawing/2015/10/21/chartex" xmlns:cx3="http://schemas.microsoft.com/office/drawing/2016/5/9/chartex" xmlns:cx4="http://schemas.microsoft.com/office/drawing/2016/5/10/chartex" xmlns:cx5="http://schemas.microsoft.com/office/drawing/2016/5/11/chartex" xmlns:cx6="http://schemas.microsoft.com/office/drawing/2016/5/12/chartex" xmlns:cx7="http://schemas.microsoft.com/office/drawing/2016/5/13/chartex" xmlns:cx8="http://schemas.microsoft.com/office/drawing/2016/5/14/chartex" xmlns:mc="http://schemas.openxmlformats.org/markup-compatibility/2006" xmlns:aink="http://schemas.microsoft.com/office/drawing/2016/ink" xmlns:am3d="http://schemas.microsoft.com/office/drawing/2017/model3d" xmlns:o="urn:schemas-microsoft-com:office:office" xmlns:r="http://schemas.openxmlformats.org/officeDocument/2006/relationships" xmlns:m="http://schemas.openxmlformats.org/officeDocument/2006/math" xmlns:v="urn:schemas-microsoft-com:vml" xmlns:wp14="http://schemas.microsoft.com/office/word/2010/wordprocessingDrawing" xmlns:wp="http://schemas.openxmlformats.org/drawingml/2006/wordprocessingDrawing" xmlns:w10="urn:schemas-microsoft-com:office:word" xmlns:w="http://schemas.openxmlformats.org/wordprocessingml/2006/main" xmlns:w14="http://schemas.microsoft.com/office/word/2010/wordml" xmlns:w15="http://schemas.microsoft.com/office/word/2012/wordml" xmlns:w16cid="http://schemas.microsoft.com/office/word/2016/wordml/cid" xmlns:w16se="http://schemas.microsoft.com/office/word/2015/wordml/symex" xmlns:wpg="http://schemas.microsoft.com/office/word/2010/wordprocessingGroup" xmlns:wpi="http://schemas.microsoft.com/office/word/2010/wordprocessingInk" xmlns:wne="http://schemas.microsoft.com/office/word/2006/wordml" xmlns:wps="http://schemas.microsoft.com/office/word/2010/wordprocessingShape" mc:Ignorable="w14 w15 w16se w16cid wp14">
+<w:ftr xmlns:wpc="http://schemas.microsoft.com/office/word/2010/wordprocessingCanvas" xmlns:cx="http://schemas.microsoft.com/office/drawing/2014/chartex" xmlns:cx1="http://schemas.microsoft.com/office/drawing/2015/9/8/chartex" xmlns:cx2="http://schemas.microsoft.com/office/drawing/2015/10/21/chartex" xmlns:cx3="http://schemas.microsoft.com/office/drawing/2016/5/9/chartex" xmlns:cx4="http://schemas.microsoft.com/office/drawing/2016/5/10/chartex" xmlns:cx5="http://schemas.microsoft.com/office/drawing/2016/5/11/chartex" xmlns:cx6="http://schemas.microsoft.com/office/drawing/2016/5/12/chartex" xmlns:cx7="http://schemas.microsoft.com/office/drawing/2016/5/13/chartex" xmlns:cx8="http://schemas.microsoft.com/office/drawing/2016/5/14/chartex" xmlns:mc="http://schemas.openxmlformats.org/markup-compatibility/2006" xmlns:aink="http://schemas.microsoft.com/office/drawing/2016/ink" xmlns:am3d="http://schemas.microsoft.com/office/drawing/2017/model3d" xmlns:o="urn:schemas-microsoft-com:office:office" xmlns:oel="http://schemas.microsoft.com/office/2019/extlst" xmlns:r="http://schemas.openxmlformats.org/officeDocument/2006/relationships" xmlns:m="http://schemas.openxmlformats.org/officeDocument/2006/math" xmlns:v="urn:schemas-microsoft-com:vml" xmlns:wp14="http://schemas.microsoft.com/office/word/2010/wordprocessingDrawing" xmlns:wp="http://schemas.openxmlformats.org/drawingml/2006/wordprocessingDrawing" xmlns:w10="urn:schemas-microsoft-com:office:word" xmlns:w="http://schemas.openxmlformats.org/wordprocessingml/2006/main" xmlns:w14="http://schemas.microsoft.com/office/word/2010/wordml" xmlns:w15="http://schemas.microsoft.com/office/word/2012/wordml" xmlns:w16cex="http://schemas.microsoft.com/office/word/2018/wordml/cex" xmlns:w16cid="http://schemas.microsoft.com/office/word/2016/wordml/cid" xmlns:w16="http://schemas.microsoft.com/office/word/2018/wordml" xmlns:w16du="http://schemas.microsoft.com/office/word/2023/wordml/word16du" xmlns:w16sdtdh="http://schemas.microsoft.com/office/word/2020/wordml/sdtdatahash" xmlns:w16sdtfl="http://schemas.microsoft.com/office/word/2024/wordml/sdtformatlock" xmlns:w16se="http://schemas.microsoft.com/office/word/2015/wordml/symex" xmlns:wpg="http://schemas.microsoft.com/office/word/2010/wordprocessingGroup" xmlns:wpi="http://schemas.microsoft.com/office/word/2010/wordprocessingInk" xmlns:wne="http://schemas.microsoft.com/office/word/2006/wordml" xmlns:wps="http://schemas.microsoft.com/office/word/2010/wordprocessingShape" mc:Ignorable="w14 w15 w16se w16cid w16 w16cex w16sdtdh w16sdtfl w16du wp14">
   <w:sdt>
     <w:sdtPr>
       <w:id w:val="-1535487828"/>
@@ -5556,7 +7882,7 @@
     <w:sdtContent>
       <w:p>
         <w:pPr>
-          <w:pStyle w:val="AltBilgi"/>
+          <w:pStyle w:val="Footer"/>
           <w:jc w:val="right"/>
         </w:pPr>
         <w:r>
@@ -5585,14 +7911,14 @@
   </w:sdt>
   <w:p>
     <w:pPr>
-      <w:pStyle w:val="AltBilgi"/>
+      <w:pStyle w:val="Footer"/>
     </w:pPr>
   </w:p>
 </w:ftr>
 </file>
 
 <file path=word/footnotes.xml><?xml version="1.0" encoding="utf-8"?>
-<w:footnotes xmlns:wpc="http://schemas.microsoft.com/office/word/2010/wordprocessingCanvas" xmlns:cx="http://schemas.microsoft.com/office/drawing/2014/chartex" xmlns:cx1="http://schemas.microsoft.com/office/drawing/2015/9/8/chartex" xmlns:cx2="http://schemas.microsoft.com/office/drawing/2015/10/21/chartex" xmlns:cx3="http://schemas.microsoft.com/office/drawing/2016/5/9/chartex" xmlns:cx4="http://schemas.microsoft.com/office/drawing/2016/5/10/chartex" xmlns:cx5="http://schemas.microsoft.com/office/drawing/2016/5/11/chartex" xmlns:cx6="http://schemas.microsoft.com/office/drawing/2016/5/12/chartex" xmlns:cx7="http://schemas.microsoft.com/office/drawing/2016/5/13/chartex" xmlns:cx8="http://schemas.microsoft.com/office/drawing/2016/5/14/chartex" xmlns:mc="http://schemas.openxmlformats.org/markup-compatibility/2006" xmlns:aink="http://schemas.microsoft.com/office/drawing/2016/ink" xmlns:am3d="http://schemas.microsoft.com/office/drawing/2017/model3d" xmlns:o="urn:schemas-microsoft-com:office:office" xmlns:r="http://schemas.openxmlformats.org/officeDocument/2006/relationships" xmlns:m="http://schemas.openxmlformats.org/officeDocument/2006/math" xmlns:v="urn:schemas-microsoft-com:vml" xmlns:wp14="http://schemas.microsoft.com/office/word/2010/wordprocessingDrawing" xmlns:wp="http://schemas.openxmlformats.org/drawingml/2006/wordprocessingDrawing" xmlns:w10="urn:schemas-microsoft-com:office:word" xmlns:w="http://schemas.openxmlformats.org/wordprocessingml/2006/main" xmlns:w14="http://schemas.microsoft.com/office/word/2010/wordml" xmlns:w15="http://schemas.microsoft.com/office/word/2012/wordml" xmlns:w16cid="http://schemas.microsoft.com/office/word/2016/wordml/cid" xmlns:w16se="http://schemas.microsoft.com/office/word/2015/wordml/symex" xmlns:wpg="http://schemas.microsoft.com/office/word/2010/wordprocessingGroup" xmlns:wpi="http://schemas.microsoft.com/office/word/2010/wordprocessingInk" xmlns:wne="http://schemas.microsoft.com/office/word/2006/wordml" xmlns:wps="http://schemas.microsoft.com/office/word/2010/wordprocessingShape" mc:Ignorable="w14 w15 w16se w16cid wp14">
+<w:footnotes xmlns:wpc="http://schemas.microsoft.com/office/word/2010/wordprocessingCanvas" xmlns:cx="http://schemas.microsoft.com/office/drawing/2014/chartex" xmlns:cx1="http://schemas.microsoft.com/office/drawing/2015/9/8/chartex" xmlns:cx2="http://schemas.microsoft.com/office/drawing/2015/10/21/chartex" xmlns:cx3="http://schemas.microsoft.com/office/drawing/2016/5/9/chartex" xmlns:cx4="http://schemas.microsoft.com/office/drawing/2016/5/10/chartex" xmlns:cx5="http://schemas.microsoft.com/office/drawing/2016/5/11/chartex" xmlns:cx6="http://schemas.microsoft.com/office/drawing/2016/5/12/chartex" xmlns:cx7="http://schemas.microsoft.com/office/drawing/2016/5/13/chartex" xmlns:cx8="http://schemas.microsoft.com/office/drawing/2016/5/14/chartex" xmlns:mc="http://schemas.openxmlformats.org/markup-compatibility/2006" xmlns:aink="http://schemas.microsoft.com/office/drawing/2016/ink" xmlns:am3d="http://schemas.microsoft.com/office/drawing/2017/model3d" xmlns:o="urn:schemas-microsoft-com:office:office" xmlns:oel="http://schemas.microsoft.com/office/2019/extlst" xmlns:r="http://schemas.openxmlformats.org/officeDocument/2006/relationships" xmlns:m="http://schemas.openxmlformats.org/officeDocument/2006/math" xmlns:v="urn:schemas-microsoft-com:vml" xmlns:wp14="http://schemas.microsoft.com/office/word/2010/wordprocessingDrawing" xmlns:wp="http://schemas.openxmlformats.org/drawingml/2006/wordprocessingDrawing" xmlns:w10="urn:schemas-microsoft-com:office:word" xmlns:w="http://schemas.openxmlformats.org/wordprocessingml/2006/main" xmlns:w14="http://schemas.microsoft.com/office/word/2010/wordml" xmlns:w15="http://schemas.microsoft.com/office/word/2012/wordml" xmlns:w16cex="http://schemas.microsoft.com/office/word/2018/wordml/cex" xmlns:w16cid="http://schemas.microsoft.com/office/word/2016/wordml/cid" xmlns:w16="http://schemas.microsoft.com/office/word/2018/wordml" xmlns:w16du="http://schemas.microsoft.com/office/word/2023/wordml/word16du" xmlns:w16sdtdh="http://schemas.microsoft.com/office/word/2020/wordml/sdtdatahash" xmlns:w16sdtfl="http://schemas.microsoft.com/office/word/2024/wordml/sdtformatlock" xmlns:w16se="http://schemas.microsoft.com/office/word/2015/wordml/symex" xmlns:wpg="http://schemas.microsoft.com/office/word/2010/wordprocessingGroup" xmlns:wpi="http://schemas.microsoft.com/office/word/2010/wordprocessingInk" xmlns:wne="http://schemas.microsoft.com/office/word/2006/wordml" xmlns:wps="http://schemas.microsoft.com/office/word/2010/wordprocessingShape" mc:Ignorable="w14 w15 w16se w16cid w16 w16cex w16sdtdh w16sdtfl w16du wp14">
   <w:footnote w:type="separator" w:id="-1">
     <w:p>
       <w:pPr>
@@ -5617,7 +7943,7 @@
 </file>
 
 <file path=word/numbering.xml><?xml version="1.0" encoding="utf-8"?>
-<w:numbering xmlns:wpc="http://schemas.microsoft.com/office/word/2010/wordprocessingCanvas" xmlns:cx="http://schemas.microsoft.com/office/drawing/2014/chartex" xmlns:cx1="http://schemas.microsoft.com/office/drawing/2015/9/8/chartex" xmlns:cx2="http://schemas.microsoft.com/office/drawing/2015/10/21/chartex" xmlns:cx3="http://schemas.microsoft.com/office/drawing/2016/5/9/chartex" xmlns:cx4="http://schemas.microsoft.com/office/drawing/2016/5/10/chartex" xmlns:cx5="http://schemas.microsoft.com/office/drawing/2016/5/11/chartex" xmlns:cx6="http://schemas.microsoft.com/office/drawing/2016/5/12/chartex" xmlns:cx7="http://schemas.microsoft.com/office/drawing/2016/5/13/chartex" xmlns:cx8="http://schemas.microsoft.com/office/drawing/2016/5/14/chartex" xmlns:mc="http://schemas.openxmlformats.org/markup-compatibility/2006" xmlns:aink="http://schemas.microsoft.com/office/drawing/2016/ink" xmlns:am3d="http://schemas.microsoft.com/office/drawing/2017/model3d" xmlns:o="urn:schemas-microsoft-com:office:office" xmlns:r="http://schemas.openxmlformats.org/officeDocument/2006/relationships" xmlns:m="http://schemas.openxmlformats.org/officeDocument/2006/math" xmlns:v="urn:schemas-microsoft-com:vml" xmlns:wp14="http://schemas.microsoft.com/office/word/2010/wordprocessingDrawing" xmlns:wp="http://schemas.openxmlformats.org/drawingml/2006/wordprocessingDrawing" xmlns:w10="urn:schemas-microsoft-com:office:word" xmlns:w="http://schemas.openxmlformats.org/wordprocessingml/2006/main" xmlns:w14="http://schemas.microsoft.com/office/word/2010/wordml" xmlns:w15="http://schemas.microsoft.com/office/word/2012/wordml" xmlns:w16cid="http://schemas.microsoft.com/office/word/2016/wordml/cid" xmlns:w16se="http://schemas.microsoft.com/office/word/2015/wordml/symex" xmlns:wpg="http://schemas.microsoft.com/office/word/2010/wordprocessingGroup" xmlns:wpi="http://schemas.microsoft.com/office/word/2010/wordprocessingInk" xmlns:wne="http://schemas.microsoft.com/office/word/2006/wordml" xmlns:wps="http://schemas.microsoft.com/office/word/2010/wordprocessingShape" mc:Ignorable="w14 w15 w16se w16cid wp14">
+<w:numbering xmlns:wpc="http://schemas.microsoft.com/office/word/2010/wordprocessingCanvas" xmlns:cx="http://schemas.microsoft.com/office/drawing/2014/chartex" xmlns:cx1="http://schemas.microsoft.com/office/drawing/2015/9/8/chartex" xmlns:cx2="http://schemas.microsoft.com/office/drawing/2015/10/21/chartex" xmlns:cx3="http://schemas.microsoft.com/office/drawing/2016/5/9/chartex" xmlns:cx4="http://schemas.microsoft.com/office/drawing/2016/5/10/chartex" xmlns:cx5="http://schemas.microsoft.com/office/drawing/2016/5/11/chartex" xmlns:cx6="http://schemas.microsoft.com/office/drawing/2016/5/12/chartex" xmlns:cx7="http://schemas.microsoft.com/office/drawing/2016/5/13/chartex" xmlns:cx8="http://schemas.microsoft.com/office/drawing/2016/5/14/chartex" xmlns:mc="http://schemas.openxmlformats.org/markup-compatibility/2006" xmlns:aink="http://schemas.microsoft.com/office/drawing/2016/ink" xmlns:am3d="http://schemas.microsoft.com/office/drawing/2017/model3d" xmlns:o="urn:schemas-microsoft-com:office:office" xmlns:oel="http://schemas.microsoft.com/office/2019/extlst" xmlns:r="http://schemas.openxmlformats.org/officeDocument/2006/relationships" xmlns:m="http://schemas.openxmlformats.org/officeDocument/2006/math" xmlns:v="urn:schemas-microsoft-com:vml" xmlns:wp14="http://schemas.microsoft.com/office/word/2010/wordprocessingDrawing" xmlns:wp="http://schemas.openxmlformats.org/drawingml/2006/wordprocessingDrawing" xmlns:w10="urn:schemas-microsoft-com:office:word" xmlns:w="http://schemas.openxmlformats.org/wordprocessingml/2006/main" xmlns:w14="http://schemas.microsoft.com/office/word/2010/wordml" xmlns:w15="http://schemas.microsoft.com/office/word/2012/wordml" xmlns:w16cex="http://schemas.microsoft.com/office/word/2018/wordml/cex" xmlns:w16cid="http://schemas.microsoft.com/office/word/2016/wordml/cid" xmlns:w16="http://schemas.microsoft.com/office/word/2018/wordml" xmlns:w16du="http://schemas.microsoft.com/office/word/2023/wordml/word16du" xmlns:w16sdtdh="http://schemas.microsoft.com/office/word/2020/wordml/sdtdatahash" xmlns:w16sdtfl="http://schemas.microsoft.com/office/word/2024/wordml/sdtformatlock" xmlns:w16se="http://schemas.microsoft.com/office/word/2015/wordml/symex" xmlns:wpg="http://schemas.microsoft.com/office/word/2010/wordprocessingGroup" xmlns:wpi="http://schemas.microsoft.com/office/word/2010/wordprocessingInk" xmlns:wne="http://schemas.microsoft.com/office/word/2006/wordml" xmlns:wps="http://schemas.microsoft.com/office/word/2010/wordprocessingShape" mc:Ignorable="w14 w15 w16se w16cid w16 w16cex w16sdtdh w16sdtfl w16du wp14">
   <w:abstractNum w:abstractNumId="0" w15:restartNumberingAfterBreak="0">
     <w:nsid w:val="02CE43BC"/>
     <w:multiLevelType w:val="multilevel"/>
@@ -5878,12 +8204,423 @@
     </w:lvl>
   </w:abstractNum>
   <w:abstractNum w:abstractNumId="3" w15:restartNumberingAfterBreak="0">
+    <w:nsid w:val="04CC25B3"/>
+    <w:multiLevelType w:val="multilevel"/>
+    <w:tmpl w:val="069A8B58"/>
+    <w:lvl w:ilvl="0">
+      <w:start w:val="1"/>
+      <w:numFmt w:val="decimal"/>
+      <w:lvlText w:val="%1."/>
+      <w:lvlJc w:val="left"/>
+      <w:pPr>
+        <w:tabs>
+          <w:tab w:val="num" w:pos="720"/>
+        </w:tabs>
+        <w:ind w:left="720" w:hanging="360"/>
+      </w:pPr>
+    </w:lvl>
+    <w:lvl w:ilvl="1" w:tentative="1">
+      <w:start w:val="1"/>
+      <w:numFmt w:val="decimal"/>
+      <w:lvlText w:val="%2."/>
+      <w:lvlJc w:val="left"/>
+      <w:pPr>
+        <w:tabs>
+          <w:tab w:val="num" w:pos="1440"/>
+        </w:tabs>
+        <w:ind w:left="1440" w:hanging="360"/>
+      </w:pPr>
+    </w:lvl>
+    <w:lvl w:ilvl="2" w:tentative="1">
+      <w:start w:val="1"/>
+      <w:numFmt w:val="decimal"/>
+      <w:lvlText w:val="%3."/>
+      <w:lvlJc w:val="left"/>
+      <w:pPr>
+        <w:tabs>
+          <w:tab w:val="num" w:pos="2160"/>
+        </w:tabs>
+        <w:ind w:left="2160" w:hanging="360"/>
+      </w:pPr>
+    </w:lvl>
+    <w:lvl w:ilvl="3" w:tentative="1">
+      <w:start w:val="1"/>
+      <w:numFmt w:val="decimal"/>
+      <w:lvlText w:val="%4."/>
+      <w:lvlJc w:val="left"/>
+      <w:pPr>
+        <w:tabs>
+          <w:tab w:val="num" w:pos="2880"/>
+        </w:tabs>
+        <w:ind w:left="2880" w:hanging="360"/>
+      </w:pPr>
+    </w:lvl>
+    <w:lvl w:ilvl="4" w:tentative="1">
+      <w:start w:val="1"/>
+      <w:numFmt w:val="decimal"/>
+      <w:lvlText w:val="%5."/>
+      <w:lvlJc w:val="left"/>
+      <w:pPr>
+        <w:tabs>
+          <w:tab w:val="num" w:pos="3600"/>
+        </w:tabs>
+        <w:ind w:left="3600" w:hanging="360"/>
+      </w:pPr>
+    </w:lvl>
+    <w:lvl w:ilvl="5" w:tentative="1">
+      <w:start w:val="1"/>
+      <w:numFmt w:val="decimal"/>
+      <w:lvlText w:val="%6."/>
+      <w:lvlJc w:val="left"/>
+      <w:pPr>
+        <w:tabs>
+          <w:tab w:val="num" w:pos="4320"/>
+        </w:tabs>
+        <w:ind w:left="4320" w:hanging="360"/>
+      </w:pPr>
+    </w:lvl>
+    <w:lvl w:ilvl="6" w:tentative="1">
+      <w:start w:val="1"/>
+      <w:numFmt w:val="decimal"/>
+      <w:lvlText w:val="%7."/>
+      <w:lvlJc w:val="left"/>
+      <w:pPr>
+        <w:tabs>
+          <w:tab w:val="num" w:pos="5040"/>
+        </w:tabs>
+        <w:ind w:left="5040" w:hanging="360"/>
+      </w:pPr>
+    </w:lvl>
+    <w:lvl w:ilvl="7" w:tentative="1">
+      <w:start w:val="1"/>
+      <w:numFmt w:val="decimal"/>
+      <w:lvlText w:val="%8."/>
+      <w:lvlJc w:val="left"/>
+      <w:pPr>
+        <w:tabs>
+          <w:tab w:val="num" w:pos="5760"/>
+        </w:tabs>
+        <w:ind w:left="5760" w:hanging="360"/>
+      </w:pPr>
+    </w:lvl>
+    <w:lvl w:ilvl="8" w:tentative="1">
+      <w:start w:val="1"/>
+      <w:numFmt w:val="decimal"/>
+      <w:lvlText w:val="%9."/>
+      <w:lvlJc w:val="left"/>
+      <w:pPr>
+        <w:tabs>
+          <w:tab w:val="num" w:pos="6480"/>
+        </w:tabs>
+        <w:ind w:left="6480" w:hanging="360"/>
+      </w:pPr>
+    </w:lvl>
+  </w:abstractNum>
+  <w:abstractNum w:abstractNumId="4" w15:restartNumberingAfterBreak="0">
+    <w:nsid w:val="097A3B78"/>
+    <w:multiLevelType w:val="multilevel"/>
+    <w:tmpl w:val="445CE84A"/>
+    <w:lvl w:ilvl="0">
+      <w:start w:val="1"/>
+      <w:numFmt w:val="bullet"/>
+      <w:lvlText w:val=""/>
+      <w:lvlJc w:val="left"/>
+      <w:pPr>
+        <w:tabs>
+          <w:tab w:val="num" w:pos="720"/>
+        </w:tabs>
+        <w:ind w:left="720" w:hanging="360"/>
+      </w:pPr>
+      <w:rPr>
+        <w:rFonts w:ascii="Symbol" w:hAnsi="Symbol" w:hint="default"/>
+        <w:sz w:val="20"/>
+      </w:rPr>
+    </w:lvl>
+    <w:lvl w:ilvl="1" w:tentative="1">
+      <w:start w:val="1"/>
+      <w:numFmt w:val="bullet"/>
+      <w:lvlText w:val="o"/>
+      <w:lvlJc w:val="left"/>
+      <w:pPr>
+        <w:tabs>
+          <w:tab w:val="num" w:pos="1440"/>
+        </w:tabs>
+        <w:ind w:left="1440" w:hanging="360"/>
+      </w:pPr>
+      <w:rPr>
+        <w:rFonts w:ascii="Courier New" w:hAnsi="Courier New" w:hint="default"/>
+        <w:sz w:val="20"/>
+      </w:rPr>
+    </w:lvl>
+    <w:lvl w:ilvl="2" w:tentative="1">
+      <w:start w:val="1"/>
+      <w:numFmt w:val="bullet"/>
+      <w:lvlText w:val=""/>
+      <w:lvlJc w:val="left"/>
+      <w:pPr>
+        <w:tabs>
+          <w:tab w:val="num" w:pos="2160"/>
+        </w:tabs>
+        <w:ind w:left="2160" w:hanging="360"/>
+      </w:pPr>
+      <w:rPr>
+        <w:rFonts w:ascii="Wingdings" w:hAnsi="Wingdings" w:hint="default"/>
+        <w:sz w:val="20"/>
+      </w:rPr>
+    </w:lvl>
+    <w:lvl w:ilvl="3" w:tentative="1">
+      <w:start w:val="1"/>
+      <w:numFmt w:val="bullet"/>
+      <w:lvlText w:val=""/>
+      <w:lvlJc w:val="left"/>
+      <w:pPr>
+        <w:tabs>
+          <w:tab w:val="num" w:pos="2880"/>
+        </w:tabs>
+        <w:ind w:left="2880" w:hanging="360"/>
+      </w:pPr>
+      <w:rPr>
+        <w:rFonts w:ascii="Wingdings" w:hAnsi="Wingdings" w:hint="default"/>
+        <w:sz w:val="20"/>
+      </w:rPr>
+    </w:lvl>
+    <w:lvl w:ilvl="4" w:tentative="1">
+      <w:start w:val="1"/>
+      <w:numFmt w:val="bullet"/>
+      <w:lvlText w:val=""/>
+      <w:lvlJc w:val="left"/>
+      <w:pPr>
+        <w:tabs>
+          <w:tab w:val="num" w:pos="3600"/>
+        </w:tabs>
+        <w:ind w:left="3600" w:hanging="360"/>
+      </w:pPr>
+      <w:rPr>
+        <w:rFonts w:ascii="Wingdings" w:hAnsi="Wingdings" w:hint="default"/>
+        <w:sz w:val="20"/>
+      </w:rPr>
+    </w:lvl>
+    <w:lvl w:ilvl="5" w:tentative="1">
+      <w:start w:val="1"/>
+      <w:numFmt w:val="bullet"/>
+      <w:lvlText w:val=""/>
+      <w:lvlJc w:val="left"/>
+      <w:pPr>
+        <w:tabs>
+          <w:tab w:val="num" w:pos="4320"/>
+        </w:tabs>
+        <w:ind w:left="4320" w:hanging="360"/>
+      </w:pPr>
+      <w:rPr>
+        <w:rFonts w:ascii="Wingdings" w:hAnsi="Wingdings" w:hint="default"/>
+        <w:sz w:val="20"/>
+      </w:rPr>
+    </w:lvl>
+    <w:lvl w:ilvl="6" w:tentative="1">
+      <w:start w:val="1"/>
+      <w:numFmt w:val="bullet"/>
+      <w:lvlText w:val=""/>
+      <w:lvlJc w:val="left"/>
+      <w:pPr>
+        <w:tabs>
+          <w:tab w:val="num" w:pos="5040"/>
+        </w:tabs>
+        <w:ind w:left="5040" w:hanging="360"/>
+      </w:pPr>
+      <w:rPr>
+        <w:rFonts w:ascii="Wingdings" w:hAnsi="Wingdings" w:hint="default"/>
+        <w:sz w:val="20"/>
+      </w:rPr>
+    </w:lvl>
+    <w:lvl w:ilvl="7" w:tentative="1">
+      <w:start w:val="1"/>
+      <w:numFmt w:val="bullet"/>
+      <w:lvlText w:val=""/>
+      <w:lvlJc w:val="left"/>
+      <w:pPr>
+        <w:tabs>
+          <w:tab w:val="num" w:pos="5760"/>
+        </w:tabs>
+        <w:ind w:left="5760" w:hanging="360"/>
+      </w:pPr>
+      <w:rPr>
+        <w:rFonts w:ascii="Wingdings" w:hAnsi="Wingdings" w:hint="default"/>
+        <w:sz w:val="20"/>
+      </w:rPr>
+    </w:lvl>
+    <w:lvl w:ilvl="8" w:tentative="1">
+      <w:start w:val="1"/>
+      <w:numFmt w:val="bullet"/>
+      <w:lvlText w:val=""/>
+      <w:lvlJc w:val="left"/>
+      <w:pPr>
+        <w:tabs>
+          <w:tab w:val="num" w:pos="6480"/>
+        </w:tabs>
+        <w:ind w:left="6480" w:hanging="360"/>
+      </w:pPr>
+      <w:rPr>
+        <w:rFonts w:ascii="Wingdings" w:hAnsi="Wingdings" w:hint="default"/>
+        <w:sz w:val="20"/>
+      </w:rPr>
+    </w:lvl>
+  </w:abstractNum>
+  <w:abstractNum w:abstractNumId="5" w15:restartNumberingAfterBreak="0">
     <w:nsid w:val="0B365325"/>
     <w:multiLevelType w:val="multilevel"/>
     <w:tmpl w:val="0409001F"/>
     <w:numStyleLink w:val="Style2"/>
   </w:abstractNum>
-  <w:abstractNum w:abstractNumId="4" w15:restartNumberingAfterBreak="0">
+  <w:abstractNum w:abstractNumId="6" w15:restartNumberingAfterBreak="0">
+    <w:nsid w:val="0D0E085C"/>
+    <w:multiLevelType w:val="multilevel"/>
+    <w:tmpl w:val="D2C2FA36"/>
+    <w:lvl w:ilvl="0">
+      <w:start w:val="1"/>
+      <w:numFmt w:val="bullet"/>
+      <w:lvlText w:val=""/>
+      <w:lvlJc w:val="left"/>
+      <w:pPr>
+        <w:tabs>
+          <w:tab w:val="num" w:pos="720"/>
+        </w:tabs>
+        <w:ind w:left="720" w:hanging="360"/>
+      </w:pPr>
+      <w:rPr>
+        <w:rFonts w:ascii="Symbol" w:hAnsi="Symbol" w:hint="default"/>
+        <w:sz w:val="20"/>
+      </w:rPr>
+    </w:lvl>
+    <w:lvl w:ilvl="1" w:tentative="1">
+      <w:start w:val="1"/>
+      <w:numFmt w:val="bullet"/>
+      <w:lvlText w:val="o"/>
+      <w:lvlJc w:val="left"/>
+      <w:pPr>
+        <w:tabs>
+          <w:tab w:val="num" w:pos="1440"/>
+        </w:tabs>
+        <w:ind w:left="1440" w:hanging="360"/>
+      </w:pPr>
+      <w:rPr>
+        <w:rFonts w:ascii="Courier New" w:hAnsi="Courier New" w:hint="default"/>
+        <w:sz w:val="20"/>
+      </w:rPr>
+    </w:lvl>
+    <w:lvl w:ilvl="2" w:tentative="1">
+      <w:start w:val="1"/>
+      <w:numFmt w:val="bullet"/>
+      <w:lvlText w:val=""/>
+      <w:lvlJc w:val="left"/>
+      <w:pPr>
+        <w:tabs>
+          <w:tab w:val="num" w:pos="2160"/>
+        </w:tabs>
+        <w:ind w:left="2160" w:hanging="360"/>
+      </w:pPr>
+      <w:rPr>
+        <w:rFonts w:ascii="Wingdings" w:hAnsi="Wingdings" w:hint="default"/>
+        <w:sz w:val="20"/>
+      </w:rPr>
+    </w:lvl>
+    <w:lvl w:ilvl="3" w:tentative="1">
+      <w:start w:val="1"/>
+      <w:numFmt w:val="bullet"/>
+      <w:lvlText w:val=""/>
+      <w:lvlJc w:val="left"/>
+      <w:pPr>
+        <w:tabs>
+          <w:tab w:val="num" w:pos="2880"/>
+        </w:tabs>
+        <w:ind w:left="2880" w:hanging="360"/>
+      </w:pPr>
+      <w:rPr>
+        <w:rFonts w:ascii="Wingdings" w:hAnsi="Wingdings" w:hint="default"/>
+        <w:sz w:val="20"/>
+      </w:rPr>
+    </w:lvl>
+    <w:lvl w:ilvl="4" w:tentative="1">
+      <w:start w:val="1"/>
+      <w:numFmt w:val="bullet"/>
+      <w:lvlText w:val=""/>
+      <w:lvlJc w:val="left"/>
+      <w:pPr>
+        <w:tabs>
+          <w:tab w:val="num" w:pos="3600"/>
+        </w:tabs>
+        <w:ind w:left="3600" w:hanging="360"/>
+      </w:pPr>
+      <w:rPr>
+        <w:rFonts w:ascii="Wingdings" w:hAnsi="Wingdings" w:hint="default"/>
+        <w:sz w:val="20"/>
+      </w:rPr>
+    </w:lvl>
+    <w:lvl w:ilvl="5" w:tentative="1">
+      <w:start w:val="1"/>
+      <w:numFmt w:val="bullet"/>
+      <w:lvlText w:val=""/>
+      <w:lvlJc w:val="left"/>
+      <w:pPr>
+        <w:tabs>
+          <w:tab w:val="num" w:pos="4320"/>
+        </w:tabs>
+        <w:ind w:left="4320" w:hanging="360"/>
+      </w:pPr>
+      <w:rPr>
+        <w:rFonts w:ascii="Wingdings" w:hAnsi="Wingdings" w:hint="default"/>
+        <w:sz w:val="20"/>
+      </w:rPr>
+    </w:lvl>
+    <w:lvl w:ilvl="6" w:tentative="1">
+      <w:start w:val="1"/>
+      <w:numFmt w:val="bullet"/>
+      <w:lvlText w:val=""/>
+      <w:lvlJc w:val="left"/>
+      <w:pPr>
+        <w:tabs>
+          <w:tab w:val="num" w:pos="5040"/>
+        </w:tabs>
+        <w:ind w:left="5040" w:hanging="360"/>
+      </w:pPr>
+      <w:rPr>
+        <w:rFonts w:ascii="Wingdings" w:hAnsi="Wingdings" w:hint="default"/>
+        <w:sz w:val="20"/>
+      </w:rPr>
+    </w:lvl>
+    <w:lvl w:ilvl="7" w:tentative="1">
+      <w:start w:val="1"/>
+      <w:numFmt w:val="bullet"/>
+      <w:lvlText w:val=""/>
+      <w:lvlJc w:val="left"/>
+      <w:pPr>
+        <w:tabs>
+          <w:tab w:val="num" w:pos="5760"/>
+        </w:tabs>
+        <w:ind w:left="5760" w:hanging="360"/>
+      </w:pPr>
+      <w:rPr>
+        <w:rFonts w:ascii="Wingdings" w:hAnsi="Wingdings" w:hint="default"/>
+        <w:sz w:val="20"/>
+      </w:rPr>
+    </w:lvl>
+    <w:lvl w:ilvl="8" w:tentative="1">
+      <w:start w:val="1"/>
+      <w:numFmt w:val="bullet"/>
+      <w:lvlText w:val=""/>
+      <w:lvlJc w:val="left"/>
+      <w:pPr>
+        <w:tabs>
+          <w:tab w:val="num" w:pos="6480"/>
+        </w:tabs>
+        <w:ind w:left="6480" w:hanging="360"/>
+      </w:pPr>
+      <w:rPr>
+        <w:rFonts w:ascii="Wingdings" w:hAnsi="Wingdings" w:hint="default"/>
+        <w:sz w:val="20"/>
+      </w:rPr>
+    </w:lvl>
+  </w:abstractNum>
+  <w:abstractNum w:abstractNumId="7" w15:restartNumberingAfterBreak="0">
     <w:nsid w:val="0FEB5BD7"/>
     <w:multiLevelType w:val="hybridMultilevel"/>
     <w:tmpl w:val="4394E234"/>
@@ -5996,7 +8733,7 @@
       </w:rPr>
     </w:lvl>
   </w:abstractNum>
-  <w:abstractNum w:abstractNumId="5" w15:restartNumberingAfterBreak="0">
+  <w:abstractNum w:abstractNumId="8" w15:restartNumberingAfterBreak="0">
     <w:nsid w:val="114A03E0"/>
     <w:multiLevelType w:val="multilevel"/>
     <w:tmpl w:val="0409001F"/>
@@ -6082,7 +8819,120 @@
       </w:pPr>
     </w:lvl>
   </w:abstractNum>
-  <w:abstractNum w:abstractNumId="6" w15:restartNumberingAfterBreak="0">
+  <w:abstractNum w:abstractNumId="9" w15:restartNumberingAfterBreak="0">
+    <w:nsid w:val="14437C4D"/>
+    <w:multiLevelType w:val="multilevel"/>
+    <w:tmpl w:val="069A8B58"/>
+    <w:lvl w:ilvl="0">
+      <w:start w:val="1"/>
+      <w:numFmt w:val="decimal"/>
+      <w:lvlText w:val="%1."/>
+      <w:lvlJc w:val="left"/>
+      <w:pPr>
+        <w:tabs>
+          <w:tab w:val="num" w:pos="720"/>
+        </w:tabs>
+        <w:ind w:left="720" w:hanging="360"/>
+      </w:pPr>
+    </w:lvl>
+    <w:lvl w:ilvl="1" w:tentative="1">
+      <w:start w:val="1"/>
+      <w:numFmt w:val="decimal"/>
+      <w:lvlText w:val="%2."/>
+      <w:lvlJc w:val="left"/>
+      <w:pPr>
+        <w:tabs>
+          <w:tab w:val="num" w:pos="1440"/>
+        </w:tabs>
+        <w:ind w:left="1440" w:hanging="360"/>
+      </w:pPr>
+    </w:lvl>
+    <w:lvl w:ilvl="2" w:tentative="1">
+      <w:start w:val="1"/>
+      <w:numFmt w:val="decimal"/>
+      <w:lvlText w:val="%3."/>
+      <w:lvlJc w:val="left"/>
+      <w:pPr>
+        <w:tabs>
+          <w:tab w:val="num" w:pos="2160"/>
+        </w:tabs>
+        <w:ind w:left="2160" w:hanging="360"/>
+      </w:pPr>
+    </w:lvl>
+    <w:lvl w:ilvl="3" w:tentative="1">
+      <w:start w:val="1"/>
+      <w:numFmt w:val="decimal"/>
+      <w:lvlText w:val="%4."/>
+      <w:lvlJc w:val="left"/>
+      <w:pPr>
+        <w:tabs>
+          <w:tab w:val="num" w:pos="2880"/>
+        </w:tabs>
+        <w:ind w:left="2880" w:hanging="360"/>
+      </w:pPr>
+    </w:lvl>
+    <w:lvl w:ilvl="4" w:tentative="1">
+      <w:start w:val="1"/>
+      <w:numFmt w:val="decimal"/>
+      <w:lvlText w:val="%5."/>
+      <w:lvlJc w:val="left"/>
+      <w:pPr>
+        <w:tabs>
+          <w:tab w:val="num" w:pos="3600"/>
+        </w:tabs>
+        <w:ind w:left="3600" w:hanging="360"/>
+      </w:pPr>
+    </w:lvl>
+    <w:lvl w:ilvl="5" w:tentative="1">
+      <w:start w:val="1"/>
+      <w:numFmt w:val="decimal"/>
+      <w:lvlText w:val="%6."/>
+      <w:lvlJc w:val="left"/>
+      <w:pPr>
+        <w:tabs>
+          <w:tab w:val="num" w:pos="4320"/>
+        </w:tabs>
+        <w:ind w:left="4320" w:hanging="360"/>
+      </w:pPr>
+    </w:lvl>
+    <w:lvl w:ilvl="6" w:tentative="1">
+      <w:start w:val="1"/>
+      <w:numFmt w:val="decimal"/>
+      <w:lvlText w:val="%7."/>
+      <w:lvlJc w:val="left"/>
+      <w:pPr>
+        <w:tabs>
+          <w:tab w:val="num" w:pos="5040"/>
+        </w:tabs>
+        <w:ind w:left="5040" w:hanging="360"/>
+      </w:pPr>
+    </w:lvl>
+    <w:lvl w:ilvl="7" w:tentative="1">
+      <w:start w:val="1"/>
+      <w:numFmt w:val="decimal"/>
+      <w:lvlText w:val="%8."/>
+      <w:lvlJc w:val="left"/>
+      <w:pPr>
+        <w:tabs>
+          <w:tab w:val="num" w:pos="5760"/>
+        </w:tabs>
+        <w:ind w:left="5760" w:hanging="360"/>
+      </w:pPr>
+    </w:lvl>
+    <w:lvl w:ilvl="8" w:tentative="1">
+      <w:start w:val="1"/>
+      <w:numFmt w:val="decimal"/>
+      <w:lvlText w:val="%9."/>
+      <w:lvlJc w:val="left"/>
+      <w:pPr>
+        <w:tabs>
+          <w:tab w:val="num" w:pos="6480"/>
+        </w:tabs>
+        <w:ind w:left="6480" w:hanging="360"/>
+      </w:pPr>
+    </w:lvl>
+  </w:abstractNum>
+  <w:abstractNum w:abstractNumId="10" w15:restartNumberingAfterBreak="0">
     <w:nsid w:val="167132C3"/>
     <w:multiLevelType w:val="multilevel"/>
     <w:tmpl w:val="249A6A7E"/>
@@ -6195,13 +9045,311 @@
       </w:rPr>
     </w:lvl>
   </w:abstractNum>
-  <w:abstractNum w:abstractNumId="7" w15:restartNumberingAfterBreak="0">
+  <w:abstractNum w:abstractNumId="11" w15:restartNumberingAfterBreak="0">
     <w:nsid w:val="16AE56A2"/>
     <w:multiLevelType w:val="multilevel"/>
     <w:tmpl w:val="0409001F"/>
     <w:numStyleLink w:val="Style5"/>
   </w:abstractNum>
-  <w:abstractNum w:abstractNumId="8" w15:restartNumberingAfterBreak="0">
+  <w:abstractNum w:abstractNumId="12" w15:restartNumberingAfterBreak="0">
+    <w:nsid w:val="16FA17C4"/>
+    <w:multiLevelType w:val="multilevel"/>
+    <w:tmpl w:val="F7DEB340"/>
+    <w:lvl w:ilvl="0">
+      <w:start w:val="1"/>
+      <w:numFmt w:val="bullet"/>
+      <w:lvlText w:val=""/>
+      <w:lvlJc w:val="left"/>
+      <w:pPr>
+        <w:tabs>
+          <w:tab w:val="num" w:pos="720"/>
+        </w:tabs>
+        <w:ind w:left="720" w:hanging="360"/>
+      </w:pPr>
+      <w:rPr>
+        <w:rFonts w:ascii="Symbol" w:hAnsi="Symbol" w:hint="default"/>
+        <w:sz w:val="20"/>
+      </w:rPr>
+    </w:lvl>
+    <w:lvl w:ilvl="1" w:tentative="1">
+      <w:start w:val="1"/>
+      <w:numFmt w:val="bullet"/>
+      <w:lvlText w:val="o"/>
+      <w:lvlJc w:val="left"/>
+      <w:pPr>
+        <w:tabs>
+          <w:tab w:val="num" w:pos="1440"/>
+        </w:tabs>
+        <w:ind w:left="1440" w:hanging="360"/>
+      </w:pPr>
+      <w:rPr>
+        <w:rFonts w:ascii="Courier New" w:hAnsi="Courier New" w:hint="default"/>
+        <w:sz w:val="20"/>
+      </w:rPr>
+    </w:lvl>
+    <w:lvl w:ilvl="2" w:tentative="1">
+      <w:start w:val="1"/>
+      <w:numFmt w:val="bullet"/>
+      <w:lvlText w:val=""/>
+      <w:lvlJc w:val="left"/>
+      <w:pPr>
+        <w:tabs>
+          <w:tab w:val="num" w:pos="2160"/>
+        </w:tabs>
+        <w:ind w:left="2160" w:hanging="360"/>
+      </w:pPr>
+      <w:rPr>
+        <w:rFonts w:ascii="Wingdings" w:hAnsi="Wingdings" w:hint="default"/>
+        <w:sz w:val="20"/>
+      </w:rPr>
+    </w:lvl>
+    <w:lvl w:ilvl="3" w:tentative="1">
+      <w:start w:val="1"/>
+      <w:numFmt w:val="bullet"/>
+      <w:lvlText w:val=""/>
+      <w:lvlJc w:val="left"/>
+      <w:pPr>
+        <w:tabs>
+          <w:tab w:val="num" w:pos="2880"/>
+        </w:tabs>
+        <w:ind w:left="2880" w:hanging="360"/>
+      </w:pPr>
+      <w:rPr>
+        <w:rFonts w:ascii="Wingdings" w:hAnsi="Wingdings" w:hint="default"/>
+        <w:sz w:val="20"/>
+      </w:rPr>
+    </w:lvl>
+    <w:lvl w:ilvl="4" w:tentative="1">
+      <w:start w:val="1"/>
+      <w:numFmt w:val="bullet"/>
+      <w:lvlText w:val=""/>
+      <w:lvlJc w:val="left"/>
+      <w:pPr>
+        <w:tabs>
+          <w:tab w:val="num" w:pos="3600"/>
+        </w:tabs>
+        <w:ind w:left="3600" w:hanging="360"/>
+      </w:pPr>
+      <w:rPr>
+        <w:rFonts w:ascii="Wingdings" w:hAnsi="Wingdings" w:hint="default"/>
+        <w:sz w:val="20"/>
+      </w:rPr>
+    </w:lvl>
+    <w:lvl w:ilvl="5" w:tentative="1">
+      <w:start w:val="1"/>
+      <w:numFmt w:val="bullet"/>
+      <w:lvlText w:val=""/>
+      <w:lvlJc w:val="left"/>
+      <w:pPr>
+        <w:tabs>
+          <w:tab w:val="num" w:pos="4320"/>
+        </w:tabs>
+        <w:ind w:left="4320" w:hanging="360"/>
+      </w:pPr>
+      <w:rPr>
+        <w:rFonts w:ascii="Wingdings" w:hAnsi="Wingdings" w:hint="default"/>
+        <w:sz w:val="20"/>
+      </w:rPr>
+    </w:lvl>
+    <w:lvl w:ilvl="6" w:tentative="1">
+      <w:start w:val="1"/>
+      <w:numFmt w:val="bullet"/>
+      <w:lvlText w:val=""/>
+      <w:lvlJc w:val="left"/>
+      <w:pPr>
+        <w:tabs>
+          <w:tab w:val="num" w:pos="5040"/>
+        </w:tabs>
+        <w:ind w:left="5040" w:hanging="360"/>
+      </w:pPr>
+      <w:rPr>
+        <w:rFonts w:ascii="Wingdings" w:hAnsi="Wingdings" w:hint="default"/>
+        <w:sz w:val="20"/>
+      </w:rPr>
+    </w:lvl>
+    <w:lvl w:ilvl="7" w:tentative="1">
+      <w:start w:val="1"/>
+      <w:numFmt w:val="bullet"/>
+      <w:lvlText w:val=""/>
+      <w:lvlJc w:val="left"/>
+      <w:pPr>
+        <w:tabs>
+          <w:tab w:val="num" w:pos="5760"/>
+        </w:tabs>
+        <w:ind w:left="5760" w:hanging="360"/>
+      </w:pPr>
+      <w:rPr>
+        <w:rFonts w:ascii="Wingdings" w:hAnsi="Wingdings" w:hint="default"/>
+        <w:sz w:val="20"/>
+      </w:rPr>
+    </w:lvl>
+    <w:lvl w:ilvl="8" w:tentative="1">
+      <w:start w:val="1"/>
+      <w:numFmt w:val="bullet"/>
+      <w:lvlText w:val=""/>
+      <w:lvlJc w:val="left"/>
+      <w:pPr>
+        <w:tabs>
+          <w:tab w:val="num" w:pos="6480"/>
+        </w:tabs>
+        <w:ind w:left="6480" w:hanging="360"/>
+      </w:pPr>
+      <w:rPr>
+        <w:rFonts w:ascii="Wingdings" w:hAnsi="Wingdings" w:hint="default"/>
+        <w:sz w:val="20"/>
+      </w:rPr>
+    </w:lvl>
+  </w:abstractNum>
+  <w:abstractNum w:abstractNumId="13" w15:restartNumberingAfterBreak="0">
+    <w:nsid w:val="17DE54EA"/>
+    <w:multiLevelType w:val="multilevel"/>
+    <w:tmpl w:val="9BF44E4C"/>
+    <w:lvl w:ilvl="0">
+      <w:start w:val="1"/>
+      <w:numFmt w:val="bullet"/>
+      <w:lvlText w:val=""/>
+      <w:lvlJc w:val="left"/>
+      <w:pPr>
+        <w:tabs>
+          <w:tab w:val="num" w:pos="720"/>
+        </w:tabs>
+        <w:ind w:left="720" w:hanging="360"/>
+      </w:pPr>
+      <w:rPr>
+        <w:rFonts w:ascii="Symbol" w:hAnsi="Symbol" w:hint="default"/>
+        <w:sz w:val="20"/>
+      </w:rPr>
+    </w:lvl>
+    <w:lvl w:ilvl="1" w:tentative="1">
+      <w:start w:val="1"/>
+      <w:numFmt w:val="bullet"/>
+      <w:lvlText w:val="o"/>
+      <w:lvlJc w:val="left"/>
+      <w:pPr>
+        <w:tabs>
+          <w:tab w:val="num" w:pos="1440"/>
+        </w:tabs>
+        <w:ind w:left="1440" w:hanging="360"/>
+      </w:pPr>
+      <w:rPr>
+        <w:rFonts w:ascii="Courier New" w:hAnsi="Courier New" w:hint="default"/>
+        <w:sz w:val="20"/>
+      </w:rPr>
+    </w:lvl>
+    <w:lvl w:ilvl="2" w:tentative="1">
+      <w:start w:val="1"/>
+      <w:numFmt w:val="bullet"/>
+      <w:lvlText w:val=""/>
+      <w:lvlJc w:val="left"/>
+      <w:pPr>
+        <w:tabs>
+          <w:tab w:val="num" w:pos="2160"/>
+        </w:tabs>
+        <w:ind w:left="2160" w:hanging="360"/>
+      </w:pPr>
+      <w:rPr>
+        <w:rFonts w:ascii="Wingdings" w:hAnsi="Wingdings" w:hint="default"/>
+        <w:sz w:val="20"/>
+      </w:rPr>
+    </w:lvl>
+    <w:lvl w:ilvl="3" w:tentative="1">
+      <w:start w:val="1"/>
+      <w:numFmt w:val="bullet"/>
+      <w:lvlText w:val=""/>
+      <w:lvlJc w:val="left"/>
+      <w:pPr>
+        <w:tabs>
+          <w:tab w:val="num" w:pos="2880"/>
+        </w:tabs>
+        <w:ind w:left="2880" w:hanging="360"/>
+      </w:pPr>
+      <w:rPr>
+        <w:rFonts w:ascii="Wingdings" w:hAnsi="Wingdings" w:hint="default"/>
+        <w:sz w:val="20"/>
+      </w:rPr>
+    </w:lvl>
+    <w:lvl w:ilvl="4" w:tentative="1">
+      <w:start w:val="1"/>
+      <w:numFmt w:val="bullet"/>
+      <w:lvlText w:val=""/>
+      <w:lvlJc w:val="left"/>
+      <w:pPr>
+        <w:tabs>
+          <w:tab w:val="num" w:pos="3600"/>
+        </w:tabs>
+        <w:ind w:left="3600" w:hanging="360"/>
+      </w:pPr>
+      <w:rPr>
+        <w:rFonts w:ascii="Wingdings" w:hAnsi="Wingdings" w:hint="default"/>
+        <w:sz w:val="20"/>
+      </w:rPr>
+    </w:lvl>
+    <w:lvl w:ilvl="5" w:tentative="1">
+      <w:start w:val="1"/>
+      <w:numFmt w:val="bullet"/>
+      <w:lvlText w:val=""/>
+      <w:lvlJc w:val="left"/>
+      <w:pPr>
+        <w:tabs>
+          <w:tab w:val="num" w:pos="4320"/>
+        </w:tabs>
+        <w:ind w:left="4320" w:hanging="360"/>
+      </w:pPr>
+      <w:rPr>
+        <w:rFonts w:ascii="Wingdings" w:hAnsi="Wingdings" w:hint="default"/>
+        <w:sz w:val="20"/>
+      </w:rPr>
+    </w:lvl>
+    <w:lvl w:ilvl="6" w:tentative="1">
+      <w:start w:val="1"/>
+      <w:numFmt w:val="bullet"/>
+      <w:lvlText w:val=""/>
+      <w:lvlJc w:val="left"/>
+      <w:pPr>
+        <w:tabs>
+          <w:tab w:val="num" w:pos="5040"/>
+        </w:tabs>
+        <w:ind w:left="5040" w:hanging="360"/>
+      </w:pPr>
+      <w:rPr>
+        <w:rFonts w:ascii="Wingdings" w:hAnsi="Wingdings" w:hint="default"/>
+        <w:sz w:val="20"/>
+      </w:rPr>
+    </w:lvl>
+    <w:lvl w:ilvl="7" w:tentative="1">
+      <w:start w:val="1"/>
+      <w:numFmt w:val="bullet"/>
+      <w:lvlText w:val=""/>
+      <w:lvlJc w:val="left"/>
+      <w:pPr>
+        <w:tabs>
+          <w:tab w:val="num" w:pos="5760"/>
+        </w:tabs>
+        <w:ind w:left="5760" w:hanging="360"/>
+      </w:pPr>
+      <w:rPr>
+        <w:rFonts w:ascii="Wingdings" w:hAnsi="Wingdings" w:hint="default"/>
+        <w:sz w:val="20"/>
+      </w:rPr>
+    </w:lvl>
+    <w:lvl w:ilvl="8" w:tentative="1">
+      <w:start w:val="1"/>
+      <w:numFmt w:val="bullet"/>
+      <w:lvlText w:val=""/>
+      <w:lvlJc w:val="left"/>
+      <w:pPr>
+        <w:tabs>
+          <w:tab w:val="num" w:pos="6480"/>
+        </w:tabs>
+        <w:ind w:left="6480" w:hanging="360"/>
+      </w:pPr>
+      <w:rPr>
+        <w:rFonts w:ascii="Wingdings" w:hAnsi="Wingdings" w:hint="default"/>
+        <w:sz w:val="20"/>
+      </w:rPr>
+    </w:lvl>
+  </w:abstractNum>
+  <w:abstractNum w:abstractNumId="14" w15:restartNumberingAfterBreak="0">
     <w:nsid w:val="214B72E4"/>
     <w:multiLevelType w:val="multilevel"/>
     <w:tmpl w:val="0409001F"/>
@@ -6287,7 +9435,7 @@
       </w:pPr>
     </w:lvl>
   </w:abstractNum>
-  <w:abstractNum w:abstractNumId="9" w15:restartNumberingAfterBreak="0">
+  <w:abstractNum w:abstractNumId="15" w15:restartNumberingAfterBreak="0">
     <w:nsid w:val="299162FC"/>
     <w:multiLevelType w:val="hybridMultilevel"/>
     <w:tmpl w:val="6656607E"/>
@@ -6373,7 +9521,7 @@
       </w:pPr>
     </w:lvl>
   </w:abstractNum>
-  <w:abstractNum w:abstractNumId="10" w15:restartNumberingAfterBreak="0">
+  <w:abstractNum w:abstractNumId="16" w15:restartNumberingAfterBreak="0">
     <w:nsid w:val="2C26732A"/>
     <w:multiLevelType w:val="multilevel"/>
     <w:tmpl w:val="0409001F"/>
@@ -6459,7 +9607,7 @@
       </w:pPr>
     </w:lvl>
   </w:abstractNum>
-  <w:abstractNum w:abstractNumId="11" w15:restartNumberingAfterBreak="0">
+  <w:abstractNum w:abstractNumId="17" w15:restartNumberingAfterBreak="0">
     <w:nsid w:val="31CF0872"/>
     <w:multiLevelType w:val="hybridMultilevel"/>
     <w:tmpl w:val="3A620C7A"/>
@@ -6572,7 +9720,269 @@
       </w:rPr>
     </w:lvl>
   </w:abstractNum>
-  <w:abstractNum w:abstractNumId="12" w15:restartNumberingAfterBreak="0">
+  <w:abstractNum w:abstractNumId="18" w15:restartNumberingAfterBreak="0">
+    <w:nsid w:val="31ED7D82"/>
+    <w:multiLevelType w:val="multilevel"/>
+    <w:tmpl w:val="4F92E462"/>
+    <w:lvl w:ilvl="0">
+      <w:start w:val="1"/>
+      <w:numFmt w:val="bullet"/>
+      <w:lvlText w:val=""/>
+      <w:lvlJc w:val="left"/>
+      <w:pPr>
+        <w:tabs>
+          <w:tab w:val="num" w:pos="720"/>
+        </w:tabs>
+        <w:ind w:left="720" w:hanging="360"/>
+      </w:pPr>
+      <w:rPr>
+        <w:rFonts w:ascii="Symbol" w:hAnsi="Symbol" w:hint="default"/>
+        <w:sz w:val="20"/>
+      </w:rPr>
+    </w:lvl>
+    <w:lvl w:ilvl="1" w:tentative="1">
+      <w:start w:val="1"/>
+      <w:numFmt w:val="bullet"/>
+      <w:lvlText w:val="o"/>
+      <w:lvlJc w:val="left"/>
+      <w:pPr>
+        <w:tabs>
+          <w:tab w:val="num" w:pos="1440"/>
+        </w:tabs>
+        <w:ind w:left="1440" w:hanging="360"/>
+      </w:pPr>
+      <w:rPr>
+        <w:rFonts w:ascii="Courier New" w:hAnsi="Courier New" w:hint="default"/>
+        <w:sz w:val="20"/>
+      </w:rPr>
+    </w:lvl>
+    <w:lvl w:ilvl="2" w:tentative="1">
+      <w:start w:val="1"/>
+      <w:numFmt w:val="bullet"/>
+      <w:lvlText w:val=""/>
+      <w:lvlJc w:val="left"/>
+      <w:pPr>
+        <w:tabs>
+          <w:tab w:val="num" w:pos="2160"/>
+        </w:tabs>
+        <w:ind w:left="2160" w:hanging="360"/>
+      </w:pPr>
+      <w:rPr>
+        <w:rFonts w:ascii="Wingdings" w:hAnsi="Wingdings" w:hint="default"/>
+        <w:sz w:val="20"/>
+      </w:rPr>
+    </w:lvl>
+    <w:lvl w:ilvl="3" w:tentative="1">
+      <w:start w:val="1"/>
+      <w:numFmt w:val="bullet"/>
+      <w:lvlText w:val=""/>
+      <w:lvlJc w:val="left"/>
+      <w:pPr>
+        <w:tabs>
+          <w:tab w:val="num" w:pos="2880"/>
+        </w:tabs>
+        <w:ind w:left="2880" w:hanging="360"/>
+      </w:pPr>
+      <w:rPr>
+        <w:rFonts w:ascii="Wingdings" w:hAnsi="Wingdings" w:hint="default"/>
+        <w:sz w:val="20"/>
+      </w:rPr>
+    </w:lvl>
+    <w:lvl w:ilvl="4" w:tentative="1">
+      <w:start w:val="1"/>
+      <w:numFmt w:val="bullet"/>
+      <w:lvlText w:val=""/>
+      <w:lvlJc w:val="left"/>
+      <w:pPr>
+        <w:tabs>
+          <w:tab w:val="num" w:pos="3600"/>
+        </w:tabs>
+        <w:ind w:left="3600" w:hanging="360"/>
+      </w:pPr>
+      <w:rPr>
+        <w:rFonts w:ascii="Wingdings" w:hAnsi="Wingdings" w:hint="default"/>
+        <w:sz w:val="20"/>
+      </w:rPr>
+    </w:lvl>
+    <w:lvl w:ilvl="5" w:tentative="1">
+      <w:start w:val="1"/>
+      <w:numFmt w:val="bullet"/>
+      <w:lvlText w:val=""/>
+      <w:lvlJc w:val="left"/>
+      <w:pPr>
+        <w:tabs>
+          <w:tab w:val="num" w:pos="4320"/>
+        </w:tabs>
+        <w:ind w:left="4320" w:hanging="360"/>
+      </w:pPr>
+      <w:rPr>
+        <w:rFonts w:ascii="Wingdings" w:hAnsi="Wingdings" w:hint="default"/>
+        <w:sz w:val="20"/>
+      </w:rPr>
+    </w:lvl>
+    <w:lvl w:ilvl="6" w:tentative="1">
+      <w:start w:val="1"/>
+      <w:numFmt w:val="bullet"/>
+      <w:lvlText w:val=""/>
+      <w:lvlJc w:val="left"/>
+      <w:pPr>
+        <w:tabs>
+          <w:tab w:val="num" w:pos="5040"/>
+        </w:tabs>
+        <w:ind w:left="5040" w:hanging="360"/>
+      </w:pPr>
+      <w:rPr>
+        <w:rFonts w:ascii="Wingdings" w:hAnsi="Wingdings" w:hint="default"/>
+        <w:sz w:val="20"/>
+      </w:rPr>
+    </w:lvl>
+    <w:lvl w:ilvl="7" w:tentative="1">
+      <w:start w:val="1"/>
+      <w:numFmt w:val="bullet"/>
+      <w:lvlText w:val=""/>
+      <w:lvlJc w:val="left"/>
+      <w:pPr>
+        <w:tabs>
+          <w:tab w:val="num" w:pos="5760"/>
+        </w:tabs>
+        <w:ind w:left="5760" w:hanging="360"/>
+      </w:pPr>
+      <w:rPr>
+        <w:rFonts w:ascii="Wingdings" w:hAnsi="Wingdings" w:hint="default"/>
+        <w:sz w:val="20"/>
+      </w:rPr>
+    </w:lvl>
+    <w:lvl w:ilvl="8" w:tentative="1">
+      <w:start w:val="1"/>
+      <w:numFmt w:val="bullet"/>
+      <w:lvlText w:val=""/>
+      <w:lvlJc w:val="left"/>
+      <w:pPr>
+        <w:tabs>
+          <w:tab w:val="num" w:pos="6480"/>
+        </w:tabs>
+        <w:ind w:left="6480" w:hanging="360"/>
+      </w:pPr>
+      <w:rPr>
+        <w:rFonts w:ascii="Wingdings" w:hAnsi="Wingdings" w:hint="default"/>
+        <w:sz w:val="20"/>
+      </w:rPr>
+    </w:lvl>
+  </w:abstractNum>
+  <w:abstractNum w:abstractNumId="19" w15:restartNumberingAfterBreak="0">
+    <w:nsid w:val="32483B31"/>
+    <w:multiLevelType w:val="multilevel"/>
+    <w:tmpl w:val="21C4BBB2"/>
+    <w:lvl w:ilvl="0">
+      <w:start w:val="1"/>
+      <w:numFmt w:val="decimal"/>
+      <w:lvlText w:val="%1."/>
+      <w:lvlJc w:val="left"/>
+      <w:pPr>
+        <w:tabs>
+          <w:tab w:val="num" w:pos="720"/>
+        </w:tabs>
+        <w:ind w:left="720" w:hanging="360"/>
+      </w:pPr>
+    </w:lvl>
+    <w:lvl w:ilvl="1" w:tentative="1">
+      <w:start w:val="1"/>
+      <w:numFmt w:val="decimal"/>
+      <w:lvlText w:val="%2."/>
+      <w:lvlJc w:val="left"/>
+      <w:pPr>
+        <w:tabs>
+          <w:tab w:val="num" w:pos="1440"/>
+        </w:tabs>
+        <w:ind w:left="1440" w:hanging="360"/>
+      </w:pPr>
+    </w:lvl>
+    <w:lvl w:ilvl="2" w:tentative="1">
+      <w:start w:val="1"/>
+      <w:numFmt w:val="decimal"/>
+      <w:lvlText w:val="%3."/>
+      <w:lvlJc w:val="left"/>
+      <w:pPr>
+        <w:tabs>
+          <w:tab w:val="num" w:pos="2160"/>
+        </w:tabs>
+        <w:ind w:left="2160" w:hanging="360"/>
+      </w:pPr>
+    </w:lvl>
+    <w:lvl w:ilvl="3" w:tentative="1">
+      <w:start w:val="1"/>
+      <w:numFmt w:val="decimal"/>
+      <w:lvlText w:val="%4."/>
+      <w:lvlJc w:val="left"/>
+      <w:pPr>
+        <w:tabs>
+          <w:tab w:val="num" w:pos="2880"/>
+        </w:tabs>
+        <w:ind w:left="2880" w:hanging="360"/>
+      </w:pPr>
+    </w:lvl>
+    <w:lvl w:ilvl="4" w:tentative="1">
+      <w:start w:val="1"/>
+      <w:numFmt w:val="decimal"/>
+      <w:lvlText w:val="%5."/>
+      <w:lvlJc w:val="left"/>
+      <w:pPr>
+        <w:tabs>
+          <w:tab w:val="num" w:pos="3600"/>
+        </w:tabs>
+        <w:ind w:left="3600" w:hanging="360"/>
+      </w:pPr>
+    </w:lvl>
+    <w:lvl w:ilvl="5" w:tentative="1">
+      <w:start w:val="1"/>
+      <w:numFmt w:val="decimal"/>
+      <w:lvlText w:val="%6."/>
+      <w:lvlJc w:val="left"/>
+      <w:pPr>
+        <w:tabs>
+          <w:tab w:val="num" w:pos="4320"/>
+        </w:tabs>
+        <w:ind w:left="4320" w:hanging="360"/>
+      </w:pPr>
+    </w:lvl>
+    <w:lvl w:ilvl="6" w:tentative="1">
+      <w:start w:val="1"/>
+      <w:numFmt w:val="decimal"/>
+      <w:lvlText w:val="%7."/>
+      <w:lvlJc w:val="left"/>
+      <w:pPr>
+        <w:tabs>
+          <w:tab w:val="num" w:pos="5040"/>
+        </w:tabs>
+        <w:ind w:left="5040" w:hanging="360"/>
+      </w:pPr>
+    </w:lvl>
+    <w:lvl w:ilvl="7" w:tentative="1">
+      <w:start w:val="1"/>
+      <w:numFmt w:val="decimal"/>
+      <w:lvlText w:val="%8."/>
+      <w:lvlJc w:val="left"/>
+      <w:pPr>
+        <w:tabs>
+          <w:tab w:val="num" w:pos="5760"/>
+        </w:tabs>
+        <w:ind w:left="5760" w:hanging="360"/>
+      </w:pPr>
+    </w:lvl>
+    <w:lvl w:ilvl="8" w:tentative="1">
+      <w:start w:val="1"/>
+      <w:numFmt w:val="decimal"/>
+      <w:lvlText w:val="%9."/>
+      <w:lvlJc w:val="left"/>
+      <w:pPr>
+        <w:tabs>
+          <w:tab w:val="num" w:pos="6480"/>
+        </w:tabs>
+        <w:ind w:left="6480" w:hanging="360"/>
+      </w:pPr>
+    </w:lvl>
+  </w:abstractNum>
+  <w:abstractNum w:abstractNumId="20" w15:restartNumberingAfterBreak="0">
     <w:nsid w:val="342F2A46"/>
     <w:multiLevelType w:val="multilevel"/>
     <w:tmpl w:val="DA9E627C"/>
@@ -6685,7 +10095,269 @@
       </w:rPr>
     </w:lvl>
   </w:abstractNum>
-  <w:abstractNum w:abstractNumId="13" w15:restartNumberingAfterBreak="0">
+  <w:abstractNum w:abstractNumId="21" w15:restartNumberingAfterBreak="0">
+    <w:nsid w:val="348D4E74"/>
+    <w:multiLevelType w:val="multilevel"/>
+    <w:tmpl w:val="0C52F6F8"/>
+    <w:lvl w:ilvl="0">
+      <w:start w:val="1"/>
+      <w:numFmt w:val="decimal"/>
+      <w:lvlText w:val="%1."/>
+      <w:lvlJc w:val="left"/>
+      <w:pPr>
+        <w:tabs>
+          <w:tab w:val="num" w:pos="720"/>
+        </w:tabs>
+        <w:ind w:left="720" w:hanging="360"/>
+      </w:pPr>
+    </w:lvl>
+    <w:lvl w:ilvl="1" w:tentative="1">
+      <w:start w:val="1"/>
+      <w:numFmt w:val="decimal"/>
+      <w:lvlText w:val="%2."/>
+      <w:lvlJc w:val="left"/>
+      <w:pPr>
+        <w:tabs>
+          <w:tab w:val="num" w:pos="1440"/>
+        </w:tabs>
+        <w:ind w:left="1440" w:hanging="360"/>
+      </w:pPr>
+    </w:lvl>
+    <w:lvl w:ilvl="2" w:tentative="1">
+      <w:start w:val="1"/>
+      <w:numFmt w:val="decimal"/>
+      <w:lvlText w:val="%3."/>
+      <w:lvlJc w:val="left"/>
+      <w:pPr>
+        <w:tabs>
+          <w:tab w:val="num" w:pos="2160"/>
+        </w:tabs>
+        <w:ind w:left="2160" w:hanging="360"/>
+      </w:pPr>
+    </w:lvl>
+    <w:lvl w:ilvl="3" w:tentative="1">
+      <w:start w:val="1"/>
+      <w:numFmt w:val="decimal"/>
+      <w:lvlText w:val="%4."/>
+      <w:lvlJc w:val="left"/>
+      <w:pPr>
+        <w:tabs>
+          <w:tab w:val="num" w:pos="2880"/>
+        </w:tabs>
+        <w:ind w:left="2880" w:hanging="360"/>
+      </w:pPr>
+    </w:lvl>
+    <w:lvl w:ilvl="4" w:tentative="1">
+      <w:start w:val="1"/>
+      <w:numFmt w:val="decimal"/>
+      <w:lvlText w:val="%5."/>
+      <w:lvlJc w:val="left"/>
+      <w:pPr>
+        <w:tabs>
+          <w:tab w:val="num" w:pos="3600"/>
+        </w:tabs>
+        <w:ind w:left="3600" w:hanging="360"/>
+      </w:pPr>
+    </w:lvl>
+    <w:lvl w:ilvl="5" w:tentative="1">
+      <w:start w:val="1"/>
+      <w:numFmt w:val="decimal"/>
+      <w:lvlText w:val="%6."/>
+      <w:lvlJc w:val="left"/>
+      <w:pPr>
+        <w:tabs>
+          <w:tab w:val="num" w:pos="4320"/>
+        </w:tabs>
+        <w:ind w:left="4320" w:hanging="360"/>
+      </w:pPr>
+    </w:lvl>
+    <w:lvl w:ilvl="6" w:tentative="1">
+      <w:start w:val="1"/>
+      <w:numFmt w:val="decimal"/>
+      <w:lvlText w:val="%7."/>
+      <w:lvlJc w:val="left"/>
+      <w:pPr>
+        <w:tabs>
+          <w:tab w:val="num" w:pos="5040"/>
+        </w:tabs>
+        <w:ind w:left="5040" w:hanging="360"/>
+      </w:pPr>
+    </w:lvl>
+    <w:lvl w:ilvl="7" w:tentative="1">
+      <w:start w:val="1"/>
+      <w:numFmt w:val="decimal"/>
+      <w:lvlText w:val="%8."/>
+      <w:lvlJc w:val="left"/>
+      <w:pPr>
+        <w:tabs>
+          <w:tab w:val="num" w:pos="5760"/>
+        </w:tabs>
+        <w:ind w:left="5760" w:hanging="360"/>
+      </w:pPr>
+    </w:lvl>
+    <w:lvl w:ilvl="8" w:tentative="1">
+      <w:start w:val="1"/>
+      <w:numFmt w:val="decimal"/>
+      <w:lvlText w:val="%9."/>
+      <w:lvlJc w:val="left"/>
+      <w:pPr>
+        <w:tabs>
+          <w:tab w:val="num" w:pos="6480"/>
+        </w:tabs>
+        <w:ind w:left="6480" w:hanging="360"/>
+      </w:pPr>
+    </w:lvl>
+  </w:abstractNum>
+  <w:abstractNum w:abstractNumId="22" w15:restartNumberingAfterBreak="0">
+    <w:nsid w:val="39A22F8D"/>
+    <w:multiLevelType w:val="multilevel"/>
+    <w:tmpl w:val="D2C8E4B6"/>
+    <w:lvl w:ilvl="0">
+      <w:start w:val="1"/>
+      <w:numFmt w:val="bullet"/>
+      <w:lvlText w:val=""/>
+      <w:lvlJc w:val="left"/>
+      <w:pPr>
+        <w:tabs>
+          <w:tab w:val="num" w:pos="720"/>
+        </w:tabs>
+        <w:ind w:left="720" w:hanging="360"/>
+      </w:pPr>
+      <w:rPr>
+        <w:rFonts w:ascii="Symbol" w:hAnsi="Symbol" w:hint="default"/>
+        <w:sz w:val="20"/>
+      </w:rPr>
+    </w:lvl>
+    <w:lvl w:ilvl="1" w:tentative="1">
+      <w:start w:val="1"/>
+      <w:numFmt w:val="bullet"/>
+      <w:lvlText w:val="o"/>
+      <w:lvlJc w:val="left"/>
+      <w:pPr>
+        <w:tabs>
+          <w:tab w:val="num" w:pos="1440"/>
+        </w:tabs>
+        <w:ind w:left="1440" w:hanging="360"/>
+      </w:pPr>
+      <w:rPr>
+        <w:rFonts w:ascii="Courier New" w:hAnsi="Courier New" w:hint="default"/>
+        <w:sz w:val="20"/>
+      </w:rPr>
+    </w:lvl>
+    <w:lvl w:ilvl="2" w:tentative="1">
+      <w:start w:val="1"/>
+      <w:numFmt w:val="bullet"/>
+      <w:lvlText w:val=""/>
+      <w:lvlJc w:val="left"/>
+      <w:pPr>
+        <w:tabs>
+          <w:tab w:val="num" w:pos="2160"/>
+        </w:tabs>
+        <w:ind w:left="2160" w:hanging="360"/>
+      </w:pPr>
+      <w:rPr>
+        <w:rFonts w:ascii="Wingdings" w:hAnsi="Wingdings" w:hint="default"/>
+        <w:sz w:val="20"/>
+      </w:rPr>
+    </w:lvl>
+    <w:lvl w:ilvl="3" w:tentative="1">
+      <w:start w:val="1"/>
+      <w:numFmt w:val="bullet"/>
+      <w:lvlText w:val=""/>
+      <w:lvlJc w:val="left"/>
+      <w:pPr>
+        <w:tabs>
+          <w:tab w:val="num" w:pos="2880"/>
+        </w:tabs>
+        <w:ind w:left="2880" w:hanging="360"/>
+      </w:pPr>
+      <w:rPr>
+        <w:rFonts w:ascii="Wingdings" w:hAnsi="Wingdings" w:hint="default"/>
+        <w:sz w:val="20"/>
+      </w:rPr>
+    </w:lvl>
+    <w:lvl w:ilvl="4" w:tentative="1">
+      <w:start w:val="1"/>
+      <w:numFmt w:val="bullet"/>
+      <w:lvlText w:val=""/>
+      <w:lvlJc w:val="left"/>
+      <w:pPr>
+        <w:tabs>
+          <w:tab w:val="num" w:pos="3600"/>
+        </w:tabs>
+        <w:ind w:left="3600" w:hanging="360"/>
+      </w:pPr>
+      <w:rPr>
+        <w:rFonts w:ascii="Wingdings" w:hAnsi="Wingdings" w:hint="default"/>
+        <w:sz w:val="20"/>
+      </w:rPr>
+    </w:lvl>
+    <w:lvl w:ilvl="5" w:tentative="1">
+      <w:start w:val="1"/>
+      <w:numFmt w:val="bullet"/>
+      <w:lvlText w:val=""/>
+      <w:lvlJc w:val="left"/>
+      <w:pPr>
+        <w:tabs>
+          <w:tab w:val="num" w:pos="4320"/>
+        </w:tabs>
+        <w:ind w:left="4320" w:hanging="360"/>
+      </w:pPr>
+      <w:rPr>
+        <w:rFonts w:ascii="Wingdings" w:hAnsi="Wingdings" w:hint="default"/>
+        <w:sz w:val="20"/>
+      </w:rPr>
+    </w:lvl>
+    <w:lvl w:ilvl="6" w:tentative="1">
+      <w:start w:val="1"/>
+      <w:numFmt w:val="bullet"/>
+      <w:lvlText w:val=""/>
+      <w:lvlJc w:val="left"/>
+      <w:pPr>
+        <w:tabs>
+          <w:tab w:val="num" w:pos="5040"/>
+        </w:tabs>
+        <w:ind w:left="5040" w:hanging="360"/>
+      </w:pPr>
+      <w:rPr>
+        <w:rFonts w:ascii="Wingdings" w:hAnsi="Wingdings" w:hint="default"/>
+        <w:sz w:val="20"/>
+      </w:rPr>
+    </w:lvl>
+    <w:lvl w:ilvl="7" w:tentative="1">
+      <w:start w:val="1"/>
+      <w:numFmt w:val="bullet"/>
+      <w:lvlText w:val=""/>
+      <w:lvlJc w:val="left"/>
+      <w:pPr>
+        <w:tabs>
+          <w:tab w:val="num" w:pos="5760"/>
+        </w:tabs>
+        <w:ind w:left="5760" w:hanging="360"/>
+      </w:pPr>
+      <w:rPr>
+        <w:rFonts w:ascii="Wingdings" w:hAnsi="Wingdings" w:hint="default"/>
+        <w:sz w:val="20"/>
+      </w:rPr>
+    </w:lvl>
+    <w:lvl w:ilvl="8" w:tentative="1">
+      <w:start w:val="1"/>
+      <w:numFmt w:val="bullet"/>
+      <w:lvlText w:val=""/>
+      <w:lvlJc w:val="left"/>
+      <w:pPr>
+        <w:tabs>
+          <w:tab w:val="num" w:pos="6480"/>
+        </w:tabs>
+        <w:ind w:left="6480" w:hanging="360"/>
+      </w:pPr>
+      <w:rPr>
+        <w:rFonts w:ascii="Wingdings" w:hAnsi="Wingdings" w:hint="default"/>
+        <w:sz w:val="20"/>
+      </w:rPr>
+    </w:lvl>
+  </w:abstractNum>
+  <w:abstractNum w:abstractNumId="23" w15:restartNumberingAfterBreak="0">
     <w:nsid w:val="3A116622"/>
     <w:multiLevelType w:val="hybridMultilevel"/>
     <w:tmpl w:val="FA228136"/>
@@ -6771,7 +10443,7 @@
       </w:pPr>
     </w:lvl>
   </w:abstractNum>
-  <w:abstractNum w:abstractNumId="14" w15:restartNumberingAfterBreak="0">
+  <w:abstractNum w:abstractNumId="24" w15:restartNumberingAfterBreak="0">
     <w:nsid w:val="3DC14B93"/>
     <w:multiLevelType w:val="hybridMultilevel"/>
     <w:tmpl w:val="A63A7038"/>
@@ -6860,7 +10532,7 @@
       </w:pPr>
     </w:lvl>
   </w:abstractNum>
-  <w:abstractNum w:abstractNumId="15" w15:restartNumberingAfterBreak="0">
+  <w:abstractNum w:abstractNumId="25" w15:restartNumberingAfterBreak="0">
     <w:nsid w:val="3EED5B79"/>
     <w:multiLevelType w:val="hybridMultilevel"/>
     <w:tmpl w:val="D96A5528"/>
@@ -6946,7 +10618,7 @@
       </w:pPr>
     </w:lvl>
   </w:abstractNum>
-  <w:abstractNum w:abstractNumId="16" w15:restartNumberingAfterBreak="0">
+  <w:abstractNum w:abstractNumId="26" w15:restartNumberingAfterBreak="0">
     <w:nsid w:val="3FFA09EA"/>
     <w:multiLevelType w:val="multilevel"/>
     <w:tmpl w:val="0409001F"/>
@@ -7033,7 +10705,7 @@
       </w:pPr>
     </w:lvl>
   </w:abstractNum>
-  <w:abstractNum w:abstractNumId="17" w15:restartNumberingAfterBreak="0">
+  <w:abstractNum w:abstractNumId="27" w15:restartNumberingAfterBreak="0">
     <w:nsid w:val="41801712"/>
     <w:multiLevelType w:val="multilevel"/>
     <w:tmpl w:val="0409001F"/>
@@ -7119,7 +10791,7 @@
       </w:pPr>
     </w:lvl>
   </w:abstractNum>
-  <w:abstractNum w:abstractNumId="18" w15:restartNumberingAfterBreak="0">
+  <w:abstractNum w:abstractNumId="28" w15:restartNumberingAfterBreak="0">
     <w:nsid w:val="44A53061"/>
     <w:multiLevelType w:val="multilevel"/>
     <w:tmpl w:val="0409001F"/>
@@ -7205,13 +10877,13 @@
       </w:pPr>
     </w:lvl>
   </w:abstractNum>
-  <w:abstractNum w:abstractNumId="19" w15:restartNumberingAfterBreak="0">
+  <w:abstractNum w:abstractNumId="29" w15:restartNumberingAfterBreak="0">
     <w:nsid w:val="463B09D1"/>
     <w:multiLevelType w:val="multilevel"/>
     <w:tmpl w:val="0409001F"/>
     <w:numStyleLink w:val="Style3"/>
   </w:abstractNum>
-  <w:abstractNum w:abstractNumId="20" w15:restartNumberingAfterBreak="0">
+  <w:abstractNum w:abstractNumId="30" w15:restartNumberingAfterBreak="0">
     <w:nsid w:val="48470790"/>
     <w:multiLevelType w:val="multilevel"/>
     <w:tmpl w:val="0409001F"/>
@@ -7298,14 +10970,163 @@
       </w:pPr>
     </w:lvl>
   </w:abstractNum>
-  <w:abstractNum w:abstractNumId="21" w15:restartNumberingAfterBreak="0">
+  <w:abstractNum w:abstractNumId="31" w15:restartNumberingAfterBreak="0">
+    <w:nsid w:val="4F2F760E"/>
+    <w:multiLevelType w:val="multilevel"/>
+    <w:tmpl w:val="8362BFFA"/>
+    <w:lvl w:ilvl="0">
+      <w:start w:val="1"/>
+      <w:numFmt w:val="bullet"/>
+      <w:lvlText w:val=""/>
+      <w:lvlJc w:val="left"/>
+      <w:pPr>
+        <w:tabs>
+          <w:tab w:val="num" w:pos="720"/>
+        </w:tabs>
+        <w:ind w:left="720" w:hanging="360"/>
+      </w:pPr>
+      <w:rPr>
+        <w:rFonts w:ascii="Symbol" w:hAnsi="Symbol" w:hint="default"/>
+        <w:sz w:val="20"/>
+      </w:rPr>
+    </w:lvl>
+    <w:lvl w:ilvl="1" w:tentative="1">
+      <w:start w:val="1"/>
+      <w:numFmt w:val="bullet"/>
+      <w:lvlText w:val="o"/>
+      <w:lvlJc w:val="left"/>
+      <w:pPr>
+        <w:tabs>
+          <w:tab w:val="num" w:pos="1440"/>
+        </w:tabs>
+        <w:ind w:left="1440" w:hanging="360"/>
+      </w:pPr>
+      <w:rPr>
+        <w:rFonts w:ascii="Courier New" w:hAnsi="Courier New" w:hint="default"/>
+        <w:sz w:val="20"/>
+      </w:rPr>
+    </w:lvl>
+    <w:lvl w:ilvl="2" w:tentative="1">
+      <w:start w:val="1"/>
+      <w:numFmt w:val="bullet"/>
+      <w:lvlText w:val=""/>
+      <w:lvlJc w:val="left"/>
+      <w:pPr>
+        <w:tabs>
+          <w:tab w:val="num" w:pos="2160"/>
+        </w:tabs>
+        <w:ind w:left="2160" w:hanging="360"/>
+      </w:pPr>
+      <w:rPr>
+        <w:rFonts w:ascii="Wingdings" w:hAnsi="Wingdings" w:hint="default"/>
+        <w:sz w:val="20"/>
+      </w:rPr>
+    </w:lvl>
+    <w:lvl w:ilvl="3" w:tentative="1">
+      <w:start w:val="1"/>
+      <w:numFmt w:val="bullet"/>
+      <w:lvlText w:val=""/>
+      <w:lvlJc w:val="left"/>
+      <w:pPr>
+        <w:tabs>
+          <w:tab w:val="num" w:pos="2880"/>
+        </w:tabs>
+        <w:ind w:left="2880" w:hanging="360"/>
+      </w:pPr>
+      <w:rPr>
+        <w:rFonts w:ascii="Wingdings" w:hAnsi="Wingdings" w:hint="default"/>
+        <w:sz w:val="20"/>
+      </w:rPr>
+    </w:lvl>
+    <w:lvl w:ilvl="4" w:tentative="1">
+      <w:start w:val="1"/>
+      <w:numFmt w:val="bullet"/>
+      <w:lvlText w:val=""/>
+      <w:lvlJc w:val="left"/>
+      <w:pPr>
+        <w:tabs>
+          <w:tab w:val="num" w:pos="3600"/>
+        </w:tabs>
+        <w:ind w:left="3600" w:hanging="360"/>
+      </w:pPr>
+      <w:rPr>
+        <w:rFonts w:ascii="Wingdings" w:hAnsi="Wingdings" w:hint="default"/>
+        <w:sz w:val="20"/>
+      </w:rPr>
+    </w:lvl>
+    <w:lvl w:ilvl="5" w:tentative="1">
+      <w:start w:val="1"/>
+      <w:numFmt w:val="bullet"/>
+      <w:lvlText w:val=""/>
+      <w:lvlJc w:val="left"/>
+      <w:pPr>
+        <w:tabs>
+          <w:tab w:val="num" w:pos="4320"/>
+        </w:tabs>
+        <w:ind w:left="4320" w:hanging="360"/>
+      </w:pPr>
+      <w:rPr>
+        <w:rFonts w:ascii="Wingdings" w:hAnsi="Wingdings" w:hint="default"/>
+        <w:sz w:val="20"/>
+      </w:rPr>
+    </w:lvl>
+    <w:lvl w:ilvl="6" w:tentative="1">
+      <w:start w:val="1"/>
+      <w:numFmt w:val="bullet"/>
+      <w:lvlText w:val=""/>
+      <w:lvlJc w:val="left"/>
+      <w:pPr>
+        <w:tabs>
+          <w:tab w:val="num" w:pos="5040"/>
+        </w:tabs>
+        <w:ind w:left="5040" w:hanging="360"/>
+      </w:pPr>
+      <w:rPr>
+        <w:rFonts w:ascii="Wingdings" w:hAnsi="Wingdings" w:hint="default"/>
+        <w:sz w:val="20"/>
+      </w:rPr>
+    </w:lvl>
+    <w:lvl w:ilvl="7" w:tentative="1">
+      <w:start w:val="1"/>
+      <w:numFmt w:val="bullet"/>
+      <w:lvlText w:val=""/>
+      <w:lvlJc w:val="left"/>
+      <w:pPr>
+        <w:tabs>
+          <w:tab w:val="num" w:pos="5760"/>
+        </w:tabs>
+        <w:ind w:left="5760" w:hanging="360"/>
+      </w:pPr>
+      <w:rPr>
+        <w:rFonts w:ascii="Wingdings" w:hAnsi="Wingdings" w:hint="default"/>
+        <w:sz w:val="20"/>
+      </w:rPr>
+    </w:lvl>
+    <w:lvl w:ilvl="8" w:tentative="1">
+      <w:start w:val="1"/>
+      <w:numFmt w:val="bullet"/>
+      <w:lvlText w:val=""/>
+      <w:lvlJc w:val="left"/>
+      <w:pPr>
+        <w:tabs>
+          <w:tab w:val="num" w:pos="6480"/>
+        </w:tabs>
+        <w:ind w:left="6480" w:hanging="360"/>
+      </w:pPr>
+      <w:rPr>
+        <w:rFonts w:ascii="Wingdings" w:hAnsi="Wingdings" w:hint="default"/>
+        <w:sz w:val="20"/>
+      </w:rPr>
+    </w:lvl>
+  </w:abstractNum>
+  <w:abstractNum w:abstractNumId="32" w15:restartNumberingAfterBreak="0">
     <w:nsid w:val="4FED70E1"/>
     <w:multiLevelType w:val="multilevel"/>
     <w:tmpl w:val="04090025"/>
     <w:lvl w:ilvl="0">
       <w:start w:val="1"/>
       <w:numFmt w:val="decimal"/>
-      <w:pStyle w:val="Balk1"/>
+      <w:pStyle w:val="Heading1"/>
       <w:lvlText w:val="%1"/>
       <w:lvlJc w:val="left"/>
       <w:pPr>
@@ -7315,7 +11136,7 @@
     <w:lvl w:ilvl="1">
       <w:start w:val="1"/>
       <w:numFmt w:val="decimal"/>
-      <w:pStyle w:val="Balk2"/>
+      <w:pStyle w:val="Heading2"/>
       <w:lvlText w:val="%1.%2"/>
       <w:lvlJc w:val="left"/>
       <w:pPr>
@@ -7325,7 +11146,7 @@
     <w:lvl w:ilvl="2">
       <w:start w:val="1"/>
       <w:numFmt w:val="decimal"/>
-      <w:pStyle w:val="Balk3"/>
+      <w:pStyle w:val="Heading3"/>
       <w:lvlText w:val="%1.%2.%3"/>
       <w:lvlJc w:val="left"/>
       <w:pPr>
@@ -7335,7 +11156,7 @@
     <w:lvl w:ilvl="3">
       <w:start w:val="1"/>
       <w:numFmt w:val="decimal"/>
-      <w:pStyle w:val="Balk4"/>
+      <w:pStyle w:val="Heading4"/>
       <w:lvlText w:val="%1.%2.%3.%4"/>
       <w:lvlJc w:val="left"/>
       <w:pPr>
@@ -7345,7 +11166,7 @@
     <w:lvl w:ilvl="4">
       <w:start w:val="1"/>
       <w:numFmt w:val="decimal"/>
-      <w:pStyle w:val="Balk5"/>
+      <w:pStyle w:val="Heading5"/>
       <w:lvlText w:val="%1.%2.%3.%4.%5"/>
       <w:lvlJc w:val="left"/>
       <w:pPr>
@@ -7355,7 +11176,7 @@
     <w:lvl w:ilvl="5">
       <w:start w:val="1"/>
       <w:numFmt w:val="decimal"/>
-      <w:pStyle w:val="Balk6"/>
+      <w:pStyle w:val="Heading6"/>
       <w:lvlText w:val="%1.%2.%3.%4.%5.%6"/>
       <w:lvlJc w:val="left"/>
       <w:pPr>
@@ -7365,7 +11186,7 @@
     <w:lvl w:ilvl="6">
       <w:start w:val="1"/>
       <w:numFmt w:val="decimal"/>
-      <w:pStyle w:val="Balk7"/>
+      <w:pStyle w:val="Heading7"/>
       <w:lvlText w:val="%1.%2.%3.%4.%5.%6.%7"/>
       <w:lvlJc w:val="left"/>
       <w:pPr>
@@ -7375,7 +11196,7 @@
     <w:lvl w:ilvl="7">
       <w:start w:val="1"/>
       <w:numFmt w:val="decimal"/>
-      <w:pStyle w:val="Balk8"/>
+      <w:pStyle w:val="Heading8"/>
       <w:lvlText w:val="%1.%2.%3.%4.%5.%6.%7.%8"/>
       <w:lvlJc w:val="left"/>
       <w:pPr>
@@ -7385,7 +11206,7 @@
     <w:lvl w:ilvl="8">
       <w:start w:val="1"/>
       <w:numFmt w:val="decimal"/>
-      <w:pStyle w:val="Balk9"/>
+      <w:pStyle w:val="Heading9"/>
       <w:lvlText w:val="%1.%2.%3.%4.%5.%6.%7.%8.%9"/>
       <w:lvlJc w:val="left"/>
       <w:pPr>
@@ -7393,7 +11214,7 @@
       </w:pPr>
     </w:lvl>
   </w:abstractNum>
-  <w:abstractNum w:abstractNumId="22" w15:restartNumberingAfterBreak="0">
+  <w:abstractNum w:abstractNumId="33" w15:restartNumberingAfterBreak="0">
     <w:nsid w:val="5023260E"/>
     <w:multiLevelType w:val="hybridMultilevel"/>
     <w:tmpl w:val="1EECB37E"/>
@@ -7506,7 +11327,7 @@
       </w:rPr>
     </w:lvl>
   </w:abstractNum>
-  <w:abstractNum w:abstractNumId="23" w15:restartNumberingAfterBreak="0">
+  <w:abstractNum w:abstractNumId="34" w15:restartNumberingAfterBreak="0">
     <w:nsid w:val="530817E7"/>
     <w:multiLevelType w:val="hybridMultilevel"/>
     <w:tmpl w:val="71B82662"/>
@@ -7619,7 +11440,120 @@
       </w:rPr>
     </w:lvl>
   </w:abstractNum>
-  <w:abstractNum w:abstractNumId="24" w15:restartNumberingAfterBreak="0">
+  <w:abstractNum w:abstractNumId="35" w15:restartNumberingAfterBreak="0">
+    <w:nsid w:val="59C81406"/>
+    <w:multiLevelType w:val="multilevel"/>
+    <w:tmpl w:val="069A8B58"/>
+    <w:lvl w:ilvl="0">
+      <w:start w:val="1"/>
+      <w:numFmt w:val="decimal"/>
+      <w:lvlText w:val="%1."/>
+      <w:lvlJc w:val="left"/>
+      <w:pPr>
+        <w:tabs>
+          <w:tab w:val="num" w:pos="720"/>
+        </w:tabs>
+        <w:ind w:left="720" w:hanging="360"/>
+      </w:pPr>
+    </w:lvl>
+    <w:lvl w:ilvl="1" w:tentative="1">
+      <w:start w:val="1"/>
+      <w:numFmt w:val="decimal"/>
+      <w:lvlText w:val="%2."/>
+      <w:lvlJc w:val="left"/>
+      <w:pPr>
+        <w:tabs>
+          <w:tab w:val="num" w:pos="1440"/>
+        </w:tabs>
+        <w:ind w:left="1440" w:hanging="360"/>
+      </w:pPr>
+    </w:lvl>
+    <w:lvl w:ilvl="2" w:tentative="1">
+      <w:start w:val="1"/>
+      <w:numFmt w:val="decimal"/>
+      <w:lvlText w:val="%3."/>
+      <w:lvlJc w:val="left"/>
+      <w:pPr>
+        <w:tabs>
+          <w:tab w:val="num" w:pos="2160"/>
+        </w:tabs>
+        <w:ind w:left="2160" w:hanging="360"/>
+      </w:pPr>
+    </w:lvl>
+    <w:lvl w:ilvl="3" w:tentative="1">
+      <w:start w:val="1"/>
+      <w:numFmt w:val="decimal"/>
+      <w:lvlText w:val="%4."/>
+      <w:lvlJc w:val="left"/>
+      <w:pPr>
+        <w:tabs>
+          <w:tab w:val="num" w:pos="2880"/>
+        </w:tabs>
+        <w:ind w:left="2880" w:hanging="360"/>
+      </w:pPr>
+    </w:lvl>
+    <w:lvl w:ilvl="4" w:tentative="1">
+      <w:start w:val="1"/>
+      <w:numFmt w:val="decimal"/>
+      <w:lvlText w:val="%5."/>
+      <w:lvlJc w:val="left"/>
+      <w:pPr>
+        <w:tabs>
+          <w:tab w:val="num" w:pos="3600"/>
+        </w:tabs>
+        <w:ind w:left="3600" w:hanging="360"/>
+      </w:pPr>
+    </w:lvl>
+    <w:lvl w:ilvl="5" w:tentative="1">
+      <w:start w:val="1"/>
+      <w:numFmt w:val="decimal"/>
+      <w:lvlText w:val="%6."/>
+      <w:lvlJc w:val="left"/>
+      <w:pPr>
+        <w:tabs>
+          <w:tab w:val="num" w:pos="4320"/>
+        </w:tabs>
+        <w:ind w:left="4320" w:hanging="360"/>
+      </w:pPr>
+    </w:lvl>
+    <w:lvl w:ilvl="6" w:tentative="1">
+      <w:start w:val="1"/>
+      <w:numFmt w:val="decimal"/>
+      <w:lvlText w:val="%7."/>
+      <w:lvlJc w:val="left"/>
+      <w:pPr>
+        <w:tabs>
+          <w:tab w:val="num" w:pos="5040"/>
+        </w:tabs>
+        <w:ind w:left="5040" w:hanging="360"/>
+      </w:pPr>
+    </w:lvl>
+    <w:lvl w:ilvl="7" w:tentative="1">
+      <w:start w:val="1"/>
+      <w:numFmt w:val="decimal"/>
+      <w:lvlText w:val="%8."/>
+      <w:lvlJc w:val="left"/>
+      <w:pPr>
+        <w:tabs>
+          <w:tab w:val="num" w:pos="5760"/>
+        </w:tabs>
+        <w:ind w:left="5760" w:hanging="360"/>
+      </w:pPr>
+    </w:lvl>
+    <w:lvl w:ilvl="8" w:tentative="1">
+      <w:start w:val="1"/>
+      <w:numFmt w:val="decimal"/>
+      <w:lvlText w:val="%9."/>
+      <w:lvlJc w:val="left"/>
+      <w:pPr>
+        <w:tabs>
+          <w:tab w:val="num" w:pos="6480"/>
+        </w:tabs>
+        <w:ind w:left="6480" w:hanging="360"/>
+      </w:pPr>
+    </w:lvl>
+  </w:abstractNum>
+  <w:abstractNum w:abstractNumId="36" w15:restartNumberingAfterBreak="0">
     <w:nsid w:val="5E7332E2"/>
     <w:multiLevelType w:val="multilevel"/>
     <w:tmpl w:val="0409001F"/>
@@ -7705,7 +11639,7 @@
       </w:pPr>
     </w:lvl>
   </w:abstractNum>
-  <w:abstractNum w:abstractNumId="25" w15:restartNumberingAfterBreak="0">
+  <w:abstractNum w:abstractNumId="37" w15:restartNumberingAfterBreak="0">
     <w:nsid w:val="64A83CEF"/>
     <w:multiLevelType w:val="multilevel"/>
     <w:tmpl w:val="0409001F"/>
@@ -7791,7 +11725,7 @@
       </w:pPr>
     </w:lvl>
   </w:abstractNum>
-  <w:abstractNum w:abstractNumId="26" w15:restartNumberingAfterBreak="0">
+  <w:abstractNum w:abstractNumId="38" w15:restartNumberingAfterBreak="0">
     <w:nsid w:val="67173375"/>
     <w:multiLevelType w:val="multilevel"/>
     <w:tmpl w:val="02E43EA8"/>
@@ -7909,13 +11843,501 @@
       </w:rPr>
     </w:lvl>
   </w:abstractNum>
-  <w:abstractNum w:abstractNumId="27" w15:restartNumberingAfterBreak="0">
+  <w:abstractNum w:abstractNumId="39" w15:restartNumberingAfterBreak="0">
+    <w:nsid w:val="67B966F6"/>
+    <w:multiLevelType w:val="hybridMultilevel"/>
+    <w:tmpl w:val="7AA44224"/>
+    <w:lvl w:ilvl="0" w:tplc="04090001">
+      <w:start w:val="1"/>
+      <w:numFmt w:val="bullet"/>
+      <w:lvlText w:val=""/>
+      <w:lvlJc w:val="left"/>
+      <w:pPr>
+        <w:ind w:left="720" w:hanging="360"/>
+      </w:pPr>
+      <w:rPr>
+        <w:rFonts w:ascii="Symbol" w:hAnsi="Symbol" w:hint="default"/>
+      </w:rPr>
+    </w:lvl>
+    <w:lvl w:ilvl="1" w:tplc="04090003" w:tentative="1">
+      <w:start w:val="1"/>
+      <w:numFmt w:val="bullet"/>
+      <w:lvlText w:val="o"/>
+      <w:lvlJc w:val="left"/>
+      <w:pPr>
+        <w:ind w:left="1440" w:hanging="360"/>
+      </w:pPr>
+      <w:rPr>
+        <w:rFonts w:ascii="Courier New" w:hAnsi="Courier New" w:cs="Courier New" w:hint="default"/>
+      </w:rPr>
+    </w:lvl>
+    <w:lvl w:ilvl="2" w:tplc="04090005" w:tentative="1">
+      <w:start w:val="1"/>
+      <w:numFmt w:val="bullet"/>
+      <w:lvlText w:val=""/>
+      <w:lvlJc w:val="left"/>
+      <w:pPr>
+        <w:ind w:left="2160" w:hanging="360"/>
+      </w:pPr>
+      <w:rPr>
+        <w:rFonts w:ascii="Wingdings" w:hAnsi="Wingdings" w:hint="default"/>
+      </w:rPr>
+    </w:lvl>
+    <w:lvl w:ilvl="3" w:tplc="04090001" w:tentative="1">
+      <w:start w:val="1"/>
+      <w:numFmt w:val="bullet"/>
+      <w:lvlText w:val=""/>
+      <w:lvlJc w:val="left"/>
+      <w:pPr>
+        <w:ind w:left="2880" w:hanging="360"/>
+      </w:pPr>
+      <w:rPr>
+        <w:rFonts w:ascii="Symbol" w:hAnsi="Symbol" w:hint="default"/>
+      </w:rPr>
+    </w:lvl>
+    <w:lvl w:ilvl="4" w:tplc="04090003" w:tentative="1">
+      <w:start w:val="1"/>
+      <w:numFmt w:val="bullet"/>
+      <w:lvlText w:val="o"/>
+      <w:lvlJc w:val="left"/>
+      <w:pPr>
+        <w:ind w:left="3600" w:hanging="360"/>
+      </w:pPr>
+      <w:rPr>
+        <w:rFonts w:ascii="Courier New" w:hAnsi="Courier New" w:cs="Courier New" w:hint="default"/>
+      </w:rPr>
+    </w:lvl>
+    <w:lvl w:ilvl="5" w:tplc="04090005" w:tentative="1">
+      <w:start w:val="1"/>
+      <w:numFmt w:val="bullet"/>
+      <w:lvlText w:val=""/>
+      <w:lvlJc w:val="left"/>
+      <w:pPr>
+        <w:ind w:left="4320" w:hanging="360"/>
+      </w:pPr>
+      <w:rPr>
+        <w:rFonts w:ascii="Wingdings" w:hAnsi="Wingdings" w:hint="default"/>
+      </w:rPr>
+    </w:lvl>
+    <w:lvl w:ilvl="6" w:tplc="04090001" w:tentative="1">
+      <w:start w:val="1"/>
+      <w:numFmt w:val="bullet"/>
+      <w:lvlText w:val=""/>
+      <w:lvlJc w:val="left"/>
+      <w:pPr>
+        <w:ind w:left="5040" w:hanging="360"/>
+      </w:pPr>
+      <w:rPr>
+        <w:rFonts w:ascii="Symbol" w:hAnsi="Symbol" w:hint="default"/>
+      </w:rPr>
+    </w:lvl>
+    <w:lvl w:ilvl="7" w:tplc="04090003" w:tentative="1">
+      <w:start w:val="1"/>
+      <w:numFmt w:val="bullet"/>
+      <w:lvlText w:val="o"/>
+      <w:lvlJc w:val="left"/>
+      <w:pPr>
+        <w:ind w:left="5760" w:hanging="360"/>
+      </w:pPr>
+      <w:rPr>
+        <w:rFonts w:ascii="Courier New" w:hAnsi="Courier New" w:cs="Courier New" w:hint="default"/>
+      </w:rPr>
+    </w:lvl>
+    <w:lvl w:ilvl="8" w:tplc="04090005" w:tentative="1">
+      <w:start w:val="1"/>
+      <w:numFmt w:val="bullet"/>
+      <w:lvlText w:val=""/>
+      <w:lvlJc w:val="left"/>
+      <w:pPr>
+        <w:ind w:left="6480" w:hanging="360"/>
+      </w:pPr>
+      <w:rPr>
+        <w:rFonts w:ascii="Wingdings" w:hAnsi="Wingdings" w:hint="default"/>
+      </w:rPr>
+    </w:lvl>
+  </w:abstractNum>
+  <w:abstractNum w:abstractNumId="40" w15:restartNumberingAfterBreak="0">
+    <w:nsid w:val="681405F8"/>
+    <w:multiLevelType w:val="multilevel"/>
+    <w:tmpl w:val="4AC49F0A"/>
+    <w:lvl w:ilvl="0">
+      <w:start w:val="1"/>
+      <w:numFmt w:val="bullet"/>
+      <w:lvlText w:val=""/>
+      <w:lvlJc w:val="left"/>
+      <w:pPr>
+        <w:tabs>
+          <w:tab w:val="num" w:pos="720"/>
+        </w:tabs>
+        <w:ind w:left="720" w:hanging="360"/>
+      </w:pPr>
+      <w:rPr>
+        <w:rFonts w:ascii="Symbol" w:hAnsi="Symbol" w:hint="default"/>
+        <w:sz w:val="20"/>
+      </w:rPr>
+    </w:lvl>
+    <w:lvl w:ilvl="1" w:tentative="1">
+      <w:start w:val="1"/>
+      <w:numFmt w:val="bullet"/>
+      <w:lvlText w:val="o"/>
+      <w:lvlJc w:val="left"/>
+      <w:pPr>
+        <w:tabs>
+          <w:tab w:val="num" w:pos="1440"/>
+        </w:tabs>
+        <w:ind w:left="1440" w:hanging="360"/>
+      </w:pPr>
+      <w:rPr>
+        <w:rFonts w:ascii="Courier New" w:hAnsi="Courier New" w:hint="default"/>
+        <w:sz w:val="20"/>
+      </w:rPr>
+    </w:lvl>
+    <w:lvl w:ilvl="2" w:tentative="1">
+      <w:start w:val="1"/>
+      <w:numFmt w:val="bullet"/>
+      <w:lvlText w:val=""/>
+      <w:lvlJc w:val="left"/>
+      <w:pPr>
+        <w:tabs>
+          <w:tab w:val="num" w:pos="2160"/>
+        </w:tabs>
+        <w:ind w:left="2160" w:hanging="360"/>
+      </w:pPr>
+      <w:rPr>
+        <w:rFonts w:ascii="Wingdings" w:hAnsi="Wingdings" w:hint="default"/>
+        <w:sz w:val="20"/>
+      </w:rPr>
+    </w:lvl>
+    <w:lvl w:ilvl="3" w:tentative="1">
+      <w:start w:val="1"/>
+      <w:numFmt w:val="bullet"/>
+      <w:lvlText w:val=""/>
+      <w:lvlJc w:val="left"/>
+      <w:pPr>
+        <w:tabs>
+          <w:tab w:val="num" w:pos="2880"/>
+        </w:tabs>
+        <w:ind w:left="2880" w:hanging="360"/>
+      </w:pPr>
+      <w:rPr>
+        <w:rFonts w:ascii="Wingdings" w:hAnsi="Wingdings" w:hint="default"/>
+        <w:sz w:val="20"/>
+      </w:rPr>
+    </w:lvl>
+    <w:lvl w:ilvl="4" w:tentative="1">
+      <w:start w:val="1"/>
+      <w:numFmt w:val="bullet"/>
+      <w:lvlText w:val=""/>
+      <w:lvlJc w:val="left"/>
+      <w:pPr>
+        <w:tabs>
+          <w:tab w:val="num" w:pos="3600"/>
+        </w:tabs>
+        <w:ind w:left="3600" w:hanging="360"/>
+      </w:pPr>
+      <w:rPr>
+        <w:rFonts w:ascii="Wingdings" w:hAnsi="Wingdings" w:hint="default"/>
+        <w:sz w:val="20"/>
+      </w:rPr>
+    </w:lvl>
+    <w:lvl w:ilvl="5" w:tentative="1">
+      <w:start w:val="1"/>
+      <w:numFmt w:val="bullet"/>
+      <w:lvlText w:val=""/>
+      <w:lvlJc w:val="left"/>
+      <w:pPr>
+        <w:tabs>
+          <w:tab w:val="num" w:pos="4320"/>
+        </w:tabs>
+        <w:ind w:left="4320" w:hanging="360"/>
+      </w:pPr>
+      <w:rPr>
+        <w:rFonts w:ascii="Wingdings" w:hAnsi="Wingdings" w:hint="default"/>
+        <w:sz w:val="20"/>
+      </w:rPr>
+    </w:lvl>
+    <w:lvl w:ilvl="6" w:tentative="1">
+      <w:start w:val="1"/>
+      <w:numFmt w:val="bullet"/>
+      <w:lvlText w:val=""/>
+      <w:lvlJc w:val="left"/>
+      <w:pPr>
+        <w:tabs>
+          <w:tab w:val="num" w:pos="5040"/>
+        </w:tabs>
+        <w:ind w:left="5040" w:hanging="360"/>
+      </w:pPr>
+      <w:rPr>
+        <w:rFonts w:ascii="Wingdings" w:hAnsi="Wingdings" w:hint="default"/>
+        <w:sz w:val="20"/>
+      </w:rPr>
+    </w:lvl>
+    <w:lvl w:ilvl="7" w:tentative="1">
+      <w:start w:val="1"/>
+      <w:numFmt w:val="bullet"/>
+      <w:lvlText w:val=""/>
+      <w:lvlJc w:val="left"/>
+      <w:pPr>
+        <w:tabs>
+          <w:tab w:val="num" w:pos="5760"/>
+        </w:tabs>
+        <w:ind w:left="5760" w:hanging="360"/>
+      </w:pPr>
+      <w:rPr>
+        <w:rFonts w:ascii="Wingdings" w:hAnsi="Wingdings" w:hint="default"/>
+        <w:sz w:val="20"/>
+      </w:rPr>
+    </w:lvl>
+    <w:lvl w:ilvl="8" w:tentative="1">
+      <w:start w:val="1"/>
+      <w:numFmt w:val="bullet"/>
+      <w:lvlText w:val=""/>
+      <w:lvlJc w:val="left"/>
+      <w:pPr>
+        <w:tabs>
+          <w:tab w:val="num" w:pos="6480"/>
+        </w:tabs>
+        <w:ind w:left="6480" w:hanging="360"/>
+      </w:pPr>
+      <w:rPr>
+        <w:rFonts w:ascii="Wingdings" w:hAnsi="Wingdings" w:hint="default"/>
+        <w:sz w:val="20"/>
+      </w:rPr>
+    </w:lvl>
+  </w:abstractNum>
+  <w:abstractNum w:abstractNumId="41" w15:restartNumberingAfterBreak="0">
+    <w:nsid w:val="69436B62"/>
+    <w:multiLevelType w:val="multilevel"/>
+    <w:tmpl w:val="069A8B58"/>
+    <w:lvl w:ilvl="0">
+      <w:start w:val="1"/>
+      <w:numFmt w:val="decimal"/>
+      <w:lvlText w:val="%1."/>
+      <w:lvlJc w:val="left"/>
+      <w:pPr>
+        <w:tabs>
+          <w:tab w:val="num" w:pos="720"/>
+        </w:tabs>
+        <w:ind w:left="720" w:hanging="360"/>
+      </w:pPr>
+    </w:lvl>
+    <w:lvl w:ilvl="1" w:tentative="1">
+      <w:start w:val="1"/>
+      <w:numFmt w:val="decimal"/>
+      <w:lvlText w:val="%2."/>
+      <w:lvlJc w:val="left"/>
+      <w:pPr>
+        <w:tabs>
+          <w:tab w:val="num" w:pos="1440"/>
+        </w:tabs>
+        <w:ind w:left="1440" w:hanging="360"/>
+      </w:pPr>
+    </w:lvl>
+    <w:lvl w:ilvl="2" w:tentative="1">
+      <w:start w:val="1"/>
+      <w:numFmt w:val="decimal"/>
+      <w:lvlText w:val="%3."/>
+      <w:lvlJc w:val="left"/>
+      <w:pPr>
+        <w:tabs>
+          <w:tab w:val="num" w:pos="2160"/>
+        </w:tabs>
+        <w:ind w:left="2160" w:hanging="360"/>
+      </w:pPr>
+    </w:lvl>
+    <w:lvl w:ilvl="3" w:tentative="1">
+      <w:start w:val="1"/>
+      <w:numFmt w:val="decimal"/>
+      <w:lvlText w:val="%4."/>
+      <w:lvlJc w:val="left"/>
+      <w:pPr>
+        <w:tabs>
+          <w:tab w:val="num" w:pos="2880"/>
+        </w:tabs>
+        <w:ind w:left="2880" w:hanging="360"/>
+      </w:pPr>
+    </w:lvl>
+    <w:lvl w:ilvl="4" w:tentative="1">
+      <w:start w:val="1"/>
+      <w:numFmt w:val="decimal"/>
+      <w:lvlText w:val="%5."/>
+      <w:lvlJc w:val="left"/>
+      <w:pPr>
+        <w:tabs>
+          <w:tab w:val="num" w:pos="3600"/>
+        </w:tabs>
+        <w:ind w:left="3600" w:hanging="360"/>
+      </w:pPr>
+    </w:lvl>
+    <w:lvl w:ilvl="5" w:tentative="1">
+      <w:start w:val="1"/>
+      <w:numFmt w:val="decimal"/>
+      <w:lvlText w:val="%6."/>
+      <w:lvlJc w:val="left"/>
+      <w:pPr>
+        <w:tabs>
+          <w:tab w:val="num" w:pos="4320"/>
+        </w:tabs>
+        <w:ind w:left="4320" w:hanging="360"/>
+      </w:pPr>
+    </w:lvl>
+    <w:lvl w:ilvl="6" w:tentative="1">
+      <w:start w:val="1"/>
+      <w:numFmt w:val="decimal"/>
+      <w:lvlText w:val="%7."/>
+      <w:lvlJc w:val="left"/>
+      <w:pPr>
+        <w:tabs>
+          <w:tab w:val="num" w:pos="5040"/>
+        </w:tabs>
+        <w:ind w:left="5040" w:hanging="360"/>
+      </w:pPr>
+    </w:lvl>
+    <w:lvl w:ilvl="7" w:tentative="1">
+      <w:start w:val="1"/>
+      <w:numFmt w:val="decimal"/>
+      <w:lvlText w:val="%8."/>
+      <w:lvlJc w:val="left"/>
+      <w:pPr>
+        <w:tabs>
+          <w:tab w:val="num" w:pos="5760"/>
+        </w:tabs>
+        <w:ind w:left="5760" w:hanging="360"/>
+      </w:pPr>
+    </w:lvl>
+    <w:lvl w:ilvl="8" w:tentative="1">
+      <w:start w:val="1"/>
+      <w:numFmt w:val="decimal"/>
+      <w:lvlText w:val="%9."/>
+      <w:lvlJc w:val="left"/>
+      <w:pPr>
+        <w:tabs>
+          <w:tab w:val="num" w:pos="6480"/>
+        </w:tabs>
+        <w:ind w:left="6480" w:hanging="360"/>
+      </w:pPr>
+    </w:lvl>
+  </w:abstractNum>
+  <w:abstractNum w:abstractNumId="42" w15:restartNumberingAfterBreak="0">
+    <w:nsid w:val="6E89496A"/>
+    <w:multiLevelType w:val="hybridMultilevel"/>
+    <w:tmpl w:val="7728A2B8"/>
+    <w:lvl w:ilvl="0" w:tplc="04090001">
+      <w:start w:val="1"/>
+      <w:numFmt w:val="bullet"/>
+      <w:lvlText w:val=""/>
+      <w:lvlJc w:val="left"/>
+      <w:pPr>
+        <w:ind w:left="720" w:hanging="360"/>
+      </w:pPr>
+      <w:rPr>
+        <w:rFonts w:ascii="Symbol" w:hAnsi="Symbol" w:hint="default"/>
+      </w:rPr>
+    </w:lvl>
+    <w:lvl w:ilvl="1" w:tplc="04090003" w:tentative="1">
+      <w:start w:val="1"/>
+      <w:numFmt w:val="bullet"/>
+      <w:lvlText w:val="o"/>
+      <w:lvlJc w:val="left"/>
+      <w:pPr>
+        <w:ind w:left="1440" w:hanging="360"/>
+      </w:pPr>
+      <w:rPr>
+        <w:rFonts w:ascii="Courier New" w:hAnsi="Courier New" w:cs="Courier New" w:hint="default"/>
+      </w:rPr>
+    </w:lvl>
+    <w:lvl w:ilvl="2" w:tplc="04090005" w:tentative="1">
+      <w:start w:val="1"/>
+      <w:numFmt w:val="bullet"/>
+      <w:lvlText w:val=""/>
+      <w:lvlJc w:val="left"/>
+      <w:pPr>
+        <w:ind w:left="2160" w:hanging="360"/>
+      </w:pPr>
+      <w:rPr>
+        <w:rFonts w:ascii="Wingdings" w:hAnsi="Wingdings" w:hint="default"/>
+      </w:rPr>
+    </w:lvl>
+    <w:lvl w:ilvl="3" w:tplc="04090001" w:tentative="1">
+      <w:start w:val="1"/>
+      <w:numFmt w:val="bullet"/>
+      <w:lvlText w:val=""/>
+      <w:lvlJc w:val="left"/>
+      <w:pPr>
+        <w:ind w:left="2880" w:hanging="360"/>
+      </w:pPr>
+      <w:rPr>
+        <w:rFonts w:ascii="Symbol" w:hAnsi="Symbol" w:hint="default"/>
+      </w:rPr>
+    </w:lvl>
+    <w:lvl w:ilvl="4" w:tplc="04090003" w:tentative="1">
+      <w:start w:val="1"/>
+      <w:numFmt w:val="bullet"/>
+      <w:lvlText w:val="o"/>
+      <w:lvlJc w:val="left"/>
+      <w:pPr>
+        <w:ind w:left="3600" w:hanging="360"/>
+      </w:pPr>
+      <w:rPr>
+        <w:rFonts w:ascii="Courier New" w:hAnsi="Courier New" w:cs="Courier New" w:hint="default"/>
+      </w:rPr>
+    </w:lvl>
+    <w:lvl w:ilvl="5" w:tplc="04090005" w:tentative="1">
+      <w:start w:val="1"/>
+      <w:numFmt w:val="bullet"/>
+      <w:lvlText w:val=""/>
+      <w:lvlJc w:val="left"/>
+      <w:pPr>
+        <w:ind w:left="4320" w:hanging="360"/>
+      </w:pPr>
+      <w:rPr>
+        <w:rFonts w:ascii="Wingdings" w:hAnsi="Wingdings" w:hint="default"/>
+      </w:rPr>
+    </w:lvl>
+    <w:lvl w:ilvl="6" w:tplc="04090001" w:tentative="1">
+      <w:start w:val="1"/>
+      <w:numFmt w:val="bullet"/>
+      <w:lvlText w:val=""/>
+      <w:lvlJc w:val="left"/>
+      <w:pPr>
+        <w:ind w:left="5040" w:hanging="360"/>
+      </w:pPr>
+      <w:rPr>
+        <w:rFonts w:ascii="Symbol" w:hAnsi="Symbol" w:hint="default"/>
+      </w:rPr>
+    </w:lvl>
+    <w:lvl w:ilvl="7" w:tplc="04090003" w:tentative="1">
+      <w:start w:val="1"/>
+      <w:numFmt w:val="bullet"/>
+      <w:lvlText w:val="o"/>
+      <w:lvlJc w:val="left"/>
+      <w:pPr>
+        <w:ind w:left="5760" w:hanging="360"/>
+      </w:pPr>
+      <w:rPr>
+        <w:rFonts w:ascii="Courier New" w:hAnsi="Courier New" w:cs="Courier New" w:hint="default"/>
+      </w:rPr>
+    </w:lvl>
+    <w:lvl w:ilvl="8" w:tplc="04090005" w:tentative="1">
+      <w:start w:val="1"/>
+      <w:numFmt w:val="bullet"/>
+      <w:lvlText w:val=""/>
+      <w:lvlJc w:val="left"/>
+      <w:pPr>
+        <w:ind w:left="6480" w:hanging="360"/>
+      </w:pPr>
+      <w:rPr>
+        <w:rFonts w:ascii="Wingdings" w:hAnsi="Wingdings" w:hint="default"/>
+      </w:rPr>
+    </w:lvl>
+  </w:abstractNum>
+  <w:abstractNum w:abstractNumId="43" w15:restartNumberingAfterBreak="0">
     <w:nsid w:val="71940748"/>
     <w:multiLevelType w:val="multilevel"/>
     <w:tmpl w:val="0409001F"/>
     <w:numStyleLink w:val="Style1"/>
   </w:abstractNum>
-  <w:abstractNum w:abstractNumId="28" w15:restartNumberingAfterBreak="0">
+  <w:abstractNum w:abstractNumId="44" w15:restartNumberingAfterBreak="0">
     <w:nsid w:val="752C7A79"/>
     <w:multiLevelType w:val="multilevel"/>
     <w:tmpl w:val="0409001F"/>
@@ -8002,13 +12424,13 @@
       </w:pPr>
     </w:lvl>
   </w:abstractNum>
-  <w:abstractNum w:abstractNumId="29" w15:restartNumberingAfterBreak="0">
+  <w:abstractNum w:abstractNumId="45" w15:restartNumberingAfterBreak="0">
     <w:nsid w:val="785F1507"/>
     <w:multiLevelType w:val="multilevel"/>
     <w:tmpl w:val="0409001F"/>
     <w:numStyleLink w:val="Style4"/>
   </w:abstractNum>
-  <w:abstractNum w:abstractNumId="30" w15:restartNumberingAfterBreak="0">
+  <w:abstractNum w:abstractNumId="46" w15:restartNumberingAfterBreak="0">
     <w:nsid w:val="786C0E74"/>
     <w:multiLevelType w:val="multilevel"/>
     <w:tmpl w:val="0409001F"/>
@@ -8095,7 +12517,7 @@
       </w:pPr>
     </w:lvl>
   </w:abstractNum>
-  <w:abstractNum w:abstractNumId="31" w15:restartNumberingAfterBreak="0">
+  <w:abstractNum w:abstractNumId="47" w15:restartNumberingAfterBreak="0">
     <w:nsid w:val="7E7B0324"/>
     <w:multiLevelType w:val="multilevel"/>
     <w:tmpl w:val="0409001F"/>
@@ -8181,107 +12603,307 @@
       </w:pPr>
     </w:lvl>
   </w:abstractNum>
-  <w:num w:numId="1">
+  <w:abstractNum w:abstractNumId="48" w15:restartNumberingAfterBreak="0">
+    <w:nsid w:val="7FF0706B"/>
+    <w:multiLevelType w:val="multilevel"/>
+    <w:tmpl w:val="0476851A"/>
+    <w:lvl w:ilvl="0">
+      <w:start w:val="1"/>
+      <w:numFmt w:val="bullet"/>
+      <w:lvlText w:val=""/>
+      <w:lvlJc w:val="left"/>
+      <w:pPr>
+        <w:tabs>
+          <w:tab w:val="num" w:pos="720"/>
+        </w:tabs>
+        <w:ind w:left="720" w:hanging="360"/>
+      </w:pPr>
+      <w:rPr>
+        <w:rFonts w:ascii="Symbol" w:hAnsi="Symbol" w:hint="default"/>
+        <w:sz w:val="20"/>
+      </w:rPr>
+    </w:lvl>
+    <w:lvl w:ilvl="1">
+      <w:start w:val="1"/>
+      <w:numFmt w:val="bullet"/>
+      <w:lvlText w:val="o"/>
+      <w:lvlJc w:val="left"/>
+      <w:pPr>
+        <w:tabs>
+          <w:tab w:val="num" w:pos="1440"/>
+        </w:tabs>
+        <w:ind w:left="1440" w:hanging="360"/>
+      </w:pPr>
+      <w:rPr>
+        <w:rFonts w:ascii="Courier New" w:hAnsi="Courier New" w:hint="default"/>
+        <w:sz w:val="20"/>
+      </w:rPr>
+    </w:lvl>
+    <w:lvl w:ilvl="2" w:tentative="1">
+      <w:start w:val="1"/>
+      <w:numFmt w:val="bullet"/>
+      <w:lvlText w:val=""/>
+      <w:lvlJc w:val="left"/>
+      <w:pPr>
+        <w:tabs>
+          <w:tab w:val="num" w:pos="2160"/>
+        </w:tabs>
+        <w:ind w:left="2160" w:hanging="360"/>
+      </w:pPr>
+      <w:rPr>
+        <w:rFonts w:ascii="Wingdings" w:hAnsi="Wingdings" w:hint="default"/>
+        <w:sz w:val="20"/>
+      </w:rPr>
+    </w:lvl>
+    <w:lvl w:ilvl="3" w:tentative="1">
+      <w:start w:val="1"/>
+      <w:numFmt w:val="bullet"/>
+      <w:lvlText w:val=""/>
+      <w:lvlJc w:val="left"/>
+      <w:pPr>
+        <w:tabs>
+          <w:tab w:val="num" w:pos="2880"/>
+        </w:tabs>
+        <w:ind w:left="2880" w:hanging="360"/>
+      </w:pPr>
+      <w:rPr>
+        <w:rFonts w:ascii="Wingdings" w:hAnsi="Wingdings" w:hint="default"/>
+        <w:sz w:val="20"/>
+      </w:rPr>
+    </w:lvl>
+    <w:lvl w:ilvl="4" w:tentative="1">
+      <w:start w:val="1"/>
+      <w:numFmt w:val="bullet"/>
+      <w:lvlText w:val=""/>
+      <w:lvlJc w:val="left"/>
+      <w:pPr>
+        <w:tabs>
+          <w:tab w:val="num" w:pos="3600"/>
+        </w:tabs>
+        <w:ind w:left="3600" w:hanging="360"/>
+      </w:pPr>
+      <w:rPr>
+        <w:rFonts w:ascii="Wingdings" w:hAnsi="Wingdings" w:hint="default"/>
+        <w:sz w:val="20"/>
+      </w:rPr>
+    </w:lvl>
+    <w:lvl w:ilvl="5" w:tentative="1">
+      <w:start w:val="1"/>
+      <w:numFmt w:val="bullet"/>
+      <w:lvlText w:val=""/>
+      <w:lvlJc w:val="left"/>
+      <w:pPr>
+        <w:tabs>
+          <w:tab w:val="num" w:pos="4320"/>
+        </w:tabs>
+        <w:ind w:left="4320" w:hanging="360"/>
+      </w:pPr>
+      <w:rPr>
+        <w:rFonts w:ascii="Wingdings" w:hAnsi="Wingdings" w:hint="default"/>
+        <w:sz w:val="20"/>
+      </w:rPr>
+    </w:lvl>
+    <w:lvl w:ilvl="6" w:tentative="1">
+      <w:start w:val="1"/>
+      <w:numFmt w:val="bullet"/>
+      <w:lvlText w:val=""/>
+      <w:lvlJc w:val="left"/>
+      <w:pPr>
+        <w:tabs>
+          <w:tab w:val="num" w:pos="5040"/>
+        </w:tabs>
+        <w:ind w:left="5040" w:hanging="360"/>
+      </w:pPr>
+      <w:rPr>
+        <w:rFonts w:ascii="Wingdings" w:hAnsi="Wingdings" w:hint="default"/>
+        <w:sz w:val="20"/>
+      </w:rPr>
+    </w:lvl>
+    <w:lvl w:ilvl="7" w:tentative="1">
+      <w:start w:val="1"/>
+      <w:numFmt w:val="bullet"/>
+      <w:lvlText w:val=""/>
+      <w:lvlJc w:val="left"/>
+      <w:pPr>
+        <w:tabs>
+          <w:tab w:val="num" w:pos="5760"/>
+        </w:tabs>
+        <w:ind w:left="5760" w:hanging="360"/>
+      </w:pPr>
+      <w:rPr>
+        <w:rFonts w:ascii="Wingdings" w:hAnsi="Wingdings" w:hint="default"/>
+        <w:sz w:val="20"/>
+      </w:rPr>
+    </w:lvl>
+    <w:lvl w:ilvl="8" w:tentative="1">
+      <w:start w:val="1"/>
+      <w:numFmt w:val="bullet"/>
+      <w:lvlText w:val=""/>
+      <w:lvlJc w:val="left"/>
+      <w:pPr>
+        <w:tabs>
+          <w:tab w:val="num" w:pos="6480"/>
+        </w:tabs>
+        <w:ind w:left="6480" w:hanging="360"/>
+      </w:pPr>
+      <w:rPr>
+        <w:rFonts w:ascii="Wingdings" w:hAnsi="Wingdings" w:hint="default"/>
+        <w:sz w:val="20"/>
+      </w:rPr>
+    </w:lvl>
+  </w:abstractNum>
+  <w:num w:numId="1" w16cid:durableId="1161502739">
+    <w:abstractNumId w:val="24"/>
+  </w:num>
+  <w:num w:numId="2" w16cid:durableId="1825314029">
+    <w:abstractNumId w:val="38"/>
+  </w:num>
+  <w:num w:numId="3" w16cid:durableId="1030766797">
+    <w:abstractNumId w:val="15"/>
+  </w:num>
+  <w:num w:numId="4" w16cid:durableId="564803604">
+    <w:abstractNumId w:val="1"/>
+  </w:num>
+  <w:num w:numId="5" w16cid:durableId="1580283496">
+    <w:abstractNumId w:val="20"/>
+  </w:num>
+  <w:num w:numId="6" w16cid:durableId="1416971508">
+    <w:abstractNumId w:val="10"/>
+  </w:num>
+  <w:num w:numId="7" w16cid:durableId="1670675054">
+    <w:abstractNumId w:val="0"/>
+  </w:num>
+  <w:num w:numId="8" w16cid:durableId="1989047559">
+    <w:abstractNumId w:val="28"/>
+  </w:num>
+  <w:num w:numId="9" w16cid:durableId="2115125254">
     <w:abstractNumId w:val="14"/>
   </w:num>
-  <w:num w:numId="2">
+  <w:num w:numId="10" w16cid:durableId="696470972">
+    <w:abstractNumId w:val="8"/>
+  </w:num>
+  <w:num w:numId="11" w16cid:durableId="1217624312">
+    <w:abstractNumId w:val="36"/>
+  </w:num>
+  <w:num w:numId="12" w16cid:durableId="1884831042">
+    <w:abstractNumId w:val="47"/>
+  </w:num>
+  <w:num w:numId="13" w16cid:durableId="86119450">
+    <w:abstractNumId w:val="27"/>
+  </w:num>
+  <w:num w:numId="14" w16cid:durableId="323162766">
+    <w:abstractNumId w:val="37"/>
+  </w:num>
+  <w:num w:numId="15" w16cid:durableId="1811052909">
+    <w:abstractNumId w:val="16"/>
+  </w:num>
+  <w:num w:numId="16" w16cid:durableId="706443202">
+    <w:abstractNumId w:val="43"/>
+  </w:num>
+  <w:num w:numId="17" w16cid:durableId="198666571">
+    <w:abstractNumId w:val="2"/>
+  </w:num>
+  <w:num w:numId="18" w16cid:durableId="214394988">
+    <w:abstractNumId w:val="5"/>
+  </w:num>
+  <w:num w:numId="19" w16cid:durableId="2024016957">
+    <w:abstractNumId w:val="46"/>
+  </w:num>
+  <w:num w:numId="20" w16cid:durableId="154036576">
+    <w:abstractNumId w:val="29"/>
+  </w:num>
+  <w:num w:numId="21" w16cid:durableId="222110166">
+    <w:abstractNumId w:val="30"/>
+  </w:num>
+  <w:num w:numId="22" w16cid:durableId="547037356">
+    <w:abstractNumId w:val="45"/>
+  </w:num>
+  <w:num w:numId="23" w16cid:durableId="846096358">
+    <w:abstractNumId w:val="44"/>
+  </w:num>
+  <w:num w:numId="24" w16cid:durableId="359858186">
+    <w:abstractNumId w:val="11"/>
+  </w:num>
+  <w:num w:numId="25" w16cid:durableId="279843498">
     <w:abstractNumId w:val="26"/>
   </w:num>
-  <w:num w:numId="3">
+  <w:num w:numId="26" w16cid:durableId="1619557111">
+    <w:abstractNumId w:val="7"/>
+  </w:num>
+  <w:num w:numId="27" w16cid:durableId="1886596847">
+    <w:abstractNumId w:val="34"/>
+  </w:num>
+  <w:num w:numId="28" w16cid:durableId="245923830">
+    <w:abstractNumId w:val="17"/>
+  </w:num>
+  <w:num w:numId="29" w16cid:durableId="524446355">
+    <w:abstractNumId w:val="33"/>
+  </w:num>
+  <w:num w:numId="30" w16cid:durableId="893126596">
+    <w:abstractNumId w:val="23"/>
+  </w:num>
+  <w:num w:numId="31" w16cid:durableId="569191368">
+    <w:abstractNumId w:val="25"/>
+  </w:num>
+  <w:num w:numId="32" w16cid:durableId="1371537603">
+    <w:abstractNumId w:val="32"/>
+  </w:num>
+  <w:num w:numId="33" w16cid:durableId="433205859">
+    <w:abstractNumId w:val="3"/>
+  </w:num>
+  <w:num w:numId="34" w16cid:durableId="472336413">
+    <w:abstractNumId w:val="21"/>
+  </w:num>
+  <w:num w:numId="35" w16cid:durableId="302739204">
+    <w:abstractNumId w:val="19"/>
+  </w:num>
+  <w:num w:numId="36" w16cid:durableId="1834222081">
+    <w:abstractNumId w:val="22"/>
+  </w:num>
+  <w:num w:numId="37" w16cid:durableId="465125419">
+    <w:abstractNumId w:val="41"/>
+  </w:num>
+  <w:num w:numId="38" w16cid:durableId="1870214997">
+    <w:abstractNumId w:val="35"/>
+  </w:num>
+  <w:num w:numId="39" w16cid:durableId="2000839093">
     <w:abstractNumId w:val="9"/>
   </w:num>
-  <w:num w:numId="4">
-    <w:abstractNumId w:val="1"/>
+  <w:num w:numId="40" w16cid:durableId="344290134">
+    <w:abstractNumId w:val="18"/>
   </w:num>
-  <w:num w:numId="5">
+  <w:num w:numId="41" w16cid:durableId="936133753">
+    <w:abstractNumId w:val="6"/>
+  </w:num>
+  <w:num w:numId="42" w16cid:durableId="6520095">
+    <w:abstractNumId w:val="4"/>
+  </w:num>
+  <w:num w:numId="43" w16cid:durableId="1647466885">
+    <w:abstractNumId w:val="40"/>
+  </w:num>
+  <w:num w:numId="44" w16cid:durableId="669261522">
     <w:abstractNumId w:val="12"/>
   </w:num>
-  <w:num w:numId="6">
-    <w:abstractNumId w:val="6"/>
-  </w:num>
-  <w:num w:numId="7">
-    <w:abstractNumId w:val="0"/>
-  </w:num>
-  <w:num w:numId="8">
-    <w:abstractNumId w:val="18"/>
-  </w:num>
-  <w:num w:numId="9">
-    <w:abstractNumId w:val="8"/>
-  </w:num>
-  <w:num w:numId="10">
-    <w:abstractNumId w:val="5"/>
-  </w:num>
-  <w:num w:numId="11">
-    <w:abstractNumId w:val="24"/>
-  </w:num>
-  <w:num w:numId="12">
-    <w:abstractNumId w:val="31"/>
-  </w:num>
-  <w:num w:numId="13">
-    <w:abstractNumId w:val="17"/>
-  </w:num>
-  <w:num w:numId="14">
-    <w:abstractNumId w:val="25"/>
-  </w:num>
-  <w:num w:numId="15">
-    <w:abstractNumId w:val="10"/>
-  </w:num>
-  <w:num w:numId="16">
-    <w:abstractNumId w:val="27"/>
-  </w:num>
-  <w:num w:numId="17">
-    <w:abstractNumId w:val="2"/>
-  </w:num>
-  <w:num w:numId="18">
-    <w:abstractNumId w:val="3"/>
-  </w:num>
-  <w:num w:numId="19">
-    <w:abstractNumId w:val="30"/>
-  </w:num>
-  <w:num w:numId="20">
-    <w:abstractNumId w:val="19"/>
-  </w:num>
-  <w:num w:numId="21">
-    <w:abstractNumId w:val="20"/>
-  </w:num>
-  <w:num w:numId="22">
-    <w:abstractNumId w:val="29"/>
-  </w:num>
-  <w:num w:numId="23">
-    <w:abstractNumId w:val="28"/>
-  </w:num>
-  <w:num w:numId="24">
-    <w:abstractNumId w:val="7"/>
-  </w:num>
-  <w:num w:numId="25">
-    <w:abstractNumId w:val="16"/>
-  </w:num>
-  <w:num w:numId="26">
-    <w:abstractNumId w:val="4"/>
-  </w:num>
-  <w:num w:numId="27">
-    <w:abstractNumId w:val="23"/>
-  </w:num>
-  <w:num w:numId="28">
-    <w:abstractNumId w:val="11"/>
-  </w:num>
-  <w:num w:numId="29">
-    <w:abstractNumId w:val="22"/>
-  </w:num>
-  <w:num w:numId="30">
+  <w:num w:numId="45" w16cid:durableId="309017066">
     <w:abstractNumId w:val="13"/>
   </w:num>
-  <w:num w:numId="31">
-    <w:abstractNumId w:val="15"/>
+  <w:num w:numId="46" w16cid:durableId="1519198568">
+    <w:abstractNumId w:val="48"/>
   </w:num>
-  <w:num w:numId="32">
-    <w:abstractNumId w:val="21"/>
+  <w:num w:numId="47" w16cid:durableId="1738284933">
+    <w:abstractNumId w:val="39"/>
+  </w:num>
+  <w:num w:numId="48" w16cid:durableId="1167552902">
+    <w:abstractNumId w:val="42"/>
+  </w:num>
+  <w:num w:numId="49" w16cid:durableId="830369333">
+    <w:abstractNumId w:val="31"/>
   </w:num>
 </w:numbering>
 </file>
 
 <file path=word/styles.xml><?xml version="1.0" encoding="utf-8"?>
-<w:styles xmlns:mc="http://schemas.openxmlformats.org/markup-compatibility/2006" xmlns:r="http://schemas.openxmlformats.org/officeDocument/2006/relationships" xmlns:w="http://schemas.openxmlformats.org/wordprocessingml/2006/main" xmlns:w14="http://schemas.microsoft.com/office/word/2010/wordml" xmlns:w15="http://schemas.microsoft.com/office/word/2012/wordml" xmlns:w16cid="http://schemas.microsoft.com/office/word/2016/wordml/cid" xmlns:w16se="http://schemas.microsoft.com/office/word/2015/wordml/symex" mc:Ignorable="w14 w15 w16se w16cid">
+<w:styles xmlns:mc="http://schemas.openxmlformats.org/markup-compatibility/2006" xmlns:r="http://schemas.openxmlformats.org/officeDocument/2006/relationships" xmlns:w="http://schemas.openxmlformats.org/wordprocessingml/2006/main" xmlns:w14="http://schemas.microsoft.com/office/word/2010/wordml" xmlns:w15="http://schemas.microsoft.com/office/word/2012/wordml" xmlns:w16cex="http://schemas.microsoft.com/office/word/2018/wordml/cex" xmlns:w16cid="http://schemas.microsoft.com/office/word/2016/wordml/cid" xmlns:w16="http://schemas.microsoft.com/office/word/2018/wordml" xmlns:w16du="http://schemas.microsoft.com/office/word/2023/wordml/word16du" xmlns:w16sdtdh="http://schemas.microsoft.com/office/word/2020/wordml/sdtdatahash" xmlns:w16sdtfl="http://schemas.microsoft.com/office/word/2024/wordml/sdtformatlock" xmlns:w16se="http://schemas.microsoft.com/office/word/2015/wordml/symex" mc:Ignorable="w14 w15 w16se w16cid w16 w16cex w16sdtdh w16sdtfl w16du">
   <w:docDefaults>
     <w:rPrDefault>
       <w:rPr>
@@ -8297,7 +12919,7 @@
       </w:pPr>
     </w:pPrDefault>
   </w:docDefaults>
-  <w:latentStyles w:defLockedState="0" w:defUIPriority="99" w:defSemiHidden="0" w:defUnhideWhenUsed="0" w:defQFormat="0" w:count="375">
+  <w:latentStyles w:defLockedState="0" w:defUIPriority="99" w:defSemiHidden="0" w:defUnhideWhenUsed="0" w:defQFormat="0" w:count="376">
     <w:lsdException w:name="Normal" w:uiPriority="0" w:qFormat="1"/>
     <w:lsdException w:name="heading 1" w:uiPriority="9" w:qFormat="1"/>
     <w:lsdException w:name="heading 2" w:semiHidden="1" w:uiPriority="9" w:unhideWhenUsed="1" w:qFormat="1"/>
@@ -8673,16 +13295,17 @@
     <w:lsdException w:name="Smart Hyperlink" w:semiHidden="1" w:unhideWhenUsed="1"/>
     <w:lsdException w:name="Hashtag" w:semiHidden="1" w:unhideWhenUsed="1"/>
     <w:lsdException w:name="Unresolved Mention" w:semiHidden="1" w:unhideWhenUsed="1"/>
+    <w:lsdException w:name="Smart Link" w:semiHidden="1" w:unhideWhenUsed="1"/>
   </w:latentStyles>
   <w:style w:type="paragraph" w:default="1" w:styleId="Normal">
     <w:name w:val="Normal"/>
     <w:qFormat/>
   </w:style>
-  <w:style w:type="paragraph" w:styleId="Balk1">
+  <w:style w:type="paragraph" w:styleId="Heading1">
     <w:name w:val="heading 1"/>
     <w:basedOn w:val="Normal"/>
     <w:next w:val="Normal"/>
-    <w:link w:val="Balk1Char"/>
+    <w:link w:val="Heading1Char"/>
     <w:uiPriority w:val="9"/>
     <w:qFormat/>
     <w:rsid w:val="009A79A3"/>
@@ -8702,11 +13325,11 @@
       <w:szCs w:val="32"/>
     </w:rPr>
   </w:style>
-  <w:style w:type="paragraph" w:styleId="Balk2">
+  <w:style w:type="paragraph" w:styleId="Heading2">
     <w:name w:val="heading 2"/>
     <w:basedOn w:val="Normal"/>
     <w:next w:val="Normal"/>
-    <w:link w:val="Balk2Char"/>
+    <w:link w:val="Heading2Char"/>
     <w:uiPriority w:val="9"/>
     <w:unhideWhenUsed/>
     <w:qFormat/>
@@ -8728,11 +13351,11 @@
       <w:szCs w:val="26"/>
     </w:rPr>
   </w:style>
-  <w:style w:type="paragraph" w:styleId="Balk3">
+  <w:style w:type="paragraph" w:styleId="Heading3">
     <w:name w:val="heading 3"/>
     <w:basedOn w:val="Normal"/>
     <w:next w:val="Normal"/>
-    <w:link w:val="Balk3Char"/>
+    <w:link w:val="Heading3Char"/>
     <w:uiPriority w:val="9"/>
     <w:unhideWhenUsed/>
     <w:qFormat/>
@@ -8754,11 +13377,11 @@
       <w:szCs w:val="24"/>
     </w:rPr>
   </w:style>
-  <w:style w:type="paragraph" w:styleId="Balk4">
+  <w:style w:type="paragraph" w:styleId="Heading4">
     <w:name w:val="heading 4"/>
     <w:basedOn w:val="Normal"/>
     <w:next w:val="Normal"/>
-    <w:link w:val="Balk4Char"/>
+    <w:link w:val="Heading4Char"/>
     <w:uiPriority w:val="9"/>
     <w:semiHidden/>
     <w:unhideWhenUsed/>
@@ -8781,11 +13404,11 @@
       <w:color w:val="2F5496" w:themeColor="accent1" w:themeShade="BF"/>
     </w:rPr>
   </w:style>
-  <w:style w:type="paragraph" w:styleId="Balk5">
+  <w:style w:type="paragraph" w:styleId="Heading5">
     <w:name w:val="heading 5"/>
     <w:basedOn w:val="Normal"/>
     <w:next w:val="Normal"/>
-    <w:link w:val="Balk5Char"/>
+    <w:link w:val="Heading5Char"/>
     <w:uiPriority w:val="9"/>
     <w:semiHidden/>
     <w:unhideWhenUsed/>
@@ -8806,11 +13429,11 @@
       <w:color w:val="2F5496" w:themeColor="accent1" w:themeShade="BF"/>
     </w:rPr>
   </w:style>
-  <w:style w:type="paragraph" w:styleId="Balk6">
+  <w:style w:type="paragraph" w:styleId="Heading6">
     <w:name w:val="heading 6"/>
     <w:basedOn w:val="Normal"/>
     <w:next w:val="Normal"/>
-    <w:link w:val="Balk6Char"/>
+    <w:link w:val="Heading6Char"/>
     <w:uiPriority w:val="9"/>
     <w:semiHidden/>
     <w:unhideWhenUsed/>
@@ -8831,11 +13454,11 @@
       <w:color w:val="1F3763" w:themeColor="accent1" w:themeShade="7F"/>
     </w:rPr>
   </w:style>
-  <w:style w:type="paragraph" w:styleId="Balk7">
+  <w:style w:type="paragraph" w:styleId="Heading7">
     <w:name w:val="heading 7"/>
     <w:basedOn w:val="Normal"/>
     <w:next w:val="Normal"/>
-    <w:link w:val="Balk7Char"/>
+    <w:link w:val="Heading7Char"/>
     <w:uiPriority w:val="9"/>
     <w:semiHidden/>
     <w:unhideWhenUsed/>
@@ -8858,11 +13481,11 @@
       <w:color w:val="1F3763" w:themeColor="accent1" w:themeShade="7F"/>
     </w:rPr>
   </w:style>
-  <w:style w:type="paragraph" w:styleId="Balk8">
+  <w:style w:type="paragraph" w:styleId="Heading8">
     <w:name w:val="heading 8"/>
     <w:basedOn w:val="Normal"/>
     <w:next w:val="Normal"/>
-    <w:link w:val="Balk8Char"/>
+    <w:link w:val="Heading8Char"/>
     <w:uiPriority w:val="9"/>
     <w:semiHidden/>
     <w:unhideWhenUsed/>
@@ -8885,11 +13508,11 @@
       <w:szCs w:val="21"/>
     </w:rPr>
   </w:style>
-  <w:style w:type="paragraph" w:styleId="Balk9">
+  <w:style w:type="paragraph" w:styleId="Heading9">
     <w:name w:val="heading 9"/>
     <w:basedOn w:val="Normal"/>
     <w:next w:val="Normal"/>
-    <w:link w:val="Balk9Char"/>
+    <w:link w:val="Heading9Char"/>
     <w:uiPriority w:val="9"/>
     <w:semiHidden/>
     <w:unhideWhenUsed/>
@@ -8914,13 +13537,12 @@
       <w:szCs w:val="21"/>
     </w:rPr>
   </w:style>
-  <w:style w:type="character" w:default="1" w:styleId="VarsaylanParagrafYazTipi">
+  <w:style w:type="character" w:default="1" w:styleId="DefaultParagraphFont">
     <w:name w:val="Default Paragraph Font"/>
     <w:uiPriority w:val="1"/>
-    <w:semiHidden/>
     <w:unhideWhenUsed/>
   </w:style>
-  <w:style w:type="table" w:default="1" w:styleId="NormalTablo">
+  <w:style w:type="table" w:default="1" w:styleId="TableNormal">
     <w:name w:val="Normal Table"/>
     <w:uiPriority w:val="99"/>
     <w:semiHidden/>
@@ -8935,16 +13557,16 @@
       </w:tblCellMar>
     </w:tblPr>
   </w:style>
-  <w:style w:type="numbering" w:default="1" w:styleId="ListeYok">
+  <w:style w:type="numbering" w:default="1" w:styleId="NoList">
     <w:name w:val="No List"/>
     <w:uiPriority w:val="99"/>
     <w:semiHidden/>
     <w:unhideWhenUsed/>
   </w:style>
-  <w:style w:type="character" w:customStyle="1" w:styleId="Balk1Char">
-    <w:name w:val="Başlık 1 Char"/>
-    <w:basedOn w:val="VarsaylanParagrafYazTipi"/>
-    <w:link w:val="Balk1"/>
+  <w:style w:type="character" w:customStyle="1" w:styleId="Heading1Char">
+    <w:name w:val="Heading 1 Char"/>
+    <w:basedOn w:val="DefaultParagraphFont"/>
+    <w:link w:val="Heading1"/>
     <w:uiPriority w:val="9"/>
     <w:rsid w:val="009A79A3"/>
     <w:rPr>
@@ -8954,9 +13576,9 @@
       <w:szCs w:val="32"/>
     </w:rPr>
   </w:style>
-  <w:style w:type="paragraph" w:styleId="TBal">
+  <w:style w:type="paragraph" w:styleId="TOCHeading">
     <w:name w:val="TOC Heading"/>
-    <w:basedOn w:val="Balk1"/>
+    <w:basedOn w:val="Heading1"/>
     <w:next w:val="Normal"/>
     <w:uiPriority w:val="39"/>
     <w:unhideWhenUsed/>
@@ -8969,7 +13591,7 @@
       <w:outlineLvl w:val="9"/>
     </w:pPr>
   </w:style>
-  <w:style w:type="paragraph" w:styleId="ListeParagraf">
+  <w:style w:type="paragraph" w:styleId="ListParagraph">
     <w:name w:val="List Paragraph"/>
     <w:basedOn w:val="Normal"/>
     <w:uiPriority w:val="34"/>
@@ -8980,10 +13602,10 @@
       <w:contextualSpacing/>
     </w:pPr>
   </w:style>
-  <w:style w:type="character" w:customStyle="1" w:styleId="Balk2Char">
-    <w:name w:val="Başlık 2 Char"/>
-    <w:basedOn w:val="VarsaylanParagrafYazTipi"/>
-    <w:link w:val="Balk2"/>
+  <w:style w:type="character" w:customStyle="1" w:styleId="Heading2Char">
+    <w:name w:val="Heading 2 Char"/>
+    <w:basedOn w:val="DefaultParagraphFont"/>
+    <w:link w:val="Heading2"/>
     <w:uiPriority w:val="9"/>
     <w:rsid w:val="00004560"/>
     <w:rPr>
@@ -8993,7 +13615,7 @@
       <w:szCs w:val="26"/>
     </w:rPr>
   </w:style>
-  <w:style w:type="paragraph" w:styleId="T1">
+  <w:style w:type="paragraph" w:styleId="TOC1">
     <w:name w:val="toc 1"/>
     <w:basedOn w:val="Normal"/>
     <w:next w:val="Normal"/>
@@ -9005,7 +13627,7 @@
       <w:spacing w:after="100"/>
     </w:pPr>
   </w:style>
-  <w:style w:type="paragraph" w:styleId="T2">
+  <w:style w:type="paragraph" w:styleId="TOC2">
     <w:name w:val="toc 2"/>
     <w:basedOn w:val="Normal"/>
     <w:next w:val="Normal"/>
@@ -9018,9 +13640,9 @@
       <w:ind w:left="220"/>
     </w:pPr>
   </w:style>
-  <w:style w:type="character" w:styleId="Kpr">
+  <w:style w:type="character" w:styleId="Hyperlink">
     <w:name w:val="Hyperlink"/>
-    <w:basedOn w:val="VarsaylanParagrafYazTipi"/>
+    <w:basedOn w:val="DefaultParagraphFont"/>
     <w:uiPriority w:val="99"/>
     <w:unhideWhenUsed/>
     <w:rsid w:val="00410786"/>
@@ -9029,10 +13651,10 @@
       <w:u w:val="single"/>
     </w:rPr>
   </w:style>
-  <w:style w:type="paragraph" w:styleId="stBilgi">
+  <w:style w:type="paragraph" w:styleId="Header">
     <w:name w:val="header"/>
     <w:basedOn w:val="Normal"/>
-    <w:link w:val="stBilgiChar"/>
+    <w:link w:val="HeaderChar"/>
     <w:uiPriority w:val="99"/>
     <w:unhideWhenUsed/>
     <w:rsid w:val="00BF1E63"/>
@@ -9044,17 +13666,17 @@
       <w:spacing w:after="0" w:line="240" w:lineRule="auto"/>
     </w:pPr>
   </w:style>
-  <w:style w:type="character" w:customStyle="1" w:styleId="stBilgiChar">
-    <w:name w:val="Üst Bilgi Char"/>
-    <w:basedOn w:val="VarsaylanParagrafYazTipi"/>
-    <w:link w:val="stBilgi"/>
+  <w:style w:type="character" w:customStyle="1" w:styleId="HeaderChar">
+    <w:name w:val="Header Char"/>
+    <w:basedOn w:val="DefaultParagraphFont"/>
+    <w:link w:val="Header"/>
     <w:uiPriority w:val="99"/>
     <w:rsid w:val="00BF1E63"/>
   </w:style>
-  <w:style w:type="paragraph" w:styleId="AltBilgi">
+  <w:style w:type="paragraph" w:styleId="Footer">
     <w:name w:val="footer"/>
     <w:basedOn w:val="Normal"/>
-    <w:link w:val="AltBilgiChar"/>
+    <w:link w:val="FooterChar"/>
     <w:uiPriority w:val="99"/>
     <w:unhideWhenUsed/>
     <w:rsid w:val="00BF1E63"/>
@@ -9066,10 +13688,10 @@
       <w:spacing w:after="0" w:line="240" w:lineRule="auto"/>
     </w:pPr>
   </w:style>
-  <w:style w:type="character" w:customStyle="1" w:styleId="AltBilgiChar">
-    <w:name w:val="Alt Bilgi Char"/>
-    <w:basedOn w:val="VarsaylanParagrafYazTipi"/>
-    <w:link w:val="AltBilgi"/>
+  <w:style w:type="character" w:customStyle="1" w:styleId="FooterChar">
+    <w:name w:val="Footer Char"/>
+    <w:basedOn w:val="DefaultParagraphFont"/>
+    <w:link w:val="Footer"/>
     <w:uiPriority w:val="99"/>
     <w:rsid w:val="00BF1E63"/>
   </w:style>
@@ -9123,10 +13745,10 @@
       </w:numPr>
     </w:pPr>
   </w:style>
-  <w:style w:type="character" w:customStyle="1" w:styleId="Balk3Char">
-    <w:name w:val="Başlık 3 Char"/>
-    <w:basedOn w:val="VarsaylanParagrafYazTipi"/>
-    <w:link w:val="Balk3"/>
+  <w:style w:type="character" w:customStyle="1" w:styleId="Heading3Char">
+    <w:name w:val="Heading 3 Char"/>
+    <w:basedOn w:val="DefaultParagraphFont"/>
+    <w:link w:val="Heading3"/>
     <w:uiPriority w:val="9"/>
     <w:rsid w:val="00BE6E31"/>
     <w:rPr>
@@ -9136,10 +13758,10 @@
       <w:szCs w:val="24"/>
     </w:rPr>
   </w:style>
-  <w:style w:type="character" w:customStyle="1" w:styleId="Balk4Char">
-    <w:name w:val="Başlık 4 Char"/>
-    <w:basedOn w:val="VarsaylanParagrafYazTipi"/>
-    <w:link w:val="Balk4"/>
+  <w:style w:type="character" w:customStyle="1" w:styleId="Heading4Char">
+    <w:name w:val="Heading 4 Char"/>
+    <w:basedOn w:val="DefaultParagraphFont"/>
+    <w:link w:val="Heading4"/>
     <w:uiPriority w:val="9"/>
     <w:semiHidden/>
     <w:rsid w:val="00BE6E31"/>
@@ -9150,10 +13772,10 @@
       <w:color w:val="2F5496" w:themeColor="accent1" w:themeShade="BF"/>
     </w:rPr>
   </w:style>
-  <w:style w:type="character" w:customStyle="1" w:styleId="Balk5Char">
-    <w:name w:val="Başlık 5 Char"/>
-    <w:basedOn w:val="VarsaylanParagrafYazTipi"/>
-    <w:link w:val="Balk5"/>
+  <w:style w:type="character" w:customStyle="1" w:styleId="Heading5Char">
+    <w:name w:val="Heading 5 Char"/>
+    <w:basedOn w:val="DefaultParagraphFont"/>
+    <w:link w:val="Heading5"/>
     <w:uiPriority w:val="9"/>
     <w:semiHidden/>
     <w:rsid w:val="00BE6E31"/>
@@ -9162,10 +13784,10 @@
       <w:color w:val="2F5496" w:themeColor="accent1" w:themeShade="BF"/>
     </w:rPr>
   </w:style>
-  <w:style w:type="character" w:customStyle="1" w:styleId="Balk6Char">
-    <w:name w:val="Başlık 6 Char"/>
-    <w:basedOn w:val="VarsaylanParagrafYazTipi"/>
-    <w:link w:val="Balk6"/>
+  <w:style w:type="character" w:customStyle="1" w:styleId="Heading6Char">
+    <w:name w:val="Heading 6 Char"/>
+    <w:basedOn w:val="DefaultParagraphFont"/>
+    <w:link w:val="Heading6"/>
     <w:uiPriority w:val="9"/>
     <w:semiHidden/>
     <w:rsid w:val="00BE6E31"/>
@@ -9174,10 +13796,10 @@
       <w:color w:val="1F3763" w:themeColor="accent1" w:themeShade="7F"/>
     </w:rPr>
   </w:style>
-  <w:style w:type="character" w:customStyle="1" w:styleId="Balk7Char">
-    <w:name w:val="Başlık 7 Char"/>
-    <w:basedOn w:val="VarsaylanParagrafYazTipi"/>
-    <w:link w:val="Balk7"/>
+  <w:style w:type="character" w:customStyle="1" w:styleId="Heading7Char">
+    <w:name w:val="Heading 7 Char"/>
+    <w:basedOn w:val="DefaultParagraphFont"/>
+    <w:link w:val="Heading7"/>
     <w:uiPriority w:val="9"/>
     <w:semiHidden/>
     <w:rsid w:val="00BE6E31"/>
@@ -9188,10 +13810,10 @@
       <w:color w:val="1F3763" w:themeColor="accent1" w:themeShade="7F"/>
     </w:rPr>
   </w:style>
-  <w:style w:type="character" w:customStyle="1" w:styleId="Balk8Char">
-    <w:name w:val="Başlık 8 Char"/>
-    <w:basedOn w:val="VarsaylanParagrafYazTipi"/>
-    <w:link w:val="Balk8"/>
+  <w:style w:type="character" w:customStyle="1" w:styleId="Heading8Char">
+    <w:name w:val="Heading 8 Char"/>
+    <w:basedOn w:val="DefaultParagraphFont"/>
+    <w:link w:val="Heading8"/>
     <w:uiPriority w:val="9"/>
     <w:semiHidden/>
     <w:rsid w:val="00BE6E31"/>
@@ -9202,10 +13824,10 @@
       <w:szCs w:val="21"/>
     </w:rPr>
   </w:style>
-  <w:style w:type="character" w:customStyle="1" w:styleId="Balk9Char">
-    <w:name w:val="Başlık 9 Char"/>
-    <w:basedOn w:val="VarsaylanParagrafYazTipi"/>
-    <w:link w:val="Balk9"/>
+  <w:style w:type="character" w:customStyle="1" w:styleId="Heading9Char">
+    <w:name w:val="Heading 9 Char"/>
+    <w:basedOn w:val="DefaultParagraphFont"/>
+    <w:link w:val="Heading9"/>
     <w:uiPriority w:val="9"/>
     <w:semiHidden/>
     <w:rsid w:val="00BE6E31"/>
@@ -9218,7 +13840,7 @@
       <w:szCs w:val="21"/>
     </w:rPr>
   </w:style>
-  <w:style w:type="paragraph" w:styleId="T3">
+  <w:style w:type="paragraph" w:styleId="TOC3">
     <w:name w:val="toc 3"/>
     <w:basedOn w:val="Normal"/>
     <w:next w:val="Normal"/>

--- a/docs/SE2232_FinalProjectReportTemplate.docx
+++ b/docs/SE2232_FinalProjectReportTemplate.docx
@@ -3350,21 +3350,7 @@
         <w:rPr>
           <w:rFonts w:cstheme="minorHAnsi"/>
         </w:rPr>
-        <w:t>The purpose of this Software Requirements Specification (SRS) document is to provide a detailed overview of the "</w:t>
-      </w:r>
-      <w:proofErr w:type="spellStart"/>
-      <w:r>
-        <w:rPr>
-          <w:rFonts w:cstheme="minorHAnsi"/>
-        </w:rPr>
-        <w:t>MovieCritics</w:t>
-      </w:r>
-      <w:proofErr w:type="spellEnd"/>
-      <w:r>
-        <w:rPr>
-          <w:rFonts w:cstheme="minorHAnsi"/>
-        </w:rPr>
-        <w:t>" software application. This document describes the project's scope, functional and non-functional requirements, and the specific design constraints governing its development. It is intended to guide the implementation and serve as the foundational blueprint for the system's architecture.</w:t>
+        <w:t>The purpose of this Software Requirements Specification (SRS) document is to provide a detailed overview of the "MovieCritics" software application. This document describes the project's scope, functional and non-functional requirements, and the specific design constraints governing its development. It is intended to guide the implementation and serve as the foundational blueprint for the system's architecture.</w:t>
       </w:r>
     </w:p>
     <w:p>
@@ -3414,21 +3400,7 @@
         <w:rPr>
           <w:rFonts w:cstheme="minorHAnsi"/>
         </w:rPr>
-        <w:t xml:space="preserve"> The software product to be produced is named "</w:t>
-      </w:r>
-      <w:proofErr w:type="spellStart"/>
-      <w:r>
-        <w:rPr>
-          <w:rFonts w:cstheme="minorHAnsi"/>
-        </w:rPr>
-        <w:t>MovieCritics</w:t>
-      </w:r>
-      <w:proofErr w:type="spellEnd"/>
-      <w:r>
-        <w:rPr>
-          <w:rFonts w:cstheme="minorHAnsi"/>
-        </w:rPr>
-        <w:t>".</w:t>
+        <w:t xml:space="preserve"> The software product to be produced is named "MovieCritics".</w:t>
       </w:r>
     </w:p>
     <w:p>
@@ -3451,21 +3423,7 @@
         <w:rPr>
           <w:rFonts w:cstheme="minorHAnsi"/>
         </w:rPr>
-        <w:t xml:space="preserve"> </w:t>
-      </w:r>
-      <w:proofErr w:type="spellStart"/>
-      <w:r>
-        <w:rPr>
-          <w:rFonts w:cstheme="minorHAnsi"/>
-        </w:rPr>
-        <w:t>MovieCritics</w:t>
-      </w:r>
-      <w:proofErr w:type="spellEnd"/>
-      <w:r>
-        <w:rPr>
-          <w:rFonts w:cstheme="minorHAnsi"/>
-        </w:rPr>
-        <w:t xml:space="preserve"> is a desktop application that allows family members to maintain a comprehensive digital library of movies they have watched or wish to watch individually or together. It supports two distinct user roles (Parents/Adults and Children), providing features to log watched movies, rate and comment on entries, track personal progress, and manage individual watchlists. Admin-level users can manage user accounts and enforce parental viewing restrictions on specific titles.</w:t>
+        <w:t xml:space="preserve"> MovieCritics is a desktop application that allows family members to maintain a comprehensive digital library of movies they have watched or wish to watch individually or together. It supports two distinct user roles (Parents/Adults and Children), providing features to log watched movies, rate and comment on entries, track personal progress, and manage individual watchlists. Admin-level users can manage user accounts and enforce parental viewing restrictions on specific titles.</w:t>
       </w:r>
     </w:p>
     <w:p>
@@ -3869,28 +3827,14 @@
         <w:rPr>
           <w:rFonts w:cstheme="minorHAnsi"/>
         </w:rPr>
-        <w:t>The development of the "</w:t>
-      </w:r>
-      <w:proofErr w:type="spellStart"/>
-      <w:r>
-        <w:rPr>
-          <w:rFonts w:cstheme="minorHAnsi"/>
-        </w:rPr>
-        <w:t>MovieCritics</w:t>
-      </w:r>
-      <w:proofErr w:type="spellEnd"/>
-      <w:r>
-        <w:rPr>
-          <w:rFonts w:cstheme="minorHAnsi"/>
-        </w:rPr>
-        <w:t>" application is subject to several strict design and implementation constraints to ensure compliance with the project guidelines:</w:t>
+        <w:t>The development of the "MovieCritics" application is subject to several strict design and implementation constraints to ensure compliance with the project guidelines:</w:t>
       </w:r>
     </w:p>
     <w:p>
       <w:pPr>
         <w:numPr>
           <w:ilvl w:val="0"/>
-          <w:numId w:val="49"/>
+          <w:numId w:val="50"/>
         </w:numPr>
         <w:spacing w:before="120" w:after="120" w:line="240" w:lineRule="auto"/>
         <w:jc w:val="both"/>
@@ -3910,14 +3854,14 @@
         <w:rPr>
           <w:rFonts w:cstheme="minorHAnsi"/>
         </w:rPr>
-        <w:t xml:space="preserve"> The system must be exclusively developed as a Desktop Application utilizing a Graphical User Interface (GUI). It cannot be deployed as a Web Application or a Mobile Application. </w:t>
+        <w:t xml:space="preserve"> The system must be exclusively developed as a Desktop Application utilizing a Graphical User Interface (GUI). It cannot be deployed as a Web Application or a Mobile Application.</w:t>
       </w:r>
     </w:p>
     <w:p>
       <w:pPr>
         <w:numPr>
           <w:ilvl w:val="0"/>
-          <w:numId w:val="49"/>
+          <w:numId w:val="50"/>
         </w:numPr>
         <w:spacing w:before="120" w:after="120" w:line="240" w:lineRule="auto"/>
         <w:jc w:val="both"/>
@@ -3937,14 +3881,14 @@
         <w:rPr>
           <w:rFonts w:cstheme="minorHAnsi"/>
         </w:rPr>
-        <w:t xml:space="preserve"> The core programming language utilized for the application's logic and interface must be Java. </w:t>
+        <w:t xml:space="preserve"> The core programming language utilized for the application's logic and interface must be Java.</w:t>
       </w:r>
     </w:p>
     <w:p>
       <w:pPr>
         <w:numPr>
           <w:ilvl w:val="0"/>
-          <w:numId w:val="49"/>
+          <w:numId w:val="50"/>
         </w:numPr>
         <w:spacing w:before="120" w:after="120" w:line="240" w:lineRule="auto"/>
         <w:jc w:val="both"/>
@@ -3958,20 +3902,20 @@
           <w:b/>
           <w:bCs/>
         </w:rPr>
-        <w:t>Development Environment:</w:t>
-      </w:r>
-      <w:r>
-        <w:rPr>
-          <w:rFonts w:cstheme="minorHAnsi"/>
-        </w:rPr>
-        <w:t xml:space="preserve"> The software must be coded and compiled using either the NetBeans or IntelliJ IDEA integrated development environments. </w:t>
+        <w:t>Development Environment &amp; Build Tool:</w:t>
+      </w:r>
+      <w:r>
+        <w:rPr>
+          <w:rFonts w:cstheme="minorHAnsi"/>
+        </w:rPr>
+        <w:t xml:space="preserve"> The software must be coded and compiled using the IntelliJ IDEA integrated development environment. Additionally, Maven must be utilized as the project management and comprehension tool to handle the build lifecycle and manage external dependencies.</w:t>
       </w:r>
     </w:p>
     <w:p>
       <w:pPr>
         <w:numPr>
           <w:ilvl w:val="0"/>
-          <w:numId w:val="49"/>
+          <w:numId w:val="50"/>
         </w:numPr>
         <w:spacing w:before="120" w:after="120" w:line="240" w:lineRule="auto"/>
         <w:jc w:val="both"/>
@@ -3991,14 +3935,14 @@
         <w:rPr>
           <w:rFonts w:cstheme="minorHAnsi"/>
         </w:rPr>
-        <w:t xml:space="preserve"> Data persistence for users, movies, watchlists, and ratings must be handled using an embedded SQLite database, with all queries written in standard SQL. </w:t>
+        <w:t xml:space="preserve"> Data persistence for users, movies, watchlists, and ratings must be handled using an embedded SQLite database. The application will connect to the database utilizing the SQLite JDBC Driver (managed via Maven). The database schema is strictly limited to standard tables and basic constraints; the use of advanced database features such as triggers, stored procedures, or custom functions is prohibited. All data manipulation must be written in standard SQL, and all business logic must be handled entirely within the Java application.</w:t>
       </w:r>
     </w:p>
     <w:p>
       <w:pPr>
         <w:numPr>
           <w:ilvl w:val="0"/>
-          <w:numId w:val="49"/>
+          <w:numId w:val="50"/>
         </w:numPr>
         <w:spacing w:before="120" w:after="120" w:line="240" w:lineRule="auto"/>
         <w:jc w:val="both"/>
@@ -4018,7 +3962,7 @@
         <w:rPr>
           <w:rFonts w:cstheme="minorHAnsi"/>
         </w:rPr>
-        <w:t xml:space="preserve"> All required Unified Modeling Language (UML) diagrams (Use Case, Sequence, Class) and Data Flow Diagrams (Context, Level-0 DFD) must be drafted exclusively using the Visual Paradigm software application. </w:t>
+        <w:t xml:space="preserve"> All required Unified Modeling Language (UML) diagrams (Use Case, Sequence, Class) and Data Flow Diagrams (Context, Level-0 DFD) must be drafted exclusively using the Visual Paradigm software application.</w:t>
       </w:r>
     </w:p>
     <w:p>
@@ -4220,6 +4164,7 @@
           <w:b/>
           <w:bCs/>
         </w:rPr>
+        <w:lastRenderedPageBreak/>
         <w:t>Member-Level (Type-2 Children):</w:t>
       </w:r>
     </w:p>
@@ -4296,7 +4241,6 @@
         <w:rPr>
           <w:rFonts w:cstheme="minorHAnsi"/>
         </w:rPr>
-        <w:lastRenderedPageBreak/>
         <w:t xml:space="preserve">The system shall allow Type-2 users to add movies to a personal watchlist for future viewing. </w:t>
       </w:r>
     </w:p>
@@ -4488,19 +4432,7 @@
         <w:rPr>
           <w:rFonts w:cstheme="minorHAnsi"/>
         </w:rPr>
-        <w:t xml:space="preserve">The database shall be capable of storing and successfully retrieving at least 5 entries for </w:t>
-      </w:r>
-      <w:r>
-        <w:rPr>
-          <w:rFonts w:cstheme="minorHAnsi"/>
-        </w:rPr>
-        <w:t>Movie</w:t>
-      </w:r>
-      <w:r>
-        <w:rPr>
-          <w:rFonts w:cstheme="minorHAnsi"/>
-        </w:rPr>
-        <w:t xml:space="preserve">, Person, and User tables without noticeable latency. </w:t>
+        <w:t xml:space="preserve">The database shall be capable of storing and successfully retrieving at least 5 entries for Movie, Person, and User tables without noticeable latency. </w:t>
       </w:r>
     </w:p>
     <w:p>
@@ -4830,6 +4762,7 @@
           <w:b/>
           <w:bCs/>
         </w:rPr>
+        <w:lastRenderedPageBreak/>
         <w:t>Usability:</w:t>
       </w:r>
       <w:r>
@@ -4871,7 +4804,6 @@
           <w:sz w:val="28"/>
           <w:szCs w:val="28"/>
         </w:rPr>
-        <w:lastRenderedPageBreak/>
         <w:t>Use Case Analysis</w:t>
       </w:r>
       <w:bookmarkEnd w:id="11"/>
@@ -5047,21 +4979,7 @@
         <w:rPr>
           <w:rFonts w:cstheme="minorHAnsi"/>
         </w:rPr>
-        <w:t>A Parent logs into the "</w:t>
-      </w:r>
-      <w:proofErr w:type="spellStart"/>
-      <w:r>
-        <w:rPr>
-          <w:rFonts w:cstheme="minorHAnsi"/>
-        </w:rPr>
-        <w:t>MovieCritics</w:t>
-      </w:r>
-      <w:proofErr w:type="spellEnd"/>
-      <w:r>
-        <w:rPr>
-          <w:rFonts w:cstheme="minorHAnsi"/>
-        </w:rPr>
-        <w:t xml:space="preserve">" application successfully and is routed to the Type1MainFrame. They navigate to the "Movies" tab and click the "+ Add Movie" button. They fill in the movie details (Title, Genre, Release Year, Director, etc.). Recognizing that the movie contains mature content, they check the "Parental Restriction" box. They save the entry, and the system updates the database. The movie now appears in the family library but remains hidden from children. </w:t>
+        <w:t xml:space="preserve">A Parent logs into the "MovieCritics" application successfully and is routed to the Type1MainFrame. They navigate to the "Movies" tab and click the "+ Add Movie" button. They fill in the movie details (Title, Genre, Release Year, Director, etc.). Recognizing that the movie contains mature content, they check the "Parental Restriction" box. They save the entry, and the system updates the database. The movie now appears in the family library but remains hidden from children. </w:t>
       </w:r>
     </w:p>
     <w:p>
@@ -5549,6 +5467,7 @@
           <w:b/>
           <w:bCs/>
         </w:rPr>
+        <w:lastRenderedPageBreak/>
         <w:t>Basic use case form</w:t>
       </w:r>
       <w:r>
@@ -5632,7 +5551,6 @@
           <w:b/>
           <w:bCs/>
         </w:rPr>
-        <w:lastRenderedPageBreak/>
         <w:t>Participating actors:</w:t>
       </w:r>
       <w:r>
@@ -5751,49 +5669,7 @@
         <w:rPr>
           <w:rFonts w:cstheme="minorHAnsi"/>
         </w:rPr>
-        <w:t xml:space="preserve"> 1. User enters username and password. 2. User clicks "Sign In". 3. System validates credentials. 4. System identifies </w:t>
-      </w:r>
-      <w:proofErr w:type="spellStart"/>
-      <w:r>
-        <w:rPr>
-          <w:rFonts w:cstheme="minorHAnsi"/>
-        </w:rPr>
-        <w:t>UserType</w:t>
-      </w:r>
-      <w:proofErr w:type="spellEnd"/>
-      <w:r>
-        <w:rPr>
-          <w:rFonts w:cstheme="minorHAnsi"/>
-        </w:rPr>
-        <w:t xml:space="preserve"> (1 or 2). 5. System opens the corresponding </w:t>
-      </w:r>
-      <w:proofErr w:type="spellStart"/>
-      <w:r>
-        <w:rPr>
-          <w:rFonts w:cstheme="minorHAnsi"/>
-        </w:rPr>
-        <w:t>MainFrame</w:t>
-      </w:r>
-      <w:proofErr w:type="spellEnd"/>
-      <w:r>
-        <w:rPr>
-          <w:rFonts w:cstheme="minorHAnsi"/>
-        </w:rPr>
-        <w:t xml:space="preserve"> and closes </w:t>
-      </w:r>
-      <w:proofErr w:type="spellStart"/>
-      <w:r>
-        <w:rPr>
-          <w:rFonts w:cstheme="minorHAnsi"/>
-        </w:rPr>
-        <w:t>LoginFrame</w:t>
-      </w:r>
-      <w:proofErr w:type="spellEnd"/>
-      <w:r>
-        <w:rPr>
-          <w:rFonts w:cstheme="minorHAnsi"/>
-        </w:rPr>
-        <w:t xml:space="preserve">. </w:t>
+        <w:t xml:space="preserve"> 1. User enters username and password. 2. User clicks "Sign In". 3. System validates credentials. 4. System identifies UserType (1 or 2). 5. System opens the corresponding MainFrame and closes LoginFrame. </w:t>
       </w:r>
     </w:p>
     <w:p>
@@ -6277,21 +6153,7 @@
         <w:rPr>
           <w:rFonts w:cstheme="minorHAnsi"/>
         </w:rPr>
-        <w:t xml:space="preserve"> 1. System displays the rating dialog. 2. User selects a star rating from the spinner. 3. User types an optional comment. 4. User clicks Save. 5. System updates the </w:t>
-      </w:r>
-      <w:proofErr w:type="spellStart"/>
-      <w:r>
-        <w:rPr>
-          <w:rFonts w:cstheme="minorHAnsi"/>
-        </w:rPr>
-        <w:t>UserRating</w:t>
-      </w:r>
-      <w:proofErr w:type="spellEnd"/>
-      <w:r>
-        <w:rPr>
-          <w:rFonts w:cstheme="minorHAnsi"/>
-        </w:rPr>
-        <w:t xml:space="preserve"> table in the database. </w:t>
+        <w:t xml:space="preserve"> 1. System displays the rating dialog. 2. User selects a star rating from the spinner. 3. User types an optional comment. 4. User clicks Save. 5. System updates the UserRating table in the database. </w:t>
       </w:r>
     </w:p>
     <w:p>
@@ -6499,6 +6361,7 @@
           <w:b/>
           <w:bCs/>
         </w:rPr>
+        <w:lastRenderedPageBreak/>
         <w:t>Preconditions:</w:t>
       </w:r>
       <w:r>
@@ -6629,7 +6492,6 @@
           <w:b/>
           <w:bCs/>
         </w:rPr>
-        <w:lastRenderedPageBreak/>
         <w:t>Trigger:</w:t>
       </w:r>
       <w:r>
@@ -6921,21 +6783,7 @@
         <w:rPr>
           <w:rFonts w:cstheme="minorHAnsi"/>
         </w:rPr>
-        <w:t xml:space="preserve">In the </w:t>
-      </w:r>
-      <w:proofErr w:type="spellStart"/>
-      <w:r>
-        <w:rPr>
-          <w:rFonts w:cstheme="minorHAnsi"/>
-        </w:rPr>
-        <w:t>MovieCritics</w:t>
-      </w:r>
-      <w:proofErr w:type="spellEnd"/>
-      <w:r>
-        <w:rPr>
-          <w:rFonts w:cstheme="minorHAnsi"/>
-        </w:rPr>
-        <w:t xml:space="preserve"> system, actors are organized by a role-based hierarchy. The </w:t>
+        <w:t xml:space="preserve">In the MovieCritics system, actors are organized by a role-based hierarchy. The </w:t>
       </w:r>
       <w:r>
         <w:rPr>
@@ -7151,21 +6999,7 @@
         <w:rPr>
           <w:rFonts w:cstheme="minorHAnsi"/>
         </w:rPr>
-        <w:t xml:space="preserve">, limiting their access strictly to records where the </w:t>
-      </w:r>
-      <w:proofErr w:type="spellStart"/>
-      <w:r>
-        <w:rPr>
-          <w:rFonts w:cstheme="minorHAnsi"/>
-        </w:rPr>
-        <w:t>ParentalRestriction</w:t>
-      </w:r>
-      <w:proofErr w:type="spellEnd"/>
-      <w:r>
-        <w:rPr>
-          <w:rFonts w:cstheme="minorHAnsi"/>
-        </w:rPr>
-        <w:t xml:space="preserve"> attribute is false. </w:t>
+        <w:t xml:space="preserve">, limiting their access strictly to records where the ParentalRestriction attribute is false. </w:t>
       </w:r>
     </w:p>
     <w:p>
@@ -7346,6 +7180,7 @@
           <w:sz w:val="28"/>
           <w:szCs w:val="28"/>
         </w:rPr>
+        <w:lastRenderedPageBreak/>
         <w:t>Structural Models</w:t>
       </w:r>
       <w:bookmarkEnd w:id="19"/>
@@ -7423,7 +7258,6 @@
           <w:sz w:val="28"/>
           <w:szCs w:val="28"/>
         </w:rPr>
-        <w:lastRenderedPageBreak/>
         <w:t>Process Modeling</w:t>
       </w:r>
       <w:bookmarkEnd w:id="21"/>
@@ -7758,21 +7592,7 @@
         <w:rPr>
           <w:rFonts w:cstheme="minorHAnsi"/>
         </w:rPr>
-        <w:t xml:space="preserve"> The "</w:t>
-      </w:r>
-      <w:proofErr w:type="spellStart"/>
-      <w:r>
-        <w:rPr>
-          <w:rFonts w:cstheme="minorHAnsi"/>
-        </w:rPr>
-        <w:t>MovieCritics</w:t>
-      </w:r>
-      <w:proofErr w:type="spellEnd"/>
-      <w:r>
-        <w:rPr>
-          <w:rFonts w:cstheme="minorHAnsi"/>
-        </w:rPr>
-        <w:t xml:space="preserve">" application successfully fulfills the requirements of a family-oriented movie tracking system. Developed as a Java Desktop Application , it utilizes a robust object-oriented architecture and a reliable database (SQLite/MySQL) to manage data persistence for movies, users, and ratings. By implementing a dual-role GUI system, the application safely separates administrative privileges (Parents) from standard user engagement (Children). The use of custom UI components ensures the system is not only functionally complete but also highly intuitive and visually engaging, meeting all specified functional and non-functional requirements. </w:t>
+        <w:t xml:space="preserve"> The "MovieCritics" application successfully fulfills the requirements of a family-oriented movie tracking system. Developed as a Java Desktop Application , it utilizes a robust object-oriented architecture and a reliable database (SQLite/MySQL) to manage data persistence for movies, users, and ratings. By implementing a dual-role GUI system, the application safely separates administrative privileges (Parents) from standard user engagement (Children). The use of custom UI components ensures the system is not only functionally complete but also highly intuitive and visually engaging, meeting all specified functional and non-functional requirements. </w:t>
       </w:r>
     </w:p>
     <w:p>
@@ -7945,6 +7765,155 @@
 <file path=word/numbering.xml><?xml version="1.0" encoding="utf-8"?>
 <w:numbering xmlns:wpc="http://schemas.microsoft.com/office/word/2010/wordprocessingCanvas" xmlns:cx="http://schemas.microsoft.com/office/drawing/2014/chartex" xmlns:cx1="http://schemas.microsoft.com/office/drawing/2015/9/8/chartex" xmlns:cx2="http://schemas.microsoft.com/office/drawing/2015/10/21/chartex" xmlns:cx3="http://schemas.microsoft.com/office/drawing/2016/5/9/chartex" xmlns:cx4="http://schemas.microsoft.com/office/drawing/2016/5/10/chartex" xmlns:cx5="http://schemas.microsoft.com/office/drawing/2016/5/11/chartex" xmlns:cx6="http://schemas.microsoft.com/office/drawing/2016/5/12/chartex" xmlns:cx7="http://schemas.microsoft.com/office/drawing/2016/5/13/chartex" xmlns:cx8="http://schemas.microsoft.com/office/drawing/2016/5/14/chartex" xmlns:mc="http://schemas.openxmlformats.org/markup-compatibility/2006" xmlns:aink="http://schemas.microsoft.com/office/drawing/2016/ink" xmlns:am3d="http://schemas.microsoft.com/office/drawing/2017/model3d" xmlns:o="urn:schemas-microsoft-com:office:office" xmlns:oel="http://schemas.microsoft.com/office/2019/extlst" xmlns:r="http://schemas.openxmlformats.org/officeDocument/2006/relationships" xmlns:m="http://schemas.openxmlformats.org/officeDocument/2006/math" xmlns:v="urn:schemas-microsoft-com:vml" xmlns:wp14="http://schemas.microsoft.com/office/word/2010/wordprocessingDrawing" xmlns:wp="http://schemas.openxmlformats.org/drawingml/2006/wordprocessingDrawing" xmlns:w10="urn:schemas-microsoft-com:office:word" xmlns:w="http://schemas.openxmlformats.org/wordprocessingml/2006/main" xmlns:w14="http://schemas.microsoft.com/office/word/2010/wordml" xmlns:w15="http://schemas.microsoft.com/office/word/2012/wordml" xmlns:w16cex="http://schemas.microsoft.com/office/word/2018/wordml/cex" xmlns:w16cid="http://schemas.microsoft.com/office/word/2016/wordml/cid" xmlns:w16="http://schemas.microsoft.com/office/word/2018/wordml" xmlns:w16du="http://schemas.microsoft.com/office/word/2023/wordml/word16du" xmlns:w16sdtdh="http://schemas.microsoft.com/office/word/2020/wordml/sdtdatahash" xmlns:w16sdtfl="http://schemas.microsoft.com/office/word/2024/wordml/sdtformatlock" xmlns:w16se="http://schemas.microsoft.com/office/word/2015/wordml/symex" xmlns:wpg="http://schemas.microsoft.com/office/word/2010/wordprocessingGroup" xmlns:wpi="http://schemas.microsoft.com/office/word/2010/wordprocessingInk" xmlns:wne="http://schemas.microsoft.com/office/word/2006/wordml" xmlns:wps="http://schemas.microsoft.com/office/word/2010/wordprocessingShape" mc:Ignorable="w14 w15 w16se w16cid w16 w16cex w16sdtdh w16sdtfl w16du wp14">
   <w:abstractNum w:abstractNumId="0" w15:restartNumberingAfterBreak="0">
+    <w:nsid w:val="00F14569"/>
+    <w:multiLevelType w:val="multilevel"/>
+    <w:tmpl w:val="3F8689C6"/>
+    <w:lvl w:ilvl="0">
+      <w:start w:val="1"/>
+      <w:numFmt w:val="bullet"/>
+      <w:lvlText w:val=""/>
+      <w:lvlJc w:val="left"/>
+      <w:pPr>
+        <w:tabs>
+          <w:tab w:val="num" w:pos="720"/>
+        </w:tabs>
+        <w:ind w:left="720" w:hanging="360"/>
+      </w:pPr>
+      <w:rPr>
+        <w:rFonts w:ascii="Symbol" w:hAnsi="Symbol" w:hint="default"/>
+        <w:sz w:val="20"/>
+      </w:rPr>
+    </w:lvl>
+    <w:lvl w:ilvl="1" w:tentative="1">
+      <w:start w:val="1"/>
+      <w:numFmt w:val="bullet"/>
+      <w:lvlText w:val="o"/>
+      <w:lvlJc w:val="left"/>
+      <w:pPr>
+        <w:tabs>
+          <w:tab w:val="num" w:pos="1440"/>
+        </w:tabs>
+        <w:ind w:left="1440" w:hanging="360"/>
+      </w:pPr>
+      <w:rPr>
+        <w:rFonts w:ascii="Courier New" w:hAnsi="Courier New" w:hint="default"/>
+        <w:sz w:val="20"/>
+      </w:rPr>
+    </w:lvl>
+    <w:lvl w:ilvl="2" w:tentative="1">
+      <w:start w:val="1"/>
+      <w:numFmt w:val="bullet"/>
+      <w:lvlText w:val=""/>
+      <w:lvlJc w:val="left"/>
+      <w:pPr>
+        <w:tabs>
+          <w:tab w:val="num" w:pos="2160"/>
+        </w:tabs>
+        <w:ind w:left="2160" w:hanging="360"/>
+      </w:pPr>
+      <w:rPr>
+        <w:rFonts w:ascii="Wingdings" w:hAnsi="Wingdings" w:hint="default"/>
+        <w:sz w:val="20"/>
+      </w:rPr>
+    </w:lvl>
+    <w:lvl w:ilvl="3" w:tentative="1">
+      <w:start w:val="1"/>
+      <w:numFmt w:val="bullet"/>
+      <w:lvlText w:val=""/>
+      <w:lvlJc w:val="left"/>
+      <w:pPr>
+        <w:tabs>
+          <w:tab w:val="num" w:pos="2880"/>
+        </w:tabs>
+        <w:ind w:left="2880" w:hanging="360"/>
+      </w:pPr>
+      <w:rPr>
+        <w:rFonts w:ascii="Wingdings" w:hAnsi="Wingdings" w:hint="default"/>
+        <w:sz w:val="20"/>
+      </w:rPr>
+    </w:lvl>
+    <w:lvl w:ilvl="4" w:tentative="1">
+      <w:start w:val="1"/>
+      <w:numFmt w:val="bullet"/>
+      <w:lvlText w:val=""/>
+      <w:lvlJc w:val="left"/>
+      <w:pPr>
+        <w:tabs>
+          <w:tab w:val="num" w:pos="3600"/>
+        </w:tabs>
+        <w:ind w:left="3600" w:hanging="360"/>
+      </w:pPr>
+      <w:rPr>
+        <w:rFonts w:ascii="Wingdings" w:hAnsi="Wingdings" w:hint="default"/>
+        <w:sz w:val="20"/>
+      </w:rPr>
+    </w:lvl>
+    <w:lvl w:ilvl="5" w:tentative="1">
+      <w:start w:val="1"/>
+      <w:numFmt w:val="bullet"/>
+      <w:lvlText w:val=""/>
+      <w:lvlJc w:val="left"/>
+      <w:pPr>
+        <w:tabs>
+          <w:tab w:val="num" w:pos="4320"/>
+        </w:tabs>
+        <w:ind w:left="4320" w:hanging="360"/>
+      </w:pPr>
+      <w:rPr>
+        <w:rFonts w:ascii="Wingdings" w:hAnsi="Wingdings" w:hint="default"/>
+        <w:sz w:val="20"/>
+      </w:rPr>
+    </w:lvl>
+    <w:lvl w:ilvl="6" w:tentative="1">
+      <w:start w:val="1"/>
+      <w:numFmt w:val="bullet"/>
+      <w:lvlText w:val=""/>
+      <w:lvlJc w:val="left"/>
+      <w:pPr>
+        <w:tabs>
+          <w:tab w:val="num" w:pos="5040"/>
+        </w:tabs>
+        <w:ind w:left="5040" w:hanging="360"/>
+      </w:pPr>
+      <w:rPr>
+        <w:rFonts w:ascii="Wingdings" w:hAnsi="Wingdings" w:hint="default"/>
+        <w:sz w:val="20"/>
+      </w:rPr>
+    </w:lvl>
+    <w:lvl w:ilvl="7" w:tentative="1">
+      <w:start w:val="1"/>
+      <w:numFmt w:val="bullet"/>
+      <w:lvlText w:val=""/>
+      <w:lvlJc w:val="left"/>
+      <w:pPr>
+        <w:tabs>
+          <w:tab w:val="num" w:pos="5760"/>
+        </w:tabs>
+        <w:ind w:left="5760" w:hanging="360"/>
+      </w:pPr>
+      <w:rPr>
+        <w:rFonts w:ascii="Wingdings" w:hAnsi="Wingdings" w:hint="default"/>
+        <w:sz w:val="20"/>
+      </w:rPr>
+    </w:lvl>
+    <w:lvl w:ilvl="8" w:tentative="1">
+      <w:start w:val="1"/>
+      <w:numFmt w:val="bullet"/>
+      <w:lvlText w:val=""/>
+      <w:lvlJc w:val="left"/>
+      <w:pPr>
+        <w:tabs>
+          <w:tab w:val="num" w:pos="6480"/>
+        </w:tabs>
+        <w:ind w:left="6480" w:hanging="360"/>
+      </w:pPr>
+      <w:rPr>
+        <w:rFonts w:ascii="Wingdings" w:hAnsi="Wingdings" w:hint="default"/>
+        <w:sz w:val="20"/>
+      </w:rPr>
+    </w:lvl>
+  </w:abstractNum>
+  <w:abstractNum w:abstractNumId="1" w15:restartNumberingAfterBreak="0">
     <w:nsid w:val="02CE43BC"/>
     <w:multiLevelType w:val="multilevel"/>
     <w:tmpl w:val="0409001F"/>
@@ -8030,7 +7999,7 @@
       </w:pPr>
     </w:lvl>
   </w:abstractNum>
-  <w:abstractNum w:abstractNumId="1" w15:restartNumberingAfterBreak="0">
+  <w:abstractNum w:abstractNumId="2" w15:restartNumberingAfterBreak="0">
     <w:nsid w:val="03283EAD"/>
     <w:multiLevelType w:val="hybridMultilevel"/>
     <w:tmpl w:val="4BDCC484"/>
@@ -8116,7 +8085,7 @@
       </w:pPr>
     </w:lvl>
   </w:abstractNum>
-  <w:abstractNum w:abstractNumId="2" w15:restartNumberingAfterBreak="0">
+  <w:abstractNum w:abstractNumId="3" w15:restartNumberingAfterBreak="0">
     <w:nsid w:val="03601BEA"/>
     <w:multiLevelType w:val="multilevel"/>
     <w:tmpl w:val="0409001F"/>
@@ -8203,7 +8172,7 @@
       </w:pPr>
     </w:lvl>
   </w:abstractNum>
-  <w:abstractNum w:abstractNumId="3" w15:restartNumberingAfterBreak="0">
+  <w:abstractNum w:abstractNumId="4" w15:restartNumberingAfterBreak="0">
     <w:nsid w:val="04CC25B3"/>
     <w:multiLevelType w:val="multilevel"/>
     <w:tmpl w:val="069A8B58"/>
@@ -8316,7 +8285,7 @@
       </w:pPr>
     </w:lvl>
   </w:abstractNum>
-  <w:abstractNum w:abstractNumId="4" w15:restartNumberingAfterBreak="0">
+  <w:abstractNum w:abstractNumId="5" w15:restartNumberingAfterBreak="0">
     <w:nsid w:val="097A3B78"/>
     <w:multiLevelType w:val="multilevel"/>
     <w:tmpl w:val="445CE84A"/>
@@ -8465,13 +8434,13 @@
       </w:rPr>
     </w:lvl>
   </w:abstractNum>
-  <w:abstractNum w:abstractNumId="5" w15:restartNumberingAfterBreak="0">
+  <w:abstractNum w:abstractNumId="6" w15:restartNumberingAfterBreak="0">
     <w:nsid w:val="0B365325"/>
     <w:multiLevelType w:val="multilevel"/>
     <w:tmpl w:val="0409001F"/>
     <w:numStyleLink w:val="Style2"/>
   </w:abstractNum>
-  <w:abstractNum w:abstractNumId="6" w15:restartNumberingAfterBreak="0">
+  <w:abstractNum w:abstractNumId="7" w15:restartNumberingAfterBreak="0">
     <w:nsid w:val="0D0E085C"/>
     <w:multiLevelType w:val="multilevel"/>
     <w:tmpl w:val="D2C2FA36"/>
@@ -8620,7 +8589,7 @@
       </w:rPr>
     </w:lvl>
   </w:abstractNum>
-  <w:abstractNum w:abstractNumId="7" w15:restartNumberingAfterBreak="0">
+  <w:abstractNum w:abstractNumId="8" w15:restartNumberingAfterBreak="0">
     <w:nsid w:val="0FEB5BD7"/>
     <w:multiLevelType w:val="hybridMultilevel"/>
     <w:tmpl w:val="4394E234"/>
@@ -8733,7 +8702,7 @@
       </w:rPr>
     </w:lvl>
   </w:abstractNum>
-  <w:abstractNum w:abstractNumId="8" w15:restartNumberingAfterBreak="0">
+  <w:abstractNum w:abstractNumId="9" w15:restartNumberingAfterBreak="0">
     <w:nsid w:val="114A03E0"/>
     <w:multiLevelType w:val="multilevel"/>
     <w:tmpl w:val="0409001F"/>
@@ -8819,7 +8788,7 @@
       </w:pPr>
     </w:lvl>
   </w:abstractNum>
-  <w:abstractNum w:abstractNumId="9" w15:restartNumberingAfterBreak="0">
+  <w:abstractNum w:abstractNumId="10" w15:restartNumberingAfterBreak="0">
     <w:nsid w:val="14437C4D"/>
     <w:multiLevelType w:val="multilevel"/>
     <w:tmpl w:val="069A8B58"/>
@@ -8932,7 +8901,7 @@
       </w:pPr>
     </w:lvl>
   </w:abstractNum>
-  <w:abstractNum w:abstractNumId="10" w15:restartNumberingAfterBreak="0">
+  <w:abstractNum w:abstractNumId="11" w15:restartNumberingAfterBreak="0">
     <w:nsid w:val="167132C3"/>
     <w:multiLevelType w:val="multilevel"/>
     <w:tmpl w:val="249A6A7E"/>
@@ -9045,13 +9014,13 @@
       </w:rPr>
     </w:lvl>
   </w:abstractNum>
-  <w:abstractNum w:abstractNumId="11" w15:restartNumberingAfterBreak="0">
+  <w:abstractNum w:abstractNumId="12" w15:restartNumberingAfterBreak="0">
     <w:nsid w:val="16AE56A2"/>
     <w:multiLevelType w:val="multilevel"/>
     <w:tmpl w:val="0409001F"/>
     <w:numStyleLink w:val="Style5"/>
   </w:abstractNum>
-  <w:abstractNum w:abstractNumId="12" w15:restartNumberingAfterBreak="0">
+  <w:abstractNum w:abstractNumId="13" w15:restartNumberingAfterBreak="0">
     <w:nsid w:val="16FA17C4"/>
     <w:multiLevelType w:val="multilevel"/>
     <w:tmpl w:val="F7DEB340"/>
@@ -9200,7 +9169,7 @@
       </w:rPr>
     </w:lvl>
   </w:abstractNum>
-  <w:abstractNum w:abstractNumId="13" w15:restartNumberingAfterBreak="0">
+  <w:abstractNum w:abstractNumId="14" w15:restartNumberingAfterBreak="0">
     <w:nsid w:val="17DE54EA"/>
     <w:multiLevelType w:val="multilevel"/>
     <w:tmpl w:val="9BF44E4C"/>
@@ -9349,7 +9318,7 @@
       </w:rPr>
     </w:lvl>
   </w:abstractNum>
-  <w:abstractNum w:abstractNumId="14" w15:restartNumberingAfterBreak="0">
+  <w:abstractNum w:abstractNumId="15" w15:restartNumberingAfterBreak="0">
     <w:nsid w:val="214B72E4"/>
     <w:multiLevelType w:val="multilevel"/>
     <w:tmpl w:val="0409001F"/>
@@ -9435,7 +9404,7 @@
       </w:pPr>
     </w:lvl>
   </w:abstractNum>
-  <w:abstractNum w:abstractNumId="15" w15:restartNumberingAfterBreak="0">
+  <w:abstractNum w:abstractNumId="16" w15:restartNumberingAfterBreak="0">
     <w:nsid w:val="299162FC"/>
     <w:multiLevelType w:val="hybridMultilevel"/>
     <w:tmpl w:val="6656607E"/>
@@ -9521,7 +9490,7 @@
       </w:pPr>
     </w:lvl>
   </w:abstractNum>
-  <w:abstractNum w:abstractNumId="16" w15:restartNumberingAfterBreak="0">
+  <w:abstractNum w:abstractNumId="17" w15:restartNumberingAfterBreak="0">
     <w:nsid w:val="2C26732A"/>
     <w:multiLevelType w:val="multilevel"/>
     <w:tmpl w:val="0409001F"/>
@@ -9607,7 +9576,7 @@
       </w:pPr>
     </w:lvl>
   </w:abstractNum>
-  <w:abstractNum w:abstractNumId="17" w15:restartNumberingAfterBreak="0">
+  <w:abstractNum w:abstractNumId="18" w15:restartNumberingAfterBreak="0">
     <w:nsid w:val="31CF0872"/>
     <w:multiLevelType w:val="hybridMultilevel"/>
     <w:tmpl w:val="3A620C7A"/>
@@ -9720,7 +9689,7 @@
       </w:rPr>
     </w:lvl>
   </w:abstractNum>
-  <w:abstractNum w:abstractNumId="18" w15:restartNumberingAfterBreak="0">
+  <w:abstractNum w:abstractNumId="19" w15:restartNumberingAfterBreak="0">
     <w:nsid w:val="31ED7D82"/>
     <w:multiLevelType w:val="multilevel"/>
     <w:tmpl w:val="4F92E462"/>
@@ -9869,7 +9838,7 @@
       </w:rPr>
     </w:lvl>
   </w:abstractNum>
-  <w:abstractNum w:abstractNumId="19" w15:restartNumberingAfterBreak="0">
+  <w:abstractNum w:abstractNumId="20" w15:restartNumberingAfterBreak="0">
     <w:nsid w:val="32483B31"/>
     <w:multiLevelType w:val="multilevel"/>
     <w:tmpl w:val="21C4BBB2"/>
@@ -9982,7 +9951,7 @@
       </w:pPr>
     </w:lvl>
   </w:abstractNum>
-  <w:abstractNum w:abstractNumId="20" w15:restartNumberingAfterBreak="0">
+  <w:abstractNum w:abstractNumId="21" w15:restartNumberingAfterBreak="0">
     <w:nsid w:val="342F2A46"/>
     <w:multiLevelType w:val="multilevel"/>
     <w:tmpl w:val="DA9E627C"/>
@@ -10095,7 +10064,7 @@
       </w:rPr>
     </w:lvl>
   </w:abstractNum>
-  <w:abstractNum w:abstractNumId="21" w15:restartNumberingAfterBreak="0">
+  <w:abstractNum w:abstractNumId="22" w15:restartNumberingAfterBreak="0">
     <w:nsid w:val="348D4E74"/>
     <w:multiLevelType w:val="multilevel"/>
     <w:tmpl w:val="0C52F6F8"/>
@@ -10208,7 +10177,7 @@
       </w:pPr>
     </w:lvl>
   </w:abstractNum>
-  <w:abstractNum w:abstractNumId="22" w15:restartNumberingAfterBreak="0">
+  <w:abstractNum w:abstractNumId="23" w15:restartNumberingAfterBreak="0">
     <w:nsid w:val="39A22F8D"/>
     <w:multiLevelType w:val="multilevel"/>
     <w:tmpl w:val="D2C8E4B6"/>
@@ -10357,7 +10326,7 @@
       </w:rPr>
     </w:lvl>
   </w:abstractNum>
-  <w:abstractNum w:abstractNumId="23" w15:restartNumberingAfterBreak="0">
+  <w:abstractNum w:abstractNumId="24" w15:restartNumberingAfterBreak="0">
     <w:nsid w:val="3A116622"/>
     <w:multiLevelType w:val="hybridMultilevel"/>
     <w:tmpl w:val="FA228136"/>
@@ -10443,7 +10412,7 @@
       </w:pPr>
     </w:lvl>
   </w:abstractNum>
-  <w:abstractNum w:abstractNumId="24" w15:restartNumberingAfterBreak="0">
+  <w:abstractNum w:abstractNumId="25" w15:restartNumberingAfterBreak="0">
     <w:nsid w:val="3DC14B93"/>
     <w:multiLevelType w:val="hybridMultilevel"/>
     <w:tmpl w:val="A63A7038"/>
@@ -10532,7 +10501,7 @@
       </w:pPr>
     </w:lvl>
   </w:abstractNum>
-  <w:abstractNum w:abstractNumId="25" w15:restartNumberingAfterBreak="0">
+  <w:abstractNum w:abstractNumId="26" w15:restartNumberingAfterBreak="0">
     <w:nsid w:val="3EED5B79"/>
     <w:multiLevelType w:val="hybridMultilevel"/>
     <w:tmpl w:val="D96A5528"/>
@@ -10618,7 +10587,7 @@
       </w:pPr>
     </w:lvl>
   </w:abstractNum>
-  <w:abstractNum w:abstractNumId="26" w15:restartNumberingAfterBreak="0">
+  <w:abstractNum w:abstractNumId="27" w15:restartNumberingAfterBreak="0">
     <w:nsid w:val="3FFA09EA"/>
     <w:multiLevelType w:val="multilevel"/>
     <w:tmpl w:val="0409001F"/>
@@ -10705,7 +10674,7 @@
       </w:pPr>
     </w:lvl>
   </w:abstractNum>
-  <w:abstractNum w:abstractNumId="27" w15:restartNumberingAfterBreak="0">
+  <w:abstractNum w:abstractNumId="28" w15:restartNumberingAfterBreak="0">
     <w:nsid w:val="41801712"/>
     <w:multiLevelType w:val="multilevel"/>
     <w:tmpl w:val="0409001F"/>
@@ -10791,7 +10760,7 @@
       </w:pPr>
     </w:lvl>
   </w:abstractNum>
-  <w:abstractNum w:abstractNumId="28" w15:restartNumberingAfterBreak="0">
+  <w:abstractNum w:abstractNumId="29" w15:restartNumberingAfterBreak="0">
     <w:nsid w:val="44A53061"/>
     <w:multiLevelType w:val="multilevel"/>
     <w:tmpl w:val="0409001F"/>
@@ -10877,13 +10846,13 @@
       </w:pPr>
     </w:lvl>
   </w:abstractNum>
-  <w:abstractNum w:abstractNumId="29" w15:restartNumberingAfterBreak="0">
+  <w:abstractNum w:abstractNumId="30" w15:restartNumberingAfterBreak="0">
     <w:nsid w:val="463B09D1"/>
     <w:multiLevelType w:val="multilevel"/>
     <w:tmpl w:val="0409001F"/>
     <w:numStyleLink w:val="Style3"/>
   </w:abstractNum>
-  <w:abstractNum w:abstractNumId="30" w15:restartNumberingAfterBreak="0">
+  <w:abstractNum w:abstractNumId="31" w15:restartNumberingAfterBreak="0">
     <w:nsid w:val="48470790"/>
     <w:multiLevelType w:val="multilevel"/>
     <w:tmpl w:val="0409001F"/>
@@ -10970,7 +10939,7 @@
       </w:pPr>
     </w:lvl>
   </w:abstractNum>
-  <w:abstractNum w:abstractNumId="31" w15:restartNumberingAfterBreak="0">
+  <w:abstractNum w:abstractNumId="32" w15:restartNumberingAfterBreak="0">
     <w:nsid w:val="4F2F760E"/>
     <w:multiLevelType w:val="multilevel"/>
     <w:tmpl w:val="8362BFFA"/>
@@ -11119,7 +11088,7 @@
       </w:rPr>
     </w:lvl>
   </w:abstractNum>
-  <w:abstractNum w:abstractNumId="32" w15:restartNumberingAfterBreak="0">
+  <w:abstractNum w:abstractNumId="33" w15:restartNumberingAfterBreak="0">
     <w:nsid w:val="4FED70E1"/>
     <w:multiLevelType w:val="multilevel"/>
     <w:tmpl w:val="04090025"/>
@@ -11214,7 +11183,7 @@
       </w:pPr>
     </w:lvl>
   </w:abstractNum>
-  <w:abstractNum w:abstractNumId="33" w15:restartNumberingAfterBreak="0">
+  <w:abstractNum w:abstractNumId="34" w15:restartNumberingAfterBreak="0">
     <w:nsid w:val="5023260E"/>
     <w:multiLevelType w:val="hybridMultilevel"/>
     <w:tmpl w:val="1EECB37E"/>
@@ -11327,7 +11296,7 @@
       </w:rPr>
     </w:lvl>
   </w:abstractNum>
-  <w:abstractNum w:abstractNumId="34" w15:restartNumberingAfterBreak="0">
+  <w:abstractNum w:abstractNumId="35" w15:restartNumberingAfterBreak="0">
     <w:nsid w:val="530817E7"/>
     <w:multiLevelType w:val="hybridMultilevel"/>
     <w:tmpl w:val="71B82662"/>
@@ -11440,7 +11409,7 @@
       </w:rPr>
     </w:lvl>
   </w:abstractNum>
-  <w:abstractNum w:abstractNumId="35" w15:restartNumberingAfterBreak="0">
+  <w:abstractNum w:abstractNumId="36" w15:restartNumberingAfterBreak="0">
     <w:nsid w:val="59C81406"/>
     <w:multiLevelType w:val="multilevel"/>
     <w:tmpl w:val="069A8B58"/>
@@ -11553,7 +11522,7 @@
       </w:pPr>
     </w:lvl>
   </w:abstractNum>
-  <w:abstractNum w:abstractNumId="36" w15:restartNumberingAfterBreak="0">
+  <w:abstractNum w:abstractNumId="37" w15:restartNumberingAfterBreak="0">
     <w:nsid w:val="5E7332E2"/>
     <w:multiLevelType w:val="multilevel"/>
     <w:tmpl w:val="0409001F"/>
@@ -11639,7 +11608,7 @@
       </w:pPr>
     </w:lvl>
   </w:abstractNum>
-  <w:abstractNum w:abstractNumId="37" w15:restartNumberingAfterBreak="0">
+  <w:abstractNum w:abstractNumId="38" w15:restartNumberingAfterBreak="0">
     <w:nsid w:val="64A83CEF"/>
     <w:multiLevelType w:val="multilevel"/>
     <w:tmpl w:val="0409001F"/>
@@ -11725,7 +11694,7 @@
       </w:pPr>
     </w:lvl>
   </w:abstractNum>
-  <w:abstractNum w:abstractNumId="38" w15:restartNumberingAfterBreak="0">
+  <w:abstractNum w:abstractNumId="39" w15:restartNumberingAfterBreak="0">
     <w:nsid w:val="67173375"/>
     <w:multiLevelType w:val="multilevel"/>
     <w:tmpl w:val="02E43EA8"/>
@@ -11843,7 +11812,7 @@
       </w:rPr>
     </w:lvl>
   </w:abstractNum>
-  <w:abstractNum w:abstractNumId="39" w15:restartNumberingAfterBreak="0">
+  <w:abstractNum w:abstractNumId="40" w15:restartNumberingAfterBreak="0">
     <w:nsid w:val="67B966F6"/>
     <w:multiLevelType w:val="hybridMultilevel"/>
     <w:tmpl w:val="7AA44224"/>
@@ -11956,7 +11925,7 @@
       </w:rPr>
     </w:lvl>
   </w:abstractNum>
-  <w:abstractNum w:abstractNumId="40" w15:restartNumberingAfterBreak="0">
+  <w:abstractNum w:abstractNumId="41" w15:restartNumberingAfterBreak="0">
     <w:nsid w:val="681405F8"/>
     <w:multiLevelType w:val="multilevel"/>
     <w:tmpl w:val="4AC49F0A"/>
@@ -12105,7 +12074,7 @@
       </w:rPr>
     </w:lvl>
   </w:abstractNum>
-  <w:abstractNum w:abstractNumId="41" w15:restartNumberingAfterBreak="0">
+  <w:abstractNum w:abstractNumId="42" w15:restartNumberingAfterBreak="0">
     <w:nsid w:val="69436B62"/>
     <w:multiLevelType w:val="multilevel"/>
     <w:tmpl w:val="069A8B58"/>
@@ -12218,7 +12187,7 @@
       </w:pPr>
     </w:lvl>
   </w:abstractNum>
-  <w:abstractNum w:abstractNumId="42" w15:restartNumberingAfterBreak="0">
+  <w:abstractNum w:abstractNumId="43" w15:restartNumberingAfterBreak="0">
     <w:nsid w:val="6E89496A"/>
     <w:multiLevelType w:val="hybridMultilevel"/>
     <w:tmpl w:val="7728A2B8"/>
@@ -12331,13 +12300,13 @@
       </w:rPr>
     </w:lvl>
   </w:abstractNum>
-  <w:abstractNum w:abstractNumId="43" w15:restartNumberingAfterBreak="0">
+  <w:abstractNum w:abstractNumId="44" w15:restartNumberingAfterBreak="0">
     <w:nsid w:val="71940748"/>
     <w:multiLevelType w:val="multilevel"/>
     <w:tmpl w:val="0409001F"/>
     <w:numStyleLink w:val="Style1"/>
   </w:abstractNum>
-  <w:abstractNum w:abstractNumId="44" w15:restartNumberingAfterBreak="0">
+  <w:abstractNum w:abstractNumId="45" w15:restartNumberingAfterBreak="0">
     <w:nsid w:val="752C7A79"/>
     <w:multiLevelType w:val="multilevel"/>
     <w:tmpl w:val="0409001F"/>
@@ -12424,13 +12393,13 @@
       </w:pPr>
     </w:lvl>
   </w:abstractNum>
-  <w:abstractNum w:abstractNumId="45" w15:restartNumberingAfterBreak="0">
+  <w:abstractNum w:abstractNumId="46" w15:restartNumberingAfterBreak="0">
     <w:nsid w:val="785F1507"/>
     <w:multiLevelType w:val="multilevel"/>
     <w:tmpl w:val="0409001F"/>
     <w:numStyleLink w:val="Style4"/>
   </w:abstractNum>
-  <w:abstractNum w:abstractNumId="46" w15:restartNumberingAfterBreak="0">
+  <w:abstractNum w:abstractNumId="47" w15:restartNumberingAfterBreak="0">
     <w:nsid w:val="786C0E74"/>
     <w:multiLevelType w:val="multilevel"/>
     <w:tmpl w:val="0409001F"/>
@@ -12517,7 +12486,7 @@
       </w:pPr>
     </w:lvl>
   </w:abstractNum>
-  <w:abstractNum w:abstractNumId="47" w15:restartNumberingAfterBreak="0">
+  <w:abstractNum w:abstractNumId="48" w15:restartNumberingAfterBreak="0">
     <w:nsid w:val="7E7B0324"/>
     <w:multiLevelType w:val="multilevel"/>
     <w:tmpl w:val="0409001F"/>
@@ -12603,7 +12572,7 @@
       </w:pPr>
     </w:lvl>
   </w:abstractNum>
-  <w:abstractNum w:abstractNumId="48" w15:restartNumberingAfterBreak="0">
+  <w:abstractNum w:abstractNumId="49" w15:restartNumberingAfterBreak="0">
     <w:nsid w:val="7FF0706B"/>
     <w:multiLevelType w:val="multilevel"/>
     <w:tmpl w:val="0476851A"/>
@@ -12753,151 +12722,154 @@
     </w:lvl>
   </w:abstractNum>
   <w:num w:numId="1" w16cid:durableId="1161502739">
+    <w:abstractNumId w:val="25"/>
+  </w:num>
+  <w:num w:numId="2" w16cid:durableId="1825314029">
+    <w:abstractNumId w:val="39"/>
+  </w:num>
+  <w:num w:numId="3" w16cid:durableId="1030766797">
+    <w:abstractNumId w:val="16"/>
+  </w:num>
+  <w:num w:numId="4" w16cid:durableId="564803604">
+    <w:abstractNumId w:val="2"/>
+  </w:num>
+  <w:num w:numId="5" w16cid:durableId="1580283496">
+    <w:abstractNumId w:val="21"/>
+  </w:num>
+  <w:num w:numId="6" w16cid:durableId="1416971508">
+    <w:abstractNumId w:val="11"/>
+  </w:num>
+  <w:num w:numId="7" w16cid:durableId="1670675054">
+    <w:abstractNumId w:val="1"/>
+  </w:num>
+  <w:num w:numId="8" w16cid:durableId="1989047559">
+    <w:abstractNumId w:val="29"/>
+  </w:num>
+  <w:num w:numId="9" w16cid:durableId="2115125254">
+    <w:abstractNumId w:val="15"/>
+  </w:num>
+  <w:num w:numId="10" w16cid:durableId="696470972">
+    <w:abstractNumId w:val="9"/>
+  </w:num>
+  <w:num w:numId="11" w16cid:durableId="1217624312">
+    <w:abstractNumId w:val="37"/>
+  </w:num>
+  <w:num w:numId="12" w16cid:durableId="1884831042">
+    <w:abstractNumId w:val="48"/>
+  </w:num>
+  <w:num w:numId="13" w16cid:durableId="86119450">
+    <w:abstractNumId w:val="28"/>
+  </w:num>
+  <w:num w:numId="14" w16cid:durableId="323162766">
+    <w:abstractNumId w:val="38"/>
+  </w:num>
+  <w:num w:numId="15" w16cid:durableId="1811052909">
+    <w:abstractNumId w:val="17"/>
+  </w:num>
+  <w:num w:numId="16" w16cid:durableId="706443202">
+    <w:abstractNumId w:val="44"/>
+  </w:num>
+  <w:num w:numId="17" w16cid:durableId="198666571">
+    <w:abstractNumId w:val="3"/>
+  </w:num>
+  <w:num w:numId="18" w16cid:durableId="214394988">
+    <w:abstractNumId w:val="6"/>
+  </w:num>
+  <w:num w:numId="19" w16cid:durableId="2024016957">
+    <w:abstractNumId w:val="47"/>
+  </w:num>
+  <w:num w:numId="20" w16cid:durableId="154036576">
+    <w:abstractNumId w:val="30"/>
+  </w:num>
+  <w:num w:numId="21" w16cid:durableId="222110166">
+    <w:abstractNumId w:val="31"/>
+  </w:num>
+  <w:num w:numId="22" w16cid:durableId="547037356">
+    <w:abstractNumId w:val="46"/>
+  </w:num>
+  <w:num w:numId="23" w16cid:durableId="846096358">
+    <w:abstractNumId w:val="45"/>
+  </w:num>
+  <w:num w:numId="24" w16cid:durableId="359858186">
+    <w:abstractNumId w:val="12"/>
+  </w:num>
+  <w:num w:numId="25" w16cid:durableId="279843498">
+    <w:abstractNumId w:val="27"/>
+  </w:num>
+  <w:num w:numId="26" w16cid:durableId="1619557111">
+    <w:abstractNumId w:val="8"/>
+  </w:num>
+  <w:num w:numId="27" w16cid:durableId="1886596847">
+    <w:abstractNumId w:val="35"/>
+  </w:num>
+  <w:num w:numId="28" w16cid:durableId="245923830">
+    <w:abstractNumId w:val="18"/>
+  </w:num>
+  <w:num w:numId="29" w16cid:durableId="524446355">
+    <w:abstractNumId w:val="34"/>
+  </w:num>
+  <w:num w:numId="30" w16cid:durableId="893126596">
     <w:abstractNumId w:val="24"/>
   </w:num>
-  <w:num w:numId="2" w16cid:durableId="1825314029">
-    <w:abstractNumId w:val="38"/>
+  <w:num w:numId="31" w16cid:durableId="569191368">
+    <w:abstractNumId w:val="26"/>
   </w:num>
-  <w:num w:numId="3" w16cid:durableId="1030766797">
-    <w:abstractNumId w:val="15"/>
+  <w:num w:numId="32" w16cid:durableId="1371537603">
+    <w:abstractNumId w:val="33"/>
   </w:num>
-  <w:num w:numId="4" w16cid:durableId="564803604">
-    <w:abstractNumId w:val="1"/>
+  <w:num w:numId="33" w16cid:durableId="433205859">
+    <w:abstractNumId w:val="4"/>
   </w:num>
-  <w:num w:numId="5" w16cid:durableId="1580283496">
+  <w:num w:numId="34" w16cid:durableId="472336413">
+    <w:abstractNumId w:val="22"/>
+  </w:num>
+  <w:num w:numId="35" w16cid:durableId="302739204">
     <w:abstractNumId w:val="20"/>
   </w:num>
-  <w:num w:numId="6" w16cid:durableId="1416971508">
+  <w:num w:numId="36" w16cid:durableId="1834222081">
+    <w:abstractNumId w:val="23"/>
+  </w:num>
+  <w:num w:numId="37" w16cid:durableId="465125419">
+    <w:abstractNumId w:val="42"/>
+  </w:num>
+  <w:num w:numId="38" w16cid:durableId="1870214997">
+    <w:abstractNumId w:val="36"/>
+  </w:num>
+  <w:num w:numId="39" w16cid:durableId="2000839093">
     <w:abstractNumId w:val="10"/>
   </w:num>
-  <w:num w:numId="7" w16cid:durableId="1670675054">
-    <w:abstractNumId w:val="0"/>
+  <w:num w:numId="40" w16cid:durableId="344290134">
+    <w:abstractNumId w:val="19"/>
   </w:num>
-  <w:num w:numId="8" w16cid:durableId="1989047559">
-    <w:abstractNumId w:val="28"/>
+  <w:num w:numId="41" w16cid:durableId="936133753">
+    <w:abstractNumId w:val="7"/>
   </w:num>
-  <w:num w:numId="9" w16cid:durableId="2115125254">
+  <w:num w:numId="42" w16cid:durableId="6520095">
+    <w:abstractNumId w:val="5"/>
+  </w:num>
+  <w:num w:numId="43" w16cid:durableId="1647466885">
+    <w:abstractNumId w:val="41"/>
+  </w:num>
+  <w:num w:numId="44" w16cid:durableId="669261522">
+    <w:abstractNumId w:val="13"/>
+  </w:num>
+  <w:num w:numId="45" w16cid:durableId="309017066">
     <w:abstractNumId w:val="14"/>
   </w:num>
-  <w:num w:numId="10" w16cid:durableId="696470972">
-    <w:abstractNumId w:val="8"/>
+  <w:num w:numId="46" w16cid:durableId="1519198568">
+    <w:abstractNumId w:val="49"/>
   </w:num>
-  <w:num w:numId="11" w16cid:durableId="1217624312">
-    <w:abstractNumId w:val="36"/>
+  <w:num w:numId="47" w16cid:durableId="1738284933">
+    <w:abstractNumId w:val="40"/>
   </w:num>
-  <w:num w:numId="12" w16cid:durableId="1884831042">
-    <w:abstractNumId w:val="47"/>
-  </w:num>
-  <w:num w:numId="13" w16cid:durableId="86119450">
-    <w:abstractNumId w:val="27"/>
-  </w:num>
-  <w:num w:numId="14" w16cid:durableId="323162766">
-    <w:abstractNumId w:val="37"/>
-  </w:num>
-  <w:num w:numId="15" w16cid:durableId="1811052909">
-    <w:abstractNumId w:val="16"/>
-  </w:num>
-  <w:num w:numId="16" w16cid:durableId="706443202">
+  <w:num w:numId="48" w16cid:durableId="1167552902">
     <w:abstractNumId w:val="43"/>
   </w:num>
-  <w:num w:numId="17" w16cid:durableId="198666571">
-    <w:abstractNumId w:val="2"/>
-  </w:num>
-  <w:num w:numId="18" w16cid:durableId="214394988">
-    <w:abstractNumId w:val="5"/>
-  </w:num>
-  <w:num w:numId="19" w16cid:durableId="2024016957">
-    <w:abstractNumId w:val="46"/>
-  </w:num>
-  <w:num w:numId="20" w16cid:durableId="154036576">
-    <w:abstractNumId w:val="29"/>
-  </w:num>
-  <w:num w:numId="21" w16cid:durableId="222110166">
-    <w:abstractNumId w:val="30"/>
-  </w:num>
-  <w:num w:numId="22" w16cid:durableId="547037356">
-    <w:abstractNumId w:val="45"/>
-  </w:num>
-  <w:num w:numId="23" w16cid:durableId="846096358">
-    <w:abstractNumId w:val="44"/>
-  </w:num>
-  <w:num w:numId="24" w16cid:durableId="359858186">
-    <w:abstractNumId w:val="11"/>
-  </w:num>
-  <w:num w:numId="25" w16cid:durableId="279843498">
-    <w:abstractNumId w:val="26"/>
-  </w:num>
-  <w:num w:numId="26" w16cid:durableId="1619557111">
-    <w:abstractNumId w:val="7"/>
-  </w:num>
-  <w:num w:numId="27" w16cid:durableId="1886596847">
-    <w:abstractNumId w:val="34"/>
-  </w:num>
-  <w:num w:numId="28" w16cid:durableId="245923830">
-    <w:abstractNumId w:val="17"/>
-  </w:num>
-  <w:num w:numId="29" w16cid:durableId="524446355">
-    <w:abstractNumId w:val="33"/>
-  </w:num>
-  <w:num w:numId="30" w16cid:durableId="893126596">
-    <w:abstractNumId w:val="23"/>
-  </w:num>
-  <w:num w:numId="31" w16cid:durableId="569191368">
-    <w:abstractNumId w:val="25"/>
-  </w:num>
-  <w:num w:numId="32" w16cid:durableId="1371537603">
+  <w:num w:numId="49" w16cid:durableId="830369333">
     <w:abstractNumId w:val="32"/>
   </w:num>
-  <w:num w:numId="33" w16cid:durableId="433205859">
-    <w:abstractNumId w:val="3"/>
-  </w:num>
-  <w:num w:numId="34" w16cid:durableId="472336413">
-    <w:abstractNumId w:val="21"/>
-  </w:num>
-  <w:num w:numId="35" w16cid:durableId="302739204">
-    <w:abstractNumId w:val="19"/>
-  </w:num>
-  <w:num w:numId="36" w16cid:durableId="1834222081">
-    <w:abstractNumId w:val="22"/>
-  </w:num>
-  <w:num w:numId="37" w16cid:durableId="465125419">
-    <w:abstractNumId w:val="41"/>
-  </w:num>
-  <w:num w:numId="38" w16cid:durableId="1870214997">
-    <w:abstractNumId w:val="35"/>
-  </w:num>
-  <w:num w:numId="39" w16cid:durableId="2000839093">
-    <w:abstractNumId w:val="9"/>
-  </w:num>
-  <w:num w:numId="40" w16cid:durableId="344290134">
-    <w:abstractNumId w:val="18"/>
-  </w:num>
-  <w:num w:numId="41" w16cid:durableId="936133753">
-    <w:abstractNumId w:val="6"/>
-  </w:num>
-  <w:num w:numId="42" w16cid:durableId="6520095">
-    <w:abstractNumId w:val="4"/>
-  </w:num>
-  <w:num w:numId="43" w16cid:durableId="1647466885">
-    <w:abstractNumId w:val="40"/>
-  </w:num>
-  <w:num w:numId="44" w16cid:durableId="669261522">
-    <w:abstractNumId w:val="12"/>
-  </w:num>
-  <w:num w:numId="45" w16cid:durableId="309017066">
-    <w:abstractNumId w:val="13"/>
-  </w:num>
-  <w:num w:numId="46" w16cid:durableId="1519198568">
-    <w:abstractNumId w:val="48"/>
-  </w:num>
-  <w:num w:numId="47" w16cid:durableId="1738284933">
-    <w:abstractNumId w:val="39"/>
-  </w:num>
-  <w:num w:numId="48" w16cid:durableId="1167552902">
-    <w:abstractNumId w:val="42"/>
-  </w:num>
-  <w:num w:numId="49" w16cid:durableId="830369333">
-    <w:abstractNumId w:val="31"/>
+  <w:num w:numId="50" w16cid:durableId="2079937034">
+    <w:abstractNumId w:val="0"/>
   </w:num>
 </w:numbering>
 </file>

--- a/docs/SE2232_FinalProjectReportTemplate.docx
+++ b/docs/SE2232_FinalProjectReportTemplate.docx
@@ -3481,7 +3481,7 @@
         <w:pStyle w:val="ListParagraph"/>
         <w:numPr>
           <w:ilvl w:val="0"/>
-          <w:numId w:val="47"/>
+          <w:numId w:val="19"/>
         </w:numPr>
         <w:spacing w:before="120" w:after="120" w:line="240" w:lineRule="auto"/>
         <w:jc w:val="both"/>
@@ -3509,7 +3509,7 @@
         <w:pStyle w:val="ListParagraph"/>
         <w:numPr>
           <w:ilvl w:val="0"/>
-          <w:numId w:val="47"/>
+          <w:numId w:val="19"/>
         </w:numPr>
         <w:spacing w:before="120" w:after="120" w:line="240" w:lineRule="auto"/>
         <w:jc w:val="both"/>
@@ -3537,7 +3537,7 @@
         <w:pStyle w:val="ListParagraph"/>
         <w:numPr>
           <w:ilvl w:val="0"/>
-          <w:numId w:val="47"/>
+          <w:numId w:val="19"/>
         </w:numPr>
         <w:spacing w:before="120" w:after="120" w:line="240" w:lineRule="auto"/>
         <w:jc w:val="both"/>
@@ -3565,7 +3565,7 @@
         <w:pStyle w:val="ListParagraph"/>
         <w:numPr>
           <w:ilvl w:val="0"/>
-          <w:numId w:val="47"/>
+          <w:numId w:val="19"/>
         </w:numPr>
         <w:spacing w:before="120" w:after="120" w:line="240" w:lineRule="auto"/>
         <w:jc w:val="both"/>
@@ -3593,7 +3593,7 @@
         <w:pStyle w:val="ListParagraph"/>
         <w:numPr>
           <w:ilvl w:val="0"/>
-          <w:numId w:val="47"/>
+          <w:numId w:val="19"/>
         </w:numPr>
         <w:spacing w:before="120" w:after="120" w:line="240" w:lineRule="auto"/>
         <w:jc w:val="both"/>
@@ -3621,7 +3621,7 @@
         <w:pStyle w:val="ListParagraph"/>
         <w:numPr>
           <w:ilvl w:val="0"/>
-          <w:numId w:val="47"/>
+          <w:numId w:val="19"/>
         </w:numPr>
         <w:spacing w:before="120" w:after="120" w:line="240" w:lineRule="auto"/>
         <w:jc w:val="both"/>
@@ -3649,7 +3649,7 @@
         <w:pStyle w:val="ListParagraph"/>
         <w:numPr>
           <w:ilvl w:val="0"/>
-          <w:numId w:val="47"/>
+          <w:numId w:val="19"/>
         </w:numPr>
         <w:spacing w:before="120" w:after="120" w:line="240" w:lineRule="auto"/>
         <w:jc w:val="both"/>
@@ -3704,7 +3704,7 @@
         <w:pStyle w:val="ListParagraph"/>
         <w:numPr>
           <w:ilvl w:val="0"/>
-          <w:numId w:val="48"/>
+          <w:numId w:val="20"/>
         </w:numPr>
         <w:spacing w:before="120" w:after="120" w:line="240" w:lineRule="auto"/>
         <w:jc w:val="both"/>
@@ -3724,7 +3724,7 @@
         <w:pStyle w:val="ListParagraph"/>
         <w:numPr>
           <w:ilvl w:val="0"/>
-          <w:numId w:val="48"/>
+          <w:numId w:val="20"/>
         </w:numPr>
         <w:spacing w:before="120" w:after="120" w:line="240" w:lineRule="auto"/>
         <w:jc w:val="both"/>
@@ -3834,7 +3834,7 @@
       <w:pPr>
         <w:numPr>
           <w:ilvl w:val="0"/>
-          <w:numId w:val="50"/>
+          <w:numId w:val="21"/>
         </w:numPr>
         <w:spacing w:before="120" w:after="120" w:line="240" w:lineRule="auto"/>
         <w:jc w:val="both"/>
@@ -3861,7 +3861,7 @@
       <w:pPr>
         <w:numPr>
           <w:ilvl w:val="0"/>
-          <w:numId w:val="50"/>
+          <w:numId w:val="21"/>
         </w:numPr>
         <w:spacing w:before="120" w:after="120" w:line="240" w:lineRule="auto"/>
         <w:jc w:val="both"/>
@@ -3888,7 +3888,7 @@
       <w:pPr>
         <w:numPr>
           <w:ilvl w:val="0"/>
-          <w:numId w:val="50"/>
+          <w:numId w:val="21"/>
         </w:numPr>
         <w:spacing w:before="120" w:after="120" w:line="240" w:lineRule="auto"/>
         <w:jc w:val="both"/>
@@ -3915,7 +3915,7 @@
       <w:pPr>
         <w:numPr>
           <w:ilvl w:val="0"/>
-          <w:numId w:val="50"/>
+          <w:numId w:val="21"/>
         </w:numPr>
         <w:spacing w:before="120" w:after="120" w:line="240" w:lineRule="auto"/>
         <w:jc w:val="both"/>
@@ -3935,14 +3935,20 @@
         <w:rPr>
           <w:rFonts w:cstheme="minorHAnsi"/>
         </w:rPr>
-        <w:t xml:space="preserve"> Data persistence for users, movies, watchlists, and ratings must be handled using an embedded SQLite database. The application will connect to the database utilizing the SQLite JDBC Driver (managed via Maven). The database schema is strictly limited to standard tables and basic constraints; the use of advanced database features such as triggers, stored procedures, or custom functions is prohibited. All data manipulation must be written in standard SQL, and all business logic must be handled entirely within the Java application.</w:t>
+        <w:t xml:space="preserve"> Data persistence for users, movies, watchlists, and ratings must be handled using an embedded SQLite database. The application will connect to the database utilizing the SQLite JDBC Driver (managed via Maven). </w:t>
+      </w:r>
+      <w:r>
+        <w:rPr>
+          <w:rFonts w:cstheme="minorHAnsi"/>
+        </w:rPr>
+        <w:t>The schema employs standard SQL features including basic constraints and a small number of triggers used to maintain derived data (e.g., the cached average movie rating). More invasive features such as stored procedures and user-defined functions are not used; the majority of business logic resides in the Java application.</w:t>
       </w:r>
     </w:p>
     <w:p>
       <w:pPr>
         <w:numPr>
           <w:ilvl w:val="0"/>
-          <w:numId w:val="50"/>
+          <w:numId w:val="21"/>
         </w:numPr>
         <w:spacing w:before="120" w:after="120" w:line="240" w:lineRule="auto"/>
         <w:jc w:val="both"/>
@@ -4038,7 +4044,7 @@
       <w:pPr>
         <w:numPr>
           <w:ilvl w:val="0"/>
-          <w:numId w:val="33"/>
+          <w:numId w:val="7"/>
         </w:numPr>
         <w:spacing w:before="120" w:after="120" w:line="240" w:lineRule="auto"/>
         <w:jc w:val="both"/>
@@ -4057,7 +4063,7 @@
       <w:pPr>
         <w:numPr>
           <w:ilvl w:val="0"/>
-          <w:numId w:val="33"/>
+          <w:numId w:val="7"/>
         </w:numPr>
         <w:spacing w:before="120" w:after="120" w:line="240" w:lineRule="auto"/>
         <w:jc w:val="both"/>
@@ -4076,7 +4082,7 @@
       <w:pPr>
         <w:numPr>
           <w:ilvl w:val="0"/>
-          <w:numId w:val="33"/>
+          <w:numId w:val="7"/>
         </w:numPr>
         <w:spacing w:before="120" w:after="120" w:line="240" w:lineRule="auto"/>
         <w:jc w:val="both"/>
@@ -4095,7 +4101,7 @@
       <w:pPr>
         <w:numPr>
           <w:ilvl w:val="0"/>
-          <w:numId w:val="33"/>
+          <w:numId w:val="7"/>
         </w:numPr>
         <w:spacing w:before="120" w:after="120" w:line="240" w:lineRule="auto"/>
         <w:jc w:val="both"/>
@@ -4114,7 +4120,7 @@
       <w:pPr>
         <w:numPr>
           <w:ilvl w:val="0"/>
-          <w:numId w:val="33"/>
+          <w:numId w:val="7"/>
         </w:numPr>
         <w:spacing w:before="120" w:after="120" w:line="240" w:lineRule="auto"/>
         <w:jc w:val="both"/>
@@ -4133,7 +4139,7 @@
       <w:pPr>
         <w:numPr>
           <w:ilvl w:val="0"/>
-          <w:numId w:val="33"/>
+          <w:numId w:val="7"/>
         </w:numPr>
         <w:spacing w:before="120" w:after="120" w:line="240" w:lineRule="auto"/>
         <w:jc w:val="both"/>
@@ -4172,7 +4178,7 @@
       <w:pPr>
         <w:numPr>
           <w:ilvl w:val="0"/>
-          <w:numId w:val="38"/>
+          <w:numId w:val="11"/>
         </w:numPr>
         <w:spacing w:before="120" w:after="120" w:line="240" w:lineRule="auto"/>
         <w:jc w:val="both"/>
@@ -4191,7 +4197,7 @@
       <w:pPr>
         <w:numPr>
           <w:ilvl w:val="0"/>
-          <w:numId w:val="38"/>
+          <w:numId w:val="11"/>
         </w:numPr>
         <w:spacing w:before="120" w:after="120" w:line="240" w:lineRule="auto"/>
         <w:jc w:val="both"/>
@@ -4210,7 +4216,7 @@
       <w:pPr>
         <w:numPr>
           <w:ilvl w:val="0"/>
-          <w:numId w:val="38"/>
+          <w:numId w:val="11"/>
         </w:numPr>
         <w:spacing w:before="120" w:after="120" w:line="240" w:lineRule="auto"/>
         <w:jc w:val="both"/>
@@ -4229,7 +4235,7 @@
       <w:pPr>
         <w:numPr>
           <w:ilvl w:val="0"/>
-          <w:numId w:val="38"/>
+          <w:numId w:val="11"/>
         </w:numPr>
         <w:spacing w:before="120" w:after="120" w:line="240" w:lineRule="auto"/>
         <w:jc w:val="both"/>
@@ -4248,7 +4254,7 @@
       <w:pPr>
         <w:numPr>
           <w:ilvl w:val="0"/>
-          <w:numId w:val="38"/>
+          <w:numId w:val="11"/>
         </w:numPr>
         <w:spacing w:before="120" w:after="120" w:line="240" w:lineRule="auto"/>
         <w:jc w:val="both"/>
@@ -4286,7 +4292,7 @@
       <w:pPr>
         <w:numPr>
           <w:ilvl w:val="0"/>
-          <w:numId w:val="39"/>
+          <w:numId w:val="12"/>
         </w:numPr>
         <w:spacing w:before="120" w:after="120" w:line="240" w:lineRule="auto"/>
         <w:jc w:val="both"/>
@@ -4305,7 +4311,7 @@
       <w:pPr>
         <w:numPr>
           <w:ilvl w:val="0"/>
-          <w:numId w:val="39"/>
+          <w:numId w:val="12"/>
         </w:numPr>
         <w:spacing w:before="120" w:after="120" w:line="240" w:lineRule="auto"/>
         <w:jc w:val="both"/>
@@ -4324,7 +4330,7 @@
       <w:pPr>
         <w:numPr>
           <w:ilvl w:val="0"/>
-          <w:numId w:val="39"/>
+          <w:numId w:val="12"/>
         </w:numPr>
         <w:spacing w:before="120" w:after="120" w:line="240" w:lineRule="auto"/>
         <w:jc w:val="both"/>
@@ -4401,7 +4407,7 @@
       <w:pPr>
         <w:numPr>
           <w:ilvl w:val="0"/>
-          <w:numId w:val="34"/>
+          <w:numId w:val="8"/>
         </w:numPr>
         <w:spacing w:before="120" w:after="120" w:line="240" w:lineRule="auto"/>
         <w:jc w:val="both"/>
@@ -4420,7 +4426,7 @@
       <w:pPr>
         <w:numPr>
           <w:ilvl w:val="0"/>
-          <w:numId w:val="34"/>
+          <w:numId w:val="8"/>
         </w:numPr>
         <w:spacing w:before="120" w:after="120" w:line="240" w:lineRule="auto"/>
         <w:jc w:val="both"/>
@@ -4439,7 +4445,7 @@
       <w:pPr>
         <w:numPr>
           <w:ilvl w:val="0"/>
-          <w:numId w:val="34"/>
+          <w:numId w:val="8"/>
         </w:numPr>
         <w:spacing w:before="120" w:after="120" w:line="240" w:lineRule="auto"/>
         <w:jc w:val="both"/>
@@ -4503,144 +4509,9 @@
     </w:p>
     <w:p>
       <w:pPr>
-        <w:spacing w:before="120" w:after="120" w:line="240" w:lineRule="auto"/>
-        <w:jc w:val="both"/>
-        <w:rPr>
-          <w:rFonts w:cstheme="minorHAnsi"/>
-        </w:rPr>
-      </w:pPr>
-      <w:r>
-        <w:rPr>
-          <w:rFonts w:cstheme="minorHAnsi"/>
-        </w:rPr>
-        <w:t>For each category given below, w</w:t>
-      </w:r>
-      <w:r>
-        <w:rPr>
-          <w:rFonts w:cstheme="minorHAnsi"/>
-        </w:rPr>
-        <w:t xml:space="preserve">rite </w:t>
-      </w:r>
-      <w:r>
-        <w:rPr>
-          <w:rFonts w:cstheme="minorHAnsi"/>
-        </w:rPr>
-        <w:t xml:space="preserve">a </w:t>
-      </w:r>
-      <w:r>
-        <w:rPr>
-          <w:rFonts w:cstheme="minorHAnsi"/>
-        </w:rPr>
-        <w:t>nonfunctional requirement</w:t>
-      </w:r>
-      <w:r>
-        <w:rPr>
-          <w:rFonts w:cstheme="minorHAnsi"/>
-        </w:rPr>
-        <w:t xml:space="preserve"> that can be suitable for your project.</w:t>
-      </w:r>
-      <w:r>
-        <w:rPr>
-          <w:rFonts w:cstheme="minorHAnsi"/>
-        </w:rPr>
-        <w:t xml:space="preserve"> In total, there should be </w:t>
-      </w:r>
-      <w:r>
-        <w:rPr>
-          <w:rFonts w:cstheme="minorHAnsi"/>
-        </w:rPr>
-        <w:t xml:space="preserve">5 </w:t>
-      </w:r>
-      <w:r>
-        <w:rPr>
-          <w:rFonts w:cstheme="minorHAnsi"/>
-        </w:rPr>
-        <w:t xml:space="preserve">nonfunctional requirements in </w:t>
-      </w:r>
-      <w:r>
-        <w:rPr>
-          <w:rFonts w:cstheme="minorHAnsi"/>
-        </w:rPr>
-        <w:t>this subsection.</w:t>
-      </w:r>
-    </w:p>
-    <w:p>
-      <w:pPr>
-        <w:spacing w:before="120" w:after="120" w:line="240" w:lineRule="auto"/>
-        <w:jc w:val="both"/>
-        <w:rPr>
-          <w:rFonts w:cstheme="minorHAnsi"/>
-        </w:rPr>
-      </w:pPr>
-      <w:r>
-        <w:rPr>
-          <w:rFonts w:cstheme="minorHAnsi"/>
-        </w:rPr>
-        <w:t>Reliability</w:t>
-      </w:r>
-      <w:r>
-        <w:rPr>
-          <w:rFonts w:cstheme="minorHAnsi"/>
-        </w:rPr>
-        <w:t xml:space="preserve">, </w:t>
-      </w:r>
-      <w:r>
-        <w:rPr>
-          <w:rFonts w:cstheme="minorHAnsi"/>
-        </w:rPr>
-        <w:t>Availability</w:t>
-      </w:r>
-      <w:r>
-        <w:rPr>
-          <w:rFonts w:cstheme="minorHAnsi"/>
-        </w:rPr>
-        <w:t xml:space="preserve">, </w:t>
-      </w:r>
-      <w:r>
-        <w:rPr>
-          <w:rFonts w:cstheme="minorHAnsi"/>
-        </w:rPr>
-        <w:t>Security</w:t>
-      </w:r>
-      <w:r>
-        <w:rPr>
-          <w:rFonts w:cstheme="minorHAnsi"/>
-        </w:rPr>
-        <w:t xml:space="preserve">, </w:t>
-      </w:r>
-      <w:r>
-        <w:rPr>
-          <w:rFonts w:cstheme="minorHAnsi"/>
-        </w:rPr>
-        <w:t>Maintainability</w:t>
-      </w:r>
-      <w:r>
-        <w:rPr>
-          <w:rFonts w:cstheme="minorHAnsi"/>
-        </w:rPr>
-        <w:t>, Usability</w:t>
-      </w:r>
-      <w:r>
-        <w:rPr>
-          <w:rFonts w:cstheme="minorHAnsi"/>
-        </w:rPr>
-        <w:t>.</w:t>
-      </w:r>
-    </w:p>
-    <w:p>
-      <w:pPr>
-        <w:spacing w:before="120" w:after="120" w:line="240" w:lineRule="auto"/>
-        <w:jc w:val="both"/>
-        <w:rPr>
-          <w:rFonts w:cstheme="minorHAnsi"/>
-        </w:rPr>
-      </w:pPr>
-    </w:p>
-    <w:p>
-      <w:pPr>
         <w:numPr>
           <w:ilvl w:val="0"/>
-          <w:numId w:val="35"/>
+          <w:numId w:val="9"/>
         </w:numPr>
         <w:spacing w:before="120" w:after="120" w:line="240" w:lineRule="auto"/>
         <w:jc w:val="both"/>
@@ -4667,7 +4538,7 @@
       <w:pPr>
         <w:numPr>
           <w:ilvl w:val="0"/>
-          <w:numId w:val="35"/>
+          <w:numId w:val="9"/>
         </w:numPr>
         <w:spacing w:before="120" w:after="120" w:line="240" w:lineRule="auto"/>
         <w:jc w:val="both"/>
@@ -4687,14 +4558,14 @@
         <w:rPr>
           <w:rFonts w:cstheme="minorHAnsi"/>
         </w:rPr>
-        <w:t xml:space="preserve"> The application shall be available for use 24/7 on the local machine provided the underlying SQLite/MySQL database file is accessible. </w:t>
+        <w:t xml:space="preserve"> The application shall be available for use 24/7 on the local machine provided the underlying SQLite database file is accessible. </w:t>
       </w:r>
     </w:p>
     <w:p>
       <w:pPr>
         <w:numPr>
           <w:ilvl w:val="0"/>
-          <w:numId w:val="35"/>
+          <w:numId w:val="9"/>
         </w:numPr>
         <w:spacing w:before="120" w:after="120" w:line="240" w:lineRule="auto"/>
         <w:jc w:val="both"/>
@@ -4721,7 +4592,7 @@
       <w:pPr>
         <w:numPr>
           <w:ilvl w:val="0"/>
-          <w:numId w:val="35"/>
+          <w:numId w:val="9"/>
         </w:numPr>
         <w:spacing w:before="120" w:after="120" w:line="240" w:lineRule="auto"/>
         <w:jc w:val="both"/>
@@ -4748,7 +4619,7 @@
       <w:pPr>
         <w:numPr>
           <w:ilvl w:val="0"/>
-          <w:numId w:val="35"/>
+          <w:numId w:val="9"/>
         </w:numPr>
         <w:spacing w:before="120" w:after="120" w:line="240" w:lineRule="auto"/>
         <w:jc w:val="both"/>
@@ -4762,7 +4633,6 @@
           <w:b/>
           <w:bCs/>
         </w:rPr>
-        <w:lastRenderedPageBreak/>
         <w:t>Usability:</w:t>
       </w:r>
       <w:r>
@@ -4804,6 +4674,7 @@
           <w:sz w:val="28"/>
           <w:szCs w:val="28"/>
         </w:rPr>
+        <w:lastRenderedPageBreak/>
         <w:t>Use Case Analysis</w:t>
       </w:r>
       <w:bookmarkEnd w:id="11"/>
@@ -4837,30 +4708,9 @@
     </w:p>
     <w:p>
       <w:pPr>
-        <w:spacing w:before="120" w:after="120" w:line="240" w:lineRule="auto"/>
-        <w:jc w:val="both"/>
-        <w:rPr>
-          <w:rFonts w:cstheme="minorHAnsi"/>
-        </w:rPr>
-      </w:pPr>
-      <w:r>
-        <w:rPr>
-          <w:rFonts w:cstheme="minorHAnsi"/>
-        </w:rPr>
-        <w:t>Write and describe each actor</w:t>
-      </w:r>
-      <w:r>
-        <w:rPr>
-          <w:rFonts w:cstheme="minorHAnsi"/>
-        </w:rPr>
-        <w:t xml:space="preserve"> that will interact with your system.</w:t>
-      </w:r>
-    </w:p>
-    <w:p>
-      <w:pPr>
         <w:numPr>
           <w:ilvl w:val="0"/>
-          <w:numId w:val="36"/>
+          <w:numId w:val="10"/>
         </w:numPr>
         <w:spacing w:before="120" w:after="120" w:line="240" w:lineRule="auto"/>
         <w:jc w:val="both"/>
@@ -4887,7 +4737,7 @@
       <w:pPr>
         <w:numPr>
           <w:ilvl w:val="0"/>
-          <w:numId w:val="36"/>
+          <w:numId w:val="10"/>
         </w:numPr>
         <w:spacing w:before="120" w:after="120" w:line="240" w:lineRule="auto"/>
         <w:jc w:val="both"/>
@@ -5467,7 +5317,6 @@
           <w:b/>
           <w:bCs/>
         </w:rPr>
-        <w:lastRenderedPageBreak/>
         <w:t>Basic use case form</w:t>
       </w:r>
       <w:r>
@@ -5509,7 +5358,7 @@
         <w:pStyle w:val="ListParagraph"/>
         <w:numPr>
           <w:ilvl w:val="0"/>
-          <w:numId w:val="40"/>
+          <w:numId w:val="13"/>
         </w:numPr>
         <w:spacing w:before="120" w:after="120"/>
         <w:jc w:val="both"/>
@@ -5537,7 +5386,7 @@
         <w:pStyle w:val="ListParagraph"/>
         <w:numPr>
           <w:ilvl w:val="0"/>
-          <w:numId w:val="40"/>
+          <w:numId w:val="13"/>
         </w:numPr>
         <w:spacing w:before="120" w:after="120"/>
         <w:jc w:val="both"/>
@@ -5565,7 +5414,7 @@
         <w:pStyle w:val="ListParagraph"/>
         <w:numPr>
           <w:ilvl w:val="0"/>
-          <w:numId w:val="40"/>
+          <w:numId w:val="13"/>
         </w:numPr>
         <w:spacing w:before="120" w:after="120"/>
         <w:jc w:val="both"/>
@@ -5579,6 +5428,7 @@
           <w:b/>
           <w:bCs/>
         </w:rPr>
+        <w:lastRenderedPageBreak/>
         <w:t>Description:</w:t>
       </w:r>
       <w:r>
@@ -5593,7 +5443,7 @@
         <w:pStyle w:val="ListParagraph"/>
         <w:numPr>
           <w:ilvl w:val="0"/>
-          <w:numId w:val="40"/>
+          <w:numId w:val="13"/>
         </w:numPr>
         <w:spacing w:before="120" w:after="120"/>
         <w:jc w:val="both"/>
@@ -5621,7 +5471,7 @@
         <w:pStyle w:val="ListParagraph"/>
         <w:numPr>
           <w:ilvl w:val="0"/>
-          <w:numId w:val="40"/>
+          <w:numId w:val="13"/>
         </w:numPr>
         <w:spacing w:before="120" w:after="120"/>
         <w:jc w:val="both"/>
@@ -5649,7 +5499,7 @@
         <w:pStyle w:val="ListParagraph"/>
         <w:numPr>
           <w:ilvl w:val="0"/>
-          <w:numId w:val="40"/>
+          <w:numId w:val="13"/>
         </w:numPr>
         <w:spacing w:before="120" w:after="120"/>
         <w:jc w:val="both"/>
@@ -5677,7 +5527,7 @@
         <w:pStyle w:val="ListParagraph"/>
         <w:numPr>
           <w:ilvl w:val="0"/>
-          <w:numId w:val="40"/>
+          <w:numId w:val="13"/>
         </w:numPr>
         <w:spacing w:before="120" w:after="120"/>
         <w:jc w:val="both"/>
@@ -5705,7 +5555,7 @@
         <w:pStyle w:val="ListParagraph"/>
         <w:numPr>
           <w:ilvl w:val="0"/>
-          <w:numId w:val="40"/>
+          <w:numId w:val="13"/>
         </w:numPr>
         <w:spacing w:before="120" w:after="120"/>
         <w:jc w:val="both"/>
@@ -5751,7 +5601,7 @@
         <w:pStyle w:val="ListParagraph"/>
         <w:numPr>
           <w:ilvl w:val="0"/>
-          <w:numId w:val="41"/>
+          <w:numId w:val="14"/>
         </w:numPr>
         <w:spacing w:before="120" w:after="120"/>
         <w:jc w:val="both"/>
@@ -5779,7 +5629,7 @@
         <w:pStyle w:val="ListParagraph"/>
         <w:numPr>
           <w:ilvl w:val="0"/>
-          <w:numId w:val="41"/>
+          <w:numId w:val="14"/>
         </w:numPr>
         <w:spacing w:before="120" w:after="120"/>
         <w:jc w:val="both"/>
@@ -5807,7 +5657,7 @@
         <w:pStyle w:val="ListParagraph"/>
         <w:numPr>
           <w:ilvl w:val="0"/>
-          <w:numId w:val="41"/>
+          <w:numId w:val="14"/>
         </w:numPr>
         <w:spacing w:before="120" w:after="120"/>
         <w:jc w:val="both"/>
@@ -5835,7 +5685,7 @@
         <w:pStyle w:val="ListParagraph"/>
         <w:numPr>
           <w:ilvl w:val="0"/>
-          <w:numId w:val="41"/>
+          <w:numId w:val="14"/>
         </w:numPr>
         <w:spacing w:before="120" w:after="120"/>
         <w:jc w:val="both"/>
@@ -5863,7 +5713,7 @@
         <w:pStyle w:val="ListParagraph"/>
         <w:numPr>
           <w:ilvl w:val="0"/>
-          <w:numId w:val="41"/>
+          <w:numId w:val="14"/>
         </w:numPr>
         <w:spacing w:before="120" w:after="120"/>
         <w:jc w:val="both"/>
@@ -5891,7 +5741,7 @@
         <w:pStyle w:val="ListParagraph"/>
         <w:numPr>
           <w:ilvl w:val="0"/>
-          <w:numId w:val="41"/>
+          <w:numId w:val="14"/>
         </w:numPr>
         <w:spacing w:before="120" w:after="120"/>
         <w:jc w:val="both"/>
@@ -5919,7 +5769,7 @@
         <w:pStyle w:val="ListParagraph"/>
         <w:numPr>
           <w:ilvl w:val="0"/>
-          <w:numId w:val="41"/>
+          <w:numId w:val="14"/>
         </w:numPr>
         <w:spacing w:before="120" w:after="120"/>
         <w:jc w:val="both"/>
@@ -5947,7 +5797,7 @@
         <w:pStyle w:val="ListParagraph"/>
         <w:numPr>
           <w:ilvl w:val="0"/>
-          <w:numId w:val="41"/>
+          <w:numId w:val="14"/>
         </w:numPr>
         <w:spacing w:before="120" w:after="120"/>
         <w:jc w:val="both"/>
@@ -5993,7 +5843,7 @@
         <w:pStyle w:val="ListParagraph"/>
         <w:numPr>
           <w:ilvl w:val="0"/>
-          <w:numId w:val="42"/>
+          <w:numId w:val="15"/>
         </w:numPr>
         <w:spacing w:before="120" w:after="120"/>
         <w:jc w:val="both"/>
@@ -6021,7 +5871,7 @@
         <w:pStyle w:val="ListParagraph"/>
         <w:numPr>
           <w:ilvl w:val="0"/>
-          <w:numId w:val="42"/>
+          <w:numId w:val="15"/>
         </w:numPr>
         <w:spacing w:before="120" w:after="120"/>
         <w:jc w:val="both"/>
@@ -6049,7 +5899,7 @@
         <w:pStyle w:val="ListParagraph"/>
         <w:numPr>
           <w:ilvl w:val="0"/>
-          <w:numId w:val="42"/>
+          <w:numId w:val="15"/>
         </w:numPr>
         <w:spacing w:before="120" w:after="120"/>
         <w:jc w:val="both"/>
@@ -6077,7 +5927,7 @@
         <w:pStyle w:val="ListParagraph"/>
         <w:numPr>
           <w:ilvl w:val="0"/>
-          <w:numId w:val="42"/>
+          <w:numId w:val="15"/>
         </w:numPr>
         <w:spacing w:before="120" w:after="120"/>
         <w:jc w:val="both"/>
@@ -6105,7 +5955,7 @@
         <w:pStyle w:val="ListParagraph"/>
         <w:numPr>
           <w:ilvl w:val="0"/>
-          <w:numId w:val="42"/>
+          <w:numId w:val="15"/>
         </w:numPr>
         <w:spacing w:before="120" w:after="120"/>
         <w:jc w:val="both"/>
@@ -6133,7 +5983,7 @@
         <w:pStyle w:val="ListParagraph"/>
         <w:numPr>
           <w:ilvl w:val="0"/>
-          <w:numId w:val="42"/>
+          <w:numId w:val="15"/>
         </w:numPr>
         <w:spacing w:before="120" w:after="120"/>
         <w:jc w:val="both"/>
@@ -6161,7 +6011,7 @@
         <w:pStyle w:val="ListParagraph"/>
         <w:numPr>
           <w:ilvl w:val="0"/>
-          <w:numId w:val="42"/>
+          <w:numId w:val="15"/>
         </w:numPr>
         <w:spacing w:before="120" w:after="120"/>
         <w:jc w:val="both"/>
@@ -6189,7 +6039,7 @@
         <w:pStyle w:val="ListParagraph"/>
         <w:numPr>
           <w:ilvl w:val="0"/>
-          <w:numId w:val="42"/>
+          <w:numId w:val="15"/>
         </w:numPr>
         <w:spacing w:before="120" w:after="120"/>
         <w:jc w:val="both"/>
@@ -6235,7 +6085,7 @@
         <w:pStyle w:val="ListParagraph"/>
         <w:numPr>
           <w:ilvl w:val="0"/>
-          <w:numId w:val="43"/>
+          <w:numId w:val="16"/>
         </w:numPr>
         <w:spacing w:before="120" w:after="120"/>
         <w:jc w:val="both"/>
@@ -6263,7 +6113,7 @@
         <w:pStyle w:val="ListParagraph"/>
         <w:numPr>
           <w:ilvl w:val="0"/>
-          <w:numId w:val="43"/>
+          <w:numId w:val="16"/>
         </w:numPr>
         <w:spacing w:before="120" w:after="120"/>
         <w:jc w:val="both"/>
@@ -6291,7 +6141,7 @@
         <w:pStyle w:val="ListParagraph"/>
         <w:numPr>
           <w:ilvl w:val="0"/>
-          <w:numId w:val="43"/>
+          <w:numId w:val="16"/>
         </w:numPr>
         <w:spacing w:before="120" w:after="120"/>
         <w:jc w:val="both"/>
@@ -6319,7 +6169,7 @@
         <w:pStyle w:val="ListParagraph"/>
         <w:numPr>
           <w:ilvl w:val="0"/>
-          <w:numId w:val="43"/>
+          <w:numId w:val="16"/>
         </w:numPr>
         <w:spacing w:before="120" w:after="120"/>
         <w:jc w:val="both"/>
@@ -6347,7 +6197,7 @@
         <w:pStyle w:val="ListParagraph"/>
         <w:numPr>
           <w:ilvl w:val="0"/>
-          <w:numId w:val="43"/>
+          <w:numId w:val="16"/>
         </w:numPr>
         <w:spacing w:before="120" w:after="120"/>
         <w:jc w:val="both"/>
@@ -6361,7 +6211,6 @@
           <w:b/>
           <w:bCs/>
         </w:rPr>
-        <w:lastRenderedPageBreak/>
         <w:t>Preconditions:</w:t>
       </w:r>
       <w:r>
@@ -6394,7 +6243,7 @@
         <w:pStyle w:val="ListParagraph"/>
         <w:numPr>
           <w:ilvl w:val="0"/>
-          <w:numId w:val="44"/>
+          <w:numId w:val="17"/>
         </w:numPr>
         <w:spacing w:before="120" w:after="120"/>
         <w:jc w:val="both"/>
@@ -6422,7 +6271,7 @@
         <w:pStyle w:val="ListParagraph"/>
         <w:numPr>
           <w:ilvl w:val="0"/>
-          <w:numId w:val="44"/>
+          <w:numId w:val="17"/>
         </w:numPr>
         <w:spacing w:before="120" w:after="120"/>
         <w:jc w:val="both"/>
@@ -6450,7 +6299,7 @@
         <w:pStyle w:val="ListParagraph"/>
         <w:numPr>
           <w:ilvl w:val="0"/>
-          <w:numId w:val="44"/>
+          <w:numId w:val="17"/>
         </w:numPr>
         <w:spacing w:before="120" w:after="120"/>
         <w:jc w:val="both"/>
@@ -6478,7 +6327,7 @@
         <w:pStyle w:val="ListParagraph"/>
         <w:numPr>
           <w:ilvl w:val="0"/>
-          <w:numId w:val="44"/>
+          <w:numId w:val="17"/>
         </w:numPr>
         <w:spacing w:before="120" w:after="120"/>
         <w:jc w:val="both"/>
@@ -6506,7 +6355,7 @@
         <w:pStyle w:val="ListParagraph"/>
         <w:numPr>
           <w:ilvl w:val="0"/>
-          <w:numId w:val="44"/>
+          <w:numId w:val="17"/>
         </w:numPr>
         <w:spacing w:before="120" w:after="120"/>
         <w:jc w:val="both"/>
@@ -6520,6 +6369,7 @@
           <w:b/>
           <w:bCs/>
         </w:rPr>
+        <w:lastRenderedPageBreak/>
         <w:t>Preconditions:</w:t>
       </w:r>
       <w:r>
@@ -6552,7 +6402,7 @@
         <w:pStyle w:val="ListParagraph"/>
         <w:numPr>
           <w:ilvl w:val="0"/>
-          <w:numId w:val="45"/>
+          <w:numId w:val="18"/>
         </w:numPr>
         <w:spacing w:before="120" w:after="120"/>
         <w:jc w:val="both"/>
@@ -6580,7 +6430,7 @@
         <w:pStyle w:val="ListParagraph"/>
         <w:numPr>
           <w:ilvl w:val="0"/>
-          <w:numId w:val="45"/>
+          <w:numId w:val="18"/>
         </w:numPr>
         <w:spacing w:before="120" w:after="120"/>
         <w:jc w:val="both"/>
@@ -6608,7 +6458,7 @@
         <w:pStyle w:val="ListParagraph"/>
         <w:numPr>
           <w:ilvl w:val="0"/>
-          <w:numId w:val="45"/>
+          <w:numId w:val="18"/>
         </w:numPr>
         <w:spacing w:before="120" w:after="120"/>
         <w:jc w:val="both"/>
@@ -6636,7 +6486,7 @@
         <w:pStyle w:val="ListParagraph"/>
         <w:numPr>
           <w:ilvl w:val="0"/>
-          <w:numId w:val="45"/>
+          <w:numId w:val="18"/>
         </w:numPr>
         <w:spacing w:before="120" w:after="120"/>
         <w:jc w:val="both"/>
@@ -6664,7 +6514,7 @@
         <w:pStyle w:val="ListParagraph"/>
         <w:numPr>
           <w:ilvl w:val="0"/>
-          <w:numId w:val="45"/>
+          <w:numId w:val="18"/>
         </w:numPr>
         <w:spacing w:before="120" w:after="120"/>
         <w:jc w:val="both"/>
@@ -6747,30 +6597,6 @@
     </w:p>
     <w:p>
       <w:pPr>
-        <w:spacing w:before="120" w:after="120" w:line="240" w:lineRule="auto"/>
-        <w:jc w:val="both"/>
-        <w:rPr>
-          <w:rFonts w:cstheme="minorHAnsi"/>
-        </w:rPr>
-      </w:pPr>
-      <w:r>
-        <w:rPr>
-          <w:rFonts w:cstheme="minorHAnsi"/>
-        </w:rPr>
-        <w:t>Explain the relationship between each actor and the use case in your use case diagram.</w:t>
-      </w:r>
-    </w:p>
-    <w:p>
-      <w:pPr>
-        <w:spacing w:before="120" w:after="120" w:line="240" w:lineRule="auto"/>
-        <w:jc w:val="both"/>
-        <w:rPr>
-          <w:rFonts w:cstheme="minorHAnsi"/>
-        </w:rPr>
-      </w:pPr>
-    </w:p>
-    <w:p>
-      <w:pPr>
         <w:pStyle w:val="ListParagraph"/>
         <w:spacing w:before="120" w:after="120"/>
         <w:ind w:left="0"/>
@@ -6866,68 +6692,6 @@
           <w:rFonts w:cstheme="minorHAnsi"/>
         </w:rPr>
       </w:pPr>
-      <w:r>
-        <w:rPr>
-          <w:rFonts w:cstheme="minorHAnsi"/>
-        </w:rPr>
-        <w:t xml:space="preserve">The </w:t>
-      </w:r>
-      <w:r>
-        <w:rPr>
-          <w:rFonts w:cstheme="minorHAnsi"/>
-          <w:b/>
-          <w:bCs/>
-        </w:rPr>
-        <w:t>Type-2 Child</w:t>
-      </w:r>
-      <w:r>
-        <w:rPr>
-          <w:rFonts w:cstheme="minorHAnsi"/>
-        </w:rPr>
-        <w:t xml:space="preserve"> acts as a standard member. Their primary associations are with engagement use cases like </w:t>
-      </w:r>
-      <w:r>
-        <w:rPr>
-          <w:rFonts w:cstheme="minorHAnsi"/>
-          <w:i/>
-          <w:iCs/>
-        </w:rPr>
-        <w:t>Log Watched Movies</w:t>
-      </w:r>
-      <w:r>
-        <w:rPr>
-          <w:rFonts w:cstheme="minorHAnsi"/>
-        </w:rPr>
-        <w:t xml:space="preserve">, </w:t>
-      </w:r>
-      <w:r>
-        <w:rPr>
-          <w:rFonts w:cstheme="minorHAnsi"/>
-          <w:i/>
-          <w:iCs/>
-        </w:rPr>
-        <w:t>Create Personal Watchlists</w:t>
-      </w:r>
-      <w:r>
-        <w:rPr>
-          <w:rFonts w:cstheme="minorHAnsi"/>
-        </w:rPr>
-        <w:t xml:space="preserve">, and </w:t>
-      </w:r>
-      <w:r>
-        <w:rPr>
-          <w:rFonts w:cstheme="minorHAnsi"/>
-          <w:i/>
-          <w:iCs/>
-        </w:rPr>
-        <w:t>Track Progress</w:t>
-      </w:r>
-      <w:r>
-        <w:rPr>
-          <w:rFonts w:cstheme="minorHAnsi"/>
-        </w:rPr>
-        <w:t xml:space="preserve">. </w:t>
-      </w:r>
     </w:p>
     <w:p>
       <w:pPr>
@@ -6943,6 +6707,79 @@
         <w:rPr>
           <w:rFonts w:cstheme="minorHAnsi"/>
         </w:rPr>
+        <w:t xml:space="preserve">The </w:t>
+      </w:r>
+      <w:r>
+        <w:rPr>
+          <w:rFonts w:cstheme="minorHAnsi"/>
+          <w:b/>
+          <w:bCs/>
+        </w:rPr>
+        <w:t>Type-2 Child</w:t>
+      </w:r>
+      <w:r>
+        <w:rPr>
+          <w:rFonts w:cstheme="minorHAnsi"/>
+        </w:rPr>
+        <w:t xml:space="preserve"> acts as a standard member. Their primary associations are with engagement use cases like </w:t>
+      </w:r>
+      <w:r>
+        <w:rPr>
+          <w:rFonts w:cstheme="minorHAnsi"/>
+          <w:i/>
+          <w:iCs/>
+        </w:rPr>
+        <w:t>Log Watched Movies</w:t>
+      </w:r>
+      <w:r>
+        <w:rPr>
+          <w:rFonts w:cstheme="minorHAnsi"/>
+        </w:rPr>
+        <w:t xml:space="preserve">, </w:t>
+      </w:r>
+      <w:r>
+        <w:rPr>
+          <w:rFonts w:cstheme="minorHAnsi"/>
+          <w:i/>
+          <w:iCs/>
+        </w:rPr>
+        <w:t>Create Personal Watchlists</w:t>
+      </w:r>
+      <w:r>
+        <w:rPr>
+          <w:rFonts w:cstheme="minorHAnsi"/>
+        </w:rPr>
+        <w:t xml:space="preserve">, and </w:t>
+      </w:r>
+      <w:r>
+        <w:rPr>
+          <w:rFonts w:cstheme="minorHAnsi"/>
+          <w:i/>
+          <w:iCs/>
+        </w:rPr>
+        <w:t>Track Progress</w:t>
+      </w:r>
+      <w:r>
+        <w:rPr>
+          <w:rFonts w:cstheme="minorHAnsi"/>
+        </w:rPr>
+        <w:t xml:space="preserve">. </w:t>
+      </w:r>
+    </w:p>
+    <w:p>
+      <w:pPr>
+        <w:pStyle w:val="ListParagraph"/>
+        <w:spacing w:before="120" w:after="120"/>
+        <w:ind w:left="0"/>
+        <w:jc w:val="both"/>
+        <w:rPr>
+          <w:rFonts w:cstheme="minorHAnsi"/>
+        </w:rPr>
+      </w:pPr>
+      <w:r>
+        <w:rPr>
+          <w:rFonts w:cstheme="minorHAnsi"/>
+        </w:rPr>
         <w:t xml:space="preserve">Both actors share associations with core viewing use cases, such as </w:t>
       </w:r>
       <w:r>
@@ -7059,22 +6896,91 @@
       </w:pPr>
       <w:r>
         <w:rPr>
-          <w:rFonts w:cstheme="minorHAnsi"/>
-        </w:rPr>
-        <w:t>Put the image a</w:t>
-      </w:r>
-      <w:r>
-        <w:rPr>
-          <w:rFonts w:cstheme="minorHAnsi"/>
-        </w:rPr>
-        <w:t xml:space="preserve">nd </w:t>
-      </w:r>
-      <w:r>
-        <w:rPr>
-          <w:rFonts w:cstheme="minorHAnsi"/>
-        </w:rPr>
-        <w:t>explanation of your use case diagram.</w:t>
-      </w:r>
+          <w:noProof/>
+        </w:rPr>
+        <w:drawing>
+          <wp:inline distT="0" distB="0" distL="0" distR="0" wp14:anchorId="287BA570" wp14:editId="1059E3F7">
+            <wp:extent cx="5943600" cy="3625850"/>
+            <wp:effectExtent l="0" t="0" r="0" b="0"/>
+            <wp:docPr id="465383836" name="Picture 10"/>
+            <wp:cNvGraphicFramePr>
+              <a:graphicFrameLocks xmlns:a="http://schemas.openxmlformats.org/drawingml/2006/main" noChangeAspect="1"/>
+            </wp:cNvGraphicFramePr>
+            <a:graphic xmlns:a="http://schemas.openxmlformats.org/drawingml/2006/main">
+              <a:graphicData uri="http://schemas.openxmlformats.org/drawingml/2006/picture">
+                <pic:pic xmlns:pic="http://schemas.openxmlformats.org/drawingml/2006/picture">
+                  <pic:nvPicPr>
+                    <pic:cNvPr id="0" name="Picture 10"/>
+                    <pic:cNvPicPr>
+                      <a:picLocks noChangeAspect="1" noChangeArrowheads="1"/>
+                    </pic:cNvPicPr>
+                  </pic:nvPicPr>
+                  <pic:blipFill>
+                    <a:blip r:embed="rId8">
+                      <a:extLst>
+                        <a:ext uri="{28A0092B-C50C-407E-A947-70E740481C1C}">
+                          <a14:useLocalDpi xmlns:a14="http://schemas.microsoft.com/office/drawing/2010/main" val="0"/>
+                        </a:ext>
+                      </a:extLst>
+                    </a:blip>
+                    <a:srcRect/>
+                    <a:stretch>
+                      <a:fillRect/>
+                    </a:stretch>
+                  </pic:blipFill>
+                  <pic:spPr bwMode="auto">
+                    <a:xfrm>
+                      <a:off x="0" y="0"/>
+                      <a:ext cx="5943600" cy="3625850"/>
+                    </a:xfrm>
+                    <a:prstGeom prst="rect">
+                      <a:avLst/>
+                    </a:prstGeom>
+                    <a:noFill/>
+                    <a:ln>
+                      <a:noFill/>
+                    </a:ln>
+                  </pic:spPr>
+                </pic:pic>
+              </a:graphicData>
+            </a:graphic>
+          </wp:inline>
+        </w:drawing>
+      </w:r>
+    </w:p>
+    <w:p>
+      <w:pPr>
+        <w:spacing w:before="120" w:after="120" w:line="240" w:lineRule="auto"/>
+        <w:jc w:val="both"/>
+        <w:rPr>
+          <w:rFonts w:cstheme="minorHAnsi"/>
+        </w:rPr>
+      </w:pPr>
+      <w:r>
+        <w:rPr>
+          <w:rFonts w:cstheme="minorHAnsi"/>
+        </w:rPr>
+        <w:lastRenderedPageBreak/>
+        <w:t>The Use Case Diagram for the MovieCritics system identifies two primary actors — the Type-1 Parent/Adult and the Type-2 Child — that interact with the application through a shared generalized actor named User. The User actor captures the common behaviors of both roles: logging in, browsing movies, viewing family ratings, and rating or commenting on entries. The Type-1 Parent specializes the User actor and gains exclusive access to administrative use cases including Add/Remove Movies, Edit Movie Details, Manage User Accounts, Set Viewing Rules, Moderate Content, and View Analytics. The Type-2 Child specializes the User actor and gains access to engagement use cases such as Log Watched Movies, Create Personal Watchlists, and Track Progress. The Browse Movies use case is linked by an «include» relationship to a Verify Restriction use case, which enforces the parental restriction rule for Type-2 Child users when accessing movie details.</w:t>
+      </w:r>
+    </w:p>
+    <w:p>
+      <w:pPr>
+        <w:spacing w:before="120" w:after="120" w:line="240" w:lineRule="auto"/>
+        <w:jc w:val="both"/>
+        <w:rPr>
+          <w:rFonts w:cstheme="minorHAnsi"/>
+        </w:rPr>
+      </w:pPr>
+    </w:p>
+    <w:p>
+      <w:pPr>
+        <w:spacing w:before="120" w:after="120" w:line="240" w:lineRule="auto"/>
+        <w:jc w:val="both"/>
+        <w:rPr>
+          <w:rFonts w:cstheme="minorHAnsi"/>
+        </w:rPr>
+      </w:pPr>
     </w:p>
     <w:p>
       <w:pPr>
@@ -7128,144 +7034,312 @@
     </w:p>
     <w:p>
       <w:pPr>
-        <w:spacing w:before="120" w:after="120" w:line="240" w:lineRule="auto"/>
-        <w:jc w:val="both"/>
-        <w:rPr>
-          <w:rFonts w:cstheme="minorHAnsi"/>
-        </w:rPr>
-      </w:pPr>
-      <w:r>
-        <w:rPr>
-          <w:rFonts w:cstheme="minorHAnsi"/>
-        </w:rPr>
-        <w:t>Draw the sequence diagram of</w:t>
-      </w:r>
-      <w:r>
-        <w:rPr>
-          <w:rFonts w:cstheme="minorHAnsi"/>
-        </w:rPr>
-        <w:t xml:space="preserve"> </w:t>
-      </w:r>
-      <w:r>
-        <w:rPr>
-          <w:rFonts w:cstheme="minorHAnsi"/>
-        </w:rPr>
-        <w:t xml:space="preserve">3 </w:t>
-      </w:r>
-      <w:r>
-        <w:rPr>
-          <w:rFonts w:cstheme="minorHAnsi"/>
-        </w:rPr>
-        <w:t>use cases that you will select. Put their images and explanations in this subsection.</w:t>
-      </w:r>
-    </w:p>
-    <w:p>
-      <w:pPr>
-        <w:pStyle w:val="Heading1"/>
-        <w:spacing w:after="240" w:line="240" w:lineRule="auto"/>
+        <w:pStyle w:val="Heading3"/>
+        <w:numPr>
+          <w:ilvl w:val="2"/>
+          <w:numId w:val="22"/>
+        </w:numPr>
+        <w:spacing w:before="240" w:after="240" w:line="240" w:lineRule="auto"/>
         <w:rPr>
           <w:rFonts w:asciiTheme="minorHAnsi" w:hAnsiTheme="minorHAnsi" w:cstheme="minorHAnsi"/>
           <w:b/>
+          <w:bCs/>
           <w:color w:val="0070C0"/>
           <w:sz w:val="28"/>
           <w:szCs w:val="28"/>
         </w:rPr>
       </w:pPr>
-      <w:bookmarkStart w:id="19" w:name="_Toc165838026"/>
       <w:r>
         <w:rPr>
           <w:rFonts w:asciiTheme="minorHAnsi" w:hAnsiTheme="minorHAnsi" w:cstheme="minorHAnsi"/>
           <w:b/>
+          <w:bCs/>
           <w:color w:val="0070C0"/>
           <w:sz w:val="28"/>
           <w:szCs w:val="28"/>
         </w:rPr>
-        <w:lastRenderedPageBreak/>
-        <w:t>Structural Models</w:t>
-      </w:r>
-      <w:bookmarkEnd w:id="19"/>
-    </w:p>
-    <w:p>
-      <w:pPr>
-        <w:pStyle w:val="Heading2"/>
+        <w:t>Log In</w:t>
+      </w:r>
+    </w:p>
+    <w:p>
+      <w:pPr>
+        <w:spacing w:before="120" w:after="120" w:line="240" w:lineRule="auto"/>
+        <w:jc w:val="both"/>
+        <w:rPr>
+          <w:rFonts w:cstheme="minorHAnsi"/>
+        </w:rPr>
+      </w:pPr>
+      <w:r>
+        <w:rPr>
+          <w:noProof/>
+        </w:rPr>
+        <w:drawing>
+          <wp:inline distT="0" distB="0" distL="0" distR="0" wp14:anchorId="03A6E11C" wp14:editId="21BE9E7E">
+            <wp:extent cx="5943600" cy="3219450"/>
+            <wp:effectExtent l="0" t="0" r="0" b="0"/>
+            <wp:docPr id="628591715" name="Picture 11"/>
+            <wp:cNvGraphicFramePr>
+              <a:graphicFrameLocks xmlns:a="http://schemas.openxmlformats.org/drawingml/2006/main" noChangeAspect="1"/>
+            </wp:cNvGraphicFramePr>
+            <a:graphic xmlns:a="http://schemas.openxmlformats.org/drawingml/2006/main">
+              <a:graphicData uri="http://schemas.openxmlformats.org/drawingml/2006/picture">
+                <pic:pic xmlns:pic="http://schemas.openxmlformats.org/drawingml/2006/picture">
+                  <pic:nvPicPr>
+                    <pic:cNvPr id="0" name="Picture 12"/>
+                    <pic:cNvPicPr>
+                      <a:picLocks noChangeAspect="1" noChangeArrowheads="1"/>
+                    </pic:cNvPicPr>
+                  </pic:nvPicPr>
+                  <pic:blipFill>
+                    <a:blip r:embed="rId9">
+                      <a:extLst>
+                        <a:ext uri="{28A0092B-C50C-407E-A947-70E740481C1C}">
+                          <a14:useLocalDpi xmlns:a14="http://schemas.microsoft.com/office/drawing/2010/main" val="0"/>
+                        </a:ext>
+                      </a:extLst>
+                    </a:blip>
+                    <a:srcRect/>
+                    <a:stretch>
+                      <a:fillRect/>
+                    </a:stretch>
+                  </pic:blipFill>
+                  <pic:spPr bwMode="auto">
+                    <a:xfrm>
+                      <a:off x="0" y="0"/>
+                      <a:ext cx="5943600" cy="3219450"/>
+                    </a:xfrm>
+                    <a:prstGeom prst="rect">
+                      <a:avLst/>
+                    </a:prstGeom>
+                    <a:noFill/>
+                    <a:ln>
+                      <a:noFill/>
+                    </a:ln>
+                  </pic:spPr>
+                </pic:pic>
+              </a:graphicData>
+            </a:graphic>
+          </wp:inline>
+        </w:drawing>
+      </w:r>
+    </w:p>
+    <w:p>
+      <w:pPr>
+        <w:spacing w:before="120" w:after="120" w:line="240" w:lineRule="auto"/>
+        <w:jc w:val="both"/>
+        <w:rPr>
+          <w:rFonts w:cstheme="minorHAnsi"/>
+        </w:rPr>
+      </w:pPr>
+      <w:r>
+        <w:rPr>
+          <w:rFonts w:cstheme="minorHAnsi"/>
+        </w:rPr>
+        <w:t>The Log In sequence diagram models the authentication flow that begins when the user enters their credentials in the LoginFrame and presses the Sign In button. LoginFrame delegates to DatabaseManager by calling getUserByUsernameOrEmail(), which queries the user table and returns a User object (or null if no match exists). LoginFrame then validates the supplied password against the returned record. On success, the frame inspects the User's userType field and instantiates either a Type1MainFrame or a Type2MainFrame, after which it disposes of itself. On failure, an error dialog is shown and control returns to LoginFrame.</w:t>
+      </w:r>
+    </w:p>
+    <w:p>
+      <w:pPr>
+        <w:pStyle w:val="Heading3"/>
+        <w:numPr>
+          <w:ilvl w:val="2"/>
+          <w:numId w:val="22"/>
+        </w:numPr>
         <w:spacing w:before="240" w:after="240" w:line="240" w:lineRule="auto"/>
         <w:rPr>
           <w:rFonts w:asciiTheme="minorHAnsi" w:hAnsiTheme="minorHAnsi" w:cstheme="minorHAnsi"/>
           <w:b/>
+          <w:bCs/>
           <w:color w:val="0070C0"/>
           <w:sz w:val="28"/>
           <w:szCs w:val="28"/>
         </w:rPr>
       </w:pPr>
-      <w:bookmarkStart w:id="20" w:name="_Toc165838027"/>
       <w:r>
         <w:rPr>
           <w:rFonts w:asciiTheme="minorHAnsi" w:hAnsiTheme="minorHAnsi" w:cstheme="minorHAnsi"/>
           <w:b/>
+          <w:bCs/>
           <w:color w:val="0070C0"/>
           <w:sz w:val="28"/>
           <w:szCs w:val="28"/>
         </w:rPr>
-        <w:t>Class Diagram</w:t>
-      </w:r>
-      <w:bookmarkEnd w:id="20"/>
-    </w:p>
-    <w:p>
-      <w:pPr>
-        <w:spacing w:before="120" w:after="120" w:line="240" w:lineRule="auto"/>
-        <w:jc w:val="both"/>
-        <w:rPr>
-          <w:rFonts w:cstheme="minorHAnsi"/>
-        </w:rPr>
-      </w:pPr>
-      <w:r>
-        <w:rPr>
-          <w:rFonts w:cstheme="minorHAnsi"/>
-        </w:rPr>
-        <w:t>Put the image a</w:t>
-      </w:r>
-      <w:r>
-        <w:rPr>
-          <w:rFonts w:cstheme="minorHAnsi"/>
-        </w:rPr>
-        <w:t>nd</w:t>
-      </w:r>
-      <w:r>
-        <w:rPr>
-          <w:rFonts w:cstheme="minorHAnsi"/>
-        </w:rPr>
-        <w:t xml:space="preserve"> explanation of your class diagram.</w:t>
-      </w:r>
-    </w:p>
-    <w:p>
-      <w:pPr>
-        <w:pStyle w:val="Heading1"/>
-        <w:spacing w:after="240" w:line="240" w:lineRule="auto"/>
+        <w:lastRenderedPageBreak/>
+        <w:t>Add a Movie (Parent)</w:t>
+      </w:r>
+    </w:p>
+    <w:p>
+      <w:r>
+        <w:rPr>
+          <w:noProof/>
+        </w:rPr>
+        <w:drawing>
+          <wp:inline distT="0" distB="0" distL="0" distR="0" wp14:anchorId="59EAED62" wp14:editId="60242FC0">
+            <wp:extent cx="5943600" cy="2456180"/>
+            <wp:effectExtent l="0" t="0" r="0" b="1270"/>
+            <wp:docPr id="1460486851" name="Picture 12"/>
+            <wp:cNvGraphicFramePr>
+              <a:graphicFrameLocks xmlns:a="http://schemas.openxmlformats.org/drawingml/2006/main" noChangeAspect="1"/>
+            </wp:cNvGraphicFramePr>
+            <a:graphic xmlns:a="http://schemas.openxmlformats.org/drawingml/2006/main">
+              <a:graphicData uri="http://schemas.openxmlformats.org/drawingml/2006/picture">
+                <pic:pic xmlns:pic="http://schemas.openxmlformats.org/drawingml/2006/picture">
+                  <pic:nvPicPr>
+                    <pic:cNvPr id="0" name="Picture 20"/>
+                    <pic:cNvPicPr>
+                      <a:picLocks noChangeAspect="1" noChangeArrowheads="1"/>
+                    </pic:cNvPicPr>
+                  </pic:nvPicPr>
+                  <pic:blipFill>
+                    <a:blip r:embed="rId10">
+                      <a:extLst>
+                        <a:ext uri="{28A0092B-C50C-407E-A947-70E740481C1C}">
+                          <a14:useLocalDpi xmlns:a14="http://schemas.microsoft.com/office/drawing/2010/main" val="0"/>
+                        </a:ext>
+                      </a:extLst>
+                    </a:blip>
+                    <a:srcRect/>
+                    <a:stretch>
+                      <a:fillRect/>
+                    </a:stretch>
+                  </pic:blipFill>
+                  <pic:spPr bwMode="auto">
+                    <a:xfrm>
+                      <a:off x="0" y="0"/>
+                      <a:ext cx="5943600" cy="2456180"/>
+                    </a:xfrm>
+                    <a:prstGeom prst="rect">
+                      <a:avLst/>
+                    </a:prstGeom>
+                    <a:noFill/>
+                    <a:ln>
+                      <a:noFill/>
+                    </a:ln>
+                  </pic:spPr>
+                </pic:pic>
+              </a:graphicData>
+            </a:graphic>
+          </wp:inline>
+        </w:drawing>
+      </w:r>
+    </w:p>
+    <w:p>
+      <w:r>
+        <w:t>This diagram captures the flow when a Type-1 Parent adds a new movie. The actor clicks the "+ Add Movie" button on Type1MainFrame, which instantiates and displays a MovieEditDialog in "add" mode (the entity argument is null). The user fills in the movie attributes and presses Save; MovieEditDialog invokes addMovie(movie) on DatabaseManager, which executes a parameterized SQL INSERT against the movie table. On success, MovieEditDialog triggers the onSave callback registered by Type1MainFrame, which reloads the movie list via getAllMovies() and refreshes the movie grid.</w:t>
+      </w:r>
+    </w:p>
+    <w:p>
+      <w:pPr>
+        <w:pStyle w:val="Heading3"/>
+        <w:numPr>
+          <w:ilvl w:val="2"/>
+          <w:numId w:val="22"/>
+        </w:numPr>
+        <w:spacing w:before="240" w:after="240" w:line="240" w:lineRule="auto"/>
         <w:rPr>
           <w:rFonts w:asciiTheme="minorHAnsi" w:hAnsiTheme="minorHAnsi" w:cstheme="minorHAnsi"/>
           <w:b/>
+          <w:bCs/>
           <w:color w:val="0070C0"/>
           <w:sz w:val="28"/>
           <w:szCs w:val="28"/>
         </w:rPr>
       </w:pPr>
-      <w:bookmarkStart w:id="21" w:name="_Toc165838028"/>
       <w:r>
         <w:rPr>
           <w:rFonts w:asciiTheme="minorHAnsi" w:hAnsiTheme="minorHAnsi" w:cstheme="minorHAnsi"/>
           <w:b/>
+          <w:bCs/>
           <w:color w:val="0070C0"/>
           <w:sz w:val="28"/>
           <w:szCs w:val="28"/>
         </w:rPr>
-        <w:t>Process Modeling</w:t>
-      </w:r>
-      <w:bookmarkEnd w:id="21"/>
-    </w:p>
-    <w:p>
-      <w:pPr>
-        <w:pStyle w:val="Heading2"/>
-        <w:spacing w:before="240" w:after="240" w:line="240" w:lineRule="auto"/>
+        <w:t>Rate and Comment (Child)</w:t>
+      </w:r>
+    </w:p>
+    <w:p>
+      <w:pPr>
+        <w:spacing w:before="120" w:after="120" w:line="240" w:lineRule="auto"/>
+        <w:jc w:val="both"/>
+        <w:rPr>
+          <w:rFonts w:cstheme="minorHAnsi"/>
+        </w:rPr>
+      </w:pPr>
+      <w:r>
+        <w:rPr>
+          <w:rFonts w:cstheme="minorHAnsi"/>
+          <w:noProof/>
+        </w:rPr>
+        <w:drawing>
+          <wp:inline distT="0" distB="0" distL="0" distR="0" wp14:anchorId="1BD1066E" wp14:editId="50E030E7">
+            <wp:extent cx="5938520" cy="3245485"/>
+            <wp:effectExtent l="0" t="0" r="5080" b="0"/>
+            <wp:docPr id="827810265" name="Picture 5"/>
+            <wp:cNvGraphicFramePr>
+              <a:graphicFrameLocks xmlns:a="http://schemas.openxmlformats.org/drawingml/2006/main" noChangeAspect="1"/>
+            </wp:cNvGraphicFramePr>
+            <a:graphic xmlns:a="http://schemas.openxmlformats.org/drawingml/2006/main">
+              <a:graphicData uri="http://schemas.openxmlformats.org/drawingml/2006/picture">
+                <pic:pic xmlns:pic="http://schemas.openxmlformats.org/drawingml/2006/picture">
+                  <pic:nvPicPr>
+                    <pic:cNvPr id="0" name="Picture 5"/>
+                    <pic:cNvPicPr>
+                      <a:picLocks noChangeAspect="1" noChangeArrowheads="1"/>
+                    </pic:cNvPicPr>
+                  </pic:nvPicPr>
+                  <pic:blipFill>
+                    <a:blip r:embed="rId11">
+                      <a:extLst>
+                        <a:ext uri="{28A0092B-C50C-407E-A947-70E740481C1C}">
+                          <a14:useLocalDpi xmlns:a14="http://schemas.microsoft.com/office/drawing/2010/main" val="0"/>
+                        </a:ext>
+                      </a:extLst>
+                    </a:blip>
+                    <a:srcRect/>
+                    <a:stretch>
+                      <a:fillRect/>
+                    </a:stretch>
+                  </pic:blipFill>
+                  <pic:spPr bwMode="auto">
+                    <a:xfrm>
+                      <a:off x="0" y="0"/>
+                      <a:ext cx="5938520" cy="3245485"/>
+                    </a:xfrm>
+                    <a:prstGeom prst="rect">
+                      <a:avLst/>
+                    </a:prstGeom>
+                    <a:noFill/>
+                    <a:ln>
+                      <a:noFill/>
+                    </a:ln>
+                  </pic:spPr>
+                </pic:pic>
+              </a:graphicData>
+            </a:graphic>
+          </wp:inline>
+        </w:drawing>
+      </w:r>
+    </w:p>
+    <w:p>
+      <w:pPr>
+        <w:spacing w:before="120" w:after="120" w:line="240" w:lineRule="auto"/>
+        <w:jc w:val="both"/>
+        <w:rPr>
+          <w:rFonts w:cstheme="minorHAnsi"/>
+        </w:rPr>
+      </w:pPr>
+      <w:r>
+        <w:rPr>
+          <w:rFonts w:cstheme="minorHAnsi"/>
+        </w:rPr>
+        <w:lastRenderedPageBreak/>
+        <w:t>This diagram captures a Type-2 Child rating a previously watched movie. The user clicks "Rate / Comment" on a movie detail view, prompting Type2MainFrame to instantiate and display a RateDialog. The user selects a 1–5 star value via the spinner, optionally enters a comment, and presses Save. RateDialog calls addOrUpdateRating(userId, movieId, rating, comment) on DatabaseManager, which executes an SQL INSERT … ON CONFLICT DO UPDATE statement that creates a new row or updates an existing rating, preventing duplicates. RateDialog then triggers its onSave callback, which causes Type2MainFrame to reload data and refresh the UI.</w:t>
+      </w:r>
+    </w:p>
+    <w:p>
+      <w:pPr>
+        <w:pStyle w:val="Heading1"/>
+        <w:spacing w:after="240" w:line="240" w:lineRule="auto"/>
         <w:rPr>
           <w:rFonts w:asciiTheme="minorHAnsi" w:hAnsiTheme="minorHAnsi" w:cstheme="minorHAnsi"/>
           <w:b/>
@@ -7274,7 +7348,7 @@
           <w:szCs w:val="28"/>
         </w:rPr>
       </w:pPr>
-      <w:bookmarkStart w:id="22" w:name="_Toc165838029"/>
+      <w:bookmarkStart w:id="19" w:name="_Toc165838026"/>
       <w:r>
         <w:rPr>
           <w:rFonts w:asciiTheme="minorHAnsi" w:hAnsiTheme="minorHAnsi" w:cstheme="minorHAnsi"/>
@@ -7283,10 +7357,14 @@
           <w:sz w:val="28"/>
           <w:szCs w:val="28"/>
         </w:rPr>
-        <w:t>Data Flow Diagram (DFD)</w:t>
-      </w:r>
-      <w:bookmarkEnd w:id="22"/>
-      <w:r>
+        <w:t>Structural Models</w:t>
+      </w:r>
+      <w:bookmarkEnd w:id="19"/>
+    </w:p>
+    <w:p>
+      <w:pPr>
+        <w:pStyle w:val="Heading2"/>
+        <w:spacing w:before="240" w:after="240" w:line="240" w:lineRule="auto"/>
         <w:rPr>
           <w:rFonts w:asciiTheme="minorHAnsi" w:hAnsiTheme="minorHAnsi" w:cstheme="minorHAnsi"/>
           <w:b/>
@@ -7294,60 +7372,9 @@
           <w:sz w:val="28"/>
           <w:szCs w:val="28"/>
         </w:rPr>
-        <w:t xml:space="preserve"> </w:t>
-      </w:r>
-    </w:p>
-    <w:p>
-      <w:pPr>
-        <w:spacing w:before="120" w:after="120" w:line="240" w:lineRule="auto"/>
-        <w:jc w:val="both"/>
-        <w:rPr>
-          <w:rFonts w:cstheme="minorHAnsi"/>
-        </w:rPr>
-      </w:pPr>
-      <w:r>
-        <w:rPr>
-          <w:rFonts w:cstheme="minorHAnsi"/>
-        </w:rPr>
-        <w:t>P</w:t>
-      </w:r>
-      <w:r>
-        <w:rPr>
-          <w:rFonts w:cstheme="minorHAnsi"/>
-        </w:rPr>
-        <w:t xml:space="preserve">ut the images and the explanations of your </w:t>
-      </w:r>
-      <w:r>
-        <w:rPr>
-          <w:rFonts w:cstheme="minorHAnsi"/>
-          <w:u w:val="single"/>
-        </w:rPr>
-        <w:t>Context Diagram</w:t>
-      </w:r>
-      <w:r>
-        <w:rPr>
-          <w:rFonts w:cstheme="minorHAnsi"/>
-        </w:rPr>
-        <w:t xml:space="preserve"> and </w:t>
-      </w:r>
-      <w:r>
-        <w:rPr>
-          <w:rFonts w:cstheme="minorHAnsi"/>
-          <w:u w:val="single"/>
-        </w:rPr>
-        <w:t>Level 0 DFD</w:t>
-      </w:r>
-      <w:r>
-        <w:rPr>
-          <w:rFonts w:cstheme="minorHAnsi"/>
-        </w:rPr>
-        <w:t>.</w:t>
-      </w:r>
-    </w:p>
-    <w:p>
-      <w:pPr>
-        <w:pStyle w:val="Heading1"/>
-        <w:spacing w:after="240" w:line="240" w:lineRule="auto"/>
+      </w:pPr>
+      <w:bookmarkStart w:id="20" w:name="_Toc165838027"/>
+      <w:r>
         <w:rPr>
           <w:rFonts w:asciiTheme="minorHAnsi" w:hAnsiTheme="minorHAnsi" w:cstheme="minorHAnsi"/>
           <w:b/>
@@ -7355,9 +7382,93 @@
           <w:sz w:val="28"/>
           <w:szCs w:val="28"/>
         </w:rPr>
-      </w:pPr>
-      <w:bookmarkStart w:id="23" w:name="_Toc165838030"/>
-      <w:r>
+        <w:t>Class Diagram</w:t>
+      </w:r>
+      <w:bookmarkEnd w:id="20"/>
+    </w:p>
+    <w:p>
+      <w:pPr>
+        <w:spacing w:before="120" w:after="120" w:line="240" w:lineRule="auto"/>
+        <w:jc w:val="both"/>
+        <w:rPr>
+          <w:rFonts w:cstheme="minorHAnsi"/>
+        </w:rPr>
+      </w:pPr>
+      <w:bookmarkStart w:id="21" w:name="_Toc165838028"/>
+      <w:r>
+        <w:rPr>
+          <w:noProof/>
+        </w:rPr>
+        <w:drawing>
+          <wp:inline distT="0" distB="0" distL="0" distR="0" wp14:anchorId="41F8F2ED" wp14:editId="1052413E">
+            <wp:extent cx="5943600" cy="6065520"/>
+            <wp:effectExtent l="0" t="0" r="0" b="0"/>
+            <wp:docPr id="863952245" name="Picture 13"/>
+            <wp:cNvGraphicFramePr>
+              <a:graphicFrameLocks xmlns:a="http://schemas.openxmlformats.org/drawingml/2006/main" noChangeAspect="1"/>
+            </wp:cNvGraphicFramePr>
+            <a:graphic xmlns:a="http://schemas.openxmlformats.org/drawingml/2006/main">
+              <a:graphicData uri="http://schemas.openxmlformats.org/drawingml/2006/picture">
+                <pic:pic xmlns:pic="http://schemas.openxmlformats.org/drawingml/2006/picture">
+                  <pic:nvPicPr>
+                    <pic:cNvPr id="0" name="Picture 22"/>
+                    <pic:cNvPicPr>
+                      <a:picLocks noChangeAspect="1" noChangeArrowheads="1"/>
+                    </pic:cNvPicPr>
+                  </pic:nvPicPr>
+                  <pic:blipFill>
+                    <a:blip r:embed="rId12">
+                      <a:extLst>
+                        <a:ext uri="{28A0092B-C50C-407E-A947-70E740481C1C}">
+                          <a14:useLocalDpi xmlns:a14="http://schemas.microsoft.com/office/drawing/2010/main" val="0"/>
+                        </a:ext>
+                      </a:extLst>
+                    </a:blip>
+                    <a:srcRect/>
+                    <a:stretch>
+                      <a:fillRect/>
+                    </a:stretch>
+                  </pic:blipFill>
+                  <pic:spPr bwMode="auto">
+                    <a:xfrm>
+                      <a:off x="0" y="0"/>
+                      <a:ext cx="5943600" cy="6065520"/>
+                    </a:xfrm>
+                    <a:prstGeom prst="rect">
+                      <a:avLst/>
+                    </a:prstGeom>
+                    <a:noFill/>
+                    <a:ln>
+                      <a:noFill/>
+                    </a:ln>
+                  </pic:spPr>
+                </pic:pic>
+              </a:graphicData>
+            </a:graphic>
+          </wp:inline>
+        </w:drawing>
+      </w:r>
+    </w:p>
+    <w:p>
+      <w:pPr>
+        <w:spacing w:before="120" w:after="120" w:line="240" w:lineRule="auto"/>
+        <w:jc w:val="both"/>
+        <w:rPr>
+          <w:rFonts w:cstheme="minorHAnsi"/>
+        </w:rPr>
+      </w:pPr>
+      <w:r>
+        <w:rPr>
+          <w:rFonts w:cstheme="minorHAnsi"/>
+        </w:rPr>
+        <w:lastRenderedPageBreak/>
+        <w:t>The class diagram models the MovieCritics system using a three-layer object-oriented architecture. The Data Layer holds plain Java objects — User, Movie, Person, and UserRating — each of which mirrors one row of its corresponding database table. The Persistence Layer contains a single DatabaseManager class that centralizes every SQL interaction (CRUD on movies, users, persons, watchlist, and ratings; analytics queries). The Presentation Layer is composed of three top-level frames — LoginFrame, Type1MainFrame, and Type2MainFrame — with the two main frames extending an abstract BaseMainFrame that supplies the shared header, navigation tabs, paging controls, and filter combo helpers. The dialog package follows the same pattern: an EditDialogContract interface declares the contract, BaseEditDialog provides the common dialog shell, and MovieEditDialog and UserEditDialog extend it with entity-specific forms. RateDialog is a standalone dialog used by Type2MainFrame. The widget package contains reusable visual components (MovieCard, UserCard, FloatingLabelField, LogoAnimator) and two static helper classes (WidgetFactory for styled component construction and UIHelper for database error handling). The Main class is the entry point and is responsible only for instantiating the first LoginFrame.</w:t>
+      </w:r>
+    </w:p>
+    <w:p>
+      <w:pPr>
+        <w:pStyle w:val="Heading1"/>
+        <w:spacing w:after="240" w:line="240" w:lineRule="auto"/>
         <w:rPr>
           <w:rFonts w:asciiTheme="minorHAnsi" w:hAnsiTheme="minorHAnsi" w:cstheme="minorHAnsi"/>
           <w:b/>
@@ -7365,8 +7476,7 @@
           <w:sz w:val="28"/>
           <w:szCs w:val="28"/>
         </w:rPr>
-        <w:t>Graphical User Interface(s)</w:t>
-      </w:r>
+      </w:pPr>
       <w:r>
         <w:rPr>
           <w:rFonts w:asciiTheme="minorHAnsi" w:hAnsiTheme="minorHAnsi" w:cstheme="minorHAnsi"/>
@@ -7375,83 +7485,14 @@
           <w:sz w:val="28"/>
           <w:szCs w:val="28"/>
         </w:rPr>
-        <w:t xml:space="preserve"> (GUIs)</w:t>
-      </w:r>
-      <w:bookmarkEnd w:id="23"/>
-    </w:p>
-    <w:p>
-      <w:pPr>
-        <w:spacing w:before="120" w:after="120" w:line="240" w:lineRule="auto"/>
-        <w:jc w:val="both"/>
-        <w:rPr>
-          <w:rFonts w:cstheme="minorHAnsi"/>
-        </w:rPr>
-      </w:pPr>
-      <w:r>
-        <w:rPr>
-          <w:rFonts w:cstheme="minorHAnsi"/>
-        </w:rPr>
-        <w:t>Put the images of your GUIs, also put the output screenshots of each function</w:t>
-      </w:r>
-      <w:r>
-        <w:rPr>
-          <w:rFonts w:cstheme="minorHAnsi"/>
-        </w:rPr>
-        <w:t xml:space="preserve"> that is</w:t>
-      </w:r>
-      <w:r>
-        <w:rPr>
-          <w:rFonts w:cstheme="minorHAnsi"/>
-        </w:rPr>
-        <w:t xml:space="preserve"> tested</w:t>
-      </w:r>
-      <w:r>
-        <w:rPr>
-          <w:rFonts w:cstheme="minorHAnsi"/>
-        </w:rPr>
-        <w:t xml:space="preserve"> with </w:t>
-      </w:r>
-      <w:r>
-        <w:rPr>
-          <w:rFonts w:cstheme="minorHAnsi"/>
-        </w:rPr>
-        <w:t xml:space="preserve">sample data. </w:t>
-      </w:r>
-      <w:r>
-        <w:rPr>
-          <w:rFonts w:cstheme="minorHAnsi"/>
-        </w:rPr>
-        <w:t xml:space="preserve">Briefly explain the purpose of each GUI. </w:t>
-      </w:r>
-      <w:r>
-        <w:rPr>
-          <w:rFonts w:cstheme="minorHAnsi"/>
-        </w:rPr>
-        <w:t>Do n</w:t>
-      </w:r>
-      <w:r>
-        <w:rPr>
-          <w:rFonts w:cstheme="minorHAnsi"/>
-        </w:rPr>
-        <w:t xml:space="preserve">ot forget to add the form title for </w:t>
-      </w:r>
-      <w:r>
-        <w:rPr>
-          <w:rFonts w:cstheme="minorHAnsi"/>
-        </w:rPr>
-        <w:t>each imag</w:t>
-      </w:r>
-      <w:r>
-        <w:rPr>
-          <w:rFonts w:cstheme="minorHAnsi"/>
-        </w:rPr>
-        <w:t>e.</w:t>
-      </w:r>
-    </w:p>
-    <w:p>
-      <w:pPr>
-        <w:pStyle w:val="Heading1"/>
-        <w:spacing w:after="240" w:line="240" w:lineRule="auto"/>
+        <w:t>Process Modeling</w:t>
+      </w:r>
+      <w:bookmarkEnd w:id="21"/>
+    </w:p>
+    <w:p>
+      <w:pPr>
+        <w:pStyle w:val="Heading2"/>
+        <w:spacing w:before="240" w:after="240" w:line="240" w:lineRule="auto"/>
         <w:rPr>
           <w:rFonts w:asciiTheme="minorHAnsi" w:hAnsiTheme="minorHAnsi" w:cstheme="minorHAnsi"/>
           <w:b/>
@@ -7460,7 +7501,7 @@
           <w:szCs w:val="28"/>
         </w:rPr>
       </w:pPr>
-      <w:bookmarkStart w:id="24" w:name="_Toc165838031"/>
+      <w:bookmarkStart w:id="22" w:name="_Toc165838029"/>
       <w:r>
         <w:rPr>
           <w:rFonts w:asciiTheme="minorHAnsi" w:hAnsiTheme="minorHAnsi" w:cstheme="minorHAnsi"/>
@@ -7469,8 +7510,9 @@
           <w:sz w:val="28"/>
           <w:szCs w:val="28"/>
         </w:rPr>
-        <w:t>Conclusion</w:t>
-      </w:r>
+        <w:t>Data Flow Diagram (DFD)</w:t>
+      </w:r>
+      <w:bookmarkEnd w:id="22"/>
       <w:r>
         <w:rPr>
           <w:rFonts w:asciiTheme="minorHAnsi" w:hAnsiTheme="minorHAnsi" w:cstheme="minorHAnsi"/>
@@ -7479,96 +7521,430 @@
           <w:sz w:val="28"/>
           <w:szCs w:val="28"/>
         </w:rPr>
+        <w:t xml:space="preserve"> </w:t>
+      </w:r>
+    </w:p>
+    <w:p>
+      <w:pPr>
+        <w:pStyle w:val="Heading3"/>
+        <w:numPr>
+          <w:ilvl w:val="2"/>
+          <w:numId w:val="22"/>
+        </w:numPr>
+        <w:spacing w:before="240" w:after="240" w:line="240" w:lineRule="auto"/>
+        <w:rPr>
+          <w:rFonts w:asciiTheme="minorHAnsi" w:hAnsiTheme="minorHAnsi" w:cstheme="minorHAnsi"/>
+          <w:b/>
+          <w:bCs/>
+          <w:color w:val="0070C0"/>
+          <w:sz w:val="28"/>
+          <w:szCs w:val="28"/>
+        </w:rPr>
+      </w:pPr>
+      <w:r>
+        <w:rPr>
+          <w:rFonts w:asciiTheme="minorHAnsi" w:hAnsiTheme="minorHAnsi" w:cstheme="minorHAnsi"/>
+          <w:b/>
+          <w:bCs/>
+          <w:color w:val="0070C0"/>
+          <w:sz w:val="28"/>
+          <w:szCs w:val="28"/>
+        </w:rPr>
+        <w:t>Context Diagram</w:t>
+      </w:r>
+    </w:p>
+    <w:p>
+      <w:r>
+        <w:rPr>
+          <w:noProof/>
+        </w:rPr>
+        <w:drawing>
+          <wp:inline distT="0" distB="0" distL="0" distR="0" wp14:anchorId="226F6BC6" wp14:editId="5CD4E0B8">
+            <wp:extent cx="5943600" cy="3115945"/>
+            <wp:effectExtent l="0" t="0" r="0" b="8255"/>
+            <wp:docPr id="74710731" name="Picture 14"/>
+            <wp:cNvGraphicFramePr>
+              <a:graphicFrameLocks xmlns:a="http://schemas.openxmlformats.org/drawingml/2006/main" noChangeAspect="1"/>
+            </wp:cNvGraphicFramePr>
+            <a:graphic xmlns:a="http://schemas.openxmlformats.org/drawingml/2006/main">
+              <a:graphicData uri="http://schemas.openxmlformats.org/drawingml/2006/picture">
+                <pic:pic xmlns:pic="http://schemas.openxmlformats.org/drawingml/2006/picture">
+                  <pic:nvPicPr>
+                    <pic:cNvPr id="0" name="Picture 24"/>
+                    <pic:cNvPicPr>
+                      <a:picLocks noChangeAspect="1" noChangeArrowheads="1"/>
+                    </pic:cNvPicPr>
+                  </pic:nvPicPr>
+                  <pic:blipFill>
+                    <a:blip r:embed="rId13">
+                      <a:extLst>
+                        <a:ext uri="{28A0092B-C50C-407E-A947-70E740481C1C}">
+                          <a14:useLocalDpi xmlns:a14="http://schemas.microsoft.com/office/drawing/2010/main" val="0"/>
+                        </a:ext>
+                      </a:extLst>
+                    </a:blip>
+                    <a:srcRect/>
+                    <a:stretch>
+                      <a:fillRect/>
+                    </a:stretch>
+                  </pic:blipFill>
+                  <pic:spPr bwMode="auto">
+                    <a:xfrm>
+                      <a:off x="0" y="0"/>
+                      <a:ext cx="5943600" cy="3115945"/>
+                    </a:xfrm>
+                    <a:prstGeom prst="rect">
+                      <a:avLst/>
+                    </a:prstGeom>
+                    <a:noFill/>
+                    <a:ln>
+                      <a:noFill/>
+                    </a:ln>
+                  </pic:spPr>
+                </pic:pic>
+              </a:graphicData>
+            </a:graphic>
+          </wp:inline>
+        </w:drawing>
+      </w:r>
+    </w:p>
+    <w:p/>
+    <w:p>
+      <w:r>
+        <w:t>The Context Diagram presents MovieCritics as a single process bounded by two external entities, Type-1 Parent and Type-2 Child. The Type-1 Parent supplies account data, new movie data, and restriction settings to the system, and in return receives analytics, full movie lists, and user lists. The Type-2 Child supplies ratings, comments, and watchlist additions, and in return receives the unrestricted movie list and personal progress statistics. The diagram intentionally hides all internal sub-processes and data stores at this level to give a high-level view of how the application interfaces with its users.</w:t>
+      </w:r>
+    </w:p>
+    <w:p>
+      <w:pPr>
+        <w:pStyle w:val="Heading3"/>
+        <w:numPr>
+          <w:ilvl w:val="2"/>
+          <w:numId w:val="22"/>
+        </w:numPr>
+        <w:spacing w:before="240" w:after="240" w:line="240" w:lineRule="auto"/>
+        <w:rPr>
+          <w:rFonts w:asciiTheme="minorHAnsi" w:hAnsiTheme="minorHAnsi" w:cstheme="minorHAnsi"/>
+          <w:b/>
+          <w:bCs/>
+          <w:color w:val="0070C0"/>
+          <w:sz w:val="28"/>
+          <w:szCs w:val="28"/>
+        </w:rPr>
+      </w:pPr>
+      <w:r>
+        <w:rPr>
+          <w:rFonts w:asciiTheme="minorHAnsi" w:hAnsiTheme="minorHAnsi" w:cstheme="minorHAnsi"/>
+          <w:b/>
+          <w:bCs/>
+          <w:color w:val="0070C0"/>
+          <w:sz w:val="28"/>
+          <w:szCs w:val="28"/>
+        </w:rPr>
+        <w:lastRenderedPageBreak/>
+        <w:t>Level-0 DFD</w:t>
+      </w:r>
+    </w:p>
+    <w:p>
+      <w:r>
+        <w:rPr>
+          <w:noProof/>
+        </w:rPr>
+        <w:drawing>
+          <wp:inline distT="0" distB="0" distL="0" distR="0" wp14:anchorId="5395050E" wp14:editId="72F4B86E">
+            <wp:extent cx="5943600" cy="4691380"/>
+            <wp:effectExtent l="0" t="0" r="0" b="0"/>
+            <wp:docPr id="1210636361" name="Picture 15"/>
+            <wp:cNvGraphicFramePr>
+              <a:graphicFrameLocks xmlns:a="http://schemas.openxmlformats.org/drawingml/2006/main" noChangeAspect="1"/>
+            </wp:cNvGraphicFramePr>
+            <a:graphic xmlns:a="http://schemas.openxmlformats.org/drawingml/2006/main">
+              <a:graphicData uri="http://schemas.openxmlformats.org/drawingml/2006/picture">
+                <pic:pic xmlns:pic="http://schemas.openxmlformats.org/drawingml/2006/picture">
+                  <pic:nvPicPr>
+                    <pic:cNvPr id="0" name="Picture 26"/>
+                    <pic:cNvPicPr>
+                      <a:picLocks noChangeAspect="1" noChangeArrowheads="1"/>
+                    </pic:cNvPicPr>
+                  </pic:nvPicPr>
+                  <pic:blipFill>
+                    <a:blip r:embed="rId14">
+                      <a:extLst>
+                        <a:ext uri="{28A0092B-C50C-407E-A947-70E740481C1C}">
+                          <a14:useLocalDpi xmlns:a14="http://schemas.microsoft.com/office/drawing/2010/main" val="0"/>
+                        </a:ext>
+                      </a:extLst>
+                    </a:blip>
+                    <a:srcRect/>
+                    <a:stretch>
+                      <a:fillRect/>
+                    </a:stretch>
+                  </pic:blipFill>
+                  <pic:spPr bwMode="auto">
+                    <a:xfrm>
+                      <a:off x="0" y="0"/>
+                      <a:ext cx="5943600" cy="4691380"/>
+                    </a:xfrm>
+                    <a:prstGeom prst="rect">
+                      <a:avLst/>
+                    </a:prstGeom>
+                    <a:noFill/>
+                    <a:ln>
+                      <a:noFill/>
+                    </a:ln>
+                  </pic:spPr>
+                </pic:pic>
+              </a:graphicData>
+            </a:graphic>
+          </wp:inline>
+        </w:drawing>
+      </w:r>
+    </w:p>
+    <w:p>
+      <w:r>
+        <w:t>The Level-0 DFD decomposes the MovieCritics process into four sub-processes: 1.0 Manage Authentication, 2.0 Manage Library, 3.0 Manage Accounts, and 4.0 Manage Engagement. Authentication accepts credentials from either actor and verifies them against the D1 User Table data store. The Manage Library process accepts new movie data from the Type-1 Parent (writing to D2 Movie Table) and serves filtered movie requests from both actors, reading unrestricted entries for the Type-2 Child. Manage Accounts allows the Type-1 Parent to maintain D1 User Table. Manage Engagement processes ratings and comments from the Type-2 Child, persisting them to D4 User_Rating Table, and maintains the D3 Watchlist Table for personal lists. The four data stores correspond directly to the four runtime tables defined in schema.sql.</w:t>
+      </w:r>
+    </w:p>
+    <w:p>
+      <w:pPr>
+        <w:pStyle w:val="Heading1"/>
+        <w:spacing w:after="240" w:line="240" w:lineRule="auto"/>
+        <w:rPr>
+          <w:rFonts w:asciiTheme="minorHAnsi" w:hAnsiTheme="minorHAnsi" w:cstheme="minorHAnsi"/>
+          <w:b/>
+          <w:color w:val="0070C0"/>
+          <w:sz w:val="28"/>
+          <w:szCs w:val="28"/>
+        </w:rPr>
+      </w:pPr>
+      <w:bookmarkStart w:id="23" w:name="_Toc165838030"/>
+      <w:r>
+        <w:rPr>
+          <w:rFonts w:asciiTheme="minorHAnsi" w:hAnsiTheme="minorHAnsi" w:cstheme="minorHAnsi"/>
+          <w:b/>
+          <w:color w:val="0070C0"/>
+          <w:sz w:val="28"/>
+          <w:szCs w:val="28"/>
+        </w:rPr>
+        <w:t>Graphical User Interface(s)</w:t>
+      </w:r>
+      <w:r>
+        <w:rPr>
+          <w:rFonts w:asciiTheme="minorHAnsi" w:hAnsiTheme="minorHAnsi" w:cstheme="minorHAnsi"/>
+          <w:b/>
+          <w:color w:val="0070C0"/>
+          <w:sz w:val="28"/>
+          <w:szCs w:val="28"/>
+        </w:rPr>
+        <w:t xml:space="preserve"> (GUIs)</w:t>
+      </w:r>
+      <w:bookmarkEnd w:id="23"/>
+    </w:p>
+    <w:p>
+      <w:pPr>
+        <w:numPr>
+          <w:ilvl w:val="0"/>
+          <w:numId w:val="23"/>
+        </w:numPr>
+        <w:spacing w:before="120" w:after="120" w:line="240" w:lineRule="auto"/>
+        <w:jc w:val="both"/>
+        <w:rPr>
+          <w:rFonts w:cstheme="minorHAnsi"/>
+        </w:rPr>
+      </w:pPr>
+      <w:r>
+        <w:rPr>
+          <w:rFonts w:cstheme="minorHAnsi"/>
+          <w:b/>
+          <w:bCs/>
+        </w:rPr>
+        <w:t>LoginFrame</w:t>
+      </w:r>
+      <w:r>
+        <w:rPr>
+          <w:rFonts w:cstheme="minorHAnsi"/>
+        </w:rPr>
+        <w:t> — Authentication entry point with floating-label inputs and an animated logo intro.</w:t>
+      </w:r>
+    </w:p>
+    <w:p>
+      <w:pPr>
+        <w:numPr>
+          <w:ilvl w:val="0"/>
+          <w:numId w:val="23"/>
+        </w:numPr>
+        <w:spacing w:before="120" w:after="120" w:line="240" w:lineRule="auto"/>
+        <w:jc w:val="both"/>
+        <w:rPr>
+          <w:rFonts w:cstheme="minorHAnsi"/>
+        </w:rPr>
+      </w:pPr>
+      <w:r>
+        <w:rPr>
+          <w:rFonts w:cstheme="minorHAnsi"/>
+          <w:b/>
+          <w:bCs/>
+        </w:rPr>
+        <w:t>Type1MainFrame – Accounts tab</w:t>
+      </w:r>
+      <w:r>
+        <w:rPr>
+          <w:rFonts w:cstheme="minorHAnsi"/>
+        </w:rPr>
+        <w:t> — Parent's account management grid with "+ Add User" and per-card edit access.</w:t>
+      </w:r>
+    </w:p>
+    <w:p>
+      <w:pPr>
+        <w:numPr>
+          <w:ilvl w:val="0"/>
+          <w:numId w:val="23"/>
+        </w:numPr>
+        <w:spacing w:before="120" w:after="120" w:line="240" w:lineRule="auto"/>
+        <w:jc w:val="both"/>
+        <w:rPr>
+          <w:rFonts w:cstheme="minorHAnsi"/>
+        </w:rPr>
+      </w:pPr>
+      <w:r>
+        <w:rPr>
+          <w:rFonts w:cstheme="minorHAnsi"/>
+          <w:b/>
+          <w:bCs/>
+        </w:rPr>
+        <w:lastRenderedPageBreak/>
+        <w:t>Type1MainFrame – Movies tab</w:t>
+      </w:r>
+      <w:r>
+        <w:rPr>
+          <w:rFonts w:cstheme="minorHAnsi"/>
+        </w:rPr>
+        <w:t> — Movie library with filter bar (title, genre, director, year) and "+ Add Movie" button.</w:t>
+      </w:r>
+    </w:p>
+    <w:p>
+      <w:pPr>
+        <w:numPr>
+          <w:ilvl w:val="0"/>
+          <w:numId w:val="23"/>
+        </w:numPr>
+        <w:spacing w:before="120" w:after="120" w:line="240" w:lineRule="auto"/>
+        <w:jc w:val="both"/>
+        <w:rPr>
+          <w:rFonts w:cstheme="minorHAnsi"/>
+        </w:rPr>
+      </w:pPr>
+      <w:r>
+        <w:rPr>
+          <w:rFonts w:cstheme="minorHAnsi"/>
+          <w:b/>
+          <w:bCs/>
+        </w:rPr>
+        <w:t>Type1MainFrame – Analytics tab</w:t>
+      </w:r>
+      <w:r>
+        <w:rPr>
+          <w:rFonts w:cstheme="minorHAnsi"/>
+        </w:rPr>
+        <w:t> — Family statistics: total/watched/unwatched movies, average rating, top genre, restricted count.</w:t>
+      </w:r>
+    </w:p>
+    <w:p>
+      <w:pPr>
+        <w:numPr>
+          <w:ilvl w:val="0"/>
+          <w:numId w:val="23"/>
+        </w:numPr>
+        <w:spacing w:before="120" w:after="120" w:line="240" w:lineRule="auto"/>
+        <w:jc w:val="both"/>
+        <w:rPr>
+          <w:rFonts w:cstheme="minorHAnsi"/>
+        </w:rPr>
+      </w:pPr>
+      <w:r>
+        <w:rPr>
+          <w:rFonts w:cstheme="minorHAnsi"/>
+          <w:b/>
+          <w:bCs/>
+        </w:rPr>
+        <w:t>Type2MainFrame – Movies tab / Watchlist / Progress</w:t>
+      </w:r>
+      <w:r>
+        <w:rPr>
+          <w:rFonts w:cstheme="minorHAnsi"/>
+        </w:rPr>
+        <w:t> — Child's restricted browsing view, personal watchlist, and progress summary.</w:t>
+      </w:r>
+    </w:p>
+    <w:p>
+      <w:pPr>
+        <w:numPr>
+          <w:ilvl w:val="0"/>
+          <w:numId w:val="23"/>
+        </w:numPr>
+        <w:spacing w:before="120" w:after="120" w:line="240" w:lineRule="auto"/>
+        <w:jc w:val="both"/>
+        <w:rPr>
+          <w:rFonts w:cstheme="minorHAnsi"/>
+        </w:rPr>
+      </w:pPr>
+      <w:r>
+        <w:rPr>
+          <w:rFonts w:cstheme="minorHAnsi"/>
+          <w:b/>
+          <w:bCs/>
+        </w:rPr>
+        <w:t>MovieEditDialog / UserEditDialog / RateDialog</w:t>
+      </w:r>
+      <w:r>
+        <w:rPr>
+          <w:rFonts w:cstheme="minorHAnsi"/>
+        </w:rPr>
+        <w:t> — Modal forms for adding/editing entries and rating movies.</w:t>
+      </w:r>
+    </w:p>
+    <w:p>
+      <w:pPr>
+        <w:spacing w:before="120" w:after="120" w:line="240" w:lineRule="auto"/>
+        <w:jc w:val="both"/>
+        <w:rPr>
+          <w:rFonts w:cstheme="minorHAnsi"/>
+        </w:rPr>
+      </w:pPr>
+    </w:p>
+    <w:p>
+      <w:pPr>
+        <w:pStyle w:val="Heading1"/>
+        <w:spacing w:after="240" w:line="240" w:lineRule="auto"/>
+        <w:rPr>
+          <w:rFonts w:asciiTheme="minorHAnsi" w:hAnsiTheme="minorHAnsi" w:cstheme="minorHAnsi"/>
+          <w:b/>
+          <w:color w:val="0070C0"/>
+          <w:sz w:val="28"/>
+          <w:szCs w:val="28"/>
+        </w:rPr>
+      </w:pPr>
+      <w:bookmarkStart w:id="24" w:name="_Toc165838031"/>
+      <w:r>
+        <w:rPr>
+          <w:rFonts w:asciiTheme="minorHAnsi" w:hAnsiTheme="minorHAnsi" w:cstheme="minorHAnsi"/>
+          <w:b/>
+          <w:color w:val="0070C0"/>
+          <w:sz w:val="28"/>
+          <w:szCs w:val="28"/>
+        </w:rPr>
+        <w:t>Conclusion</w:t>
+      </w:r>
+      <w:r>
+        <w:rPr>
+          <w:rFonts w:asciiTheme="minorHAnsi" w:hAnsiTheme="minorHAnsi" w:cstheme="minorHAnsi"/>
+          <w:b/>
+          <w:color w:val="0070C0"/>
+          <w:sz w:val="28"/>
+          <w:szCs w:val="28"/>
+        </w:rPr>
         <w:t xml:space="preserve"> and Future Work</w:t>
       </w:r>
       <w:bookmarkEnd w:id="24"/>
-    </w:p>
-    <w:p>
-      <w:pPr>
-        <w:spacing w:before="120" w:after="120" w:line="240" w:lineRule="auto"/>
-        <w:jc w:val="both"/>
-        <w:rPr>
-          <w:rFonts w:cstheme="minorHAnsi"/>
-        </w:rPr>
-      </w:pPr>
-      <w:r>
-        <w:rPr>
-          <w:rFonts w:cstheme="minorHAnsi"/>
-        </w:rPr>
-        <w:t>Write a c</w:t>
-      </w:r>
-      <w:r>
-        <w:rPr>
-          <w:rFonts w:cstheme="minorHAnsi"/>
-        </w:rPr>
-        <w:t xml:space="preserve">onclusion for your </w:t>
-      </w:r>
-      <w:r>
-        <w:rPr>
-          <w:rFonts w:cstheme="minorHAnsi"/>
-        </w:rPr>
-        <w:t>project</w:t>
-      </w:r>
-      <w:r>
-        <w:rPr>
-          <w:rFonts w:cstheme="minorHAnsi"/>
-        </w:rPr>
-        <w:t xml:space="preserve"> and summarize your work. </w:t>
-      </w:r>
-      <w:r>
-        <w:rPr>
-          <w:rFonts w:cstheme="minorHAnsi"/>
-        </w:rPr>
-        <w:t xml:space="preserve">Also </w:t>
-      </w:r>
-      <w:r>
-        <w:rPr>
-          <w:rFonts w:cstheme="minorHAnsi"/>
-        </w:rPr>
-        <w:t>write</w:t>
-      </w:r>
-      <w:r>
-        <w:rPr>
-          <w:rFonts w:cstheme="minorHAnsi"/>
-        </w:rPr>
-        <w:t xml:space="preserve"> what kind of features/functio</w:t>
-      </w:r>
-      <w:r>
-        <w:rPr>
-          <w:rFonts w:cstheme="minorHAnsi"/>
-        </w:rPr>
-        <w:t>n</w:t>
-      </w:r>
-      <w:r>
-        <w:rPr>
-          <w:rFonts w:cstheme="minorHAnsi"/>
-        </w:rPr>
-        <w:t>s can be added to your project</w:t>
-      </w:r>
-      <w:r>
-        <w:rPr>
-          <w:rFonts w:cstheme="minorHAnsi"/>
-        </w:rPr>
-        <w:t xml:space="preserve"> as a future work</w:t>
-      </w:r>
-      <w:r>
-        <w:rPr>
-          <w:rFonts w:cstheme="minorHAnsi"/>
-        </w:rPr>
-        <w:t>.</w:t>
-      </w:r>
-    </w:p>
-    <w:p>
-      <w:pPr>
-        <w:pStyle w:val="ListParagraph"/>
-        <w:spacing w:before="120" w:after="120"/>
-        <w:jc w:val="both"/>
-        <w:rPr>
-          <w:rFonts w:cstheme="minorHAnsi"/>
-          <w:b/>
-          <w:bCs/>
-        </w:rPr>
-      </w:pPr>
     </w:p>
     <w:p>
       <w:pPr>
@@ -7588,12 +7964,6 @@
         </w:rPr>
         <w:t>Conclusion</w:t>
       </w:r>
-      <w:r>
-        <w:rPr>
-          <w:rFonts w:cstheme="minorHAnsi"/>
-        </w:rPr>
-        <w:t xml:space="preserve"> The "MovieCritics" application successfully fulfills the requirements of a family-oriented movie tracking system. Developed as a Java Desktop Application , it utilizes a robust object-oriented architecture and a reliable database (SQLite/MySQL) to manage data persistence for movies, users, and ratings. By implementing a dual-role GUI system, the application safely separates administrative privileges (Parents) from standard user engagement (Children). The use of custom UI components ensures the system is not only functionally complete but also highly intuitive and visually engaging, meeting all specified functional and non-functional requirements. </w:t>
-      </w:r>
     </w:p>
     <w:p>
       <w:pPr>
@@ -7608,10 +7978,38 @@
       <w:r>
         <w:rPr>
           <w:rFonts w:cstheme="minorHAnsi"/>
-          <w:b/>
-          <w:bCs/>
-        </w:rPr>
-        <w:t>Future Work</w:t>
+        </w:rPr>
+        <w:t xml:space="preserve">The "MovieCritics" application successfully fulfills the requirements of a family-oriented movie tracking system. Developed as a Java Desktop Application, it utilizes </w:t>
+      </w:r>
+      <w:r>
+        <w:rPr>
+          <w:rFonts w:cstheme="minorHAnsi"/>
+        </w:rPr>
+        <w:t>robust</w:t>
+      </w:r>
+      <w:r>
+        <w:rPr>
+          <w:rFonts w:cstheme="minorHAnsi"/>
+        </w:rPr>
+        <w:t xml:space="preserve"> object-oriented architecture and </w:t>
+      </w:r>
+      <w:r>
+        <w:rPr>
+          <w:rFonts w:cstheme="minorHAnsi"/>
+        </w:rPr>
+        <w:t>a reliable embedded SQLite database</w:t>
+      </w:r>
+      <w:r>
+        <w:rPr>
+          <w:rFonts w:cstheme="minorHAnsi"/>
+        </w:rPr>
+        <w:t xml:space="preserve"> </w:t>
+      </w:r>
+      <w:r>
+        <w:rPr>
+          <w:rFonts w:cstheme="minorHAnsi"/>
+        </w:rPr>
+        <w:t xml:space="preserve">to manage data persistence for movies, users, and ratings. By implementing a dual-role GUI system, the application safely separates administrative privileges (Parents) from standard user engagement (Children). The use of custom UI components ensures the system is not only functionally complete but also highly intuitive and visually engaging, meeting all specified functional and non-functional requirements. </w:t>
       </w:r>
     </w:p>
     <w:p>
@@ -7622,6 +8020,38 @@
         <w:jc w:val="both"/>
         <w:rPr>
           <w:rFonts w:cstheme="minorHAnsi"/>
+          <w:b/>
+          <w:bCs/>
+        </w:rPr>
+      </w:pPr>
+    </w:p>
+    <w:p>
+      <w:pPr>
+        <w:pStyle w:val="ListParagraph"/>
+        <w:spacing w:before="120" w:after="120"/>
+        <w:ind w:left="0"/>
+        <w:jc w:val="both"/>
+        <w:rPr>
+          <w:rFonts w:cstheme="minorHAnsi"/>
+        </w:rPr>
+      </w:pPr>
+      <w:r>
+        <w:rPr>
+          <w:rFonts w:cstheme="minorHAnsi"/>
+          <w:b/>
+          <w:bCs/>
+        </w:rPr>
+        <w:t>Future Work</w:t>
+      </w:r>
+    </w:p>
+    <w:p>
+      <w:pPr>
+        <w:pStyle w:val="ListParagraph"/>
+        <w:spacing w:before="120" w:after="120"/>
+        <w:ind w:left="0"/>
+        <w:jc w:val="both"/>
+        <w:rPr>
+          <w:rFonts w:cstheme="minorHAnsi"/>
         </w:rPr>
       </w:pPr>
       <w:r>
@@ -7649,7 +8079,7 @@
       </w:pPr>
     </w:p>
     <w:sectPr>
-      <w:footerReference w:type="default" r:id="rId8"/>
+      <w:footerReference w:type="default" r:id="rId15"/>
       <w:pgSz w:w="12240" w:h="15840"/>
       <w:pgMar w:top="1440" w:right="1440" w:bottom="1440" w:left="1440" w:header="720" w:footer="720" w:gutter="0"/>
       <w:cols w:space="720"/>
@@ -7914,178 +8344,6 @@
     </w:lvl>
   </w:abstractNum>
   <w:abstractNum w:abstractNumId="1" w15:restartNumberingAfterBreak="0">
-    <w:nsid w:val="02CE43BC"/>
-    <w:multiLevelType w:val="multilevel"/>
-    <w:tmpl w:val="0409001F"/>
-    <w:lvl w:ilvl="0">
-      <w:start w:val="1"/>
-      <w:numFmt w:val="decimal"/>
-      <w:lvlText w:val="%1."/>
-      <w:lvlJc w:val="left"/>
-      <w:pPr>
-        <w:ind w:left="360" w:hanging="360"/>
-      </w:pPr>
-    </w:lvl>
-    <w:lvl w:ilvl="1">
-      <w:start w:val="1"/>
-      <w:numFmt w:val="decimal"/>
-      <w:lvlText w:val="%1.%2."/>
-      <w:lvlJc w:val="left"/>
-      <w:pPr>
-        <w:ind w:left="792" w:hanging="432"/>
-      </w:pPr>
-    </w:lvl>
-    <w:lvl w:ilvl="2">
-      <w:start w:val="1"/>
-      <w:numFmt w:val="decimal"/>
-      <w:lvlText w:val="%1.%2.%3."/>
-      <w:lvlJc w:val="left"/>
-      <w:pPr>
-        <w:ind w:left="1224" w:hanging="504"/>
-      </w:pPr>
-    </w:lvl>
-    <w:lvl w:ilvl="3">
-      <w:start w:val="1"/>
-      <w:numFmt w:val="decimal"/>
-      <w:lvlText w:val="%1.%2.%3.%4."/>
-      <w:lvlJc w:val="left"/>
-      <w:pPr>
-        <w:ind w:left="1728" w:hanging="648"/>
-      </w:pPr>
-    </w:lvl>
-    <w:lvl w:ilvl="4">
-      <w:start w:val="1"/>
-      <w:numFmt w:val="decimal"/>
-      <w:lvlText w:val="%1.%2.%3.%4.%5."/>
-      <w:lvlJc w:val="left"/>
-      <w:pPr>
-        <w:ind w:left="2232" w:hanging="792"/>
-      </w:pPr>
-    </w:lvl>
-    <w:lvl w:ilvl="5">
-      <w:start w:val="1"/>
-      <w:numFmt w:val="decimal"/>
-      <w:lvlText w:val="%1.%2.%3.%4.%5.%6."/>
-      <w:lvlJc w:val="left"/>
-      <w:pPr>
-        <w:ind w:left="2736" w:hanging="936"/>
-      </w:pPr>
-    </w:lvl>
-    <w:lvl w:ilvl="6">
-      <w:start w:val="1"/>
-      <w:numFmt w:val="decimal"/>
-      <w:lvlText w:val="%1.%2.%3.%4.%5.%6.%7."/>
-      <w:lvlJc w:val="left"/>
-      <w:pPr>
-        <w:ind w:left="3240" w:hanging="1080"/>
-      </w:pPr>
-    </w:lvl>
-    <w:lvl w:ilvl="7">
-      <w:start w:val="1"/>
-      <w:numFmt w:val="decimal"/>
-      <w:lvlText w:val="%1.%2.%3.%4.%5.%6.%7.%8."/>
-      <w:lvlJc w:val="left"/>
-      <w:pPr>
-        <w:ind w:left="3744" w:hanging="1224"/>
-      </w:pPr>
-    </w:lvl>
-    <w:lvl w:ilvl="8">
-      <w:start w:val="1"/>
-      <w:numFmt w:val="decimal"/>
-      <w:lvlText w:val="%1.%2.%3.%4.%5.%6.%7.%8.%9."/>
-      <w:lvlJc w:val="left"/>
-      <w:pPr>
-        <w:ind w:left="4320" w:hanging="1440"/>
-      </w:pPr>
-    </w:lvl>
-  </w:abstractNum>
-  <w:abstractNum w:abstractNumId="2" w15:restartNumberingAfterBreak="0">
-    <w:nsid w:val="03283EAD"/>
-    <w:multiLevelType w:val="hybridMultilevel"/>
-    <w:tmpl w:val="4BDCC484"/>
-    <w:lvl w:ilvl="0" w:tplc="0409000F">
-      <w:start w:val="1"/>
-      <w:numFmt w:val="decimal"/>
-      <w:lvlText w:val="%1."/>
-      <w:lvlJc w:val="left"/>
-      <w:pPr>
-        <w:ind w:left="720" w:hanging="360"/>
-      </w:pPr>
-    </w:lvl>
-    <w:lvl w:ilvl="1" w:tplc="04090019">
-      <w:start w:val="1"/>
-      <w:numFmt w:val="lowerLetter"/>
-      <w:lvlText w:val="%2."/>
-      <w:lvlJc w:val="left"/>
-      <w:pPr>
-        <w:ind w:left="1440" w:hanging="360"/>
-      </w:pPr>
-    </w:lvl>
-    <w:lvl w:ilvl="2" w:tplc="0409001B" w:tentative="1">
-      <w:start w:val="1"/>
-      <w:numFmt w:val="lowerRoman"/>
-      <w:lvlText w:val="%3."/>
-      <w:lvlJc w:val="right"/>
-      <w:pPr>
-        <w:ind w:left="2160" w:hanging="180"/>
-      </w:pPr>
-    </w:lvl>
-    <w:lvl w:ilvl="3" w:tplc="0409000F" w:tentative="1">
-      <w:start w:val="1"/>
-      <w:numFmt w:val="decimal"/>
-      <w:lvlText w:val="%4."/>
-      <w:lvlJc w:val="left"/>
-      <w:pPr>
-        <w:ind w:left="2880" w:hanging="360"/>
-      </w:pPr>
-    </w:lvl>
-    <w:lvl w:ilvl="4" w:tplc="04090019" w:tentative="1">
-      <w:start w:val="1"/>
-      <w:numFmt w:val="lowerLetter"/>
-      <w:lvlText w:val="%5."/>
-      <w:lvlJc w:val="left"/>
-      <w:pPr>
-        <w:ind w:left="3600" w:hanging="360"/>
-      </w:pPr>
-    </w:lvl>
-    <w:lvl w:ilvl="5" w:tplc="0409001B" w:tentative="1">
-      <w:start w:val="1"/>
-      <w:numFmt w:val="lowerRoman"/>
-      <w:lvlText w:val="%6."/>
-      <w:lvlJc w:val="right"/>
-      <w:pPr>
-        <w:ind w:left="4320" w:hanging="180"/>
-      </w:pPr>
-    </w:lvl>
-    <w:lvl w:ilvl="6" w:tplc="0409000F" w:tentative="1">
-      <w:start w:val="1"/>
-      <w:numFmt w:val="decimal"/>
-      <w:lvlText w:val="%7."/>
-      <w:lvlJc w:val="left"/>
-      <w:pPr>
-        <w:ind w:left="5040" w:hanging="360"/>
-      </w:pPr>
-    </w:lvl>
-    <w:lvl w:ilvl="7" w:tplc="04090019" w:tentative="1">
-      <w:start w:val="1"/>
-      <w:numFmt w:val="lowerLetter"/>
-      <w:lvlText w:val="%8."/>
-      <w:lvlJc w:val="left"/>
-      <w:pPr>
-        <w:ind w:left="5760" w:hanging="360"/>
-      </w:pPr>
-    </w:lvl>
-    <w:lvl w:ilvl="8" w:tplc="0409001B" w:tentative="1">
-      <w:start w:val="1"/>
-      <w:numFmt w:val="lowerRoman"/>
-      <w:lvlText w:val="%9."/>
-      <w:lvlJc w:val="right"/>
-      <w:pPr>
-        <w:ind w:left="6480" w:hanging="180"/>
-      </w:pPr>
-    </w:lvl>
-  </w:abstractNum>
-  <w:abstractNum w:abstractNumId="3" w15:restartNumberingAfterBreak="0">
     <w:nsid w:val="03601BEA"/>
     <w:multiLevelType w:val="multilevel"/>
     <w:tmpl w:val="0409001F"/>
@@ -8172,7 +8430,7 @@
       </w:pPr>
     </w:lvl>
   </w:abstractNum>
-  <w:abstractNum w:abstractNumId="4" w15:restartNumberingAfterBreak="0">
+  <w:abstractNum w:abstractNumId="2" w15:restartNumberingAfterBreak="0">
     <w:nsid w:val="04CC25B3"/>
     <w:multiLevelType w:val="multilevel"/>
     <w:tmpl w:val="069A8B58"/>
@@ -8285,7 +8543,7 @@
       </w:pPr>
     </w:lvl>
   </w:abstractNum>
-  <w:abstractNum w:abstractNumId="5" w15:restartNumberingAfterBreak="0">
+  <w:abstractNum w:abstractNumId="3" w15:restartNumberingAfterBreak="0">
     <w:nsid w:val="097A3B78"/>
     <w:multiLevelType w:val="multilevel"/>
     <w:tmpl w:val="445CE84A"/>
@@ -8434,13 +8692,7 @@
       </w:rPr>
     </w:lvl>
   </w:abstractNum>
-  <w:abstractNum w:abstractNumId="6" w15:restartNumberingAfterBreak="0">
-    <w:nsid w:val="0B365325"/>
-    <w:multiLevelType w:val="multilevel"/>
-    <w:tmpl w:val="0409001F"/>
-    <w:numStyleLink w:val="Style2"/>
-  </w:abstractNum>
-  <w:abstractNum w:abstractNumId="7" w15:restartNumberingAfterBreak="0">
+  <w:abstractNum w:abstractNumId="4" w15:restartNumberingAfterBreak="0">
     <w:nsid w:val="0D0E085C"/>
     <w:multiLevelType w:val="multilevel"/>
     <w:tmpl w:val="D2C2FA36"/>
@@ -8589,206 +8841,7 @@
       </w:rPr>
     </w:lvl>
   </w:abstractNum>
-  <w:abstractNum w:abstractNumId="8" w15:restartNumberingAfterBreak="0">
-    <w:nsid w:val="0FEB5BD7"/>
-    <w:multiLevelType w:val="hybridMultilevel"/>
-    <w:tmpl w:val="4394E234"/>
-    <w:lvl w:ilvl="0" w:tplc="04090001">
-      <w:start w:val="1"/>
-      <w:numFmt w:val="bullet"/>
-      <w:lvlText w:val=""/>
-      <w:lvlJc w:val="left"/>
-      <w:pPr>
-        <w:ind w:left="1080" w:hanging="360"/>
-      </w:pPr>
-      <w:rPr>
-        <w:rFonts w:ascii="Symbol" w:hAnsi="Symbol" w:hint="default"/>
-      </w:rPr>
-    </w:lvl>
-    <w:lvl w:ilvl="1" w:tplc="04090003" w:tentative="1">
-      <w:start w:val="1"/>
-      <w:numFmt w:val="bullet"/>
-      <w:lvlText w:val="o"/>
-      <w:lvlJc w:val="left"/>
-      <w:pPr>
-        <w:ind w:left="1800" w:hanging="360"/>
-      </w:pPr>
-      <w:rPr>
-        <w:rFonts w:ascii="Courier New" w:hAnsi="Courier New" w:cs="Courier New" w:hint="default"/>
-      </w:rPr>
-    </w:lvl>
-    <w:lvl w:ilvl="2" w:tplc="04090005" w:tentative="1">
-      <w:start w:val="1"/>
-      <w:numFmt w:val="bullet"/>
-      <w:lvlText w:val=""/>
-      <w:lvlJc w:val="left"/>
-      <w:pPr>
-        <w:ind w:left="2520" w:hanging="360"/>
-      </w:pPr>
-      <w:rPr>
-        <w:rFonts w:ascii="Wingdings" w:hAnsi="Wingdings" w:hint="default"/>
-      </w:rPr>
-    </w:lvl>
-    <w:lvl w:ilvl="3" w:tplc="04090001" w:tentative="1">
-      <w:start w:val="1"/>
-      <w:numFmt w:val="bullet"/>
-      <w:lvlText w:val=""/>
-      <w:lvlJc w:val="left"/>
-      <w:pPr>
-        <w:ind w:left="3240" w:hanging="360"/>
-      </w:pPr>
-      <w:rPr>
-        <w:rFonts w:ascii="Symbol" w:hAnsi="Symbol" w:hint="default"/>
-      </w:rPr>
-    </w:lvl>
-    <w:lvl w:ilvl="4" w:tplc="04090003" w:tentative="1">
-      <w:start w:val="1"/>
-      <w:numFmt w:val="bullet"/>
-      <w:lvlText w:val="o"/>
-      <w:lvlJc w:val="left"/>
-      <w:pPr>
-        <w:ind w:left="3960" w:hanging="360"/>
-      </w:pPr>
-      <w:rPr>
-        <w:rFonts w:ascii="Courier New" w:hAnsi="Courier New" w:cs="Courier New" w:hint="default"/>
-      </w:rPr>
-    </w:lvl>
-    <w:lvl w:ilvl="5" w:tplc="04090005" w:tentative="1">
-      <w:start w:val="1"/>
-      <w:numFmt w:val="bullet"/>
-      <w:lvlText w:val=""/>
-      <w:lvlJc w:val="left"/>
-      <w:pPr>
-        <w:ind w:left="4680" w:hanging="360"/>
-      </w:pPr>
-      <w:rPr>
-        <w:rFonts w:ascii="Wingdings" w:hAnsi="Wingdings" w:hint="default"/>
-      </w:rPr>
-    </w:lvl>
-    <w:lvl w:ilvl="6" w:tplc="04090001" w:tentative="1">
-      <w:start w:val="1"/>
-      <w:numFmt w:val="bullet"/>
-      <w:lvlText w:val=""/>
-      <w:lvlJc w:val="left"/>
-      <w:pPr>
-        <w:ind w:left="5400" w:hanging="360"/>
-      </w:pPr>
-      <w:rPr>
-        <w:rFonts w:ascii="Symbol" w:hAnsi="Symbol" w:hint="default"/>
-      </w:rPr>
-    </w:lvl>
-    <w:lvl w:ilvl="7" w:tplc="04090003" w:tentative="1">
-      <w:start w:val="1"/>
-      <w:numFmt w:val="bullet"/>
-      <w:lvlText w:val="o"/>
-      <w:lvlJc w:val="left"/>
-      <w:pPr>
-        <w:ind w:left="6120" w:hanging="360"/>
-      </w:pPr>
-      <w:rPr>
-        <w:rFonts w:ascii="Courier New" w:hAnsi="Courier New" w:cs="Courier New" w:hint="default"/>
-      </w:rPr>
-    </w:lvl>
-    <w:lvl w:ilvl="8" w:tplc="04090005" w:tentative="1">
-      <w:start w:val="1"/>
-      <w:numFmt w:val="bullet"/>
-      <w:lvlText w:val=""/>
-      <w:lvlJc w:val="left"/>
-      <w:pPr>
-        <w:ind w:left="6840" w:hanging="360"/>
-      </w:pPr>
-      <w:rPr>
-        <w:rFonts w:ascii="Wingdings" w:hAnsi="Wingdings" w:hint="default"/>
-      </w:rPr>
-    </w:lvl>
-  </w:abstractNum>
-  <w:abstractNum w:abstractNumId="9" w15:restartNumberingAfterBreak="0">
-    <w:nsid w:val="114A03E0"/>
-    <w:multiLevelType w:val="multilevel"/>
-    <w:tmpl w:val="0409001F"/>
-    <w:lvl w:ilvl="0">
-      <w:start w:val="1"/>
-      <w:numFmt w:val="decimal"/>
-      <w:lvlText w:val="%1."/>
-      <w:lvlJc w:val="left"/>
-      <w:pPr>
-        <w:ind w:left="720" w:hanging="360"/>
-      </w:pPr>
-    </w:lvl>
-    <w:lvl w:ilvl="1">
-      <w:start w:val="1"/>
-      <w:numFmt w:val="decimal"/>
-      <w:lvlText w:val="%1.%2."/>
-      <w:lvlJc w:val="left"/>
-      <w:pPr>
-        <w:ind w:left="1152" w:hanging="432"/>
-      </w:pPr>
-    </w:lvl>
-    <w:lvl w:ilvl="2">
-      <w:start w:val="1"/>
-      <w:numFmt w:val="decimal"/>
-      <w:lvlText w:val="%1.%2.%3."/>
-      <w:lvlJc w:val="left"/>
-      <w:pPr>
-        <w:ind w:left="1584" w:hanging="504"/>
-      </w:pPr>
-    </w:lvl>
-    <w:lvl w:ilvl="3">
-      <w:start w:val="1"/>
-      <w:numFmt w:val="decimal"/>
-      <w:lvlText w:val="%1.%2.%3.%4."/>
-      <w:lvlJc w:val="left"/>
-      <w:pPr>
-        <w:ind w:left="2088" w:hanging="648"/>
-      </w:pPr>
-    </w:lvl>
-    <w:lvl w:ilvl="4">
-      <w:start w:val="1"/>
-      <w:numFmt w:val="decimal"/>
-      <w:lvlText w:val="%1.%2.%3.%4.%5."/>
-      <w:lvlJc w:val="left"/>
-      <w:pPr>
-        <w:ind w:left="2592" w:hanging="792"/>
-      </w:pPr>
-    </w:lvl>
-    <w:lvl w:ilvl="5">
-      <w:start w:val="1"/>
-      <w:numFmt w:val="decimal"/>
-      <w:lvlText w:val="%1.%2.%3.%4.%5.%6."/>
-      <w:lvlJc w:val="left"/>
-      <w:pPr>
-        <w:ind w:left="3096" w:hanging="936"/>
-      </w:pPr>
-    </w:lvl>
-    <w:lvl w:ilvl="6">
-      <w:start w:val="1"/>
-      <w:numFmt w:val="decimal"/>
-      <w:lvlText w:val="%1.%2.%3.%4.%5.%6.%7."/>
-      <w:lvlJc w:val="left"/>
-      <w:pPr>
-        <w:ind w:left="3600" w:hanging="1080"/>
-      </w:pPr>
-    </w:lvl>
-    <w:lvl w:ilvl="7">
-      <w:start w:val="1"/>
-      <w:numFmt w:val="decimal"/>
-      <w:lvlText w:val="%1.%2.%3.%4.%5.%6.%7.%8."/>
-      <w:lvlJc w:val="left"/>
-      <w:pPr>
-        <w:ind w:left="4104" w:hanging="1224"/>
-      </w:pPr>
-    </w:lvl>
-    <w:lvl w:ilvl="8">
-      <w:start w:val="1"/>
-      <w:numFmt w:val="decimal"/>
-      <w:lvlText w:val="%1.%2.%3.%4.%5.%6.%7.%8.%9."/>
-      <w:lvlJc w:val="left"/>
-      <w:pPr>
-        <w:ind w:left="4680" w:hanging="1440"/>
-      </w:pPr>
-    </w:lvl>
-  </w:abstractNum>
-  <w:abstractNum w:abstractNumId="10" w15:restartNumberingAfterBreak="0">
+  <w:abstractNum w:abstractNumId="5" w15:restartNumberingAfterBreak="0">
     <w:nsid w:val="14437C4D"/>
     <w:multiLevelType w:val="multilevel"/>
     <w:tmpl w:val="069A8B58"/>
@@ -8901,126 +8954,7 @@
       </w:pPr>
     </w:lvl>
   </w:abstractNum>
-  <w:abstractNum w:abstractNumId="11" w15:restartNumberingAfterBreak="0">
-    <w:nsid w:val="167132C3"/>
-    <w:multiLevelType w:val="multilevel"/>
-    <w:tmpl w:val="249A6A7E"/>
-    <w:lvl w:ilvl="0">
-      <w:start w:val="4"/>
-      <w:numFmt w:val="decimal"/>
-      <w:lvlText w:val="%1"/>
-      <w:lvlJc w:val="left"/>
-      <w:pPr>
-        <w:ind w:left="360" w:hanging="360"/>
-      </w:pPr>
-      <w:rPr>
-        <w:rFonts w:hint="default"/>
-      </w:rPr>
-    </w:lvl>
-    <w:lvl w:ilvl="1">
-      <w:start w:val="2"/>
-      <w:numFmt w:val="decimal"/>
-      <w:lvlText w:val="%1.%2"/>
-      <w:lvlJc w:val="left"/>
-      <w:pPr>
-        <w:ind w:left="1080" w:hanging="360"/>
-      </w:pPr>
-      <w:rPr>
-        <w:rFonts w:hint="default"/>
-      </w:rPr>
-    </w:lvl>
-    <w:lvl w:ilvl="2">
-      <w:start w:val="1"/>
-      <w:numFmt w:val="decimal"/>
-      <w:lvlText w:val="%1.%2.%3"/>
-      <w:lvlJc w:val="left"/>
-      <w:pPr>
-        <w:ind w:left="2160" w:hanging="720"/>
-      </w:pPr>
-      <w:rPr>
-        <w:rFonts w:hint="default"/>
-      </w:rPr>
-    </w:lvl>
-    <w:lvl w:ilvl="3">
-      <w:start w:val="1"/>
-      <w:numFmt w:val="decimal"/>
-      <w:lvlText w:val="%1.%2.%3.%4"/>
-      <w:lvlJc w:val="left"/>
-      <w:pPr>
-        <w:ind w:left="2880" w:hanging="720"/>
-      </w:pPr>
-      <w:rPr>
-        <w:rFonts w:hint="default"/>
-      </w:rPr>
-    </w:lvl>
-    <w:lvl w:ilvl="4">
-      <w:start w:val="1"/>
-      <w:numFmt w:val="decimal"/>
-      <w:lvlText w:val="%1.%2.%3.%4.%5"/>
-      <w:lvlJc w:val="left"/>
-      <w:pPr>
-        <w:ind w:left="3960" w:hanging="1080"/>
-      </w:pPr>
-      <w:rPr>
-        <w:rFonts w:hint="default"/>
-      </w:rPr>
-    </w:lvl>
-    <w:lvl w:ilvl="5">
-      <w:start w:val="1"/>
-      <w:numFmt w:val="decimal"/>
-      <w:lvlText w:val="%1.%2.%3.%4.%5.%6"/>
-      <w:lvlJc w:val="left"/>
-      <w:pPr>
-        <w:ind w:left="5040" w:hanging="1440"/>
-      </w:pPr>
-      <w:rPr>
-        <w:rFonts w:hint="default"/>
-      </w:rPr>
-    </w:lvl>
-    <w:lvl w:ilvl="6">
-      <w:start w:val="1"/>
-      <w:numFmt w:val="decimal"/>
-      <w:lvlText w:val="%1.%2.%3.%4.%5.%6.%7"/>
-      <w:lvlJc w:val="left"/>
-      <w:pPr>
-        <w:ind w:left="5760" w:hanging="1440"/>
-      </w:pPr>
-      <w:rPr>
-        <w:rFonts w:hint="default"/>
-      </w:rPr>
-    </w:lvl>
-    <w:lvl w:ilvl="7">
-      <w:start w:val="1"/>
-      <w:numFmt w:val="decimal"/>
-      <w:lvlText w:val="%1.%2.%3.%4.%5.%6.%7.%8"/>
-      <w:lvlJc w:val="left"/>
-      <w:pPr>
-        <w:ind w:left="6840" w:hanging="1800"/>
-      </w:pPr>
-      <w:rPr>
-        <w:rFonts w:hint="default"/>
-      </w:rPr>
-    </w:lvl>
-    <w:lvl w:ilvl="8">
-      <w:start w:val="1"/>
-      <w:numFmt w:val="decimal"/>
-      <w:lvlText w:val="%1.%2.%3.%4.%5.%6.%7.%8.%9"/>
-      <w:lvlJc w:val="left"/>
-      <w:pPr>
-        <w:ind w:left="7560" w:hanging="1800"/>
-      </w:pPr>
-      <w:rPr>
-        <w:rFonts w:hint="default"/>
-      </w:rPr>
-    </w:lvl>
-  </w:abstractNum>
-  <w:abstractNum w:abstractNumId="12" w15:restartNumberingAfterBreak="0">
-    <w:nsid w:val="16AE56A2"/>
-    <w:multiLevelType w:val="multilevel"/>
-    <w:tmpl w:val="0409001F"/>
-    <w:numStyleLink w:val="Style5"/>
-  </w:abstractNum>
-  <w:abstractNum w:abstractNumId="13" w15:restartNumberingAfterBreak="0">
+  <w:abstractNum w:abstractNumId="6" w15:restartNumberingAfterBreak="0">
     <w:nsid w:val="16FA17C4"/>
     <w:multiLevelType w:val="multilevel"/>
     <w:tmpl w:val="F7DEB340"/>
@@ -9169,7 +9103,120 @@
       </w:rPr>
     </w:lvl>
   </w:abstractNum>
-  <w:abstractNum w:abstractNumId="14" w15:restartNumberingAfterBreak="0">
+  <w:abstractNum w:abstractNumId="7" w15:restartNumberingAfterBreak="0">
+    <w:nsid w:val="179C0109"/>
+    <w:multiLevelType w:val="multilevel"/>
+    <w:tmpl w:val="A3BA9802"/>
+    <w:lvl w:ilvl="0">
+      <w:start w:val="1"/>
+      <w:numFmt w:val="decimal"/>
+      <w:lvlText w:val="%1."/>
+      <w:lvlJc w:val="left"/>
+      <w:pPr>
+        <w:tabs>
+          <w:tab w:val="num" w:pos="720"/>
+        </w:tabs>
+        <w:ind w:left="720" w:hanging="360"/>
+      </w:pPr>
+    </w:lvl>
+    <w:lvl w:ilvl="1" w:tentative="1">
+      <w:start w:val="1"/>
+      <w:numFmt w:val="decimal"/>
+      <w:lvlText w:val="%2."/>
+      <w:lvlJc w:val="left"/>
+      <w:pPr>
+        <w:tabs>
+          <w:tab w:val="num" w:pos="1440"/>
+        </w:tabs>
+        <w:ind w:left="1440" w:hanging="360"/>
+      </w:pPr>
+    </w:lvl>
+    <w:lvl w:ilvl="2" w:tentative="1">
+      <w:start w:val="1"/>
+      <w:numFmt w:val="decimal"/>
+      <w:lvlText w:val="%3."/>
+      <w:lvlJc w:val="left"/>
+      <w:pPr>
+        <w:tabs>
+          <w:tab w:val="num" w:pos="2160"/>
+        </w:tabs>
+        <w:ind w:left="2160" w:hanging="360"/>
+      </w:pPr>
+    </w:lvl>
+    <w:lvl w:ilvl="3" w:tentative="1">
+      <w:start w:val="1"/>
+      <w:numFmt w:val="decimal"/>
+      <w:lvlText w:val="%4."/>
+      <w:lvlJc w:val="left"/>
+      <w:pPr>
+        <w:tabs>
+          <w:tab w:val="num" w:pos="2880"/>
+        </w:tabs>
+        <w:ind w:left="2880" w:hanging="360"/>
+      </w:pPr>
+    </w:lvl>
+    <w:lvl w:ilvl="4" w:tentative="1">
+      <w:start w:val="1"/>
+      <w:numFmt w:val="decimal"/>
+      <w:lvlText w:val="%5."/>
+      <w:lvlJc w:val="left"/>
+      <w:pPr>
+        <w:tabs>
+          <w:tab w:val="num" w:pos="3600"/>
+        </w:tabs>
+        <w:ind w:left="3600" w:hanging="360"/>
+      </w:pPr>
+    </w:lvl>
+    <w:lvl w:ilvl="5" w:tentative="1">
+      <w:start w:val="1"/>
+      <w:numFmt w:val="decimal"/>
+      <w:lvlText w:val="%6."/>
+      <w:lvlJc w:val="left"/>
+      <w:pPr>
+        <w:tabs>
+          <w:tab w:val="num" w:pos="4320"/>
+        </w:tabs>
+        <w:ind w:left="4320" w:hanging="360"/>
+      </w:pPr>
+    </w:lvl>
+    <w:lvl w:ilvl="6" w:tentative="1">
+      <w:start w:val="1"/>
+      <w:numFmt w:val="decimal"/>
+      <w:lvlText w:val="%7."/>
+      <w:lvlJc w:val="left"/>
+      <w:pPr>
+        <w:tabs>
+          <w:tab w:val="num" w:pos="5040"/>
+        </w:tabs>
+        <w:ind w:left="5040" w:hanging="360"/>
+      </w:pPr>
+    </w:lvl>
+    <w:lvl w:ilvl="7" w:tentative="1">
+      <w:start w:val="1"/>
+      <w:numFmt w:val="decimal"/>
+      <w:lvlText w:val="%8."/>
+      <w:lvlJc w:val="left"/>
+      <w:pPr>
+        <w:tabs>
+          <w:tab w:val="num" w:pos="5760"/>
+        </w:tabs>
+        <w:ind w:left="5760" w:hanging="360"/>
+      </w:pPr>
+    </w:lvl>
+    <w:lvl w:ilvl="8" w:tentative="1">
+      <w:start w:val="1"/>
+      <w:numFmt w:val="decimal"/>
+      <w:lvlText w:val="%9."/>
+      <w:lvlJc w:val="left"/>
+      <w:pPr>
+        <w:tabs>
+          <w:tab w:val="num" w:pos="6480"/>
+        </w:tabs>
+        <w:ind w:left="6480" w:hanging="360"/>
+      </w:pPr>
+    </w:lvl>
+  </w:abstractNum>
+  <w:abstractNum w:abstractNumId="8" w15:restartNumberingAfterBreak="0">
     <w:nsid w:val="17DE54EA"/>
     <w:multiLevelType w:val="multilevel"/>
     <w:tmpl w:val="9BF44E4C"/>
@@ -9318,378 +9365,7 @@
       </w:rPr>
     </w:lvl>
   </w:abstractNum>
-  <w:abstractNum w:abstractNumId="15" w15:restartNumberingAfterBreak="0">
-    <w:nsid w:val="214B72E4"/>
-    <w:multiLevelType w:val="multilevel"/>
-    <w:tmpl w:val="0409001F"/>
-    <w:lvl w:ilvl="0">
-      <w:start w:val="1"/>
-      <w:numFmt w:val="decimal"/>
-      <w:lvlText w:val="%1."/>
-      <w:lvlJc w:val="left"/>
-      <w:pPr>
-        <w:ind w:left="360" w:hanging="360"/>
-      </w:pPr>
-    </w:lvl>
-    <w:lvl w:ilvl="1">
-      <w:start w:val="1"/>
-      <w:numFmt w:val="decimal"/>
-      <w:lvlText w:val="%1.%2."/>
-      <w:lvlJc w:val="left"/>
-      <w:pPr>
-        <w:ind w:left="792" w:hanging="432"/>
-      </w:pPr>
-    </w:lvl>
-    <w:lvl w:ilvl="2">
-      <w:start w:val="1"/>
-      <w:numFmt w:val="decimal"/>
-      <w:lvlText w:val="%1.%2.%3."/>
-      <w:lvlJc w:val="left"/>
-      <w:pPr>
-        <w:ind w:left="1224" w:hanging="504"/>
-      </w:pPr>
-    </w:lvl>
-    <w:lvl w:ilvl="3">
-      <w:start w:val="1"/>
-      <w:numFmt w:val="decimal"/>
-      <w:lvlText w:val="%1.%2.%3.%4."/>
-      <w:lvlJc w:val="left"/>
-      <w:pPr>
-        <w:ind w:left="1728" w:hanging="648"/>
-      </w:pPr>
-    </w:lvl>
-    <w:lvl w:ilvl="4">
-      <w:start w:val="1"/>
-      <w:numFmt w:val="decimal"/>
-      <w:lvlText w:val="%1.%2.%3.%4.%5."/>
-      <w:lvlJc w:val="left"/>
-      <w:pPr>
-        <w:ind w:left="2232" w:hanging="792"/>
-      </w:pPr>
-    </w:lvl>
-    <w:lvl w:ilvl="5">
-      <w:start w:val="1"/>
-      <w:numFmt w:val="decimal"/>
-      <w:lvlText w:val="%1.%2.%3.%4.%5.%6."/>
-      <w:lvlJc w:val="left"/>
-      <w:pPr>
-        <w:ind w:left="2736" w:hanging="936"/>
-      </w:pPr>
-    </w:lvl>
-    <w:lvl w:ilvl="6">
-      <w:start w:val="1"/>
-      <w:numFmt w:val="decimal"/>
-      <w:lvlText w:val="%1.%2.%3.%4.%5.%6.%7."/>
-      <w:lvlJc w:val="left"/>
-      <w:pPr>
-        <w:ind w:left="3240" w:hanging="1080"/>
-      </w:pPr>
-    </w:lvl>
-    <w:lvl w:ilvl="7">
-      <w:start w:val="1"/>
-      <w:numFmt w:val="decimal"/>
-      <w:lvlText w:val="%1.%2.%3.%4.%5.%6.%7.%8."/>
-      <w:lvlJc w:val="left"/>
-      <w:pPr>
-        <w:ind w:left="3744" w:hanging="1224"/>
-      </w:pPr>
-    </w:lvl>
-    <w:lvl w:ilvl="8">
-      <w:start w:val="1"/>
-      <w:numFmt w:val="decimal"/>
-      <w:lvlText w:val="%1.%2.%3.%4.%5.%6.%7.%8.%9."/>
-      <w:lvlJc w:val="left"/>
-      <w:pPr>
-        <w:ind w:left="4320" w:hanging="1440"/>
-      </w:pPr>
-    </w:lvl>
-  </w:abstractNum>
-  <w:abstractNum w:abstractNumId="16" w15:restartNumberingAfterBreak="0">
-    <w:nsid w:val="299162FC"/>
-    <w:multiLevelType w:val="hybridMultilevel"/>
-    <w:tmpl w:val="6656607E"/>
-    <w:lvl w:ilvl="0" w:tplc="04090017">
-      <w:start w:val="1"/>
-      <w:numFmt w:val="lowerLetter"/>
-      <w:lvlText w:val="%1)"/>
-      <w:lvlJc w:val="left"/>
-      <w:pPr>
-        <w:ind w:left="720" w:hanging="360"/>
-      </w:pPr>
-    </w:lvl>
-    <w:lvl w:ilvl="1" w:tplc="04090019" w:tentative="1">
-      <w:start w:val="1"/>
-      <w:numFmt w:val="lowerLetter"/>
-      <w:lvlText w:val="%2."/>
-      <w:lvlJc w:val="left"/>
-      <w:pPr>
-        <w:ind w:left="1440" w:hanging="360"/>
-      </w:pPr>
-    </w:lvl>
-    <w:lvl w:ilvl="2" w:tplc="0409001B" w:tentative="1">
-      <w:start w:val="1"/>
-      <w:numFmt w:val="lowerRoman"/>
-      <w:lvlText w:val="%3."/>
-      <w:lvlJc w:val="right"/>
-      <w:pPr>
-        <w:ind w:left="2160" w:hanging="180"/>
-      </w:pPr>
-    </w:lvl>
-    <w:lvl w:ilvl="3" w:tplc="0409000F" w:tentative="1">
-      <w:start w:val="1"/>
-      <w:numFmt w:val="decimal"/>
-      <w:lvlText w:val="%4."/>
-      <w:lvlJc w:val="left"/>
-      <w:pPr>
-        <w:ind w:left="2880" w:hanging="360"/>
-      </w:pPr>
-    </w:lvl>
-    <w:lvl w:ilvl="4" w:tplc="04090019" w:tentative="1">
-      <w:start w:val="1"/>
-      <w:numFmt w:val="lowerLetter"/>
-      <w:lvlText w:val="%5."/>
-      <w:lvlJc w:val="left"/>
-      <w:pPr>
-        <w:ind w:left="3600" w:hanging="360"/>
-      </w:pPr>
-    </w:lvl>
-    <w:lvl w:ilvl="5" w:tplc="0409001B" w:tentative="1">
-      <w:start w:val="1"/>
-      <w:numFmt w:val="lowerRoman"/>
-      <w:lvlText w:val="%6."/>
-      <w:lvlJc w:val="right"/>
-      <w:pPr>
-        <w:ind w:left="4320" w:hanging="180"/>
-      </w:pPr>
-    </w:lvl>
-    <w:lvl w:ilvl="6" w:tplc="0409000F" w:tentative="1">
-      <w:start w:val="1"/>
-      <w:numFmt w:val="decimal"/>
-      <w:lvlText w:val="%7."/>
-      <w:lvlJc w:val="left"/>
-      <w:pPr>
-        <w:ind w:left="5040" w:hanging="360"/>
-      </w:pPr>
-    </w:lvl>
-    <w:lvl w:ilvl="7" w:tplc="04090019" w:tentative="1">
-      <w:start w:val="1"/>
-      <w:numFmt w:val="lowerLetter"/>
-      <w:lvlText w:val="%8."/>
-      <w:lvlJc w:val="left"/>
-      <w:pPr>
-        <w:ind w:left="5760" w:hanging="360"/>
-      </w:pPr>
-    </w:lvl>
-    <w:lvl w:ilvl="8" w:tplc="0409001B" w:tentative="1">
-      <w:start w:val="1"/>
-      <w:numFmt w:val="lowerRoman"/>
-      <w:lvlText w:val="%9."/>
-      <w:lvlJc w:val="right"/>
-      <w:pPr>
-        <w:ind w:left="6480" w:hanging="180"/>
-      </w:pPr>
-    </w:lvl>
-  </w:abstractNum>
-  <w:abstractNum w:abstractNumId="17" w15:restartNumberingAfterBreak="0">
-    <w:nsid w:val="2C26732A"/>
-    <w:multiLevelType w:val="multilevel"/>
-    <w:tmpl w:val="0409001F"/>
-    <w:lvl w:ilvl="0">
-      <w:start w:val="1"/>
-      <w:numFmt w:val="decimal"/>
-      <w:lvlText w:val="%1."/>
-      <w:lvlJc w:val="left"/>
-      <w:pPr>
-        <w:ind w:left="360" w:hanging="360"/>
-      </w:pPr>
-    </w:lvl>
-    <w:lvl w:ilvl="1">
-      <w:start w:val="1"/>
-      <w:numFmt w:val="decimal"/>
-      <w:lvlText w:val="%1.%2."/>
-      <w:lvlJc w:val="left"/>
-      <w:pPr>
-        <w:ind w:left="792" w:hanging="432"/>
-      </w:pPr>
-    </w:lvl>
-    <w:lvl w:ilvl="2">
-      <w:start w:val="1"/>
-      <w:numFmt w:val="decimal"/>
-      <w:lvlText w:val="%1.%2.%3."/>
-      <w:lvlJc w:val="left"/>
-      <w:pPr>
-        <w:ind w:left="1224" w:hanging="504"/>
-      </w:pPr>
-    </w:lvl>
-    <w:lvl w:ilvl="3">
-      <w:start w:val="1"/>
-      <w:numFmt w:val="decimal"/>
-      <w:lvlText w:val="%1.%2.%3.%4."/>
-      <w:lvlJc w:val="left"/>
-      <w:pPr>
-        <w:ind w:left="1728" w:hanging="648"/>
-      </w:pPr>
-    </w:lvl>
-    <w:lvl w:ilvl="4">
-      <w:start w:val="1"/>
-      <w:numFmt w:val="decimal"/>
-      <w:lvlText w:val="%1.%2.%3.%4.%5."/>
-      <w:lvlJc w:val="left"/>
-      <w:pPr>
-        <w:ind w:left="2232" w:hanging="792"/>
-      </w:pPr>
-    </w:lvl>
-    <w:lvl w:ilvl="5">
-      <w:start w:val="1"/>
-      <w:numFmt w:val="decimal"/>
-      <w:lvlText w:val="%1.%2.%3.%4.%5.%6."/>
-      <w:lvlJc w:val="left"/>
-      <w:pPr>
-        <w:ind w:left="2736" w:hanging="936"/>
-      </w:pPr>
-    </w:lvl>
-    <w:lvl w:ilvl="6">
-      <w:start w:val="1"/>
-      <w:numFmt w:val="decimal"/>
-      <w:lvlText w:val="%1.%2.%3.%4.%5.%6.%7."/>
-      <w:lvlJc w:val="left"/>
-      <w:pPr>
-        <w:ind w:left="3240" w:hanging="1080"/>
-      </w:pPr>
-    </w:lvl>
-    <w:lvl w:ilvl="7">
-      <w:start w:val="1"/>
-      <w:numFmt w:val="decimal"/>
-      <w:lvlText w:val="%1.%2.%3.%4.%5.%6.%7.%8."/>
-      <w:lvlJc w:val="left"/>
-      <w:pPr>
-        <w:ind w:left="3744" w:hanging="1224"/>
-      </w:pPr>
-    </w:lvl>
-    <w:lvl w:ilvl="8">
-      <w:start w:val="1"/>
-      <w:numFmt w:val="decimal"/>
-      <w:lvlText w:val="%1.%2.%3.%4.%5.%6.%7.%8.%9."/>
-      <w:lvlJc w:val="left"/>
-      <w:pPr>
-        <w:ind w:left="4320" w:hanging="1440"/>
-      </w:pPr>
-    </w:lvl>
-  </w:abstractNum>
-  <w:abstractNum w:abstractNumId="18" w15:restartNumberingAfterBreak="0">
-    <w:nsid w:val="31CF0872"/>
-    <w:multiLevelType w:val="hybridMultilevel"/>
-    <w:tmpl w:val="3A620C7A"/>
-    <w:lvl w:ilvl="0" w:tplc="04090001">
-      <w:start w:val="1"/>
-      <w:numFmt w:val="bullet"/>
-      <w:lvlText w:val=""/>
-      <w:lvlJc w:val="left"/>
-      <w:pPr>
-        <w:ind w:left="720" w:hanging="360"/>
-      </w:pPr>
-      <w:rPr>
-        <w:rFonts w:ascii="Symbol" w:hAnsi="Symbol" w:hint="default"/>
-      </w:rPr>
-    </w:lvl>
-    <w:lvl w:ilvl="1" w:tplc="04090003" w:tentative="1">
-      <w:start w:val="1"/>
-      <w:numFmt w:val="bullet"/>
-      <w:lvlText w:val="o"/>
-      <w:lvlJc w:val="left"/>
-      <w:pPr>
-        <w:ind w:left="1440" w:hanging="360"/>
-      </w:pPr>
-      <w:rPr>
-        <w:rFonts w:ascii="Courier New" w:hAnsi="Courier New" w:cs="Courier New" w:hint="default"/>
-      </w:rPr>
-    </w:lvl>
-    <w:lvl w:ilvl="2" w:tplc="04090005" w:tentative="1">
-      <w:start w:val="1"/>
-      <w:numFmt w:val="bullet"/>
-      <w:lvlText w:val=""/>
-      <w:lvlJc w:val="left"/>
-      <w:pPr>
-        <w:ind w:left="2160" w:hanging="360"/>
-      </w:pPr>
-      <w:rPr>
-        <w:rFonts w:ascii="Wingdings" w:hAnsi="Wingdings" w:hint="default"/>
-      </w:rPr>
-    </w:lvl>
-    <w:lvl w:ilvl="3" w:tplc="04090001" w:tentative="1">
-      <w:start w:val="1"/>
-      <w:numFmt w:val="bullet"/>
-      <w:lvlText w:val=""/>
-      <w:lvlJc w:val="left"/>
-      <w:pPr>
-        <w:ind w:left="2880" w:hanging="360"/>
-      </w:pPr>
-      <w:rPr>
-        <w:rFonts w:ascii="Symbol" w:hAnsi="Symbol" w:hint="default"/>
-      </w:rPr>
-    </w:lvl>
-    <w:lvl w:ilvl="4" w:tplc="04090003" w:tentative="1">
-      <w:start w:val="1"/>
-      <w:numFmt w:val="bullet"/>
-      <w:lvlText w:val="o"/>
-      <w:lvlJc w:val="left"/>
-      <w:pPr>
-        <w:ind w:left="3600" w:hanging="360"/>
-      </w:pPr>
-      <w:rPr>
-        <w:rFonts w:ascii="Courier New" w:hAnsi="Courier New" w:cs="Courier New" w:hint="default"/>
-      </w:rPr>
-    </w:lvl>
-    <w:lvl w:ilvl="5" w:tplc="04090005" w:tentative="1">
-      <w:start w:val="1"/>
-      <w:numFmt w:val="bullet"/>
-      <w:lvlText w:val=""/>
-      <w:lvlJc w:val="left"/>
-      <w:pPr>
-        <w:ind w:left="4320" w:hanging="360"/>
-      </w:pPr>
-      <w:rPr>
-        <w:rFonts w:ascii="Wingdings" w:hAnsi="Wingdings" w:hint="default"/>
-      </w:rPr>
-    </w:lvl>
-    <w:lvl w:ilvl="6" w:tplc="04090001" w:tentative="1">
-      <w:start w:val="1"/>
-      <w:numFmt w:val="bullet"/>
-      <w:lvlText w:val=""/>
-      <w:lvlJc w:val="left"/>
-      <w:pPr>
-        <w:ind w:left="5040" w:hanging="360"/>
-      </w:pPr>
-      <w:rPr>
-        <w:rFonts w:ascii="Symbol" w:hAnsi="Symbol" w:hint="default"/>
-      </w:rPr>
-    </w:lvl>
-    <w:lvl w:ilvl="7" w:tplc="04090003" w:tentative="1">
-      <w:start w:val="1"/>
-      <w:numFmt w:val="bullet"/>
-      <w:lvlText w:val="o"/>
-      <w:lvlJc w:val="left"/>
-      <w:pPr>
-        <w:ind w:left="5760" w:hanging="360"/>
-      </w:pPr>
-      <w:rPr>
-        <w:rFonts w:ascii="Courier New" w:hAnsi="Courier New" w:cs="Courier New" w:hint="default"/>
-      </w:rPr>
-    </w:lvl>
-    <w:lvl w:ilvl="8" w:tplc="04090005" w:tentative="1">
-      <w:start w:val="1"/>
-      <w:numFmt w:val="bullet"/>
-      <w:lvlText w:val=""/>
-      <w:lvlJc w:val="left"/>
-      <w:pPr>
-        <w:ind w:left="6480" w:hanging="360"/>
-      </w:pPr>
-      <w:rPr>
-        <w:rFonts w:ascii="Wingdings" w:hAnsi="Wingdings" w:hint="default"/>
-      </w:rPr>
-    </w:lvl>
-  </w:abstractNum>
-  <w:abstractNum w:abstractNumId="19" w15:restartNumberingAfterBreak="0">
+  <w:abstractNum w:abstractNumId="9" w15:restartNumberingAfterBreak="0">
     <w:nsid w:val="31ED7D82"/>
     <w:multiLevelType w:val="multilevel"/>
     <w:tmpl w:val="4F92E462"/>
@@ -9838,7 +9514,7 @@
       </w:rPr>
     </w:lvl>
   </w:abstractNum>
-  <w:abstractNum w:abstractNumId="20" w15:restartNumberingAfterBreak="0">
+  <w:abstractNum w:abstractNumId="10" w15:restartNumberingAfterBreak="0">
     <w:nsid w:val="32483B31"/>
     <w:multiLevelType w:val="multilevel"/>
     <w:tmpl w:val="21C4BBB2"/>
@@ -9951,120 +9627,7 @@
       </w:pPr>
     </w:lvl>
   </w:abstractNum>
-  <w:abstractNum w:abstractNumId="21" w15:restartNumberingAfterBreak="0">
-    <w:nsid w:val="342F2A46"/>
-    <w:multiLevelType w:val="multilevel"/>
-    <w:tmpl w:val="DA9E627C"/>
-    <w:lvl w:ilvl="0">
-      <w:start w:val="1"/>
-      <w:numFmt w:val="decimal"/>
-      <w:lvlText w:val="%1."/>
-      <w:lvlJc w:val="left"/>
-      <w:pPr>
-        <w:ind w:left="360" w:hanging="360"/>
-      </w:pPr>
-      <w:rPr>
-        <w:rFonts w:hint="default"/>
-      </w:rPr>
-    </w:lvl>
-    <w:lvl w:ilvl="1">
-      <w:start w:val="1"/>
-      <w:numFmt w:val="decimal"/>
-      <w:lvlText w:val="%1.%2."/>
-      <w:lvlJc w:val="left"/>
-      <w:pPr>
-        <w:ind w:left="792" w:hanging="432"/>
-      </w:pPr>
-      <w:rPr>
-        <w:rFonts w:hint="default"/>
-      </w:rPr>
-    </w:lvl>
-    <w:lvl w:ilvl="2">
-      <w:start w:val="1"/>
-      <w:numFmt w:val="decimal"/>
-      <w:lvlText w:val="%1.%2.%3."/>
-      <w:lvlJc w:val="left"/>
-      <w:pPr>
-        <w:ind w:left="1224" w:hanging="504"/>
-      </w:pPr>
-      <w:rPr>
-        <w:rFonts w:hint="default"/>
-      </w:rPr>
-    </w:lvl>
-    <w:lvl w:ilvl="3">
-      <w:start w:val="1"/>
-      <w:numFmt w:val="decimal"/>
-      <w:lvlText w:val="%1.%2.%3.%4."/>
-      <w:lvlJc w:val="left"/>
-      <w:pPr>
-        <w:ind w:left="1728" w:hanging="648"/>
-      </w:pPr>
-      <w:rPr>
-        <w:rFonts w:hint="default"/>
-      </w:rPr>
-    </w:lvl>
-    <w:lvl w:ilvl="4">
-      <w:start w:val="1"/>
-      <w:numFmt w:val="decimal"/>
-      <w:lvlText w:val="%1.%2.%3.%4.%5."/>
-      <w:lvlJc w:val="left"/>
-      <w:pPr>
-        <w:ind w:left="2232" w:hanging="792"/>
-      </w:pPr>
-      <w:rPr>
-        <w:rFonts w:hint="default"/>
-      </w:rPr>
-    </w:lvl>
-    <w:lvl w:ilvl="5">
-      <w:start w:val="1"/>
-      <w:numFmt w:val="decimal"/>
-      <w:lvlText w:val="%1.%2.%3.%4.%5.%6."/>
-      <w:lvlJc w:val="left"/>
-      <w:pPr>
-        <w:ind w:left="2736" w:hanging="936"/>
-      </w:pPr>
-      <w:rPr>
-        <w:rFonts w:hint="default"/>
-      </w:rPr>
-    </w:lvl>
-    <w:lvl w:ilvl="6">
-      <w:start w:val="1"/>
-      <w:numFmt w:val="decimal"/>
-      <w:lvlText w:val="%1.%2.%3.%4.%5.%6.%7."/>
-      <w:lvlJc w:val="left"/>
-      <w:pPr>
-        <w:ind w:left="3240" w:hanging="1080"/>
-      </w:pPr>
-      <w:rPr>
-        <w:rFonts w:hint="default"/>
-      </w:rPr>
-    </w:lvl>
-    <w:lvl w:ilvl="7">
-      <w:start w:val="1"/>
-      <w:numFmt w:val="decimal"/>
-      <w:lvlText w:val="%1.%2.%3.%4.%5.%6.%7.%8."/>
-      <w:lvlJc w:val="left"/>
-      <w:pPr>
-        <w:ind w:left="3744" w:hanging="1224"/>
-      </w:pPr>
-      <w:rPr>
-        <w:rFonts w:hint="default"/>
-      </w:rPr>
-    </w:lvl>
-    <w:lvl w:ilvl="8">
-      <w:start w:val="1"/>
-      <w:numFmt w:val="decimal"/>
-      <w:lvlText w:val="%1.%2.%3.%4.%5.%6.%7.%8.%9."/>
-      <w:lvlJc w:val="left"/>
-      <w:pPr>
-        <w:ind w:left="4320" w:hanging="1440"/>
-      </w:pPr>
-      <w:rPr>
-        <w:rFonts w:hint="default"/>
-      </w:rPr>
-    </w:lvl>
-  </w:abstractNum>
-  <w:abstractNum w:abstractNumId="22" w15:restartNumberingAfterBreak="0">
+  <w:abstractNum w:abstractNumId="11" w15:restartNumberingAfterBreak="0">
     <w:nsid w:val="348D4E74"/>
     <w:multiLevelType w:val="multilevel"/>
     <w:tmpl w:val="0C52F6F8"/>
@@ -10177,7 +9740,7 @@
       </w:pPr>
     </w:lvl>
   </w:abstractNum>
-  <w:abstractNum w:abstractNumId="23" w15:restartNumberingAfterBreak="0">
+  <w:abstractNum w:abstractNumId="12" w15:restartNumberingAfterBreak="0">
     <w:nsid w:val="39A22F8D"/>
     <w:multiLevelType w:val="multilevel"/>
     <w:tmpl w:val="D2C8E4B6"/>
@@ -10326,268 +9889,7 @@
       </w:rPr>
     </w:lvl>
   </w:abstractNum>
-  <w:abstractNum w:abstractNumId="24" w15:restartNumberingAfterBreak="0">
-    <w:nsid w:val="3A116622"/>
-    <w:multiLevelType w:val="hybridMultilevel"/>
-    <w:tmpl w:val="FA228136"/>
-    <w:lvl w:ilvl="0" w:tplc="0409000F">
-      <w:start w:val="1"/>
-      <w:numFmt w:val="decimal"/>
-      <w:lvlText w:val="%1."/>
-      <w:lvlJc w:val="left"/>
-      <w:pPr>
-        <w:ind w:left="360" w:hanging="360"/>
-      </w:pPr>
-    </w:lvl>
-    <w:lvl w:ilvl="1" w:tplc="04090019" w:tentative="1">
-      <w:start w:val="1"/>
-      <w:numFmt w:val="lowerLetter"/>
-      <w:lvlText w:val="%2."/>
-      <w:lvlJc w:val="left"/>
-      <w:pPr>
-        <w:ind w:left="1080" w:hanging="360"/>
-      </w:pPr>
-    </w:lvl>
-    <w:lvl w:ilvl="2" w:tplc="0409001B" w:tentative="1">
-      <w:start w:val="1"/>
-      <w:numFmt w:val="lowerRoman"/>
-      <w:lvlText w:val="%3."/>
-      <w:lvlJc w:val="right"/>
-      <w:pPr>
-        <w:ind w:left="1800" w:hanging="180"/>
-      </w:pPr>
-    </w:lvl>
-    <w:lvl w:ilvl="3" w:tplc="0409000F" w:tentative="1">
-      <w:start w:val="1"/>
-      <w:numFmt w:val="decimal"/>
-      <w:lvlText w:val="%4."/>
-      <w:lvlJc w:val="left"/>
-      <w:pPr>
-        <w:ind w:left="2520" w:hanging="360"/>
-      </w:pPr>
-    </w:lvl>
-    <w:lvl w:ilvl="4" w:tplc="04090019" w:tentative="1">
-      <w:start w:val="1"/>
-      <w:numFmt w:val="lowerLetter"/>
-      <w:lvlText w:val="%5."/>
-      <w:lvlJc w:val="left"/>
-      <w:pPr>
-        <w:ind w:left="3240" w:hanging="360"/>
-      </w:pPr>
-    </w:lvl>
-    <w:lvl w:ilvl="5" w:tplc="0409001B" w:tentative="1">
-      <w:start w:val="1"/>
-      <w:numFmt w:val="lowerRoman"/>
-      <w:lvlText w:val="%6."/>
-      <w:lvlJc w:val="right"/>
-      <w:pPr>
-        <w:ind w:left="3960" w:hanging="180"/>
-      </w:pPr>
-    </w:lvl>
-    <w:lvl w:ilvl="6" w:tplc="0409000F" w:tentative="1">
-      <w:start w:val="1"/>
-      <w:numFmt w:val="decimal"/>
-      <w:lvlText w:val="%7."/>
-      <w:lvlJc w:val="left"/>
-      <w:pPr>
-        <w:ind w:left="4680" w:hanging="360"/>
-      </w:pPr>
-    </w:lvl>
-    <w:lvl w:ilvl="7" w:tplc="04090019" w:tentative="1">
-      <w:start w:val="1"/>
-      <w:numFmt w:val="lowerLetter"/>
-      <w:lvlText w:val="%8."/>
-      <w:lvlJc w:val="left"/>
-      <w:pPr>
-        <w:ind w:left="5400" w:hanging="360"/>
-      </w:pPr>
-    </w:lvl>
-    <w:lvl w:ilvl="8" w:tplc="0409001B" w:tentative="1">
-      <w:start w:val="1"/>
-      <w:numFmt w:val="lowerRoman"/>
-      <w:lvlText w:val="%9."/>
-      <w:lvlJc w:val="right"/>
-      <w:pPr>
-        <w:ind w:left="6120" w:hanging="180"/>
-      </w:pPr>
-    </w:lvl>
-  </w:abstractNum>
-  <w:abstractNum w:abstractNumId="25" w15:restartNumberingAfterBreak="0">
-    <w:nsid w:val="3DC14B93"/>
-    <w:multiLevelType w:val="hybridMultilevel"/>
-    <w:tmpl w:val="A63A7038"/>
-    <w:lvl w:ilvl="0" w:tplc="0409000F">
-      <w:start w:val="1"/>
-      <w:numFmt w:val="decimal"/>
-      <w:lvlText w:val="%1."/>
-      <w:lvlJc w:val="left"/>
-      <w:pPr>
-        <w:ind w:left="720" w:hanging="360"/>
-      </w:pPr>
-      <w:rPr>
-        <w:rFonts w:hint="default"/>
-      </w:rPr>
-    </w:lvl>
-    <w:lvl w:ilvl="1" w:tplc="04090019" w:tentative="1">
-      <w:start w:val="1"/>
-      <w:numFmt w:val="lowerLetter"/>
-      <w:lvlText w:val="%2."/>
-      <w:lvlJc w:val="left"/>
-      <w:pPr>
-        <w:ind w:left="1440" w:hanging="360"/>
-      </w:pPr>
-    </w:lvl>
-    <w:lvl w:ilvl="2" w:tplc="0409001B" w:tentative="1">
-      <w:start w:val="1"/>
-      <w:numFmt w:val="lowerRoman"/>
-      <w:lvlText w:val="%3."/>
-      <w:lvlJc w:val="right"/>
-      <w:pPr>
-        <w:ind w:left="2160" w:hanging="180"/>
-      </w:pPr>
-    </w:lvl>
-    <w:lvl w:ilvl="3" w:tplc="0409000F" w:tentative="1">
-      <w:start w:val="1"/>
-      <w:numFmt w:val="decimal"/>
-      <w:lvlText w:val="%4."/>
-      <w:lvlJc w:val="left"/>
-      <w:pPr>
-        <w:ind w:left="2880" w:hanging="360"/>
-      </w:pPr>
-    </w:lvl>
-    <w:lvl w:ilvl="4" w:tplc="04090019" w:tentative="1">
-      <w:start w:val="1"/>
-      <w:numFmt w:val="lowerLetter"/>
-      <w:lvlText w:val="%5."/>
-      <w:lvlJc w:val="left"/>
-      <w:pPr>
-        <w:ind w:left="3600" w:hanging="360"/>
-      </w:pPr>
-    </w:lvl>
-    <w:lvl w:ilvl="5" w:tplc="0409001B" w:tentative="1">
-      <w:start w:val="1"/>
-      <w:numFmt w:val="lowerRoman"/>
-      <w:lvlText w:val="%6."/>
-      <w:lvlJc w:val="right"/>
-      <w:pPr>
-        <w:ind w:left="4320" w:hanging="180"/>
-      </w:pPr>
-    </w:lvl>
-    <w:lvl w:ilvl="6" w:tplc="0409000F" w:tentative="1">
-      <w:start w:val="1"/>
-      <w:numFmt w:val="decimal"/>
-      <w:lvlText w:val="%7."/>
-      <w:lvlJc w:val="left"/>
-      <w:pPr>
-        <w:ind w:left="5040" w:hanging="360"/>
-      </w:pPr>
-    </w:lvl>
-    <w:lvl w:ilvl="7" w:tplc="04090019" w:tentative="1">
-      <w:start w:val="1"/>
-      <w:numFmt w:val="lowerLetter"/>
-      <w:lvlText w:val="%8."/>
-      <w:lvlJc w:val="left"/>
-      <w:pPr>
-        <w:ind w:left="5760" w:hanging="360"/>
-      </w:pPr>
-    </w:lvl>
-    <w:lvl w:ilvl="8" w:tplc="0409001B" w:tentative="1">
-      <w:start w:val="1"/>
-      <w:numFmt w:val="lowerRoman"/>
-      <w:lvlText w:val="%9."/>
-      <w:lvlJc w:val="right"/>
-      <w:pPr>
-        <w:ind w:left="6480" w:hanging="180"/>
-      </w:pPr>
-    </w:lvl>
-  </w:abstractNum>
-  <w:abstractNum w:abstractNumId="26" w15:restartNumberingAfterBreak="0">
-    <w:nsid w:val="3EED5B79"/>
-    <w:multiLevelType w:val="hybridMultilevel"/>
-    <w:tmpl w:val="D96A5528"/>
-    <w:lvl w:ilvl="0" w:tplc="0409000F">
-      <w:start w:val="1"/>
-      <w:numFmt w:val="decimal"/>
-      <w:lvlText w:val="%1."/>
-      <w:lvlJc w:val="left"/>
-      <w:pPr>
-        <w:ind w:left="720" w:hanging="360"/>
-      </w:pPr>
-    </w:lvl>
-    <w:lvl w:ilvl="1" w:tplc="04090019" w:tentative="1">
-      <w:start w:val="1"/>
-      <w:numFmt w:val="lowerLetter"/>
-      <w:lvlText w:val="%2."/>
-      <w:lvlJc w:val="left"/>
-      <w:pPr>
-        <w:ind w:left="1440" w:hanging="360"/>
-      </w:pPr>
-    </w:lvl>
-    <w:lvl w:ilvl="2" w:tplc="0409001B" w:tentative="1">
-      <w:start w:val="1"/>
-      <w:numFmt w:val="lowerRoman"/>
-      <w:lvlText w:val="%3."/>
-      <w:lvlJc w:val="right"/>
-      <w:pPr>
-        <w:ind w:left="2160" w:hanging="180"/>
-      </w:pPr>
-    </w:lvl>
-    <w:lvl w:ilvl="3" w:tplc="0409000F" w:tentative="1">
-      <w:start w:val="1"/>
-      <w:numFmt w:val="decimal"/>
-      <w:lvlText w:val="%4."/>
-      <w:lvlJc w:val="left"/>
-      <w:pPr>
-        <w:ind w:left="2880" w:hanging="360"/>
-      </w:pPr>
-    </w:lvl>
-    <w:lvl w:ilvl="4" w:tplc="04090019" w:tentative="1">
-      <w:start w:val="1"/>
-      <w:numFmt w:val="lowerLetter"/>
-      <w:lvlText w:val="%5."/>
-      <w:lvlJc w:val="left"/>
-      <w:pPr>
-        <w:ind w:left="3600" w:hanging="360"/>
-      </w:pPr>
-    </w:lvl>
-    <w:lvl w:ilvl="5" w:tplc="0409001B" w:tentative="1">
-      <w:start w:val="1"/>
-      <w:numFmt w:val="lowerRoman"/>
-      <w:lvlText w:val="%6."/>
-      <w:lvlJc w:val="right"/>
-      <w:pPr>
-        <w:ind w:left="4320" w:hanging="180"/>
-      </w:pPr>
-    </w:lvl>
-    <w:lvl w:ilvl="6" w:tplc="0409000F" w:tentative="1">
-      <w:start w:val="1"/>
-      <w:numFmt w:val="decimal"/>
-      <w:lvlText w:val="%7."/>
-      <w:lvlJc w:val="left"/>
-      <w:pPr>
-        <w:ind w:left="5040" w:hanging="360"/>
-      </w:pPr>
-    </w:lvl>
-    <w:lvl w:ilvl="7" w:tplc="04090019" w:tentative="1">
-      <w:start w:val="1"/>
-      <w:numFmt w:val="lowerLetter"/>
-      <w:lvlText w:val="%8."/>
-      <w:lvlJc w:val="left"/>
-      <w:pPr>
-        <w:ind w:left="5760" w:hanging="360"/>
-      </w:pPr>
-    </w:lvl>
-    <w:lvl w:ilvl="8" w:tplc="0409001B" w:tentative="1">
-      <w:start w:val="1"/>
-      <w:numFmt w:val="lowerRoman"/>
-      <w:lvlText w:val="%9."/>
-      <w:lvlJc w:val="right"/>
-      <w:pPr>
-        <w:ind w:left="6480" w:hanging="180"/>
-      </w:pPr>
-    </w:lvl>
-  </w:abstractNum>
-  <w:abstractNum w:abstractNumId="27" w15:restartNumberingAfterBreak="0">
+  <w:abstractNum w:abstractNumId="13" w15:restartNumberingAfterBreak="0">
     <w:nsid w:val="3FFA09EA"/>
     <w:multiLevelType w:val="multilevel"/>
     <w:tmpl w:val="0409001F"/>
@@ -10674,185 +9976,7 @@
       </w:pPr>
     </w:lvl>
   </w:abstractNum>
-  <w:abstractNum w:abstractNumId="28" w15:restartNumberingAfterBreak="0">
-    <w:nsid w:val="41801712"/>
-    <w:multiLevelType w:val="multilevel"/>
-    <w:tmpl w:val="0409001F"/>
-    <w:lvl w:ilvl="0">
-      <w:start w:val="1"/>
-      <w:numFmt w:val="decimal"/>
-      <w:lvlText w:val="%1."/>
-      <w:lvlJc w:val="left"/>
-      <w:pPr>
-        <w:ind w:left="360" w:hanging="360"/>
-      </w:pPr>
-    </w:lvl>
-    <w:lvl w:ilvl="1">
-      <w:start w:val="1"/>
-      <w:numFmt w:val="decimal"/>
-      <w:lvlText w:val="%1.%2."/>
-      <w:lvlJc w:val="left"/>
-      <w:pPr>
-        <w:ind w:left="792" w:hanging="432"/>
-      </w:pPr>
-    </w:lvl>
-    <w:lvl w:ilvl="2">
-      <w:start w:val="1"/>
-      <w:numFmt w:val="decimal"/>
-      <w:lvlText w:val="%1.%2.%3."/>
-      <w:lvlJc w:val="left"/>
-      <w:pPr>
-        <w:ind w:left="1224" w:hanging="504"/>
-      </w:pPr>
-    </w:lvl>
-    <w:lvl w:ilvl="3">
-      <w:start w:val="1"/>
-      <w:numFmt w:val="decimal"/>
-      <w:lvlText w:val="%1.%2.%3.%4."/>
-      <w:lvlJc w:val="left"/>
-      <w:pPr>
-        <w:ind w:left="1728" w:hanging="648"/>
-      </w:pPr>
-    </w:lvl>
-    <w:lvl w:ilvl="4">
-      <w:start w:val="1"/>
-      <w:numFmt w:val="decimal"/>
-      <w:lvlText w:val="%1.%2.%3.%4.%5."/>
-      <w:lvlJc w:val="left"/>
-      <w:pPr>
-        <w:ind w:left="2232" w:hanging="792"/>
-      </w:pPr>
-    </w:lvl>
-    <w:lvl w:ilvl="5">
-      <w:start w:val="1"/>
-      <w:numFmt w:val="decimal"/>
-      <w:lvlText w:val="%1.%2.%3.%4.%5.%6."/>
-      <w:lvlJc w:val="left"/>
-      <w:pPr>
-        <w:ind w:left="2736" w:hanging="936"/>
-      </w:pPr>
-    </w:lvl>
-    <w:lvl w:ilvl="6">
-      <w:start w:val="1"/>
-      <w:numFmt w:val="decimal"/>
-      <w:lvlText w:val="%1.%2.%3.%4.%5.%6.%7."/>
-      <w:lvlJc w:val="left"/>
-      <w:pPr>
-        <w:ind w:left="3240" w:hanging="1080"/>
-      </w:pPr>
-    </w:lvl>
-    <w:lvl w:ilvl="7">
-      <w:start w:val="1"/>
-      <w:numFmt w:val="decimal"/>
-      <w:lvlText w:val="%1.%2.%3.%4.%5.%6.%7.%8."/>
-      <w:lvlJc w:val="left"/>
-      <w:pPr>
-        <w:ind w:left="3744" w:hanging="1224"/>
-      </w:pPr>
-    </w:lvl>
-    <w:lvl w:ilvl="8">
-      <w:start w:val="1"/>
-      <w:numFmt w:val="decimal"/>
-      <w:lvlText w:val="%1.%2.%3.%4.%5.%6.%7.%8.%9."/>
-      <w:lvlJc w:val="left"/>
-      <w:pPr>
-        <w:ind w:left="4320" w:hanging="1440"/>
-      </w:pPr>
-    </w:lvl>
-  </w:abstractNum>
-  <w:abstractNum w:abstractNumId="29" w15:restartNumberingAfterBreak="0">
-    <w:nsid w:val="44A53061"/>
-    <w:multiLevelType w:val="multilevel"/>
-    <w:tmpl w:val="0409001F"/>
-    <w:lvl w:ilvl="0">
-      <w:start w:val="1"/>
-      <w:numFmt w:val="decimal"/>
-      <w:lvlText w:val="%1."/>
-      <w:lvlJc w:val="left"/>
-      <w:pPr>
-        <w:ind w:left="360" w:hanging="360"/>
-      </w:pPr>
-    </w:lvl>
-    <w:lvl w:ilvl="1">
-      <w:start w:val="1"/>
-      <w:numFmt w:val="decimal"/>
-      <w:lvlText w:val="%1.%2."/>
-      <w:lvlJc w:val="left"/>
-      <w:pPr>
-        <w:ind w:left="792" w:hanging="432"/>
-      </w:pPr>
-    </w:lvl>
-    <w:lvl w:ilvl="2">
-      <w:start w:val="1"/>
-      <w:numFmt w:val="decimal"/>
-      <w:lvlText w:val="%1.%2.%3."/>
-      <w:lvlJc w:val="left"/>
-      <w:pPr>
-        <w:ind w:left="1224" w:hanging="504"/>
-      </w:pPr>
-    </w:lvl>
-    <w:lvl w:ilvl="3">
-      <w:start w:val="1"/>
-      <w:numFmt w:val="decimal"/>
-      <w:lvlText w:val="%1.%2.%3.%4."/>
-      <w:lvlJc w:val="left"/>
-      <w:pPr>
-        <w:ind w:left="1728" w:hanging="648"/>
-      </w:pPr>
-    </w:lvl>
-    <w:lvl w:ilvl="4">
-      <w:start w:val="1"/>
-      <w:numFmt w:val="decimal"/>
-      <w:lvlText w:val="%1.%2.%3.%4.%5."/>
-      <w:lvlJc w:val="left"/>
-      <w:pPr>
-        <w:ind w:left="2232" w:hanging="792"/>
-      </w:pPr>
-    </w:lvl>
-    <w:lvl w:ilvl="5">
-      <w:start w:val="1"/>
-      <w:numFmt w:val="decimal"/>
-      <w:lvlText w:val="%1.%2.%3.%4.%5.%6."/>
-      <w:lvlJc w:val="left"/>
-      <w:pPr>
-        <w:ind w:left="2736" w:hanging="936"/>
-      </w:pPr>
-    </w:lvl>
-    <w:lvl w:ilvl="6">
-      <w:start w:val="1"/>
-      <w:numFmt w:val="decimal"/>
-      <w:lvlText w:val="%1.%2.%3.%4.%5.%6.%7."/>
-      <w:lvlJc w:val="left"/>
-      <w:pPr>
-        <w:ind w:left="3240" w:hanging="1080"/>
-      </w:pPr>
-    </w:lvl>
-    <w:lvl w:ilvl="7">
-      <w:start w:val="1"/>
-      <w:numFmt w:val="decimal"/>
-      <w:lvlText w:val="%1.%2.%3.%4.%5.%6.%7.%8."/>
-      <w:lvlJc w:val="left"/>
-      <w:pPr>
-        <w:ind w:left="3744" w:hanging="1224"/>
-      </w:pPr>
-    </w:lvl>
-    <w:lvl w:ilvl="8">
-      <w:start w:val="1"/>
-      <w:numFmt w:val="decimal"/>
-      <w:lvlText w:val="%1.%2.%3.%4.%5.%6.%7.%8.%9."/>
-      <w:lvlJc w:val="left"/>
-      <w:pPr>
-        <w:ind w:left="4320" w:hanging="1440"/>
-      </w:pPr>
-    </w:lvl>
-  </w:abstractNum>
-  <w:abstractNum w:abstractNumId="30" w15:restartNumberingAfterBreak="0">
-    <w:nsid w:val="463B09D1"/>
-    <w:multiLevelType w:val="multilevel"/>
-    <w:tmpl w:val="0409001F"/>
-    <w:numStyleLink w:val="Style3"/>
-  </w:abstractNum>
-  <w:abstractNum w:abstractNumId="31" w15:restartNumberingAfterBreak="0">
+  <w:abstractNum w:abstractNumId="14" w15:restartNumberingAfterBreak="0">
     <w:nsid w:val="48470790"/>
     <w:multiLevelType w:val="multilevel"/>
     <w:tmpl w:val="0409001F"/>
@@ -10939,10 +10063,331 @@
       </w:pPr>
     </w:lvl>
   </w:abstractNum>
-  <w:abstractNum w:abstractNumId="32" w15:restartNumberingAfterBreak="0">
-    <w:nsid w:val="4F2F760E"/>
+  <w:abstractNum w:abstractNumId="15" w15:restartNumberingAfterBreak="0">
+    <w:nsid w:val="4FED70E1"/>
     <w:multiLevelType w:val="multilevel"/>
-    <w:tmpl w:val="8362BFFA"/>
+    <w:tmpl w:val="04090025"/>
+    <w:lvl w:ilvl="0">
+      <w:start w:val="1"/>
+      <w:numFmt w:val="decimal"/>
+      <w:pStyle w:val="Heading1"/>
+      <w:lvlText w:val="%1"/>
+      <w:lvlJc w:val="left"/>
+      <w:pPr>
+        <w:ind w:left="432" w:hanging="432"/>
+      </w:pPr>
+    </w:lvl>
+    <w:lvl w:ilvl="1">
+      <w:start w:val="1"/>
+      <w:numFmt w:val="decimal"/>
+      <w:pStyle w:val="Heading2"/>
+      <w:lvlText w:val="%1.%2"/>
+      <w:lvlJc w:val="left"/>
+      <w:pPr>
+        <w:ind w:left="576" w:hanging="576"/>
+      </w:pPr>
+    </w:lvl>
+    <w:lvl w:ilvl="2">
+      <w:start w:val="1"/>
+      <w:numFmt w:val="decimal"/>
+      <w:pStyle w:val="Heading3"/>
+      <w:lvlText w:val="%1.%2.%3"/>
+      <w:lvlJc w:val="left"/>
+      <w:pPr>
+        <w:ind w:left="720" w:hanging="720"/>
+      </w:pPr>
+    </w:lvl>
+    <w:lvl w:ilvl="3">
+      <w:start w:val="1"/>
+      <w:numFmt w:val="decimal"/>
+      <w:pStyle w:val="Heading4"/>
+      <w:lvlText w:val="%1.%2.%3.%4"/>
+      <w:lvlJc w:val="left"/>
+      <w:pPr>
+        <w:ind w:left="864" w:hanging="864"/>
+      </w:pPr>
+    </w:lvl>
+    <w:lvl w:ilvl="4">
+      <w:start w:val="1"/>
+      <w:numFmt w:val="decimal"/>
+      <w:pStyle w:val="Heading5"/>
+      <w:lvlText w:val="%1.%2.%3.%4.%5"/>
+      <w:lvlJc w:val="left"/>
+      <w:pPr>
+        <w:ind w:left="1008" w:hanging="1008"/>
+      </w:pPr>
+    </w:lvl>
+    <w:lvl w:ilvl="5">
+      <w:start w:val="1"/>
+      <w:numFmt w:val="decimal"/>
+      <w:pStyle w:val="Heading6"/>
+      <w:lvlText w:val="%1.%2.%3.%4.%5.%6"/>
+      <w:lvlJc w:val="left"/>
+      <w:pPr>
+        <w:ind w:left="1152" w:hanging="1152"/>
+      </w:pPr>
+    </w:lvl>
+    <w:lvl w:ilvl="6">
+      <w:start w:val="1"/>
+      <w:numFmt w:val="decimal"/>
+      <w:pStyle w:val="Heading7"/>
+      <w:lvlText w:val="%1.%2.%3.%4.%5.%6.%7"/>
+      <w:lvlJc w:val="left"/>
+      <w:pPr>
+        <w:ind w:left="1296" w:hanging="1296"/>
+      </w:pPr>
+    </w:lvl>
+    <w:lvl w:ilvl="7">
+      <w:start w:val="1"/>
+      <w:numFmt w:val="decimal"/>
+      <w:pStyle w:val="Heading8"/>
+      <w:lvlText w:val="%1.%2.%3.%4.%5.%6.%7.%8"/>
+      <w:lvlJc w:val="left"/>
+      <w:pPr>
+        <w:ind w:left="1440" w:hanging="1440"/>
+      </w:pPr>
+    </w:lvl>
+    <w:lvl w:ilvl="8">
+      <w:start w:val="1"/>
+      <w:numFmt w:val="decimal"/>
+      <w:pStyle w:val="Heading9"/>
+      <w:lvlText w:val="%1.%2.%3.%4.%5.%6.%7.%8.%9"/>
+      <w:lvlJc w:val="left"/>
+      <w:pPr>
+        <w:ind w:left="1584" w:hanging="1584"/>
+      </w:pPr>
+    </w:lvl>
+  </w:abstractNum>
+  <w:abstractNum w:abstractNumId="16" w15:restartNumberingAfterBreak="0">
+    <w:nsid w:val="59C81406"/>
+    <w:multiLevelType w:val="multilevel"/>
+    <w:tmpl w:val="069A8B58"/>
+    <w:lvl w:ilvl="0">
+      <w:start w:val="1"/>
+      <w:numFmt w:val="decimal"/>
+      <w:lvlText w:val="%1."/>
+      <w:lvlJc w:val="left"/>
+      <w:pPr>
+        <w:tabs>
+          <w:tab w:val="num" w:pos="720"/>
+        </w:tabs>
+        <w:ind w:left="720" w:hanging="360"/>
+      </w:pPr>
+    </w:lvl>
+    <w:lvl w:ilvl="1" w:tentative="1">
+      <w:start w:val="1"/>
+      <w:numFmt w:val="decimal"/>
+      <w:lvlText w:val="%2."/>
+      <w:lvlJc w:val="left"/>
+      <w:pPr>
+        <w:tabs>
+          <w:tab w:val="num" w:pos="1440"/>
+        </w:tabs>
+        <w:ind w:left="1440" w:hanging="360"/>
+      </w:pPr>
+    </w:lvl>
+    <w:lvl w:ilvl="2" w:tentative="1">
+      <w:start w:val="1"/>
+      <w:numFmt w:val="decimal"/>
+      <w:lvlText w:val="%3."/>
+      <w:lvlJc w:val="left"/>
+      <w:pPr>
+        <w:tabs>
+          <w:tab w:val="num" w:pos="2160"/>
+        </w:tabs>
+        <w:ind w:left="2160" w:hanging="360"/>
+      </w:pPr>
+    </w:lvl>
+    <w:lvl w:ilvl="3" w:tentative="1">
+      <w:start w:val="1"/>
+      <w:numFmt w:val="decimal"/>
+      <w:lvlText w:val="%4."/>
+      <w:lvlJc w:val="left"/>
+      <w:pPr>
+        <w:tabs>
+          <w:tab w:val="num" w:pos="2880"/>
+        </w:tabs>
+        <w:ind w:left="2880" w:hanging="360"/>
+      </w:pPr>
+    </w:lvl>
+    <w:lvl w:ilvl="4" w:tentative="1">
+      <w:start w:val="1"/>
+      <w:numFmt w:val="decimal"/>
+      <w:lvlText w:val="%5."/>
+      <w:lvlJc w:val="left"/>
+      <w:pPr>
+        <w:tabs>
+          <w:tab w:val="num" w:pos="3600"/>
+        </w:tabs>
+        <w:ind w:left="3600" w:hanging="360"/>
+      </w:pPr>
+    </w:lvl>
+    <w:lvl w:ilvl="5" w:tentative="1">
+      <w:start w:val="1"/>
+      <w:numFmt w:val="decimal"/>
+      <w:lvlText w:val="%6."/>
+      <w:lvlJc w:val="left"/>
+      <w:pPr>
+        <w:tabs>
+          <w:tab w:val="num" w:pos="4320"/>
+        </w:tabs>
+        <w:ind w:left="4320" w:hanging="360"/>
+      </w:pPr>
+    </w:lvl>
+    <w:lvl w:ilvl="6" w:tentative="1">
+      <w:start w:val="1"/>
+      <w:numFmt w:val="decimal"/>
+      <w:lvlText w:val="%7."/>
+      <w:lvlJc w:val="left"/>
+      <w:pPr>
+        <w:tabs>
+          <w:tab w:val="num" w:pos="5040"/>
+        </w:tabs>
+        <w:ind w:left="5040" w:hanging="360"/>
+      </w:pPr>
+    </w:lvl>
+    <w:lvl w:ilvl="7" w:tentative="1">
+      <w:start w:val="1"/>
+      <w:numFmt w:val="decimal"/>
+      <w:lvlText w:val="%8."/>
+      <w:lvlJc w:val="left"/>
+      <w:pPr>
+        <w:tabs>
+          <w:tab w:val="num" w:pos="5760"/>
+        </w:tabs>
+        <w:ind w:left="5760" w:hanging="360"/>
+      </w:pPr>
+    </w:lvl>
+    <w:lvl w:ilvl="8" w:tentative="1">
+      <w:start w:val="1"/>
+      <w:numFmt w:val="decimal"/>
+      <w:lvlText w:val="%9."/>
+      <w:lvlJc w:val="left"/>
+      <w:pPr>
+        <w:tabs>
+          <w:tab w:val="num" w:pos="6480"/>
+        </w:tabs>
+        <w:ind w:left="6480" w:hanging="360"/>
+      </w:pPr>
+    </w:lvl>
+  </w:abstractNum>
+  <w:abstractNum w:abstractNumId="17" w15:restartNumberingAfterBreak="0">
+    <w:nsid w:val="67B966F6"/>
+    <w:multiLevelType w:val="hybridMultilevel"/>
+    <w:tmpl w:val="7AA44224"/>
+    <w:lvl w:ilvl="0" w:tplc="04090001">
+      <w:start w:val="1"/>
+      <w:numFmt w:val="bullet"/>
+      <w:lvlText w:val=""/>
+      <w:lvlJc w:val="left"/>
+      <w:pPr>
+        <w:ind w:left="720" w:hanging="360"/>
+      </w:pPr>
+      <w:rPr>
+        <w:rFonts w:ascii="Symbol" w:hAnsi="Symbol" w:hint="default"/>
+      </w:rPr>
+    </w:lvl>
+    <w:lvl w:ilvl="1" w:tplc="04090003" w:tentative="1">
+      <w:start w:val="1"/>
+      <w:numFmt w:val="bullet"/>
+      <w:lvlText w:val="o"/>
+      <w:lvlJc w:val="left"/>
+      <w:pPr>
+        <w:ind w:left="1440" w:hanging="360"/>
+      </w:pPr>
+      <w:rPr>
+        <w:rFonts w:ascii="Courier New" w:hAnsi="Courier New" w:cs="Courier New" w:hint="default"/>
+      </w:rPr>
+    </w:lvl>
+    <w:lvl w:ilvl="2" w:tplc="04090005" w:tentative="1">
+      <w:start w:val="1"/>
+      <w:numFmt w:val="bullet"/>
+      <w:lvlText w:val=""/>
+      <w:lvlJc w:val="left"/>
+      <w:pPr>
+        <w:ind w:left="2160" w:hanging="360"/>
+      </w:pPr>
+      <w:rPr>
+        <w:rFonts w:ascii="Wingdings" w:hAnsi="Wingdings" w:hint="default"/>
+      </w:rPr>
+    </w:lvl>
+    <w:lvl w:ilvl="3" w:tplc="04090001" w:tentative="1">
+      <w:start w:val="1"/>
+      <w:numFmt w:val="bullet"/>
+      <w:lvlText w:val=""/>
+      <w:lvlJc w:val="left"/>
+      <w:pPr>
+        <w:ind w:left="2880" w:hanging="360"/>
+      </w:pPr>
+      <w:rPr>
+        <w:rFonts w:ascii="Symbol" w:hAnsi="Symbol" w:hint="default"/>
+      </w:rPr>
+    </w:lvl>
+    <w:lvl w:ilvl="4" w:tplc="04090003" w:tentative="1">
+      <w:start w:val="1"/>
+      <w:numFmt w:val="bullet"/>
+      <w:lvlText w:val="o"/>
+      <w:lvlJc w:val="left"/>
+      <w:pPr>
+        <w:ind w:left="3600" w:hanging="360"/>
+      </w:pPr>
+      <w:rPr>
+        <w:rFonts w:ascii="Courier New" w:hAnsi="Courier New" w:cs="Courier New" w:hint="default"/>
+      </w:rPr>
+    </w:lvl>
+    <w:lvl w:ilvl="5" w:tplc="04090005" w:tentative="1">
+      <w:start w:val="1"/>
+      <w:numFmt w:val="bullet"/>
+      <w:lvlText w:val=""/>
+      <w:lvlJc w:val="left"/>
+      <w:pPr>
+        <w:ind w:left="4320" w:hanging="360"/>
+      </w:pPr>
+      <w:rPr>
+        <w:rFonts w:ascii="Wingdings" w:hAnsi="Wingdings" w:hint="default"/>
+      </w:rPr>
+    </w:lvl>
+    <w:lvl w:ilvl="6" w:tplc="04090001" w:tentative="1">
+      <w:start w:val="1"/>
+      <w:numFmt w:val="bullet"/>
+      <w:lvlText w:val=""/>
+      <w:lvlJc w:val="left"/>
+      <w:pPr>
+        <w:ind w:left="5040" w:hanging="360"/>
+      </w:pPr>
+      <w:rPr>
+        <w:rFonts w:ascii="Symbol" w:hAnsi="Symbol" w:hint="default"/>
+      </w:rPr>
+    </w:lvl>
+    <w:lvl w:ilvl="7" w:tplc="04090003" w:tentative="1">
+      <w:start w:val="1"/>
+      <w:numFmt w:val="bullet"/>
+      <w:lvlText w:val="o"/>
+      <w:lvlJc w:val="left"/>
+      <w:pPr>
+        <w:ind w:left="5760" w:hanging="360"/>
+      </w:pPr>
+      <w:rPr>
+        <w:rFonts w:ascii="Courier New" w:hAnsi="Courier New" w:cs="Courier New" w:hint="default"/>
+      </w:rPr>
+    </w:lvl>
+    <w:lvl w:ilvl="8" w:tplc="04090005" w:tentative="1">
+      <w:start w:val="1"/>
+      <w:numFmt w:val="bullet"/>
+      <w:lvlText w:val=""/>
+      <w:lvlJc w:val="left"/>
+      <w:pPr>
+        <w:ind w:left="6480" w:hanging="360"/>
+      </w:pPr>
+      <w:rPr>
+        <w:rFonts w:ascii="Wingdings" w:hAnsi="Wingdings" w:hint="default"/>
+      </w:rPr>
+    </w:lvl>
+  </w:abstractNum>
+  <w:abstractNum w:abstractNumId="18" w15:restartNumberingAfterBreak="0">
+    <w:nsid w:val="681405F8"/>
+    <w:multiLevelType w:val="multilevel"/>
+    <w:tmpl w:val="4AC49F0A"/>
     <w:lvl w:ilvl="0">
       <w:start w:val="1"/>
       <w:numFmt w:val="bullet"/>
@@ -11088,1106 +10533,7 @@
       </w:rPr>
     </w:lvl>
   </w:abstractNum>
-  <w:abstractNum w:abstractNumId="33" w15:restartNumberingAfterBreak="0">
-    <w:nsid w:val="4FED70E1"/>
-    <w:multiLevelType w:val="multilevel"/>
-    <w:tmpl w:val="04090025"/>
-    <w:lvl w:ilvl="0">
-      <w:start w:val="1"/>
-      <w:numFmt w:val="decimal"/>
-      <w:pStyle w:val="Heading1"/>
-      <w:lvlText w:val="%1"/>
-      <w:lvlJc w:val="left"/>
-      <w:pPr>
-        <w:ind w:left="432" w:hanging="432"/>
-      </w:pPr>
-    </w:lvl>
-    <w:lvl w:ilvl="1">
-      <w:start w:val="1"/>
-      <w:numFmt w:val="decimal"/>
-      <w:pStyle w:val="Heading2"/>
-      <w:lvlText w:val="%1.%2"/>
-      <w:lvlJc w:val="left"/>
-      <w:pPr>
-        <w:ind w:left="576" w:hanging="576"/>
-      </w:pPr>
-    </w:lvl>
-    <w:lvl w:ilvl="2">
-      <w:start w:val="1"/>
-      <w:numFmt w:val="decimal"/>
-      <w:pStyle w:val="Heading3"/>
-      <w:lvlText w:val="%1.%2.%3"/>
-      <w:lvlJc w:val="left"/>
-      <w:pPr>
-        <w:ind w:left="720" w:hanging="720"/>
-      </w:pPr>
-    </w:lvl>
-    <w:lvl w:ilvl="3">
-      <w:start w:val="1"/>
-      <w:numFmt w:val="decimal"/>
-      <w:pStyle w:val="Heading4"/>
-      <w:lvlText w:val="%1.%2.%3.%4"/>
-      <w:lvlJc w:val="left"/>
-      <w:pPr>
-        <w:ind w:left="864" w:hanging="864"/>
-      </w:pPr>
-    </w:lvl>
-    <w:lvl w:ilvl="4">
-      <w:start w:val="1"/>
-      <w:numFmt w:val="decimal"/>
-      <w:pStyle w:val="Heading5"/>
-      <w:lvlText w:val="%1.%2.%3.%4.%5"/>
-      <w:lvlJc w:val="left"/>
-      <w:pPr>
-        <w:ind w:left="1008" w:hanging="1008"/>
-      </w:pPr>
-    </w:lvl>
-    <w:lvl w:ilvl="5">
-      <w:start w:val="1"/>
-      <w:numFmt w:val="decimal"/>
-      <w:pStyle w:val="Heading6"/>
-      <w:lvlText w:val="%1.%2.%3.%4.%5.%6"/>
-      <w:lvlJc w:val="left"/>
-      <w:pPr>
-        <w:ind w:left="1152" w:hanging="1152"/>
-      </w:pPr>
-    </w:lvl>
-    <w:lvl w:ilvl="6">
-      <w:start w:val="1"/>
-      <w:numFmt w:val="decimal"/>
-      <w:pStyle w:val="Heading7"/>
-      <w:lvlText w:val="%1.%2.%3.%4.%5.%6.%7"/>
-      <w:lvlJc w:val="left"/>
-      <w:pPr>
-        <w:ind w:left="1296" w:hanging="1296"/>
-      </w:pPr>
-    </w:lvl>
-    <w:lvl w:ilvl="7">
-      <w:start w:val="1"/>
-      <w:numFmt w:val="decimal"/>
-      <w:pStyle w:val="Heading8"/>
-      <w:lvlText w:val="%1.%2.%3.%4.%5.%6.%7.%8"/>
-      <w:lvlJc w:val="left"/>
-      <w:pPr>
-        <w:ind w:left="1440" w:hanging="1440"/>
-      </w:pPr>
-    </w:lvl>
-    <w:lvl w:ilvl="8">
-      <w:start w:val="1"/>
-      <w:numFmt w:val="decimal"/>
-      <w:pStyle w:val="Heading9"/>
-      <w:lvlText w:val="%1.%2.%3.%4.%5.%6.%7.%8.%9"/>
-      <w:lvlJc w:val="left"/>
-      <w:pPr>
-        <w:ind w:left="1584" w:hanging="1584"/>
-      </w:pPr>
-    </w:lvl>
-  </w:abstractNum>
-  <w:abstractNum w:abstractNumId="34" w15:restartNumberingAfterBreak="0">
-    <w:nsid w:val="5023260E"/>
-    <w:multiLevelType w:val="hybridMultilevel"/>
-    <w:tmpl w:val="1EECB37E"/>
-    <w:lvl w:ilvl="0" w:tplc="04090001">
-      <w:start w:val="1"/>
-      <w:numFmt w:val="bullet"/>
-      <w:lvlText w:val=""/>
-      <w:lvlJc w:val="left"/>
-      <w:pPr>
-        <w:ind w:left="1080" w:hanging="360"/>
-      </w:pPr>
-      <w:rPr>
-        <w:rFonts w:ascii="Symbol" w:hAnsi="Symbol" w:hint="default"/>
-      </w:rPr>
-    </w:lvl>
-    <w:lvl w:ilvl="1" w:tplc="04090003" w:tentative="1">
-      <w:start w:val="1"/>
-      <w:numFmt w:val="bullet"/>
-      <w:lvlText w:val="o"/>
-      <w:lvlJc w:val="left"/>
-      <w:pPr>
-        <w:ind w:left="1800" w:hanging="360"/>
-      </w:pPr>
-      <w:rPr>
-        <w:rFonts w:ascii="Courier New" w:hAnsi="Courier New" w:cs="Courier New" w:hint="default"/>
-      </w:rPr>
-    </w:lvl>
-    <w:lvl w:ilvl="2" w:tplc="04090005" w:tentative="1">
-      <w:start w:val="1"/>
-      <w:numFmt w:val="bullet"/>
-      <w:lvlText w:val=""/>
-      <w:lvlJc w:val="left"/>
-      <w:pPr>
-        <w:ind w:left="2520" w:hanging="360"/>
-      </w:pPr>
-      <w:rPr>
-        <w:rFonts w:ascii="Wingdings" w:hAnsi="Wingdings" w:hint="default"/>
-      </w:rPr>
-    </w:lvl>
-    <w:lvl w:ilvl="3" w:tplc="04090001" w:tentative="1">
-      <w:start w:val="1"/>
-      <w:numFmt w:val="bullet"/>
-      <w:lvlText w:val=""/>
-      <w:lvlJc w:val="left"/>
-      <w:pPr>
-        <w:ind w:left="3240" w:hanging="360"/>
-      </w:pPr>
-      <w:rPr>
-        <w:rFonts w:ascii="Symbol" w:hAnsi="Symbol" w:hint="default"/>
-      </w:rPr>
-    </w:lvl>
-    <w:lvl w:ilvl="4" w:tplc="04090003" w:tentative="1">
-      <w:start w:val="1"/>
-      <w:numFmt w:val="bullet"/>
-      <w:lvlText w:val="o"/>
-      <w:lvlJc w:val="left"/>
-      <w:pPr>
-        <w:ind w:left="3960" w:hanging="360"/>
-      </w:pPr>
-      <w:rPr>
-        <w:rFonts w:ascii="Courier New" w:hAnsi="Courier New" w:cs="Courier New" w:hint="default"/>
-      </w:rPr>
-    </w:lvl>
-    <w:lvl w:ilvl="5" w:tplc="04090005" w:tentative="1">
-      <w:start w:val="1"/>
-      <w:numFmt w:val="bullet"/>
-      <w:lvlText w:val=""/>
-      <w:lvlJc w:val="left"/>
-      <w:pPr>
-        <w:ind w:left="4680" w:hanging="360"/>
-      </w:pPr>
-      <w:rPr>
-        <w:rFonts w:ascii="Wingdings" w:hAnsi="Wingdings" w:hint="default"/>
-      </w:rPr>
-    </w:lvl>
-    <w:lvl w:ilvl="6" w:tplc="04090001" w:tentative="1">
-      <w:start w:val="1"/>
-      <w:numFmt w:val="bullet"/>
-      <w:lvlText w:val=""/>
-      <w:lvlJc w:val="left"/>
-      <w:pPr>
-        <w:ind w:left="5400" w:hanging="360"/>
-      </w:pPr>
-      <w:rPr>
-        <w:rFonts w:ascii="Symbol" w:hAnsi="Symbol" w:hint="default"/>
-      </w:rPr>
-    </w:lvl>
-    <w:lvl w:ilvl="7" w:tplc="04090003" w:tentative="1">
-      <w:start w:val="1"/>
-      <w:numFmt w:val="bullet"/>
-      <w:lvlText w:val="o"/>
-      <w:lvlJc w:val="left"/>
-      <w:pPr>
-        <w:ind w:left="6120" w:hanging="360"/>
-      </w:pPr>
-      <w:rPr>
-        <w:rFonts w:ascii="Courier New" w:hAnsi="Courier New" w:cs="Courier New" w:hint="default"/>
-      </w:rPr>
-    </w:lvl>
-    <w:lvl w:ilvl="8" w:tplc="04090005" w:tentative="1">
-      <w:start w:val="1"/>
-      <w:numFmt w:val="bullet"/>
-      <w:lvlText w:val=""/>
-      <w:lvlJc w:val="left"/>
-      <w:pPr>
-        <w:ind w:left="6840" w:hanging="360"/>
-      </w:pPr>
-      <w:rPr>
-        <w:rFonts w:ascii="Wingdings" w:hAnsi="Wingdings" w:hint="default"/>
-      </w:rPr>
-    </w:lvl>
-  </w:abstractNum>
-  <w:abstractNum w:abstractNumId="35" w15:restartNumberingAfterBreak="0">
-    <w:nsid w:val="530817E7"/>
-    <w:multiLevelType w:val="hybridMultilevel"/>
-    <w:tmpl w:val="71B82662"/>
-    <w:lvl w:ilvl="0" w:tplc="04090001">
-      <w:start w:val="1"/>
-      <w:numFmt w:val="bullet"/>
-      <w:lvlText w:val=""/>
-      <w:lvlJc w:val="left"/>
-      <w:pPr>
-        <w:ind w:left="1080" w:hanging="360"/>
-      </w:pPr>
-      <w:rPr>
-        <w:rFonts w:ascii="Symbol" w:hAnsi="Symbol" w:hint="default"/>
-      </w:rPr>
-    </w:lvl>
-    <w:lvl w:ilvl="1" w:tplc="04090003" w:tentative="1">
-      <w:start w:val="1"/>
-      <w:numFmt w:val="bullet"/>
-      <w:lvlText w:val="o"/>
-      <w:lvlJc w:val="left"/>
-      <w:pPr>
-        <w:ind w:left="1800" w:hanging="360"/>
-      </w:pPr>
-      <w:rPr>
-        <w:rFonts w:ascii="Courier New" w:hAnsi="Courier New" w:cs="Courier New" w:hint="default"/>
-      </w:rPr>
-    </w:lvl>
-    <w:lvl w:ilvl="2" w:tplc="04090005" w:tentative="1">
-      <w:start w:val="1"/>
-      <w:numFmt w:val="bullet"/>
-      <w:lvlText w:val=""/>
-      <w:lvlJc w:val="left"/>
-      <w:pPr>
-        <w:ind w:left="2520" w:hanging="360"/>
-      </w:pPr>
-      <w:rPr>
-        <w:rFonts w:ascii="Wingdings" w:hAnsi="Wingdings" w:hint="default"/>
-      </w:rPr>
-    </w:lvl>
-    <w:lvl w:ilvl="3" w:tplc="04090001" w:tentative="1">
-      <w:start w:val="1"/>
-      <w:numFmt w:val="bullet"/>
-      <w:lvlText w:val=""/>
-      <w:lvlJc w:val="left"/>
-      <w:pPr>
-        <w:ind w:left="3240" w:hanging="360"/>
-      </w:pPr>
-      <w:rPr>
-        <w:rFonts w:ascii="Symbol" w:hAnsi="Symbol" w:hint="default"/>
-      </w:rPr>
-    </w:lvl>
-    <w:lvl w:ilvl="4" w:tplc="04090003" w:tentative="1">
-      <w:start w:val="1"/>
-      <w:numFmt w:val="bullet"/>
-      <w:lvlText w:val="o"/>
-      <w:lvlJc w:val="left"/>
-      <w:pPr>
-        <w:ind w:left="3960" w:hanging="360"/>
-      </w:pPr>
-      <w:rPr>
-        <w:rFonts w:ascii="Courier New" w:hAnsi="Courier New" w:cs="Courier New" w:hint="default"/>
-      </w:rPr>
-    </w:lvl>
-    <w:lvl w:ilvl="5" w:tplc="04090005" w:tentative="1">
-      <w:start w:val="1"/>
-      <w:numFmt w:val="bullet"/>
-      <w:lvlText w:val=""/>
-      <w:lvlJc w:val="left"/>
-      <w:pPr>
-        <w:ind w:left="4680" w:hanging="360"/>
-      </w:pPr>
-      <w:rPr>
-        <w:rFonts w:ascii="Wingdings" w:hAnsi="Wingdings" w:hint="default"/>
-      </w:rPr>
-    </w:lvl>
-    <w:lvl w:ilvl="6" w:tplc="04090001" w:tentative="1">
-      <w:start w:val="1"/>
-      <w:numFmt w:val="bullet"/>
-      <w:lvlText w:val=""/>
-      <w:lvlJc w:val="left"/>
-      <w:pPr>
-        <w:ind w:left="5400" w:hanging="360"/>
-      </w:pPr>
-      <w:rPr>
-        <w:rFonts w:ascii="Symbol" w:hAnsi="Symbol" w:hint="default"/>
-      </w:rPr>
-    </w:lvl>
-    <w:lvl w:ilvl="7" w:tplc="04090003" w:tentative="1">
-      <w:start w:val="1"/>
-      <w:numFmt w:val="bullet"/>
-      <w:lvlText w:val="o"/>
-      <w:lvlJc w:val="left"/>
-      <w:pPr>
-        <w:ind w:left="6120" w:hanging="360"/>
-      </w:pPr>
-      <w:rPr>
-        <w:rFonts w:ascii="Courier New" w:hAnsi="Courier New" w:cs="Courier New" w:hint="default"/>
-      </w:rPr>
-    </w:lvl>
-    <w:lvl w:ilvl="8" w:tplc="04090005" w:tentative="1">
-      <w:start w:val="1"/>
-      <w:numFmt w:val="bullet"/>
-      <w:lvlText w:val=""/>
-      <w:lvlJc w:val="left"/>
-      <w:pPr>
-        <w:ind w:left="6840" w:hanging="360"/>
-      </w:pPr>
-      <w:rPr>
-        <w:rFonts w:ascii="Wingdings" w:hAnsi="Wingdings" w:hint="default"/>
-      </w:rPr>
-    </w:lvl>
-  </w:abstractNum>
-  <w:abstractNum w:abstractNumId="36" w15:restartNumberingAfterBreak="0">
-    <w:nsid w:val="59C81406"/>
-    <w:multiLevelType w:val="multilevel"/>
-    <w:tmpl w:val="069A8B58"/>
-    <w:lvl w:ilvl="0">
-      <w:start w:val="1"/>
-      <w:numFmt w:val="decimal"/>
-      <w:lvlText w:val="%1."/>
-      <w:lvlJc w:val="left"/>
-      <w:pPr>
-        <w:tabs>
-          <w:tab w:val="num" w:pos="720"/>
-        </w:tabs>
-        <w:ind w:left="720" w:hanging="360"/>
-      </w:pPr>
-    </w:lvl>
-    <w:lvl w:ilvl="1" w:tentative="1">
-      <w:start w:val="1"/>
-      <w:numFmt w:val="decimal"/>
-      <w:lvlText w:val="%2."/>
-      <w:lvlJc w:val="left"/>
-      <w:pPr>
-        <w:tabs>
-          <w:tab w:val="num" w:pos="1440"/>
-        </w:tabs>
-        <w:ind w:left="1440" w:hanging="360"/>
-      </w:pPr>
-    </w:lvl>
-    <w:lvl w:ilvl="2" w:tentative="1">
-      <w:start w:val="1"/>
-      <w:numFmt w:val="decimal"/>
-      <w:lvlText w:val="%3."/>
-      <w:lvlJc w:val="left"/>
-      <w:pPr>
-        <w:tabs>
-          <w:tab w:val="num" w:pos="2160"/>
-        </w:tabs>
-        <w:ind w:left="2160" w:hanging="360"/>
-      </w:pPr>
-    </w:lvl>
-    <w:lvl w:ilvl="3" w:tentative="1">
-      <w:start w:val="1"/>
-      <w:numFmt w:val="decimal"/>
-      <w:lvlText w:val="%4."/>
-      <w:lvlJc w:val="left"/>
-      <w:pPr>
-        <w:tabs>
-          <w:tab w:val="num" w:pos="2880"/>
-        </w:tabs>
-        <w:ind w:left="2880" w:hanging="360"/>
-      </w:pPr>
-    </w:lvl>
-    <w:lvl w:ilvl="4" w:tentative="1">
-      <w:start w:val="1"/>
-      <w:numFmt w:val="decimal"/>
-      <w:lvlText w:val="%5."/>
-      <w:lvlJc w:val="left"/>
-      <w:pPr>
-        <w:tabs>
-          <w:tab w:val="num" w:pos="3600"/>
-        </w:tabs>
-        <w:ind w:left="3600" w:hanging="360"/>
-      </w:pPr>
-    </w:lvl>
-    <w:lvl w:ilvl="5" w:tentative="1">
-      <w:start w:val="1"/>
-      <w:numFmt w:val="decimal"/>
-      <w:lvlText w:val="%6."/>
-      <w:lvlJc w:val="left"/>
-      <w:pPr>
-        <w:tabs>
-          <w:tab w:val="num" w:pos="4320"/>
-        </w:tabs>
-        <w:ind w:left="4320" w:hanging="360"/>
-      </w:pPr>
-    </w:lvl>
-    <w:lvl w:ilvl="6" w:tentative="1">
-      <w:start w:val="1"/>
-      <w:numFmt w:val="decimal"/>
-      <w:lvlText w:val="%7."/>
-      <w:lvlJc w:val="left"/>
-      <w:pPr>
-        <w:tabs>
-          <w:tab w:val="num" w:pos="5040"/>
-        </w:tabs>
-        <w:ind w:left="5040" w:hanging="360"/>
-      </w:pPr>
-    </w:lvl>
-    <w:lvl w:ilvl="7" w:tentative="1">
-      <w:start w:val="1"/>
-      <w:numFmt w:val="decimal"/>
-      <w:lvlText w:val="%8."/>
-      <w:lvlJc w:val="left"/>
-      <w:pPr>
-        <w:tabs>
-          <w:tab w:val="num" w:pos="5760"/>
-        </w:tabs>
-        <w:ind w:left="5760" w:hanging="360"/>
-      </w:pPr>
-    </w:lvl>
-    <w:lvl w:ilvl="8" w:tentative="1">
-      <w:start w:val="1"/>
-      <w:numFmt w:val="decimal"/>
-      <w:lvlText w:val="%9."/>
-      <w:lvlJc w:val="left"/>
-      <w:pPr>
-        <w:tabs>
-          <w:tab w:val="num" w:pos="6480"/>
-        </w:tabs>
-        <w:ind w:left="6480" w:hanging="360"/>
-      </w:pPr>
-    </w:lvl>
-  </w:abstractNum>
-  <w:abstractNum w:abstractNumId="37" w15:restartNumberingAfterBreak="0">
-    <w:nsid w:val="5E7332E2"/>
-    <w:multiLevelType w:val="multilevel"/>
-    <w:tmpl w:val="0409001F"/>
-    <w:lvl w:ilvl="0">
-      <w:start w:val="1"/>
-      <w:numFmt w:val="decimal"/>
-      <w:lvlText w:val="%1."/>
-      <w:lvlJc w:val="left"/>
-      <w:pPr>
-        <w:ind w:left="720" w:hanging="360"/>
-      </w:pPr>
-    </w:lvl>
-    <w:lvl w:ilvl="1">
-      <w:start w:val="1"/>
-      <w:numFmt w:val="decimal"/>
-      <w:lvlText w:val="%1.%2."/>
-      <w:lvlJc w:val="left"/>
-      <w:pPr>
-        <w:ind w:left="1152" w:hanging="432"/>
-      </w:pPr>
-    </w:lvl>
-    <w:lvl w:ilvl="2">
-      <w:start w:val="1"/>
-      <w:numFmt w:val="decimal"/>
-      <w:lvlText w:val="%1.%2.%3."/>
-      <w:lvlJc w:val="left"/>
-      <w:pPr>
-        <w:ind w:left="1584" w:hanging="504"/>
-      </w:pPr>
-    </w:lvl>
-    <w:lvl w:ilvl="3">
-      <w:start w:val="1"/>
-      <w:numFmt w:val="decimal"/>
-      <w:lvlText w:val="%1.%2.%3.%4."/>
-      <w:lvlJc w:val="left"/>
-      <w:pPr>
-        <w:ind w:left="2088" w:hanging="648"/>
-      </w:pPr>
-    </w:lvl>
-    <w:lvl w:ilvl="4">
-      <w:start w:val="1"/>
-      <w:numFmt w:val="decimal"/>
-      <w:lvlText w:val="%1.%2.%3.%4.%5."/>
-      <w:lvlJc w:val="left"/>
-      <w:pPr>
-        <w:ind w:left="2592" w:hanging="792"/>
-      </w:pPr>
-    </w:lvl>
-    <w:lvl w:ilvl="5">
-      <w:start w:val="1"/>
-      <w:numFmt w:val="decimal"/>
-      <w:lvlText w:val="%1.%2.%3.%4.%5.%6."/>
-      <w:lvlJc w:val="left"/>
-      <w:pPr>
-        <w:ind w:left="3096" w:hanging="936"/>
-      </w:pPr>
-    </w:lvl>
-    <w:lvl w:ilvl="6">
-      <w:start w:val="1"/>
-      <w:numFmt w:val="decimal"/>
-      <w:lvlText w:val="%1.%2.%3.%4.%5.%6.%7."/>
-      <w:lvlJc w:val="left"/>
-      <w:pPr>
-        <w:ind w:left="3600" w:hanging="1080"/>
-      </w:pPr>
-    </w:lvl>
-    <w:lvl w:ilvl="7">
-      <w:start w:val="1"/>
-      <w:numFmt w:val="decimal"/>
-      <w:lvlText w:val="%1.%2.%3.%4.%5.%6.%7.%8."/>
-      <w:lvlJc w:val="left"/>
-      <w:pPr>
-        <w:ind w:left="4104" w:hanging="1224"/>
-      </w:pPr>
-    </w:lvl>
-    <w:lvl w:ilvl="8">
-      <w:start w:val="1"/>
-      <w:numFmt w:val="decimal"/>
-      <w:lvlText w:val="%1.%2.%3.%4.%5.%6.%7.%8.%9."/>
-      <w:lvlJc w:val="left"/>
-      <w:pPr>
-        <w:ind w:left="4680" w:hanging="1440"/>
-      </w:pPr>
-    </w:lvl>
-  </w:abstractNum>
-  <w:abstractNum w:abstractNumId="38" w15:restartNumberingAfterBreak="0">
-    <w:nsid w:val="64A83CEF"/>
-    <w:multiLevelType w:val="multilevel"/>
-    <w:tmpl w:val="0409001F"/>
-    <w:lvl w:ilvl="0">
-      <w:start w:val="1"/>
-      <w:numFmt w:val="decimal"/>
-      <w:lvlText w:val="%1."/>
-      <w:lvlJc w:val="left"/>
-      <w:pPr>
-        <w:ind w:left="360" w:hanging="360"/>
-      </w:pPr>
-    </w:lvl>
-    <w:lvl w:ilvl="1">
-      <w:start w:val="1"/>
-      <w:numFmt w:val="decimal"/>
-      <w:lvlText w:val="%1.%2."/>
-      <w:lvlJc w:val="left"/>
-      <w:pPr>
-        <w:ind w:left="792" w:hanging="432"/>
-      </w:pPr>
-    </w:lvl>
-    <w:lvl w:ilvl="2">
-      <w:start w:val="1"/>
-      <w:numFmt w:val="decimal"/>
-      <w:lvlText w:val="%1.%2.%3."/>
-      <w:lvlJc w:val="left"/>
-      <w:pPr>
-        <w:ind w:left="1224" w:hanging="504"/>
-      </w:pPr>
-    </w:lvl>
-    <w:lvl w:ilvl="3">
-      <w:start w:val="1"/>
-      <w:numFmt w:val="decimal"/>
-      <w:lvlText w:val="%1.%2.%3.%4."/>
-      <w:lvlJc w:val="left"/>
-      <w:pPr>
-        <w:ind w:left="1728" w:hanging="648"/>
-      </w:pPr>
-    </w:lvl>
-    <w:lvl w:ilvl="4">
-      <w:start w:val="1"/>
-      <w:numFmt w:val="decimal"/>
-      <w:lvlText w:val="%1.%2.%3.%4.%5."/>
-      <w:lvlJc w:val="left"/>
-      <w:pPr>
-        <w:ind w:left="2232" w:hanging="792"/>
-      </w:pPr>
-    </w:lvl>
-    <w:lvl w:ilvl="5">
-      <w:start w:val="1"/>
-      <w:numFmt w:val="decimal"/>
-      <w:lvlText w:val="%1.%2.%3.%4.%5.%6."/>
-      <w:lvlJc w:val="left"/>
-      <w:pPr>
-        <w:ind w:left="2736" w:hanging="936"/>
-      </w:pPr>
-    </w:lvl>
-    <w:lvl w:ilvl="6">
-      <w:start w:val="1"/>
-      <w:numFmt w:val="decimal"/>
-      <w:lvlText w:val="%1.%2.%3.%4.%5.%6.%7."/>
-      <w:lvlJc w:val="left"/>
-      <w:pPr>
-        <w:ind w:left="3240" w:hanging="1080"/>
-      </w:pPr>
-    </w:lvl>
-    <w:lvl w:ilvl="7">
-      <w:start w:val="1"/>
-      <w:numFmt w:val="decimal"/>
-      <w:lvlText w:val="%1.%2.%3.%4.%5.%6.%7.%8."/>
-      <w:lvlJc w:val="left"/>
-      <w:pPr>
-        <w:ind w:left="3744" w:hanging="1224"/>
-      </w:pPr>
-    </w:lvl>
-    <w:lvl w:ilvl="8">
-      <w:start w:val="1"/>
-      <w:numFmt w:val="decimal"/>
-      <w:lvlText w:val="%1.%2.%3.%4.%5.%6.%7.%8.%9."/>
-      <w:lvlJc w:val="left"/>
-      <w:pPr>
-        <w:ind w:left="4320" w:hanging="1440"/>
-      </w:pPr>
-    </w:lvl>
-  </w:abstractNum>
-  <w:abstractNum w:abstractNumId="39" w15:restartNumberingAfterBreak="0">
-    <w:nsid w:val="67173375"/>
-    <w:multiLevelType w:val="multilevel"/>
-    <w:tmpl w:val="02E43EA8"/>
-    <w:lvl w:ilvl="0">
-      <w:start w:val="1"/>
-      <w:numFmt w:val="decimal"/>
-      <w:lvlText w:val="%1."/>
-      <w:lvlJc w:val="left"/>
-      <w:pPr>
-        <w:ind w:left="720" w:hanging="360"/>
-      </w:pPr>
-    </w:lvl>
-    <w:lvl w:ilvl="1">
-      <w:start w:val="1"/>
-      <w:numFmt w:val="decimal"/>
-      <w:isLgl/>
-      <w:lvlText w:val="%1.%2"/>
-      <w:lvlJc w:val="left"/>
-      <w:pPr>
-        <w:ind w:left="720" w:hanging="360"/>
-      </w:pPr>
-      <w:rPr>
-        <w:rFonts w:hint="default"/>
-      </w:rPr>
-    </w:lvl>
-    <w:lvl w:ilvl="2">
-      <w:start w:val="1"/>
-      <w:numFmt w:val="decimal"/>
-      <w:isLgl/>
-      <w:lvlText w:val="%1.%2.%3"/>
-      <w:lvlJc w:val="left"/>
-      <w:pPr>
-        <w:ind w:left="1080" w:hanging="720"/>
-      </w:pPr>
-      <w:rPr>
-        <w:rFonts w:hint="default"/>
-      </w:rPr>
-    </w:lvl>
-    <w:lvl w:ilvl="3">
-      <w:start w:val="1"/>
-      <w:numFmt w:val="decimal"/>
-      <w:isLgl/>
-      <w:lvlText w:val="%1.%2.%3.%4"/>
-      <w:lvlJc w:val="left"/>
-      <w:pPr>
-        <w:ind w:left="1080" w:hanging="720"/>
-      </w:pPr>
-      <w:rPr>
-        <w:rFonts w:hint="default"/>
-      </w:rPr>
-    </w:lvl>
-    <w:lvl w:ilvl="4">
-      <w:start w:val="1"/>
-      <w:numFmt w:val="decimal"/>
-      <w:isLgl/>
-      <w:lvlText w:val="%1.%2.%3.%4.%5"/>
-      <w:lvlJc w:val="left"/>
-      <w:pPr>
-        <w:ind w:left="1440" w:hanging="1080"/>
-      </w:pPr>
-      <w:rPr>
-        <w:rFonts w:hint="default"/>
-      </w:rPr>
-    </w:lvl>
-    <w:lvl w:ilvl="5">
-      <w:start w:val="1"/>
-      <w:numFmt w:val="decimal"/>
-      <w:isLgl/>
-      <w:lvlText w:val="%1.%2.%3.%4.%5.%6"/>
-      <w:lvlJc w:val="left"/>
-      <w:pPr>
-        <w:ind w:left="1800" w:hanging="1440"/>
-      </w:pPr>
-      <w:rPr>
-        <w:rFonts w:hint="default"/>
-      </w:rPr>
-    </w:lvl>
-    <w:lvl w:ilvl="6">
-      <w:start w:val="1"/>
-      <w:numFmt w:val="decimal"/>
-      <w:isLgl/>
-      <w:lvlText w:val="%1.%2.%3.%4.%5.%6.%7"/>
-      <w:lvlJc w:val="left"/>
-      <w:pPr>
-        <w:ind w:left="1800" w:hanging="1440"/>
-      </w:pPr>
-      <w:rPr>
-        <w:rFonts w:hint="default"/>
-      </w:rPr>
-    </w:lvl>
-    <w:lvl w:ilvl="7">
-      <w:start w:val="1"/>
-      <w:numFmt w:val="decimal"/>
-      <w:isLgl/>
-      <w:lvlText w:val="%1.%2.%3.%4.%5.%6.%7.%8"/>
-      <w:lvlJc w:val="left"/>
-      <w:pPr>
-        <w:ind w:left="2160" w:hanging="1800"/>
-      </w:pPr>
-      <w:rPr>
-        <w:rFonts w:hint="default"/>
-      </w:rPr>
-    </w:lvl>
-    <w:lvl w:ilvl="8">
-      <w:start w:val="1"/>
-      <w:numFmt w:val="decimal"/>
-      <w:isLgl/>
-      <w:lvlText w:val="%1.%2.%3.%4.%5.%6.%7.%8.%9"/>
-      <w:lvlJc w:val="left"/>
-      <w:pPr>
-        <w:ind w:left="2160" w:hanging="1800"/>
-      </w:pPr>
-      <w:rPr>
-        <w:rFonts w:hint="default"/>
-      </w:rPr>
-    </w:lvl>
-  </w:abstractNum>
-  <w:abstractNum w:abstractNumId="40" w15:restartNumberingAfterBreak="0">
-    <w:nsid w:val="67B966F6"/>
-    <w:multiLevelType w:val="hybridMultilevel"/>
-    <w:tmpl w:val="7AA44224"/>
-    <w:lvl w:ilvl="0" w:tplc="04090001">
-      <w:start w:val="1"/>
-      <w:numFmt w:val="bullet"/>
-      <w:lvlText w:val=""/>
-      <w:lvlJc w:val="left"/>
-      <w:pPr>
-        <w:ind w:left="720" w:hanging="360"/>
-      </w:pPr>
-      <w:rPr>
-        <w:rFonts w:ascii="Symbol" w:hAnsi="Symbol" w:hint="default"/>
-      </w:rPr>
-    </w:lvl>
-    <w:lvl w:ilvl="1" w:tplc="04090003" w:tentative="1">
-      <w:start w:val="1"/>
-      <w:numFmt w:val="bullet"/>
-      <w:lvlText w:val="o"/>
-      <w:lvlJc w:val="left"/>
-      <w:pPr>
-        <w:ind w:left="1440" w:hanging="360"/>
-      </w:pPr>
-      <w:rPr>
-        <w:rFonts w:ascii="Courier New" w:hAnsi="Courier New" w:cs="Courier New" w:hint="default"/>
-      </w:rPr>
-    </w:lvl>
-    <w:lvl w:ilvl="2" w:tplc="04090005" w:tentative="1">
-      <w:start w:val="1"/>
-      <w:numFmt w:val="bullet"/>
-      <w:lvlText w:val=""/>
-      <w:lvlJc w:val="left"/>
-      <w:pPr>
-        <w:ind w:left="2160" w:hanging="360"/>
-      </w:pPr>
-      <w:rPr>
-        <w:rFonts w:ascii="Wingdings" w:hAnsi="Wingdings" w:hint="default"/>
-      </w:rPr>
-    </w:lvl>
-    <w:lvl w:ilvl="3" w:tplc="04090001" w:tentative="1">
-      <w:start w:val="1"/>
-      <w:numFmt w:val="bullet"/>
-      <w:lvlText w:val=""/>
-      <w:lvlJc w:val="left"/>
-      <w:pPr>
-        <w:ind w:left="2880" w:hanging="360"/>
-      </w:pPr>
-      <w:rPr>
-        <w:rFonts w:ascii="Symbol" w:hAnsi="Symbol" w:hint="default"/>
-      </w:rPr>
-    </w:lvl>
-    <w:lvl w:ilvl="4" w:tplc="04090003" w:tentative="1">
-      <w:start w:val="1"/>
-      <w:numFmt w:val="bullet"/>
-      <w:lvlText w:val="o"/>
-      <w:lvlJc w:val="left"/>
-      <w:pPr>
-        <w:ind w:left="3600" w:hanging="360"/>
-      </w:pPr>
-      <w:rPr>
-        <w:rFonts w:ascii="Courier New" w:hAnsi="Courier New" w:cs="Courier New" w:hint="default"/>
-      </w:rPr>
-    </w:lvl>
-    <w:lvl w:ilvl="5" w:tplc="04090005" w:tentative="1">
-      <w:start w:val="1"/>
-      <w:numFmt w:val="bullet"/>
-      <w:lvlText w:val=""/>
-      <w:lvlJc w:val="left"/>
-      <w:pPr>
-        <w:ind w:left="4320" w:hanging="360"/>
-      </w:pPr>
-      <w:rPr>
-        <w:rFonts w:ascii="Wingdings" w:hAnsi="Wingdings" w:hint="default"/>
-      </w:rPr>
-    </w:lvl>
-    <w:lvl w:ilvl="6" w:tplc="04090001" w:tentative="1">
-      <w:start w:val="1"/>
-      <w:numFmt w:val="bullet"/>
-      <w:lvlText w:val=""/>
-      <w:lvlJc w:val="left"/>
-      <w:pPr>
-        <w:ind w:left="5040" w:hanging="360"/>
-      </w:pPr>
-      <w:rPr>
-        <w:rFonts w:ascii="Symbol" w:hAnsi="Symbol" w:hint="default"/>
-      </w:rPr>
-    </w:lvl>
-    <w:lvl w:ilvl="7" w:tplc="04090003" w:tentative="1">
-      <w:start w:val="1"/>
-      <w:numFmt w:val="bullet"/>
-      <w:lvlText w:val="o"/>
-      <w:lvlJc w:val="left"/>
-      <w:pPr>
-        <w:ind w:left="5760" w:hanging="360"/>
-      </w:pPr>
-      <w:rPr>
-        <w:rFonts w:ascii="Courier New" w:hAnsi="Courier New" w:cs="Courier New" w:hint="default"/>
-      </w:rPr>
-    </w:lvl>
-    <w:lvl w:ilvl="8" w:tplc="04090005" w:tentative="1">
-      <w:start w:val="1"/>
-      <w:numFmt w:val="bullet"/>
-      <w:lvlText w:val=""/>
-      <w:lvlJc w:val="left"/>
-      <w:pPr>
-        <w:ind w:left="6480" w:hanging="360"/>
-      </w:pPr>
-      <w:rPr>
-        <w:rFonts w:ascii="Wingdings" w:hAnsi="Wingdings" w:hint="default"/>
-      </w:rPr>
-    </w:lvl>
-  </w:abstractNum>
-  <w:abstractNum w:abstractNumId="41" w15:restartNumberingAfterBreak="0">
-    <w:nsid w:val="681405F8"/>
-    <w:multiLevelType w:val="multilevel"/>
-    <w:tmpl w:val="4AC49F0A"/>
-    <w:lvl w:ilvl="0">
-      <w:start w:val="1"/>
-      <w:numFmt w:val="bullet"/>
-      <w:lvlText w:val=""/>
-      <w:lvlJc w:val="left"/>
-      <w:pPr>
-        <w:tabs>
-          <w:tab w:val="num" w:pos="720"/>
-        </w:tabs>
-        <w:ind w:left="720" w:hanging="360"/>
-      </w:pPr>
-      <w:rPr>
-        <w:rFonts w:ascii="Symbol" w:hAnsi="Symbol" w:hint="default"/>
-        <w:sz w:val="20"/>
-      </w:rPr>
-    </w:lvl>
-    <w:lvl w:ilvl="1" w:tentative="1">
-      <w:start w:val="1"/>
-      <w:numFmt w:val="bullet"/>
-      <w:lvlText w:val="o"/>
-      <w:lvlJc w:val="left"/>
-      <w:pPr>
-        <w:tabs>
-          <w:tab w:val="num" w:pos="1440"/>
-        </w:tabs>
-        <w:ind w:left="1440" w:hanging="360"/>
-      </w:pPr>
-      <w:rPr>
-        <w:rFonts w:ascii="Courier New" w:hAnsi="Courier New" w:hint="default"/>
-        <w:sz w:val="20"/>
-      </w:rPr>
-    </w:lvl>
-    <w:lvl w:ilvl="2" w:tentative="1">
-      <w:start w:val="1"/>
-      <w:numFmt w:val="bullet"/>
-      <w:lvlText w:val=""/>
-      <w:lvlJc w:val="left"/>
-      <w:pPr>
-        <w:tabs>
-          <w:tab w:val="num" w:pos="2160"/>
-        </w:tabs>
-        <w:ind w:left="2160" w:hanging="360"/>
-      </w:pPr>
-      <w:rPr>
-        <w:rFonts w:ascii="Wingdings" w:hAnsi="Wingdings" w:hint="default"/>
-        <w:sz w:val="20"/>
-      </w:rPr>
-    </w:lvl>
-    <w:lvl w:ilvl="3" w:tentative="1">
-      <w:start w:val="1"/>
-      <w:numFmt w:val="bullet"/>
-      <w:lvlText w:val=""/>
-      <w:lvlJc w:val="left"/>
-      <w:pPr>
-        <w:tabs>
-          <w:tab w:val="num" w:pos="2880"/>
-        </w:tabs>
-        <w:ind w:left="2880" w:hanging="360"/>
-      </w:pPr>
-      <w:rPr>
-        <w:rFonts w:ascii="Wingdings" w:hAnsi="Wingdings" w:hint="default"/>
-        <w:sz w:val="20"/>
-      </w:rPr>
-    </w:lvl>
-    <w:lvl w:ilvl="4" w:tentative="1">
-      <w:start w:val="1"/>
-      <w:numFmt w:val="bullet"/>
-      <w:lvlText w:val=""/>
-      <w:lvlJc w:val="left"/>
-      <w:pPr>
-        <w:tabs>
-          <w:tab w:val="num" w:pos="3600"/>
-        </w:tabs>
-        <w:ind w:left="3600" w:hanging="360"/>
-      </w:pPr>
-      <w:rPr>
-        <w:rFonts w:ascii="Wingdings" w:hAnsi="Wingdings" w:hint="default"/>
-        <w:sz w:val="20"/>
-      </w:rPr>
-    </w:lvl>
-    <w:lvl w:ilvl="5" w:tentative="1">
-      <w:start w:val="1"/>
-      <w:numFmt w:val="bullet"/>
-      <w:lvlText w:val=""/>
-      <w:lvlJc w:val="left"/>
-      <w:pPr>
-        <w:tabs>
-          <w:tab w:val="num" w:pos="4320"/>
-        </w:tabs>
-        <w:ind w:left="4320" w:hanging="360"/>
-      </w:pPr>
-      <w:rPr>
-        <w:rFonts w:ascii="Wingdings" w:hAnsi="Wingdings" w:hint="default"/>
-        <w:sz w:val="20"/>
-      </w:rPr>
-    </w:lvl>
-    <w:lvl w:ilvl="6" w:tentative="1">
-      <w:start w:val="1"/>
-      <w:numFmt w:val="bullet"/>
-      <w:lvlText w:val=""/>
-      <w:lvlJc w:val="left"/>
-      <w:pPr>
-        <w:tabs>
-          <w:tab w:val="num" w:pos="5040"/>
-        </w:tabs>
-        <w:ind w:left="5040" w:hanging="360"/>
-      </w:pPr>
-      <w:rPr>
-        <w:rFonts w:ascii="Wingdings" w:hAnsi="Wingdings" w:hint="default"/>
-        <w:sz w:val="20"/>
-      </w:rPr>
-    </w:lvl>
-    <w:lvl w:ilvl="7" w:tentative="1">
-      <w:start w:val="1"/>
-      <w:numFmt w:val="bullet"/>
-      <w:lvlText w:val=""/>
-      <w:lvlJc w:val="left"/>
-      <w:pPr>
-        <w:tabs>
-          <w:tab w:val="num" w:pos="5760"/>
-        </w:tabs>
-        <w:ind w:left="5760" w:hanging="360"/>
-      </w:pPr>
-      <w:rPr>
-        <w:rFonts w:ascii="Wingdings" w:hAnsi="Wingdings" w:hint="default"/>
-        <w:sz w:val="20"/>
-      </w:rPr>
-    </w:lvl>
-    <w:lvl w:ilvl="8" w:tentative="1">
-      <w:start w:val="1"/>
-      <w:numFmt w:val="bullet"/>
-      <w:lvlText w:val=""/>
-      <w:lvlJc w:val="left"/>
-      <w:pPr>
-        <w:tabs>
-          <w:tab w:val="num" w:pos="6480"/>
-        </w:tabs>
-        <w:ind w:left="6480" w:hanging="360"/>
-      </w:pPr>
-      <w:rPr>
-        <w:rFonts w:ascii="Wingdings" w:hAnsi="Wingdings" w:hint="default"/>
-        <w:sz w:val="20"/>
-      </w:rPr>
-    </w:lvl>
-  </w:abstractNum>
-  <w:abstractNum w:abstractNumId="42" w15:restartNumberingAfterBreak="0">
-    <w:nsid w:val="69436B62"/>
-    <w:multiLevelType w:val="multilevel"/>
-    <w:tmpl w:val="069A8B58"/>
-    <w:lvl w:ilvl="0">
-      <w:start w:val="1"/>
-      <w:numFmt w:val="decimal"/>
-      <w:lvlText w:val="%1."/>
-      <w:lvlJc w:val="left"/>
-      <w:pPr>
-        <w:tabs>
-          <w:tab w:val="num" w:pos="720"/>
-        </w:tabs>
-        <w:ind w:left="720" w:hanging="360"/>
-      </w:pPr>
-    </w:lvl>
-    <w:lvl w:ilvl="1" w:tentative="1">
-      <w:start w:val="1"/>
-      <w:numFmt w:val="decimal"/>
-      <w:lvlText w:val="%2."/>
-      <w:lvlJc w:val="left"/>
-      <w:pPr>
-        <w:tabs>
-          <w:tab w:val="num" w:pos="1440"/>
-        </w:tabs>
-        <w:ind w:left="1440" w:hanging="360"/>
-      </w:pPr>
-    </w:lvl>
-    <w:lvl w:ilvl="2" w:tentative="1">
-      <w:start w:val="1"/>
-      <w:numFmt w:val="decimal"/>
-      <w:lvlText w:val="%3."/>
-      <w:lvlJc w:val="left"/>
-      <w:pPr>
-        <w:tabs>
-          <w:tab w:val="num" w:pos="2160"/>
-        </w:tabs>
-        <w:ind w:left="2160" w:hanging="360"/>
-      </w:pPr>
-    </w:lvl>
-    <w:lvl w:ilvl="3" w:tentative="1">
-      <w:start w:val="1"/>
-      <w:numFmt w:val="decimal"/>
-      <w:lvlText w:val="%4."/>
-      <w:lvlJc w:val="left"/>
-      <w:pPr>
-        <w:tabs>
-          <w:tab w:val="num" w:pos="2880"/>
-        </w:tabs>
-        <w:ind w:left="2880" w:hanging="360"/>
-      </w:pPr>
-    </w:lvl>
-    <w:lvl w:ilvl="4" w:tentative="1">
-      <w:start w:val="1"/>
-      <w:numFmt w:val="decimal"/>
-      <w:lvlText w:val="%5."/>
-      <w:lvlJc w:val="left"/>
-      <w:pPr>
-        <w:tabs>
-          <w:tab w:val="num" w:pos="3600"/>
-        </w:tabs>
-        <w:ind w:left="3600" w:hanging="360"/>
-      </w:pPr>
-    </w:lvl>
-    <w:lvl w:ilvl="5" w:tentative="1">
-      <w:start w:val="1"/>
-      <w:numFmt w:val="decimal"/>
-      <w:lvlText w:val="%6."/>
-      <w:lvlJc w:val="left"/>
-      <w:pPr>
-        <w:tabs>
-          <w:tab w:val="num" w:pos="4320"/>
-        </w:tabs>
-        <w:ind w:left="4320" w:hanging="360"/>
-      </w:pPr>
-    </w:lvl>
-    <w:lvl w:ilvl="6" w:tentative="1">
-      <w:start w:val="1"/>
-      <w:numFmt w:val="decimal"/>
-      <w:lvlText w:val="%7."/>
-      <w:lvlJc w:val="left"/>
-      <w:pPr>
-        <w:tabs>
-          <w:tab w:val="num" w:pos="5040"/>
-        </w:tabs>
-        <w:ind w:left="5040" w:hanging="360"/>
-      </w:pPr>
-    </w:lvl>
-    <w:lvl w:ilvl="7" w:tentative="1">
-      <w:start w:val="1"/>
-      <w:numFmt w:val="decimal"/>
-      <w:lvlText w:val="%8."/>
-      <w:lvlJc w:val="left"/>
-      <w:pPr>
-        <w:tabs>
-          <w:tab w:val="num" w:pos="5760"/>
-        </w:tabs>
-        <w:ind w:left="5760" w:hanging="360"/>
-      </w:pPr>
-    </w:lvl>
-    <w:lvl w:ilvl="8" w:tentative="1">
-      <w:start w:val="1"/>
-      <w:numFmt w:val="decimal"/>
-      <w:lvlText w:val="%9."/>
-      <w:lvlJc w:val="left"/>
-      <w:pPr>
-        <w:tabs>
-          <w:tab w:val="num" w:pos="6480"/>
-        </w:tabs>
-        <w:ind w:left="6480" w:hanging="360"/>
-      </w:pPr>
-    </w:lvl>
-  </w:abstractNum>
-  <w:abstractNum w:abstractNumId="43" w15:restartNumberingAfterBreak="0">
+  <w:abstractNum w:abstractNumId="19" w15:restartNumberingAfterBreak="0">
     <w:nsid w:val="6E89496A"/>
     <w:multiLevelType w:val="hybridMultilevel"/>
     <w:tmpl w:val="7728A2B8"/>
@@ -12300,13 +10646,7 @@
       </w:rPr>
     </w:lvl>
   </w:abstractNum>
-  <w:abstractNum w:abstractNumId="44" w15:restartNumberingAfterBreak="0">
-    <w:nsid w:val="71940748"/>
-    <w:multiLevelType w:val="multilevel"/>
-    <w:tmpl w:val="0409001F"/>
-    <w:numStyleLink w:val="Style1"/>
-  </w:abstractNum>
-  <w:abstractNum w:abstractNumId="45" w15:restartNumberingAfterBreak="0">
+  <w:abstractNum w:abstractNumId="20" w15:restartNumberingAfterBreak="0">
     <w:nsid w:val="752C7A79"/>
     <w:multiLevelType w:val="multilevel"/>
     <w:tmpl w:val="0409001F"/>
@@ -12393,13 +10733,7 @@
       </w:pPr>
     </w:lvl>
   </w:abstractNum>
-  <w:abstractNum w:abstractNumId="46" w15:restartNumberingAfterBreak="0">
-    <w:nsid w:val="785F1507"/>
-    <w:multiLevelType w:val="multilevel"/>
-    <w:tmpl w:val="0409001F"/>
-    <w:numStyleLink w:val="Style4"/>
-  </w:abstractNum>
-  <w:abstractNum w:abstractNumId="47" w15:restartNumberingAfterBreak="0">
+  <w:abstractNum w:abstractNumId="21" w15:restartNumberingAfterBreak="0">
     <w:nsid w:val="786C0E74"/>
     <w:multiLevelType w:val="multilevel"/>
     <w:tmpl w:val="0409001F"/>
@@ -12486,391 +10820,85 @@
       </w:pPr>
     </w:lvl>
   </w:abstractNum>
-  <w:abstractNum w:abstractNumId="48" w15:restartNumberingAfterBreak="0">
-    <w:nsid w:val="7E7B0324"/>
-    <w:multiLevelType w:val="multilevel"/>
-    <w:tmpl w:val="0409001F"/>
-    <w:lvl w:ilvl="0">
-      <w:start w:val="1"/>
-      <w:numFmt w:val="decimal"/>
-      <w:lvlText w:val="%1."/>
-      <w:lvlJc w:val="left"/>
-      <w:pPr>
-        <w:ind w:left="360" w:hanging="360"/>
-      </w:pPr>
-    </w:lvl>
-    <w:lvl w:ilvl="1">
-      <w:start w:val="1"/>
-      <w:numFmt w:val="decimal"/>
-      <w:lvlText w:val="%1.%2."/>
-      <w:lvlJc w:val="left"/>
-      <w:pPr>
-        <w:ind w:left="792" w:hanging="432"/>
-      </w:pPr>
-    </w:lvl>
-    <w:lvl w:ilvl="2">
-      <w:start w:val="1"/>
-      <w:numFmt w:val="decimal"/>
-      <w:lvlText w:val="%1.%2.%3."/>
-      <w:lvlJc w:val="left"/>
-      <w:pPr>
-        <w:ind w:left="1224" w:hanging="504"/>
-      </w:pPr>
-    </w:lvl>
-    <w:lvl w:ilvl="3">
-      <w:start w:val="1"/>
-      <w:numFmt w:val="decimal"/>
-      <w:lvlText w:val="%1.%2.%3.%4."/>
-      <w:lvlJc w:val="left"/>
-      <w:pPr>
-        <w:ind w:left="1728" w:hanging="648"/>
-      </w:pPr>
-    </w:lvl>
-    <w:lvl w:ilvl="4">
-      <w:start w:val="1"/>
-      <w:numFmt w:val="decimal"/>
-      <w:lvlText w:val="%1.%2.%3.%4.%5."/>
-      <w:lvlJc w:val="left"/>
-      <w:pPr>
-        <w:ind w:left="2232" w:hanging="792"/>
-      </w:pPr>
-    </w:lvl>
-    <w:lvl w:ilvl="5">
-      <w:start w:val="1"/>
-      <w:numFmt w:val="decimal"/>
-      <w:lvlText w:val="%1.%2.%3.%4.%5.%6."/>
-      <w:lvlJc w:val="left"/>
-      <w:pPr>
-        <w:ind w:left="2736" w:hanging="936"/>
-      </w:pPr>
-    </w:lvl>
-    <w:lvl w:ilvl="6">
-      <w:start w:val="1"/>
-      <w:numFmt w:val="decimal"/>
-      <w:lvlText w:val="%1.%2.%3.%4.%5.%6.%7."/>
-      <w:lvlJc w:val="left"/>
-      <w:pPr>
-        <w:ind w:left="3240" w:hanging="1080"/>
-      </w:pPr>
-    </w:lvl>
-    <w:lvl w:ilvl="7">
-      <w:start w:val="1"/>
-      <w:numFmt w:val="decimal"/>
-      <w:lvlText w:val="%1.%2.%3.%4.%5.%6.%7.%8."/>
-      <w:lvlJc w:val="left"/>
-      <w:pPr>
-        <w:ind w:left="3744" w:hanging="1224"/>
-      </w:pPr>
-    </w:lvl>
-    <w:lvl w:ilvl="8">
-      <w:start w:val="1"/>
-      <w:numFmt w:val="decimal"/>
-      <w:lvlText w:val="%1.%2.%3.%4.%5.%6.%7.%8.%9."/>
-      <w:lvlJc w:val="left"/>
-      <w:pPr>
-        <w:ind w:left="4320" w:hanging="1440"/>
-      </w:pPr>
-    </w:lvl>
-  </w:abstractNum>
-  <w:abstractNum w:abstractNumId="49" w15:restartNumberingAfterBreak="0">
-    <w:nsid w:val="7FF0706B"/>
-    <w:multiLevelType w:val="multilevel"/>
-    <w:tmpl w:val="0476851A"/>
-    <w:lvl w:ilvl="0">
-      <w:start w:val="1"/>
-      <w:numFmt w:val="bullet"/>
-      <w:lvlText w:val=""/>
-      <w:lvlJc w:val="left"/>
-      <w:pPr>
-        <w:tabs>
-          <w:tab w:val="num" w:pos="720"/>
-        </w:tabs>
-        <w:ind w:left="720" w:hanging="360"/>
-      </w:pPr>
-      <w:rPr>
-        <w:rFonts w:ascii="Symbol" w:hAnsi="Symbol" w:hint="default"/>
-        <w:sz w:val="20"/>
-      </w:rPr>
-    </w:lvl>
-    <w:lvl w:ilvl="1">
-      <w:start w:val="1"/>
-      <w:numFmt w:val="bullet"/>
-      <w:lvlText w:val="o"/>
-      <w:lvlJc w:val="left"/>
-      <w:pPr>
-        <w:tabs>
-          <w:tab w:val="num" w:pos="1440"/>
-        </w:tabs>
-        <w:ind w:left="1440" w:hanging="360"/>
-      </w:pPr>
-      <w:rPr>
-        <w:rFonts w:ascii="Courier New" w:hAnsi="Courier New" w:hint="default"/>
-        <w:sz w:val="20"/>
-      </w:rPr>
-    </w:lvl>
-    <w:lvl w:ilvl="2" w:tentative="1">
-      <w:start w:val="1"/>
-      <w:numFmt w:val="bullet"/>
-      <w:lvlText w:val=""/>
-      <w:lvlJc w:val="left"/>
-      <w:pPr>
-        <w:tabs>
-          <w:tab w:val="num" w:pos="2160"/>
-        </w:tabs>
-        <w:ind w:left="2160" w:hanging="360"/>
-      </w:pPr>
-      <w:rPr>
-        <w:rFonts w:ascii="Wingdings" w:hAnsi="Wingdings" w:hint="default"/>
-        <w:sz w:val="20"/>
-      </w:rPr>
-    </w:lvl>
-    <w:lvl w:ilvl="3" w:tentative="1">
-      <w:start w:val="1"/>
-      <w:numFmt w:val="bullet"/>
-      <w:lvlText w:val=""/>
-      <w:lvlJc w:val="left"/>
-      <w:pPr>
-        <w:tabs>
-          <w:tab w:val="num" w:pos="2880"/>
-        </w:tabs>
-        <w:ind w:left="2880" w:hanging="360"/>
-      </w:pPr>
-      <w:rPr>
-        <w:rFonts w:ascii="Wingdings" w:hAnsi="Wingdings" w:hint="default"/>
-        <w:sz w:val="20"/>
-      </w:rPr>
-    </w:lvl>
-    <w:lvl w:ilvl="4" w:tentative="1">
-      <w:start w:val="1"/>
-      <w:numFmt w:val="bullet"/>
-      <w:lvlText w:val=""/>
-      <w:lvlJc w:val="left"/>
-      <w:pPr>
-        <w:tabs>
-          <w:tab w:val="num" w:pos="3600"/>
-        </w:tabs>
-        <w:ind w:left="3600" w:hanging="360"/>
-      </w:pPr>
-      <w:rPr>
-        <w:rFonts w:ascii="Wingdings" w:hAnsi="Wingdings" w:hint="default"/>
-        <w:sz w:val="20"/>
-      </w:rPr>
-    </w:lvl>
-    <w:lvl w:ilvl="5" w:tentative="1">
-      <w:start w:val="1"/>
-      <w:numFmt w:val="bullet"/>
-      <w:lvlText w:val=""/>
-      <w:lvlJc w:val="left"/>
-      <w:pPr>
-        <w:tabs>
-          <w:tab w:val="num" w:pos="4320"/>
-        </w:tabs>
-        <w:ind w:left="4320" w:hanging="360"/>
-      </w:pPr>
-      <w:rPr>
-        <w:rFonts w:ascii="Wingdings" w:hAnsi="Wingdings" w:hint="default"/>
-        <w:sz w:val="20"/>
-      </w:rPr>
-    </w:lvl>
-    <w:lvl w:ilvl="6" w:tentative="1">
-      <w:start w:val="1"/>
-      <w:numFmt w:val="bullet"/>
-      <w:lvlText w:val=""/>
-      <w:lvlJc w:val="left"/>
-      <w:pPr>
-        <w:tabs>
-          <w:tab w:val="num" w:pos="5040"/>
-        </w:tabs>
-        <w:ind w:left="5040" w:hanging="360"/>
-      </w:pPr>
-      <w:rPr>
-        <w:rFonts w:ascii="Wingdings" w:hAnsi="Wingdings" w:hint="default"/>
-        <w:sz w:val="20"/>
-      </w:rPr>
-    </w:lvl>
-    <w:lvl w:ilvl="7" w:tentative="1">
-      <w:start w:val="1"/>
-      <w:numFmt w:val="bullet"/>
-      <w:lvlText w:val=""/>
-      <w:lvlJc w:val="left"/>
-      <w:pPr>
-        <w:tabs>
-          <w:tab w:val="num" w:pos="5760"/>
-        </w:tabs>
-        <w:ind w:left="5760" w:hanging="360"/>
-      </w:pPr>
-      <w:rPr>
-        <w:rFonts w:ascii="Wingdings" w:hAnsi="Wingdings" w:hint="default"/>
-        <w:sz w:val="20"/>
-      </w:rPr>
-    </w:lvl>
-    <w:lvl w:ilvl="8" w:tentative="1">
-      <w:start w:val="1"/>
-      <w:numFmt w:val="bullet"/>
-      <w:lvlText w:val=""/>
-      <w:lvlJc w:val="left"/>
-      <w:pPr>
-        <w:tabs>
-          <w:tab w:val="num" w:pos="6480"/>
-        </w:tabs>
-        <w:ind w:left="6480" w:hanging="360"/>
-      </w:pPr>
-      <w:rPr>
-        <w:rFonts w:ascii="Wingdings" w:hAnsi="Wingdings" w:hint="default"/>
-        <w:sz w:val="20"/>
-      </w:rPr>
-    </w:lvl>
-  </w:abstractNum>
-  <w:num w:numId="1" w16cid:durableId="1161502739">
-    <w:abstractNumId w:val="25"/>
+  <w:num w:numId="1" w16cid:durableId="198666571">
+    <w:abstractNumId w:val="1"/>
   </w:num>
-  <w:num w:numId="2" w16cid:durableId="1825314029">
-    <w:abstractNumId w:val="39"/>
+  <w:num w:numId="2" w16cid:durableId="2024016957">
+    <w:abstractNumId w:val="21"/>
   </w:num>
-  <w:num w:numId="3" w16cid:durableId="1030766797">
+  <w:num w:numId="3" w16cid:durableId="222110166">
+    <w:abstractNumId w:val="14"/>
+  </w:num>
+  <w:num w:numId="4" w16cid:durableId="846096358">
+    <w:abstractNumId w:val="20"/>
+  </w:num>
+  <w:num w:numId="5" w16cid:durableId="279843498">
+    <w:abstractNumId w:val="13"/>
+  </w:num>
+  <w:num w:numId="6" w16cid:durableId="1371537603">
+    <w:abstractNumId w:val="15"/>
+  </w:num>
+  <w:num w:numId="7" w16cid:durableId="433205859">
+    <w:abstractNumId w:val="2"/>
+  </w:num>
+  <w:num w:numId="8" w16cid:durableId="472336413">
+    <w:abstractNumId w:val="11"/>
+  </w:num>
+  <w:num w:numId="9" w16cid:durableId="302739204">
+    <w:abstractNumId w:val="10"/>
+  </w:num>
+  <w:num w:numId="10" w16cid:durableId="1834222081">
+    <w:abstractNumId w:val="12"/>
+  </w:num>
+  <w:num w:numId="11" w16cid:durableId="1870214997">
     <w:abstractNumId w:val="16"/>
   </w:num>
-  <w:num w:numId="4" w16cid:durableId="564803604">
-    <w:abstractNumId w:val="2"/>
+  <w:num w:numId="12" w16cid:durableId="2000839093">
+    <w:abstractNumId w:val="5"/>
   </w:num>
-  <w:num w:numId="5" w16cid:durableId="1580283496">
-    <w:abstractNumId w:val="21"/>
-  </w:num>
-  <w:num w:numId="6" w16cid:durableId="1416971508">
-    <w:abstractNumId w:val="11"/>
-  </w:num>
-  <w:num w:numId="7" w16cid:durableId="1670675054">
-    <w:abstractNumId w:val="1"/>
-  </w:num>
-  <w:num w:numId="8" w16cid:durableId="1989047559">
-    <w:abstractNumId w:val="29"/>
-  </w:num>
-  <w:num w:numId="9" w16cid:durableId="2115125254">
-    <w:abstractNumId w:val="15"/>
-  </w:num>
-  <w:num w:numId="10" w16cid:durableId="696470972">
+  <w:num w:numId="13" w16cid:durableId="344290134">
     <w:abstractNumId w:val="9"/>
   </w:num>
-  <w:num w:numId="11" w16cid:durableId="1217624312">
-    <w:abstractNumId w:val="37"/>
+  <w:num w:numId="14" w16cid:durableId="936133753">
+    <w:abstractNumId w:val="4"/>
   </w:num>
-  <w:num w:numId="12" w16cid:durableId="1884831042">
-    <w:abstractNumId w:val="48"/>
+  <w:num w:numId="15" w16cid:durableId="6520095">
+    <w:abstractNumId w:val="3"/>
   </w:num>
-  <w:num w:numId="13" w16cid:durableId="86119450">
-    <w:abstractNumId w:val="28"/>
+  <w:num w:numId="16" w16cid:durableId="1647466885">
+    <w:abstractNumId w:val="18"/>
   </w:num>
-  <w:num w:numId="14" w16cid:durableId="323162766">
-    <w:abstractNumId w:val="38"/>
+  <w:num w:numId="17" w16cid:durableId="669261522">
+    <w:abstractNumId w:val="6"/>
   </w:num>
-  <w:num w:numId="15" w16cid:durableId="1811052909">
+  <w:num w:numId="18" w16cid:durableId="309017066">
+    <w:abstractNumId w:val="8"/>
+  </w:num>
+  <w:num w:numId="19" w16cid:durableId="1738284933">
     <w:abstractNumId w:val="17"/>
   </w:num>
-  <w:num w:numId="16" w16cid:durableId="706443202">
-    <w:abstractNumId w:val="44"/>
-  </w:num>
-  <w:num w:numId="17" w16cid:durableId="198666571">
-    <w:abstractNumId w:val="3"/>
-  </w:num>
-  <w:num w:numId="18" w16cid:durableId="214394988">
-    <w:abstractNumId w:val="6"/>
-  </w:num>
-  <w:num w:numId="19" w16cid:durableId="2024016957">
-    <w:abstractNumId w:val="47"/>
-  </w:num>
-  <w:num w:numId="20" w16cid:durableId="154036576">
-    <w:abstractNumId w:val="30"/>
-  </w:num>
-  <w:num w:numId="21" w16cid:durableId="222110166">
-    <w:abstractNumId w:val="31"/>
-  </w:num>
-  <w:num w:numId="22" w16cid:durableId="547037356">
-    <w:abstractNumId w:val="46"/>
-  </w:num>
-  <w:num w:numId="23" w16cid:durableId="846096358">
-    <w:abstractNumId w:val="45"/>
-  </w:num>
-  <w:num w:numId="24" w16cid:durableId="359858186">
-    <w:abstractNumId w:val="12"/>
-  </w:num>
-  <w:num w:numId="25" w16cid:durableId="279843498">
-    <w:abstractNumId w:val="27"/>
-  </w:num>
-  <w:num w:numId="26" w16cid:durableId="1619557111">
-    <w:abstractNumId w:val="8"/>
-  </w:num>
-  <w:num w:numId="27" w16cid:durableId="1886596847">
-    <w:abstractNumId w:val="35"/>
-  </w:num>
-  <w:num w:numId="28" w16cid:durableId="245923830">
-    <w:abstractNumId w:val="18"/>
-  </w:num>
-  <w:num w:numId="29" w16cid:durableId="524446355">
-    <w:abstractNumId w:val="34"/>
-  </w:num>
-  <w:num w:numId="30" w16cid:durableId="893126596">
-    <w:abstractNumId w:val="24"/>
-  </w:num>
-  <w:num w:numId="31" w16cid:durableId="569191368">
-    <w:abstractNumId w:val="26"/>
-  </w:num>
-  <w:num w:numId="32" w16cid:durableId="1371537603">
-    <w:abstractNumId w:val="33"/>
-  </w:num>
-  <w:num w:numId="33" w16cid:durableId="433205859">
-    <w:abstractNumId w:val="4"/>
-  </w:num>
-  <w:num w:numId="34" w16cid:durableId="472336413">
-    <w:abstractNumId w:val="22"/>
-  </w:num>
-  <w:num w:numId="35" w16cid:durableId="302739204">
-    <w:abstractNumId w:val="20"/>
-  </w:num>
-  <w:num w:numId="36" w16cid:durableId="1834222081">
-    <w:abstractNumId w:val="23"/>
-  </w:num>
-  <w:num w:numId="37" w16cid:durableId="465125419">
-    <w:abstractNumId w:val="42"/>
-  </w:num>
-  <w:num w:numId="38" w16cid:durableId="1870214997">
-    <w:abstractNumId w:val="36"/>
-  </w:num>
-  <w:num w:numId="39" w16cid:durableId="2000839093">
-    <w:abstractNumId w:val="10"/>
-  </w:num>
-  <w:num w:numId="40" w16cid:durableId="344290134">
+  <w:num w:numId="20" w16cid:durableId="1167552902">
     <w:abstractNumId w:val="19"/>
   </w:num>
-  <w:num w:numId="41" w16cid:durableId="936133753">
+  <w:num w:numId="21" w16cid:durableId="2079937034">
+    <w:abstractNumId w:val="0"/>
+  </w:num>
+  <w:num w:numId="22" w16cid:durableId="998728492">
+    <w:abstractNumId w:val="15"/>
+    <w:lvlOverride w:ilvl="0">
+      <w:startOverride w:val="4"/>
+    </w:lvlOverride>
+    <w:lvlOverride w:ilvl="1">
+      <w:startOverride w:val="1"/>
+    </w:lvlOverride>
+    <w:lvlOverride w:ilvl="2">
+      <w:startOverride w:val="2"/>
+    </w:lvlOverride>
+  </w:num>
+  <w:num w:numId="23" w16cid:durableId="388111934">
     <w:abstractNumId w:val="7"/>
   </w:num>
-  <w:num w:numId="42" w16cid:durableId="6520095">
-    <w:abstractNumId w:val="5"/>
-  </w:num>
-  <w:num w:numId="43" w16cid:durableId="1647466885">
-    <w:abstractNumId w:val="41"/>
-  </w:num>
-  <w:num w:numId="44" w16cid:durableId="669261522">
-    <w:abstractNumId w:val="13"/>
-  </w:num>
-  <w:num w:numId="45" w16cid:durableId="309017066">
-    <w:abstractNumId w:val="14"/>
-  </w:num>
-  <w:num w:numId="46" w16cid:durableId="1519198568">
-    <w:abstractNumId w:val="49"/>
-  </w:num>
-  <w:num w:numId="47" w16cid:durableId="1738284933">
-    <w:abstractNumId w:val="40"/>
-  </w:num>
-  <w:num w:numId="48" w16cid:durableId="1167552902">
-    <w:abstractNumId w:val="43"/>
-  </w:num>
-  <w:num w:numId="49" w16cid:durableId="830369333">
-    <w:abstractNumId w:val="32"/>
-  </w:num>
-  <w:num w:numId="50" w16cid:durableId="2079937034">
-    <w:abstractNumId w:val="0"/>
-  </w:num>
+  <w:numIdMacAtCleanup w:val="23"/>
 </w:numbering>
 </file>
 
@@ -13285,7 +11313,7 @@
       <w:keepNext/>
       <w:keepLines/>
       <w:numPr>
-        <w:numId w:val="32"/>
+        <w:numId w:val="6"/>
       </w:numPr>
       <w:spacing w:before="240" w:after="0"/>
       <w:outlineLvl w:val="0"/>
@@ -13311,7 +11339,7 @@
       <w:keepLines/>
       <w:numPr>
         <w:ilvl w:val="1"/>
-        <w:numId w:val="32"/>
+        <w:numId w:val="6"/>
       </w:numPr>
       <w:spacing w:before="40" w:after="0"/>
       <w:outlineLvl w:val="1"/>
@@ -13337,7 +11365,7 @@
       <w:keepLines/>
       <w:numPr>
         <w:ilvl w:val="2"/>
-        <w:numId w:val="32"/>
+        <w:numId w:val="6"/>
       </w:numPr>
       <w:spacing w:before="40" w:after="0"/>
       <w:outlineLvl w:val="2"/>
@@ -13364,7 +11392,7 @@
       <w:keepLines/>
       <w:numPr>
         <w:ilvl w:val="3"/>
-        <w:numId w:val="32"/>
+        <w:numId w:val="6"/>
       </w:numPr>
       <w:spacing w:before="40" w:after="0"/>
       <w:outlineLvl w:val="3"/>
@@ -13391,7 +11419,7 @@
       <w:keepLines/>
       <w:numPr>
         <w:ilvl w:val="4"/>
-        <w:numId w:val="32"/>
+        <w:numId w:val="6"/>
       </w:numPr>
       <w:spacing w:before="40" w:after="0"/>
       <w:outlineLvl w:val="4"/>
@@ -13416,7 +11444,7 @@
       <w:keepLines/>
       <w:numPr>
         <w:ilvl w:val="5"/>
-        <w:numId w:val="32"/>
+        <w:numId w:val="6"/>
       </w:numPr>
       <w:spacing w:before="40" w:after="0"/>
       <w:outlineLvl w:val="5"/>
@@ -13441,7 +11469,7 @@
       <w:keepLines/>
       <w:numPr>
         <w:ilvl w:val="6"/>
-        <w:numId w:val="32"/>
+        <w:numId w:val="6"/>
       </w:numPr>
       <w:spacing w:before="40" w:after="0"/>
       <w:outlineLvl w:val="6"/>
@@ -13468,7 +11496,7 @@
       <w:keepLines/>
       <w:numPr>
         <w:ilvl w:val="7"/>
-        <w:numId w:val="32"/>
+        <w:numId w:val="6"/>
       </w:numPr>
       <w:spacing w:before="40" w:after="0"/>
       <w:outlineLvl w:val="7"/>
@@ -13495,7 +11523,7 @@
       <w:keepLines/>
       <w:numPr>
         <w:ilvl w:val="8"/>
-        <w:numId w:val="32"/>
+        <w:numId w:val="6"/>
       </w:numPr>
       <w:spacing w:before="40" w:after="0"/>
       <w:outlineLvl w:val="8"/>
@@ -13673,7 +11701,7 @@
     <w:rsid w:val="002167F4"/>
     <w:pPr>
       <w:numPr>
-        <w:numId w:val="17"/>
+        <w:numId w:val="1"/>
       </w:numPr>
     </w:pPr>
   </w:style>
@@ -13683,7 +11711,7 @@
     <w:rsid w:val="002167F4"/>
     <w:pPr>
       <w:numPr>
-        <w:numId w:val="19"/>
+        <w:numId w:val="2"/>
       </w:numPr>
     </w:pPr>
   </w:style>
@@ -13693,7 +11721,7 @@
     <w:rsid w:val="002167F4"/>
     <w:pPr>
       <w:numPr>
-        <w:numId w:val="21"/>
+        <w:numId w:val="3"/>
       </w:numPr>
     </w:pPr>
   </w:style>
@@ -13703,7 +11731,7 @@
     <w:rsid w:val="002167F4"/>
     <w:pPr>
       <w:numPr>
-        <w:numId w:val="23"/>
+        <w:numId w:val="4"/>
       </w:numPr>
     </w:pPr>
   </w:style>
@@ -13713,7 +11741,7 @@
     <w:rsid w:val="002167F4"/>
     <w:pPr>
       <w:numPr>
-        <w:numId w:val="25"/>
+        <w:numId w:val="5"/>
       </w:numPr>
     </w:pPr>
   </w:style>

--- a/docs/SE2232_FinalProjectReportTemplate.docx
+++ b/docs/SE2232_FinalProjectReportTemplate.docx
@@ -4612,7 +4612,7 @@
         <w:rPr>
           <w:rFonts w:cstheme="minorHAnsi"/>
         </w:rPr>
-        <w:t xml:space="preserve"> The software shall be developed using object-oriented Java principles and an IDE like NetBeans or IntelliJ IDEA, ensuring the codebase is organized for future updates. </w:t>
+        <w:t xml:space="preserve"> The software shall be developed using object-oriented Java principles and an IDE like IntelliJ IDEA, ensuring the codebase is organized for future updates. </w:t>
       </w:r>
     </w:p>
     <w:p>
@@ -4972,372 +4972,6 @@
     </w:p>
     <w:p>
       <w:pPr>
-        <w:spacing w:before="120" w:after="120" w:line="240" w:lineRule="auto"/>
-        <w:jc w:val="both"/>
-        <w:rPr>
-          <w:rFonts w:cstheme="minorHAnsi"/>
-        </w:rPr>
-      </w:pPr>
-      <w:r>
-        <w:rPr>
-          <w:rFonts w:cstheme="minorHAnsi"/>
-        </w:rPr>
-        <w:t>Prepare</w:t>
-      </w:r>
-      <w:r>
-        <w:rPr>
-          <w:rFonts w:cstheme="minorHAnsi"/>
-        </w:rPr>
-        <w:t xml:space="preserve"> the</w:t>
-      </w:r>
-      <w:r>
-        <w:rPr>
-          <w:rFonts w:cstheme="minorHAnsi"/>
-        </w:rPr>
-        <w:t xml:space="preserve"> </w:t>
-      </w:r>
-      <w:r>
-        <w:rPr>
-          <w:rFonts w:cstheme="minorHAnsi"/>
-          <w:b/>
-        </w:rPr>
-        <w:t>complete</w:t>
-      </w:r>
-      <w:r>
-        <w:rPr>
-          <w:rFonts w:cstheme="minorHAnsi"/>
-          <w:b/>
-        </w:rPr>
-        <w:t xml:space="preserve"> use case form</w:t>
-      </w:r>
-      <w:r>
-        <w:rPr>
-          <w:rFonts w:cstheme="minorHAnsi"/>
-          <w:b/>
-        </w:rPr>
-        <w:t>s</w:t>
-      </w:r>
-      <w:r>
-        <w:rPr>
-          <w:rFonts w:cstheme="minorHAnsi"/>
-        </w:rPr>
-        <w:t xml:space="preserve"> for </w:t>
-      </w:r>
-      <w:r>
-        <w:rPr>
-          <w:rFonts w:cstheme="minorHAnsi"/>
-        </w:rPr>
-        <w:t>3</w:t>
-      </w:r>
-      <w:r>
-        <w:rPr>
-          <w:rFonts w:cstheme="minorHAnsi"/>
-        </w:rPr>
-        <w:t xml:space="preserve"> </w:t>
-      </w:r>
-      <w:r>
-        <w:rPr>
-          <w:rFonts w:cstheme="minorHAnsi"/>
-        </w:rPr>
-        <w:t>use case</w:t>
-      </w:r>
-      <w:r>
-        <w:rPr>
-          <w:rFonts w:cstheme="minorHAnsi"/>
-        </w:rPr>
-        <w:t>s</w:t>
-      </w:r>
-      <w:r>
-        <w:rPr>
-          <w:rFonts w:cstheme="minorHAnsi"/>
-        </w:rPr>
-        <w:t xml:space="preserve"> </w:t>
-      </w:r>
-      <w:r>
-        <w:rPr>
-          <w:rFonts w:cstheme="minorHAnsi"/>
-        </w:rPr>
-        <w:t>that you will select</w:t>
-      </w:r>
-      <w:r>
-        <w:rPr>
-          <w:rFonts w:cstheme="minorHAnsi"/>
-        </w:rPr>
-        <w:t>.</w:t>
-      </w:r>
-      <w:r>
-        <w:rPr>
-          <w:rFonts w:cstheme="minorHAnsi"/>
-        </w:rPr>
-        <w:t xml:space="preserve"> For the rest of your use</w:t>
-      </w:r>
-      <w:r>
-        <w:rPr>
-          <w:rFonts w:cstheme="minorHAnsi"/>
-        </w:rPr>
-        <w:t xml:space="preserve"> cases</w:t>
-      </w:r>
-      <w:r>
-        <w:rPr>
-          <w:rFonts w:cstheme="minorHAnsi"/>
-        </w:rPr>
-        <w:t>, prepare</w:t>
-      </w:r>
-      <w:r>
-        <w:rPr>
-          <w:rFonts w:cstheme="minorHAnsi"/>
-        </w:rPr>
-        <w:t xml:space="preserve"> only</w:t>
-      </w:r>
-      <w:r>
-        <w:rPr>
-          <w:rFonts w:cstheme="minorHAnsi"/>
-        </w:rPr>
-        <w:t xml:space="preserve"> a </w:t>
-      </w:r>
-      <w:r>
-        <w:rPr>
-          <w:rFonts w:cstheme="minorHAnsi"/>
-          <w:b/>
-        </w:rPr>
-        <w:t>basic use case form</w:t>
-      </w:r>
-      <w:r>
-        <w:rPr>
-          <w:rFonts w:cstheme="minorHAnsi"/>
-        </w:rPr>
-        <w:t>.</w:t>
-      </w:r>
-      <w:r>
-        <w:rPr>
-          <w:rFonts w:cstheme="minorHAnsi"/>
-        </w:rPr>
-        <w:t xml:space="preserve"> </w:t>
-      </w:r>
-      <w:r>
-        <w:rPr>
-          <w:rFonts w:cstheme="minorHAnsi"/>
-          <w:b/>
-          <w:bCs/>
-          <w:u w:val="single"/>
-        </w:rPr>
-        <w:t>Note:</w:t>
-      </w:r>
-      <w:r>
-        <w:rPr>
-          <w:rFonts w:cstheme="minorHAnsi"/>
-        </w:rPr>
-        <w:t xml:space="preserve"> Do not use the scenario</w:t>
-      </w:r>
-      <w:r>
-        <w:rPr>
-          <w:rFonts w:cstheme="minorHAnsi"/>
-        </w:rPr>
-        <w:t>s written in the previous section</w:t>
-      </w:r>
-      <w:r>
-        <w:rPr>
-          <w:rFonts w:cstheme="minorHAnsi"/>
-        </w:rPr>
-        <w:t xml:space="preserve"> exactly the same as a normal course of a</w:t>
-      </w:r>
-      <w:r>
-        <w:rPr>
-          <w:rFonts w:cstheme="minorHAnsi"/>
-        </w:rPr>
-        <w:t>ny</w:t>
-      </w:r>
-      <w:r>
-        <w:rPr>
-          <w:rFonts w:cstheme="minorHAnsi"/>
-        </w:rPr>
-        <w:t xml:space="preserve"> use case.</w:t>
-      </w:r>
-    </w:p>
-    <w:p>
-      <w:pPr>
-        <w:spacing w:before="120" w:after="120" w:line="240" w:lineRule="auto"/>
-        <w:jc w:val="both"/>
-        <w:rPr>
-          <w:rFonts w:cstheme="minorHAnsi"/>
-        </w:rPr>
-      </w:pPr>
-      <w:r>
-        <w:rPr>
-          <w:rFonts w:cstheme="minorHAnsi"/>
-          <w:b/>
-          <w:bCs/>
-        </w:rPr>
-        <w:t>Complete use case form</w:t>
-      </w:r>
-      <w:r>
-        <w:rPr>
-          <w:rFonts w:cstheme="minorHAnsi"/>
-        </w:rPr>
-        <w:t xml:space="preserve"> includes the following </w:t>
-      </w:r>
-      <w:r>
-        <w:rPr>
-          <w:rFonts w:cstheme="minorHAnsi"/>
-        </w:rPr>
-        <w:t>sections</w:t>
-      </w:r>
-      <w:r>
-        <w:rPr>
-          <w:rFonts w:cstheme="minorHAnsi"/>
-        </w:rPr>
-        <w:t xml:space="preserve">: Use case name, </w:t>
-      </w:r>
-      <w:r>
-        <w:rPr>
-          <w:rFonts w:cstheme="minorHAnsi"/>
-        </w:rPr>
-        <w:t>P</w:t>
-      </w:r>
-      <w:r>
-        <w:rPr>
-          <w:rFonts w:cstheme="minorHAnsi"/>
-        </w:rPr>
-        <w:t xml:space="preserve">articipating actors, </w:t>
-      </w:r>
-      <w:r>
-        <w:rPr>
-          <w:rFonts w:cstheme="minorHAnsi"/>
-        </w:rPr>
-        <w:t>D</w:t>
-      </w:r>
-      <w:r>
-        <w:rPr>
-          <w:rFonts w:cstheme="minorHAnsi"/>
-        </w:rPr>
-        <w:t xml:space="preserve">escription, </w:t>
-      </w:r>
-      <w:r>
-        <w:rPr>
-          <w:rFonts w:cstheme="minorHAnsi"/>
-        </w:rPr>
-        <w:t>T</w:t>
-      </w:r>
-      <w:r>
-        <w:rPr>
-          <w:rFonts w:cstheme="minorHAnsi"/>
-        </w:rPr>
-        <w:t xml:space="preserve">rigger, </w:t>
-      </w:r>
-      <w:r>
-        <w:rPr>
-          <w:rFonts w:cstheme="minorHAnsi"/>
-        </w:rPr>
-        <w:t>P</w:t>
-      </w:r>
-      <w:r>
-        <w:rPr>
-          <w:rFonts w:cstheme="minorHAnsi"/>
-        </w:rPr>
-        <w:t>reconditions</w:t>
-      </w:r>
-      <w:r>
-        <w:rPr>
-          <w:rFonts w:cstheme="minorHAnsi"/>
-        </w:rPr>
-        <w:t>,</w:t>
-      </w:r>
-      <w:r>
-        <w:rPr>
-          <w:rFonts w:cstheme="minorHAnsi"/>
-        </w:rPr>
-        <w:t xml:space="preserve"> </w:t>
-      </w:r>
-      <w:r>
-        <w:rPr>
-          <w:rFonts w:cstheme="minorHAnsi"/>
-        </w:rPr>
-        <w:t>N</w:t>
-      </w:r>
-      <w:r>
-        <w:rPr>
-          <w:rFonts w:cstheme="minorHAnsi"/>
-        </w:rPr>
-        <w:t>ormal course</w:t>
-      </w:r>
-      <w:r>
-        <w:rPr>
-          <w:rFonts w:cstheme="minorHAnsi"/>
-        </w:rPr>
-        <w:t xml:space="preserve"> (Flow of events)</w:t>
-      </w:r>
-      <w:r>
-        <w:rPr>
-          <w:rFonts w:cstheme="minorHAnsi"/>
-        </w:rPr>
-        <w:t xml:space="preserve">, </w:t>
-      </w:r>
-      <w:r>
-        <w:rPr>
-          <w:rFonts w:cstheme="minorHAnsi"/>
-        </w:rPr>
-        <w:t>P</w:t>
-      </w:r>
-      <w:r>
-        <w:rPr>
-          <w:rFonts w:cstheme="minorHAnsi"/>
-        </w:rPr>
-        <w:t>ost conditions</w:t>
-      </w:r>
-      <w:r>
-        <w:rPr>
-          <w:rFonts w:cstheme="minorHAnsi"/>
-        </w:rPr>
-        <w:t xml:space="preserve">, </w:t>
-      </w:r>
-      <w:r>
-        <w:rPr>
-          <w:rFonts w:cstheme="minorHAnsi"/>
-        </w:rPr>
-        <w:t xml:space="preserve">and </w:t>
-      </w:r>
-      <w:r>
-        <w:rPr>
-          <w:rFonts w:cstheme="minorHAnsi"/>
-        </w:rPr>
-        <w:t>Exceptions.</w:t>
-      </w:r>
-    </w:p>
-    <w:p>
-      <w:pPr>
-        <w:spacing w:before="120" w:after="120" w:line="240" w:lineRule="auto"/>
-        <w:jc w:val="both"/>
-        <w:rPr>
-          <w:rFonts w:cstheme="minorHAnsi"/>
-        </w:rPr>
-      </w:pPr>
-      <w:r>
-        <w:rPr>
-          <w:rFonts w:cstheme="minorHAnsi"/>
-          <w:b/>
-          <w:bCs/>
-        </w:rPr>
-        <w:t>Basic use case form</w:t>
-      </w:r>
-      <w:r>
-        <w:rPr>
-          <w:rFonts w:cstheme="minorHAnsi"/>
-        </w:rPr>
-        <w:t xml:space="preserve"> includes the following sections: Use case name, Participating actors, Description, Trigger, Preconditions.</w:t>
-      </w:r>
-    </w:p>
-    <w:p>
-      <w:pPr>
-        <w:spacing w:before="120" w:after="120" w:line="240" w:lineRule="auto"/>
-        <w:jc w:val="both"/>
-        <w:rPr>
-          <w:rFonts w:cstheme="minorHAnsi"/>
-        </w:rPr>
-      </w:pPr>
-    </w:p>
-    <w:p>
-      <w:pPr>
-        <w:pStyle w:val="ListParagraph"/>
         <w:spacing w:before="120" w:after="120"/>
         <w:jc w:val="both"/>
         <w:rPr>
@@ -5428,7 +5062,6 @@
           <w:b/>
           <w:bCs/>
         </w:rPr>
-        <w:lastRenderedPageBreak/>
         <w:t>Description:</w:t>
       </w:r>
       <w:r>
@@ -5580,7 +5213,6 @@
     </w:p>
     <w:p>
       <w:pPr>
-        <w:pStyle w:val="ListParagraph"/>
         <w:spacing w:before="120" w:after="120"/>
         <w:jc w:val="both"/>
         <w:rPr>
@@ -5593,6 +5225,7 @@
           <w:b/>
           <w:bCs/>
         </w:rPr>
+        <w:lastRenderedPageBreak/>
         <w:t>Complete Use Case 2: Add Movie</w:t>
       </w:r>
     </w:p>
@@ -5822,7 +5455,6 @@
     </w:p>
     <w:p>
       <w:pPr>
-        <w:pStyle w:val="ListParagraph"/>
         <w:spacing w:before="120" w:after="120"/>
         <w:jc w:val="both"/>
         <w:rPr>
@@ -6064,7 +5696,6 @@
     </w:p>
     <w:p>
       <w:pPr>
-        <w:pStyle w:val="ListParagraph"/>
         <w:spacing w:before="120" w:after="120"/>
         <w:jc w:val="both"/>
         <w:rPr>
@@ -6222,7 +5853,6 @@
     </w:p>
     <w:p>
       <w:pPr>
-        <w:pStyle w:val="ListParagraph"/>
         <w:spacing w:before="120" w:after="120"/>
         <w:jc w:val="both"/>
         <w:rPr>
@@ -6369,7 +5999,6 @@
           <w:b/>
           <w:bCs/>
         </w:rPr>
-        <w:lastRenderedPageBreak/>
         <w:t>Preconditions:</w:t>
       </w:r>
       <w:r>
@@ -6381,7 +6010,6 @@
     </w:p>
     <w:p>
       <w:pPr>
-        <w:pStyle w:val="ListParagraph"/>
         <w:spacing w:before="120" w:after="120"/>
         <w:jc w:val="both"/>
         <w:rPr>
@@ -6528,6 +6156,7 @@
           <w:b/>
           <w:bCs/>
         </w:rPr>
+        <w:lastRenderedPageBreak/>
         <w:t>Preconditions:</w:t>
       </w:r>
       <w:r>
@@ -6960,8 +6589,14 @@
         <w:rPr>
           <w:rFonts w:cstheme="minorHAnsi"/>
         </w:rPr>
+        <w:t xml:space="preserve">The Use Case Diagram for the MovieCritics system identifies two primary actors — the Type-1 Parent/Adult and the Type-2 Child — that interact with the application through a shared generalized actor named User. The User actor captures the common behaviors of both roles: logging in, browsing movies, viewing family ratings, and rating or commenting on entries. The Type-1 Parent specializes the User actor and gains exclusive access to administrative use cases including Add/Remove Movies, Edit Movie Details, Manage User Accounts, Set Viewing Rules, Moderate Content, and View Analytics. The Type-2 Child </w:t>
+      </w:r>
+      <w:r>
+        <w:rPr>
+          <w:rFonts w:cstheme="minorHAnsi"/>
+        </w:rPr>
         <w:lastRenderedPageBreak/>
-        <w:t>The Use Case Diagram for the MovieCritics system identifies two primary actors — the Type-1 Parent/Adult and the Type-2 Child — that interact with the application through a shared generalized actor named User. The User actor captures the common behaviors of both roles: logging in, browsing movies, viewing family ratings, and rating or commenting on entries. The Type-1 Parent specializes the User actor and gains exclusive access to administrative use cases including Add/Remove Movies, Edit Movie Details, Manage User Accounts, Set Viewing Rules, Moderate Content, and View Analytics. The Type-2 Child specializes the User actor and gains access to engagement use cases such as Log Watched Movies, Create Personal Watchlists, and Track Progress. The Browse Movies use case is linked by an «include» relationship to a Verify Restriction use case, which enforces the parental restriction rule for Type-2 Child users when accessing movie details.</w:t>
+        <w:t>specializes the User actor and gains access to engagement use cases such as Log Watched Movies, Create Personal Watchlists, and Track Progress. The Browse Movies use case is linked by an «include» relationship to a Verify Restriction use case, which enforces the parental restriction rule for Type-2 Child users when accessing movie details.</w:t>
       </w:r>
     </w:p>
     <w:p>
@@ -7400,10 +7035,10 @@
           <w:noProof/>
         </w:rPr>
         <w:drawing>
-          <wp:inline distT="0" distB="0" distL="0" distR="0" wp14:anchorId="41F8F2ED" wp14:editId="1052413E">
-            <wp:extent cx="5943600" cy="6065520"/>
+          <wp:inline distT="0" distB="0" distL="0" distR="0" wp14:anchorId="4A8EED1E" wp14:editId="08C1E604">
+            <wp:extent cx="5943600" cy="5011420"/>
             <wp:effectExtent l="0" t="0" r="0" b="0"/>
-            <wp:docPr id="863952245" name="Picture 13"/>
+            <wp:docPr id="596896793" name="Picture 17"/>
             <wp:cNvGraphicFramePr>
               <a:graphicFrameLocks xmlns:a="http://schemas.openxmlformats.org/drawingml/2006/main" noChangeAspect="1"/>
             </wp:cNvGraphicFramePr>
@@ -7411,13 +7046,13 @@
               <a:graphicData uri="http://schemas.openxmlformats.org/drawingml/2006/picture">
                 <pic:pic xmlns:pic="http://schemas.openxmlformats.org/drawingml/2006/picture">
                   <pic:nvPicPr>
-                    <pic:cNvPr id="0" name="Picture 22"/>
+                    <pic:cNvPr id="0" name="Picture 30"/>
                     <pic:cNvPicPr>
                       <a:picLocks noChangeAspect="1" noChangeArrowheads="1"/>
                     </pic:cNvPicPr>
                   </pic:nvPicPr>
                   <pic:blipFill>
-                    <a:blip r:embed="rId12">
+                    <a:blip r:embed="rId12" cstate="print">
                       <a:extLst>
                         <a:ext uri="{28A0092B-C50C-407E-A947-70E740481C1C}">
                           <a14:useLocalDpi xmlns:a14="http://schemas.microsoft.com/office/drawing/2010/main" val="0"/>
@@ -7432,7 +7067,7 @@
                   <pic:spPr bwMode="auto">
                     <a:xfrm>
                       <a:off x="0" y="0"/>
-                      <a:ext cx="5943600" cy="6065520"/>
+                      <a:ext cx="5943600" cy="5011420"/>
                     </a:xfrm>
                     <a:prstGeom prst="rect">
                       <a:avLst/>
@@ -7461,8 +7096,14 @@
         <w:rPr>
           <w:rFonts w:cstheme="minorHAnsi"/>
         </w:rPr>
+        <w:t xml:space="preserve">The class diagram models the MovieCritics system using a three-layer object-oriented architecture. The Data Layer holds plain Java objects — User, Movie, Person, and UserRating — each of which mirrors one row of its corresponding database table. The Persistence Layer contains a single DatabaseManager class that centralizes every SQL interaction (CRUD on movies, users, persons, watchlist, and ratings; analytics queries). The Presentation Layer is composed of three top-level frames — LoginFrame, Type1MainFrame, and Type2MainFrame — with the two main frames extending an abstract BaseMainFrame that supplies </w:t>
+      </w:r>
+      <w:r>
+        <w:rPr>
+          <w:rFonts w:cstheme="minorHAnsi"/>
+        </w:rPr>
         <w:lastRenderedPageBreak/>
-        <w:t>The class diagram models the MovieCritics system using a three-layer object-oriented architecture. The Data Layer holds plain Java objects — User, Movie, Person, and UserRating — each of which mirrors one row of its corresponding database table. The Persistence Layer contains a single DatabaseManager class that centralizes every SQL interaction (CRUD on movies, users, persons, watchlist, and ratings; analytics queries). The Presentation Layer is composed of three top-level frames — LoginFrame, Type1MainFrame, and Type2MainFrame — with the two main frames extending an abstract BaseMainFrame that supplies the shared header, navigation tabs, paging controls, and filter combo helpers. The dialog package follows the same pattern: an EditDialogContract interface declares the contract, BaseEditDialog provides the common dialog shell, and MovieEditDialog and UserEditDialog extend it with entity-specific forms. RateDialog is a standalone dialog used by Type2MainFrame. The widget package contains reusable visual components (MovieCard, UserCard, FloatingLabelField, LogoAnimator) and two static helper classes (WidgetFactory for styled component construction and UIHelper for database error handling). The Main class is the entry point and is responsible only for instantiating the first LoginFrame.</w:t>
+        <w:t>the shared header, navigation tabs, paging controls, and filter combo helpers. The dialog package follows the same pattern: an EditDialogContract interface declares the contract, BaseEditDialog provides the common dialog shell, and MovieEditDialog and UserEditDialog extend it with entity-specific forms. RateDialog is a standalone dialog used by Type2MainFrame. The widget package contains reusable visual components (MovieCard, UserCard, FloatingLabelField, LogoAnimator) and two static helper classes (WidgetFactory for styled component construction and UIHelper for database error handling). The Main class is the entry point and is responsible only for instantiating the first LoginFrame.</w:t>
       </w:r>
     </w:p>
     <w:p>
@@ -7741,179 +7382,11 @@
     </w:p>
     <w:p>
       <w:pPr>
+        <w:pStyle w:val="Heading1"/>
         <w:numPr>
           <w:ilvl w:val="0"/>
-          <w:numId w:val="23"/>
+          <w:numId w:val="0"/>
         </w:numPr>
-        <w:spacing w:before="120" w:after="120" w:line="240" w:lineRule="auto"/>
-        <w:jc w:val="both"/>
-        <w:rPr>
-          <w:rFonts w:cstheme="minorHAnsi"/>
-        </w:rPr>
-      </w:pPr>
-      <w:r>
-        <w:rPr>
-          <w:rFonts w:cstheme="minorHAnsi"/>
-          <w:b/>
-          <w:bCs/>
-        </w:rPr>
-        <w:t>LoginFrame</w:t>
-      </w:r>
-      <w:r>
-        <w:rPr>
-          <w:rFonts w:cstheme="minorHAnsi"/>
-        </w:rPr>
-        <w:t> — Authentication entry point with floating-label inputs and an animated logo intro.</w:t>
-      </w:r>
-    </w:p>
-    <w:p>
-      <w:pPr>
-        <w:numPr>
-          <w:ilvl w:val="0"/>
-          <w:numId w:val="23"/>
-        </w:numPr>
-        <w:spacing w:before="120" w:after="120" w:line="240" w:lineRule="auto"/>
-        <w:jc w:val="both"/>
-        <w:rPr>
-          <w:rFonts w:cstheme="minorHAnsi"/>
-        </w:rPr>
-      </w:pPr>
-      <w:r>
-        <w:rPr>
-          <w:rFonts w:cstheme="minorHAnsi"/>
-          <w:b/>
-          <w:bCs/>
-        </w:rPr>
-        <w:t>Type1MainFrame – Accounts tab</w:t>
-      </w:r>
-      <w:r>
-        <w:rPr>
-          <w:rFonts w:cstheme="minorHAnsi"/>
-        </w:rPr>
-        <w:t> — Parent's account management grid with "+ Add User" and per-card edit access.</w:t>
-      </w:r>
-    </w:p>
-    <w:p>
-      <w:pPr>
-        <w:numPr>
-          <w:ilvl w:val="0"/>
-          <w:numId w:val="23"/>
-        </w:numPr>
-        <w:spacing w:before="120" w:after="120" w:line="240" w:lineRule="auto"/>
-        <w:jc w:val="both"/>
-        <w:rPr>
-          <w:rFonts w:cstheme="minorHAnsi"/>
-        </w:rPr>
-      </w:pPr>
-      <w:r>
-        <w:rPr>
-          <w:rFonts w:cstheme="minorHAnsi"/>
-          <w:b/>
-          <w:bCs/>
-        </w:rPr>
-        <w:lastRenderedPageBreak/>
-        <w:t>Type1MainFrame – Movies tab</w:t>
-      </w:r>
-      <w:r>
-        <w:rPr>
-          <w:rFonts w:cstheme="minorHAnsi"/>
-        </w:rPr>
-        <w:t> — Movie library with filter bar (title, genre, director, year) and "+ Add Movie" button.</w:t>
-      </w:r>
-    </w:p>
-    <w:p>
-      <w:pPr>
-        <w:numPr>
-          <w:ilvl w:val="0"/>
-          <w:numId w:val="23"/>
-        </w:numPr>
-        <w:spacing w:before="120" w:after="120" w:line="240" w:lineRule="auto"/>
-        <w:jc w:val="both"/>
-        <w:rPr>
-          <w:rFonts w:cstheme="minorHAnsi"/>
-        </w:rPr>
-      </w:pPr>
-      <w:r>
-        <w:rPr>
-          <w:rFonts w:cstheme="minorHAnsi"/>
-          <w:b/>
-          <w:bCs/>
-        </w:rPr>
-        <w:t>Type1MainFrame – Analytics tab</w:t>
-      </w:r>
-      <w:r>
-        <w:rPr>
-          <w:rFonts w:cstheme="minorHAnsi"/>
-        </w:rPr>
-        <w:t> — Family statistics: total/watched/unwatched movies, average rating, top genre, restricted count.</w:t>
-      </w:r>
-    </w:p>
-    <w:p>
-      <w:pPr>
-        <w:numPr>
-          <w:ilvl w:val="0"/>
-          <w:numId w:val="23"/>
-        </w:numPr>
-        <w:spacing w:before="120" w:after="120" w:line="240" w:lineRule="auto"/>
-        <w:jc w:val="both"/>
-        <w:rPr>
-          <w:rFonts w:cstheme="minorHAnsi"/>
-        </w:rPr>
-      </w:pPr>
-      <w:r>
-        <w:rPr>
-          <w:rFonts w:cstheme="minorHAnsi"/>
-          <w:b/>
-          <w:bCs/>
-        </w:rPr>
-        <w:t>Type2MainFrame – Movies tab / Watchlist / Progress</w:t>
-      </w:r>
-      <w:r>
-        <w:rPr>
-          <w:rFonts w:cstheme="minorHAnsi"/>
-        </w:rPr>
-        <w:t> — Child's restricted browsing view, personal watchlist, and progress summary.</w:t>
-      </w:r>
-    </w:p>
-    <w:p>
-      <w:pPr>
-        <w:numPr>
-          <w:ilvl w:val="0"/>
-          <w:numId w:val="23"/>
-        </w:numPr>
-        <w:spacing w:before="120" w:after="120" w:line="240" w:lineRule="auto"/>
-        <w:jc w:val="both"/>
-        <w:rPr>
-          <w:rFonts w:cstheme="minorHAnsi"/>
-        </w:rPr>
-      </w:pPr>
-      <w:r>
-        <w:rPr>
-          <w:rFonts w:cstheme="minorHAnsi"/>
-          <w:b/>
-          <w:bCs/>
-        </w:rPr>
-        <w:t>MovieEditDialog / UserEditDialog / RateDialog</w:t>
-      </w:r>
-      <w:r>
-        <w:rPr>
-          <w:rFonts w:cstheme="minorHAnsi"/>
-        </w:rPr>
-        <w:t> — Modal forms for adding/editing entries and rating movies.</w:t>
-      </w:r>
-    </w:p>
-    <w:p>
-      <w:pPr>
-        <w:spacing w:before="120" w:after="120" w:line="240" w:lineRule="auto"/>
-        <w:jc w:val="both"/>
-        <w:rPr>
-          <w:rFonts w:cstheme="minorHAnsi"/>
-        </w:rPr>
-      </w:pPr>
-    </w:p>
-    <w:p>
-      <w:pPr>
-        <w:pStyle w:val="Heading1"/>
         <w:spacing w:after="240" w:line="240" w:lineRule="auto"/>
         <w:rPr>
           <w:rFonts w:asciiTheme="minorHAnsi" w:hAnsiTheme="minorHAnsi" w:cstheme="minorHAnsi"/>
@@ -7923,7 +7396,6 @@
           <w:szCs w:val="28"/>
         </w:rPr>
       </w:pPr>
-      <w:bookmarkStart w:id="24" w:name="_Toc165838031"/>
       <w:r>
         <w:rPr>
           <w:rFonts w:asciiTheme="minorHAnsi" w:hAnsiTheme="minorHAnsi" w:cstheme="minorHAnsi"/>
@@ -7932,7 +7404,7 @@
           <w:sz w:val="28"/>
           <w:szCs w:val="28"/>
         </w:rPr>
-        <w:t>Conclusion</w:t>
+        <w:t xml:space="preserve">7.1 </w:t>
       </w:r>
       <w:r>
         <w:rPr>
@@ -7942,6 +7414,1217 @@
           <w:sz w:val="28"/>
           <w:szCs w:val="28"/>
         </w:rPr>
+        <w:t>Authentication</w:t>
+      </w:r>
+    </w:p>
+    <w:p>
+      <w:pPr>
+        <w:spacing w:before="120" w:after="120" w:line="240" w:lineRule="auto"/>
+        <w:jc w:val="both"/>
+        <w:rPr>
+          <w:rFonts w:cstheme="minorHAnsi"/>
+        </w:rPr>
+      </w:pPr>
+      <w:r>
+        <w:rPr>
+          <w:rFonts w:cstheme="minorHAnsi"/>
+        </w:rPr>
+        <w:t>1. LoginFrame — initial state</w:t>
+      </w:r>
+    </w:p>
+    <w:p>
+      <w:pPr>
+        <w:spacing w:before="120" w:after="120" w:line="240" w:lineRule="auto"/>
+        <w:jc w:val="both"/>
+        <w:rPr>
+          <w:rFonts w:cstheme="minorHAnsi"/>
+        </w:rPr>
+      </w:pPr>
+      <w:r>
+        <w:rPr>
+          <w:rFonts w:cstheme="minorHAnsi"/>
+        </w:rPr>
+        <w:lastRenderedPageBreak/>
+        <w:drawing>
+          <wp:inline distT="0" distB="0" distL="0" distR="0" wp14:anchorId="31423C98" wp14:editId="0B1EC4EC">
+            <wp:extent cx="5943600" cy="3342005"/>
+            <wp:effectExtent l="0" t="0" r="0" b="0"/>
+            <wp:docPr id="545385814" name="Picture 1"/>
+            <wp:cNvGraphicFramePr>
+              <a:graphicFrameLocks xmlns:a="http://schemas.openxmlformats.org/drawingml/2006/main" noChangeAspect="1"/>
+            </wp:cNvGraphicFramePr>
+            <a:graphic xmlns:a="http://schemas.openxmlformats.org/drawingml/2006/main">
+              <a:graphicData uri="http://schemas.openxmlformats.org/drawingml/2006/picture">
+                <pic:pic xmlns:pic="http://schemas.openxmlformats.org/drawingml/2006/picture">
+                  <pic:nvPicPr>
+                    <pic:cNvPr id="545385814" name=""/>
+                    <pic:cNvPicPr/>
+                  </pic:nvPicPr>
+                  <pic:blipFill>
+                    <a:blip r:embed="rId15"/>
+                    <a:stretch>
+                      <a:fillRect/>
+                    </a:stretch>
+                  </pic:blipFill>
+                  <pic:spPr>
+                    <a:xfrm>
+                      <a:off x="0" y="0"/>
+                      <a:ext cx="5943600" cy="3342005"/>
+                    </a:xfrm>
+                    <a:prstGeom prst="rect">
+                      <a:avLst/>
+                    </a:prstGeom>
+                  </pic:spPr>
+                </pic:pic>
+              </a:graphicData>
+            </a:graphic>
+          </wp:inline>
+        </w:drawing>
+      </w:r>
+    </w:p>
+    <w:p>
+      <w:pPr>
+        <w:spacing w:before="120" w:after="120" w:line="240" w:lineRule="auto"/>
+        <w:jc w:val="both"/>
+        <w:rPr>
+          <w:rFonts w:cstheme="minorHAnsi"/>
+        </w:rPr>
+      </w:pPr>
+    </w:p>
+    <w:p>
+      <w:pPr>
+        <w:spacing w:before="120" w:after="120" w:line="240" w:lineRule="auto"/>
+        <w:jc w:val="both"/>
+        <w:rPr>
+          <w:rFonts w:cstheme="minorHAnsi"/>
+        </w:rPr>
+      </w:pPr>
+      <w:r>
+        <w:rPr>
+          <w:rFonts w:cstheme="minorHAnsi"/>
+        </w:rPr>
+        <w:t>2. LoginFrame — invalid login error</w:t>
+      </w:r>
+    </w:p>
+    <w:p>
+      <w:pPr>
+        <w:spacing w:before="120" w:after="120" w:line="240" w:lineRule="auto"/>
+        <w:jc w:val="both"/>
+        <w:rPr>
+          <w:rFonts w:cstheme="minorHAnsi"/>
+        </w:rPr>
+      </w:pPr>
+      <w:r>
+        <w:rPr>
+          <w:rFonts w:cstheme="minorHAnsi"/>
+        </w:rPr>
+        <w:drawing>
+          <wp:inline distT="0" distB="0" distL="0" distR="0" wp14:anchorId="3B2A7C3C" wp14:editId="7544ECA0">
+            <wp:extent cx="5943600" cy="3342005"/>
+            <wp:effectExtent l="0" t="0" r="0" b="0"/>
+            <wp:docPr id="195926393" name="Picture 1"/>
+            <wp:cNvGraphicFramePr>
+              <a:graphicFrameLocks xmlns:a="http://schemas.openxmlformats.org/drawingml/2006/main" noChangeAspect="1"/>
+            </wp:cNvGraphicFramePr>
+            <a:graphic xmlns:a="http://schemas.openxmlformats.org/drawingml/2006/main">
+              <a:graphicData uri="http://schemas.openxmlformats.org/drawingml/2006/picture">
+                <pic:pic xmlns:pic="http://schemas.openxmlformats.org/drawingml/2006/picture">
+                  <pic:nvPicPr>
+                    <pic:cNvPr id="195926393" name=""/>
+                    <pic:cNvPicPr/>
+                  </pic:nvPicPr>
+                  <pic:blipFill>
+                    <a:blip r:embed="rId16"/>
+                    <a:stretch>
+                      <a:fillRect/>
+                    </a:stretch>
+                  </pic:blipFill>
+                  <pic:spPr>
+                    <a:xfrm>
+                      <a:off x="0" y="0"/>
+                      <a:ext cx="5943600" cy="3342005"/>
+                    </a:xfrm>
+                    <a:prstGeom prst="rect">
+                      <a:avLst/>
+                    </a:prstGeom>
+                  </pic:spPr>
+                </pic:pic>
+              </a:graphicData>
+            </a:graphic>
+          </wp:inline>
+        </w:drawing>
+      </w:r>
+    </w:p>
+    <w:p>
+      <w:pPr>
+        <w:pStyle w:val="Heading1"/>
+        <w:numPr>
+          <w:ilvl w:val="0"/>
+          <w:numId w:val="0"/>
+        </w:numPr>
+        <w:spacing w:after="240" w:line="240" w:lineRule="auto"/>
+        <w:rPr>
+          <w:rFonts w:cstheme="minorHAnsi"/>
+        </w:rPr>
+      </w:pPr>
+      <w:r>
+        <w:rPr>
+          <w:rFonts w:asciiTheme="minorHAnsi" w:hAnsiTheme="minorHAnsi" w:cstheme="minorHAnsi"/>
+          <w:b/>
+          <w:color w:val="0070C0"/>
+          <w:sz w:val="28"/>
+          <w:szCs w:val="28"/>
+        </w:rPr>
+        <w:t>7.</w:t>
+      </w:r>
+      <w:r>
+        <w:rPr>
+          <w:rFonts w:asciiTheme="minorHAnsi" w:hAnsiTheme="minorHAnsi" w:cstheme="minorHAnsi"/>
+          <w:b/>
+          <w:color w:val="0070C0"/>
+          <w:sz w:val="28"/>
+          <w:szCs w:val="28"/>
+        </w:rPr>
+        <w:t>2</w:t>
+      </w:r>
+      <w:r>
+        <w:rPr>
+          <w:rFonts w:cstheme="minorHAnsi"/>
+        </w:rPr>
+        <w:t xml:space="preserve"> </w:t>
+      </w:r>
+      <w:r>
+        <w:rPr>
+          <w:rFonts w:cstheme="minorHAnsi"/>
+        </w:rPr>
+        <w:t>Parent dashboard (Type1MainFrame)</w:t>
+      </w:r>
+    </w:p>
+    <w:p>
+      <w:pPr>
+        <w:spacing w:before="120" w:after="120" w:line="240" w:lineRule="auto"/>
+        <w:jc w:val="both"/>
+        <w:rPr>
+          <w:rFonts w:cstheme="minorHAnsi"/>
+        </w:rPr>
+      </w:pPr>
+      <w:r>
+        <w:rPr>
+          <w:rFonts w:cstheme="minorHAnsi"/>
+        </w:rPr>
+        <w:t>3. Type1MainFrame — Movies tab</w:t>
+      </w:r>
+    </w:p>
+    <w:p>
+      <w:pPr>
+        <w:spacing w:before="120" w:after="120" w:line="240" w:lineRule="auto"/>
+        <w:jc w:val="both"/>
+        <w:rPr>
+          <w:rFonts w:cstheme="minorHAnsi"/>
+        </w:rPr>
+      </w:pPr>
+    </w:p>
+    <w:p>
+      <w:pPr>
+        <w:spacing w:before="120" w:after="120" w:line="240" w:lineRule="auto"/>
+        <w:jc w:val="both"/>
+        <w:rPr>
+          <w:rFonts w:cstheme="minorHAnsi"/>
+        </w:rPr>
+      </w:pPr>
+      <w:r>
+        <w:rPr>
+          <w:rFonts w:cstheme="minorHAnsi"/>
+        </w:rPr>
+        <w:lastRenderedPageBreak/>
+        <w:drawing>
+          <wp:inline distT="0" distB="0" distL="0" distR="0" wp14:anchorId="5ABAD1A5" wp14:editId="740FFB3E">
+            <wp:extent cx="5943600" cy="3342005"/>
+            <wp:effectExtent l="0" t="0" r="0" b="0"/>
+            <wp:docPr id="482227068" name="Picture 1"/>
+            <wp:cNvGraphicFramePr>
+              <a:graphicFrameLocks xmlns:a="http://schemas.openxmlformats.org/drawingml/2006/main" noChangeAspect="1"/>
+            </wp:cNvGraphicFramePr>
+            <a:graphic xmlns:a="http://schemas.openxmlformats.org/drawingml/2006/main">
+              <a:graphicData uri="http://schemas.openxmlformats.org/drawingml/2006/picture">
+                <pic:pic xmlns:pic="http://schemas.openxmlformats.org/drawingml/2006/picture">
+                  <pic:nvPicPr>
+                    <pic:cNvPr id="482227068" name=""/>
+                    <pic:cNvPicPr/>
+                  </pic:nvPicPr>
+                  <pic:blipFill>
+                    <a:blip r:embed="rId17"/>
+                    <a:stretch>
+                      <a:fillRect/>
+                    </a:stretch>
+                  </pic:blipFill>
+                  <pic:spPr>
+                    <a:xfrm>
+                      <a:off x="0" y="0"/>
+                      <a:ext cx="5943600" cy="3342005"/>
+                    </a:xfrm>
+                    <a:prstGeom prst="rect">
+                      <a:avLst/>
+                    </a:prstGeom>
+                  </pic:spPr>
+                </pic:pic>
+              </a:graphicData>
+            </a:graphic>
+          </wp:inline>
+        </w:drawing>
+      </w:r>
+    </w:p>
+    <w:p>
+      <w:pPr>
+        <w:spacing w:before="120" w:after="120" w:line="240" w:lineRule="auto"/>
+        <w:jc w:val="both"/>
+        <w:rPr>
+          <w:rFonts w:cstheme="minorHAnsi"/>
+        </w:rPr>
+      </w:pPr>
+    </w:p>
+    <w:p>
+      <w:pPr>
+        <w:spacing w:before="120" w:after="120" w:line="240" w:lineRule="auto"/>
+        <w:jc w:val="both"/>
+        <w:rPr>
+          <w:rFonts w:cstheme="minorHAnsi"/>
+        </w:rPr>
+      </w:pPr>
+      <w:r>
+        <w:rPr>
+          <w:rFonts w:cstheme="minorHAnsi"/>
+        </w:rPr>
+        <w:t>4. Browse / Filter in action (function 12)</w:t>
+      </w:r>
+    </w:p>
+    <w:p>
+      <w:pPr>
+        <w:spacing w:before="120" w:after="120" w:line="240" w:lineRule="auto"/>
+        <w:jc w:val="both"/>
+        <w:rPr>
+          <w:rFonts w:cstheme="minorHAnsi"/>
+        </w:rPr>
+      </w:pPr>
+      <w:r>
+        <w:rPr>
+          <w:rFonts w:cstheme="minorHAnsi"/>
+        </w:rPr>
+        <w:drawing>
+          <wp:inline distT="0" distB="0" distL="0" distR="0" wp14:anchorId="5368AD18" wp14:editId="114EABFF">
+            <wp:extent cx="5943600" cy="3342005"/>
+            <wp:effectExtent l="0" t="0" r="0" b="0"/>
+            <wp:docPr id="2021564575" name="Picture 1"/>
+            <wp:cNvGraphicFramePr>
+              <a:graphicFrameLocks xmlns:a="http://schemas.openxmlformats.org/drawingml/2006/main" noChangeAspect="1"/>
+            </wp:cNvGraphicFramePr>
+            <a:graphic xmlns:a="http://schemas.openxmlformats.org/drawingml/2006/main">
+              <a:graphicData uri="http://schemas.openxmlformats.org/drawingml/2006/picture">
+                <pic:pic xmlns:pic="http://schemas.openxmlformats.org/drawingml/2006/picture">
+                  <pic:nvPicPr>
+                    <pic:cNvPr id="2021564575" name=""/>
+                    <pic:cNvPicPr/>
+                  </pic:nvPicPr>
+                  <pic:blipFill>
+                    <a:blip r:embed="rId18"/>
+                    <a:stretch>
+                      <a:fillRect/>
+                    </a:stretch>
+                  </pic:blipFill>
+                  <pic:spPr>
+                    <a:xfrm>
+                      <a:off x="0" y="0"/>
+                      <a:ext cx="5943600" cy="3342005"/>
+                    </a:xfrm>
+                    <a:prstGeom prst="rect">
+                      <a:avLst/>
+                    </a:prstGeom>
+                  </pic:spPr>
+                </pic:pic>
+              </a:graphicData>
+            </a:graphic>
+          </wp:inline>
+        </w:drawing>
+      </w:r>
+    </w:p>
+    <w:p>
+      <w:pPr>
+        <w:spacing w:before="120" w:after="120" w:line="240" w:lineRule="auto"/>
+        <w:jc w:val="both"/>
+        <w:rPr>
+          <w:rFonts w:cstheme="minorHAnsi"/>
+        </w:rPr>
+      </w:pPr>
+    </w:p>
+    <w:p>
+      <w:pPr>
+        <w:spacing w:before="120" w:after="120" w:line="240" w:lineRule="auto"/>
+        <w:jc w:val="both"/>
+        <w:rPr>
+          <w:rFonts w:cstheme="minorHAnsi"/>
+        </w:rPr>
+      </w:pPr>
+      <w:r>
+        <w:rPr>
+          <w:rFonts w:cstheme="minorHAnsi"/>
+        </w:rPr>
+        <w:t>5. MovieEditDialog — Add mode (functions 1, 4)</w:t>
+      </w:r>
+    </w:p>
+    <w:p>
+      <w:pPr>
+        <w:spacing w:before="120" w:after="120" w:line="240" w:lineRule="auto"/>
+        <w:jc w:val="both"/>
+        <w:rPr>
+          <w:rFonts w:cstheme="minorHAnsi"/>
+        </w:rPr>
+      </w:pPr>
+      <w:r>
+        <w:rPr>
+          <w:rFonts w:cstheme="minorHAnsi"/>
+        </w:rPr>
+        <w:lastRenderedPageBreak/>
+        <w:drawing>
+          <wp:inline distT="0" distB="0" distL="0" distR="0" wp14:anchorId="4B1B8D82" wp14:editId="06637E85">
+            <wp:extent cx="5943600" cy="3342005"/>
+            <wp:effectExtent l="0" t="0" r="0" b="0"/>
+            <wp:docPr id="1201747469" name="Picture 1"/>
+            <wp:cNvGraphicFramePr>
+              <a:graphicFrameLocks xmlns:a="http://schemas.openxmlformats.org/drawingml/2006/main" noChangeAspect="1"/>
+            </wp:cNvGraphicFramePr>
+            <a:graphic xmlns:a="http://schemas.openxmlformats.org/drawingml/2006/main">
+              <a:graphicData uri="http://schemas.openxmlformats.org/drawingml/2006/picture">
+                <pic:pic xmlns:pic="http://schemas.openxmlformats.org/drawingml/2006/picture">
+                  <pic:nvPicPr>
+                    <pic:cNvPr id="1201747469" name=""/>
+                    <pic:cNvPicPr/>
+                  </pic:nvPicPr>
+                  <pic:blipFill>
+                    <a:blip r:embed="rId19"/>
+                    <a:stretch>
+                      <a:fillRect/>
+                    </a:stretch>
+                  </pic:blipFill>
+                  <pic:spPr>
+                    <a:xfrm>
+                      <a:off x="0" y="0"/>
+                      <a:ext cx="5943600" cy="3342005"/>
+                    </a:xfrm>
+                    <a:prstGeom prst="rect">
+                      <a:avLst/>
+                    </a:prstGeom>
+                  </pic:spPr>
+                </pic:pic>
+              </a:graphicData>
+            </a:graphic>
+          </wp:inline>
+        </w:drawing>
+      </w:r>
+    </w:p>
+    <w:p>
+      <w:pPr>
+        <w:spacing w:before="120" w:after="120" w:line="240" w:lineRule="auto"/>
+        <w:jc w:val="both"/>
+        <w:rPr>
+          <w:rFonts w:cstheme="minorHAnsi"/>
+        </w:rPr>
+      </w:pPr>
+    </w:p>
+    <w:p>
+      <w:pPr>
+        <w:spacing w:before="120" w:after="120" w:line="240" w:lineRule="auto"/>
+        <w:jc w:val="both"/>
+        <w:rPr>
+          <w:rFonts w:cstheme="minorHAnsi"/>
+        </w:rPr>
+      </w:pPr>
+      <w:r>
+        <w:rPr>
+          <w:rFonts w:cstheme="minorHAnsi"/>
+        </w:rPr>
+        <w:t>6. MovieEditDialog — Edit mode (function 2)</w:t>
+      </w:r>
+    </w:p>
+    <w:p>
+      <w:pPr>
+        <w:spacing w:before="120" w:after="120" w:line="240" w:lineRule="auto"/>
+        <w:jc w:val="both"/>
+        <w:rPr>
+          <w:rFonts w:cstheme="minorHAnsi"/>
+        </w:rPr>
+      </w:pPr>
+      <w:r>
+        <w:rPr>
+          <w:rFonts w:cstheme="minorHAnsi"/>
+        </w:rPr>
+        <w:drawing>
+          <wp:inline distT="0" distB="0" distL="0" distR="0" wp14:anchorId="13BD44D2" wp14:editId="79C0FDEA">
+            <wp:extent cx="5943600" cy="3342005"/>
+            <wp:effectExtent l="0" t="0" r="0" b="0"/>
+            <wp:docPr id="518561786" name="Picture 1"/>
+            <wp:cNvGraphicFramePr>
+              <a:graphicFrameLocks xmlns:a="http://schemas.openxmlformats.org/drawingml/2006/main" noChangeAspect="1"/>
+            </wp:cNvGraphicFramePr>
+            <a:graphic xmlns:a="http://schemas.openxmlformats.org/drawingml/2006/main">
+              <a:graphicData uri="http://schemas.openxmlformats.org/drawingml/2006/picture">
+                <pic:pic xmlns:pic="http://schemas.openxmlformats.org/drawingml/2006/picture">
+                  <pic:nvPicPr>
+                    <pic:cNvPr id="518561786" name=""/>
+                    <pic:cNvPicPr/>
+                  </pic:nvPicPr>
+                  <pic:blipFill>
+                    <a:blip r:embed="rId20"/>
+                    <a:stretch>
+                      <a:fillRect/>
+                    </a:stretch>
+                  </pic:blipFill>
+                  <pic:spPr>
+                    <a:xfrm>
+                      <a:off x="0" y="0"/>
+                      <a:ext cx="5943600" cy="3342005"/>
+                    </a:xfrm>
+                    <a:prstGeom prst="rect">
+                      <a:avLst/>
+                    </a:prstGeom>
+                  </pic:spPr>
+                </pic:pic>
+              </a:graphicData>
+            </a:graphic>
+          </wp:inline>
+        </w:drawing>
+      </w:r>
+    </w:p>
+    <w:p>
+      <w:pPr>
+        <w:spacing w:before="120" w:after="120" w:line="240" w:lineRule="auto"/>
+        <w:jc w:val="both"/>
+        <w:rPr>
+          <w:rFonts w:cstheme="minorHAnsi"/>
+        </w:rPr>
+      </w:pPr>
+    </w:p>
+    <w:p>
+      <w:pPr>
+        <w:spacing w:before="120" w:after="120" w:line="240" w:lineRule="auto"/>
+        <w:jc w:val="both"/>
+        <w:rPr>
+          <w:rFonts w:cstheme="minorHAnsi"/>
+        </w:rPr>
+      </w:pPr>
+      <w:r>
+        <w:rPr>
+          <w:rFonts w:cstheme="minorHAnsi"/>
+        </w:rPr>
+        <w:t>7. Type1MainFrame — Accounts tab (function 3)</w:t>
+      </w:r>
+    </w:p>
+    <w:p>
+      <w:pPr>
+        <w:spacing w:before="120" w:after="120" w:line="240" w:lineRule="auto"/>
+        <w:jc w:val="both"/>
+        <w:rPr>
+          <w:rFonts w:cstheme="minorHAnsi"/>
+        </w:rPr>
+      </w:pPr>
+      <w:r>
+        <w:rPr>
+          <w:rFonts w:cstheme="minorHAnsi"/>
+        </w:rPr>
+        <w:lastRenderedPageBreak/>
+        <w:drawing>
+          <wp:inline distT="0" distB="0" distL="0" distR="0" wp14:anchorId="24997D91" wp14:editId="2A5B5714">
+            <wp:extent cx="5943600" cy="3342005"/>
+            <wp:effectExtent l="0" t="0" r="0" b="0"/>
+            <wp:docPr id="1776085679" name="Picture 1"/>
+            <wp:cNvGraphicFramePr>
+              <a:graphicFrameLocks xmlns:a="http://schemas.openxmlformats.org/drawingml/2006/main" noChangeAspect="1"/>
+            </wp:cNvGraphicFramePr>
+            <a:graphic xmlns:a="http://schemas.openxmlformats.org/drawingml/2006/main">
+              <a:graphicData uri="http://schemas.openxmlformats.org/drawingml/2006/picture">
+                <pic:pic xmlns:pic="http://schemas.openxmlformats.org/drawingml/2006/picture">
+                  <pic:nvPicPr>
+                    <pic:cNvPr id="1776085679" name=""/>
+                    <pic:cNvPicPr/>
+                  </pic:nvPicPr>
+                  <pic:blipFill>
+                    <a:blip r:embed="rId21"/>
+                    <a:stretch>
+                      <a:fillRect/>
+                    </a:stretch>
+                  </pic:blipFill>
+                  <pic:spPr>
+                    <a:xfrm>
+                      <a:off x="0" y="0"/>
+                      <a:ext cx="5943600" cy="3342005"/>
+                    </a:xfrm>
+                    <a:prstGeom prst="rect">
+                      <a:avLst/>
+                    </a:prstGeom>
+                  </pic:spPr>
+                </pic:pic>
+              </a:graphicData>
+            </a:graphic>
+          </wp:inline>
+        </w:drawing>
+      </w:r>
+    </w:p>
+    <w:p>
+      <w:pPr>
+        <w:spacing w:before="120" w:after="120" w:line="240" w:lineRule="auto"/>
+        <w:jc w:val="both"/>
+        <w:rPr>
+          <w:rFonts w:cstheme="minorHAnsi"/>
+        </w:rPr>
+      </w:pPr>
+    </w:p>
+    <w:p>
+      <w:pPr>
+        <w:spacing w:before="120" w:after="120" w:line="240" w:lineRule="auto"/>
+        <w:jc w:val="both"/>
+        <w:rPr>
+          <w:rFonts w:cstheme="minorHAnsi"/>
+        </w:rPr>
+      </w:pPr>
+      <w:r>
+        <w:rPr>
+          <w:rFonts w:cstheme="minorHAnsi"/>
+        </w:rPr>
+        <w:t>8. UserEditDialog</w:t>
+      </w:r>
+    </w:p>
+    <w:p>
+      <w:pPr>
+        <w:spacing w:before="120" w:after="120" w:line="240" w:lineRule="auto"/>
+        <w:jc w:val="both"/>
+        <w:rPr>
+          <w:rFonts w:cstheme="minorHAnsi"/>
+        </w:rPr>
+      </w:pPr>
+      <w:r>
+        <w:rPr>
+          <w:rFonts w:cstheme="minorHAnsi"/>
+        </w:rPr>
+        <w:drawing>
+          <wp:inline distT="0" distB="0" distL="0" distR="0" wp14:anchorId="7B6148D2" wp14:editId="4BC0176F">
+            <wp:extent cx="5943600" cy="3342005"/>
+            <wp:effectExtent l="0" t="0" r="0" b="0"/>
+            <wp:docPr id="1252548724" name="Picture 1"/>
+            <wp:cNvGraphicFramePr>
+              <a:graphicFrameLocks xmlns:a="http://schemas.openxmlformats.org/drawingml/2006/main" noChangeAspect="1"/>
+            </wp:cNvGraphicFramePr>
+            <a:graphic xmlns:a="http://schemas.openxmlformats.org/drawingml/2006/main">
+              <a:graphicData uri="http://schemas.openxmlformats.org/drawingml/2006/picture">
+                <pic:pic xmlns:pic="http://schemas.openxmlformats.org/drawingml/2006/picture">
+                  <pic:nvPicPr>
+                    <pic:cNvPr id="1252548724" name=""/>
+                    <pic:cNvPicPr/>
+                  </pic:nvPicPr>
+                  <pic:blipFill>
+                    <a:blip r:embed="rId22"/>
+                    <a:stretch>
+                      <a:fillRect/>
+                    </a:stretch>
+                  </pic:blipFill>
+                  <pic:spPr>
+                    <a:xfrm>
+                      <a:off x="0" y="0"/>
+                      <a:ext cx="5943600" cy="3342005"/>
+                    </a:xfrm>
+                    <a:prstGeom prst="rect">
+                      <a:avLst/>
+                    </a:prstGeom>
+                  </pic:spPr>
+                </pic:pic>
+              </a:graphicData>
+            </a:graphic>
+          </wp:inline>
+        </w:drawing>
+      </w:r>
+    </w:p>
+    <w:p>
+      <w:pPr>
+        <w:spacing w:before="120" w:after="120" w:line="240" w:lineRule="auto"/>
+        <w:jc w:val="both"/>
+        <w:rPr>
+          <w:rFonts w:cstheme="minorHAnsi"/>
+        </w:rPr>
+      </w:pPr>
+    </w:p>
+    <w:p>
+      <w:pPr>
+        <w:spacing w:before="120" w:after="120" w:line="240" w:lineRule="auto"/>
+        <w:jc w:val="both"/>
+        <w:rPr>
+          <w:rFonts w:cstheme="minorHAnsi"/>
+        </w:rPr>
+      </w:pPr>
+      <w:r>
+        <w:rPr>
+          <w:rFonts w:cstheme="minorHAnsi"/>
+        </w:rPr>
+        <w:t>9. Type1MainFrame — Analytics tab (function 6)</w:t>
+      </w:r>
+    </w:p>
+    <w:p>
+      <w:pPr>
+        <w:spacing w:before="120" w:after="120" w:line="240" w:lineRule="auto"/>
+        <w:jc w:val="both"/>
+        <w:rPr>
+          <w:rFonts w:cstheme="minorHAnsi"/>
+        </w:rPr>
+      </w:pPr>
+      <w:r>
+        <w:rPr>
+          <w:rFonts w:cstheme="minorHAnsi"/>
+        </w:rPr>
+        <w:lastRenderedPageBreak/>
+        <w:drawing>
+          <wp:inline distT="0" distB="0" distL="0" distR="0" wp14:anchorId="6B669FFE" wp14:editId="45BCA78B">
+            <wp:extent cx="5943600" cy="3342005"/>
+            <wp:effectExtent l="0" t="0" r="0" b="0"/>
+            <wp:docPr id="1890752908" name="Picture 1"/>
+            <wp:cNvGraphicFramePr>
+              <a:graphicFrameLocks xmlns:a="http://schemas.openxmlformats.org/drawingml/2006/main" noChangeAspect="1"/>
+            </wp:cNvGraphicFramePr>
+            <a:graphic xmlns:a="http://schemas.openxmlformats.org/drawingml/2006/main">
+              <a:graphicData uri="http://schemas.openxmlformats.org/drawingml/2006/picture">
+                <pic:pic xmlns:pic="http://schemas.openxmlformats.org/drawingml/2006/picture">
+                  <pic:nvPicPr>
+                    <pic:cNvPr id="1890752908" name=""/>
+                    <pic:cNvPicPr/>
+                  </pic:nvPicPr>
+                  <pic:blipFill>
+                    <a:blip r:embed="rId23"/>
+                    <a:stretch>
+                      <a:fillRect/>
+                    </a:stretch>
+                  </pic:blipFill>
+                  <pic:spPr>
+                    <a:xfrm>
+                      <a:off x="0" y="0"/>
+                      <a:ext cx="5943600" cy="3342005"/>
+                    </a:xfrm>
+                    <a:prstGeom prst="rect">
+                      <a:avLst/>
+                    </a:prstGeom>
+                  </pic:spPr>
+                </pic:pic>
+              </a:graphicData>
+            </a:graphic>
+          </wp:inline>
+        </w:drawing>
+      </w:r>
+    </w:p>
+    <w:p>
+      <w:pPr>
+        <w:spacing w:before="120" w:after="120" w:line="240" w:lineRule="auto"/>
+        <w:jc w:val="both"/>
+        <w:rPr>
+          <w:rFonts w:cstheme="minorHAnsi"/>
+        </w:rPr>
+      </w:pPr>
+    </w:p>
+    <w:p>
+      <w:pPr>
+        <w:spacing w:before="120" w:after="120" w:line="240" w:lineRule="auto"/>
+        <w:jc w:val="both"/>
+        <w:rPr>
+          <w:rFonts w:cstheme="minorHAnsi"/>
+        </w:rPr>
+      </w:pPr>
+      <w:r>
+        <w:rPr>
+          <w:rFonts w:cstheme="minorHAnsi"/>
+        </w:rPr>
+        <w:t>10. Movie detail dialog — Parent view with Moderate (functions 5, 13)</w:t>
+      </w:r>
+    </w:p>
+    <w:p>
+      <w:pPr>
+        <w:spacing w:before="120" w:after="120" w:line="240" w:lineRule="auto"/>
+        <w:jc w:val="both"/>
+        <w:rPr>
+          <w:rFonts w:cstheme="minorHAnsi"/>
+        </w:rPr>
+      </w:pPr>
+      <w:r>
+        <w:rPr>
+          <w:rFonts w:cstheme="minorHAnsi"/>
+        </w:rPr>
+        <w:drawing>
+          <wp:inline distT="0" distB="0" distL="0" distR="0" wp14:anchorId="00662B15" wp14:editId="08450AB3">
+            <wp:extent cx="5943600" cy="3342005"/>
+            <wp:effectExtent l="0" t="0" r="0" b="0"/>
+            <wp:docPr id="1220774122" name="Picture 1"/>
+            <wp:cNvGraphicFramePr>
+              <a:graphicFrameLocks xmlns:a="http://schemas.openxmlformats.org/drawingml/2006/main" noChangeAspect="1"/>
+            </wp:cNvGraphicFramePr>
+            <a:graphic xmlns:a="http://schemas.openxmlformats.org/drawingml/2006/main">
+              <a:graphicData uri="http://schemas.openxmlformats.org/drawingml/2006/picture">
+                <pic:pic xmlns:pic="http://schemas.openxmlformats.org/drawingml/2006/picture">
+                  <pic:nvPicPr>
+                    <pic:cNvPr id="1220774122" name=""/>
+                    <pic:cNvPicPr/>
+                  </pic:nvPicPr>
+                  <pic:blipFill>
+                    <a:blip r:embed="rId24"/>
+                    <a:stretch>
+                      <a:fillRect/>
+                    </a:stretch>
+                  </pic:blipFill>
+                  <pic:spPr>
+                    <a:xfrm>
+                      <a:off x="0" y="0"/>
+                      <a:ext cx="5943600" cy="3342005"/>
+                    </a:xfrm>
+                    <a:prstGeom prst="rect">
+                      <a:avLst/>
+                    </a:prstGeom>
+                  </pic:spPr>
+                </pic:pic>
+              </a:graphicData>
+            </a:graphic>
+          </wp:inline>
+        </w:drawing>
+      </w:r>
+    </w:p>
+    <w:p>
+      <w:pPr>
+        <w:spacing w:before="120" w:after="120" w:line="240" w:lineRule="auto"/>
+        <w:jc w:val="both"/>
+        <w:rPr>
+          <w:rFonts w:cstheme="minorHAnsi"/>
+        </w:rPr>
+      </w:pPr>
+    </w:p>
+    <w:p>
+      <w:pPr>
+        <w:spacing w:before="120" w:after="120" w:line="240" w:lineRule="auto"/>
+        <w:jc w:val="both"/>
+        <w:rPr>
+          <w:rFonts w:cstheme="minorHAnsi"/>
+        </w:rPr>
+      </w:pPr>
+      <w:r>
+        <w:rPr>
+          <w:rFonts w:cstheme="minorHAnsi"/>
+          <w:b/>
+          <w:color w:val="0070C0"/>
+          <w:sz w:val="28"/>
+          <w:szCs w:val="28"/>
+        </w:rPr>
+        <w:t>7.</w:t>
+      </w:r>
+      <w:r>
+        <w:rPr>
+          <w:rFonts w:cstheme="minorHAnsi"/>
+          <w:b/>
+          <w:color w:val="0070C0"/>
+          <w:sz w:val="28"/>
+          <w:szCs w:val="28"/>
+        </w:rPr>
+        <w:t>3 Child Dashboard (Type2MainFrame)</w:t>
+      </w:r>
+    </w:p>
+    <w:p>
+      <w:pPr>
+        <w:spacing w:before="120" w:after="120" w:line="240" w:lineRule="auto"/>
+        <w:jc w:val="both"/>
+        <w:rPr>
+          <w:rFonts w:cstheme="minorHAnsi"/>
+        </w:rPr>
+      </w:pPr>
+      <w:r>
+        <w:rPr>
+          <w:rFonts w:cstheme="minorHAnsi"/>
+        </w:rPr>
+        <w:t>11. Type2MainFrame — Movies tab</w:t>
+      </w:r>
+    </w:p>
+    <w:p>
+      <w:pPr>
+        <w:spacing w:before="120" w:after="120" w:line="240" w:lineRule="auto"/>
+        <w:jc w:val="both"/>
+        <w:rPr>
+          <w:rFonts w:cstheme="minorHAnsi"/>
+        </w:rPr>
+      </w:pPr>
+      <w:r>
+        <w:rPr>
+          <w:rFonts w:cstheme="minorHAnsi"/>
+        </w:rPr>
+        <w:lastRenderedPageBreak/>
+        <w:drawing>
+          <wp:inline distT="0" distB="0" distL="0" distR="0" wp14:anchorId="1883ACD0" wp14:editId="08255E56">
+            <wp:extent cx="5943600" cy="3342005"/>
+            <wp:effectExtent l="0" t="0" r="0" b="0"/>
+            <wp:docPr id="171235716" name="Picture 1"/>
+            <wp:cNvGraphicFramePr>
+              <a:graphicFrameLocks xmlns:a="http://schemas.openxmlformats.org/drawingml/2006/main" noChangeAspect="1"/>
+            </wp:cNvGraphicFramePr>
+            <a:graphic xmlns:a="http://schemas.openxmlformats.org/drawingml/2006/main">
+              <a:graphicData uri="http://schemas.openxmlformats.org/drawingml/2006/picture">
+                <pic:pic xmlns:pic="http://schemas.openxmlformats.org/drawingml/2006/picture">
+                  <pic:nvPicPr>
+                    <pic:cNvPr id="171235716" name=""/>
+                    <pic:cNvPicPr/>
+                  </pic:nvPicPr>
+                  <pic:blipFill>
+                    <a:blip r:embed="rId25"/>
+                    <a:stretch>
+                      <a:fillRect/>
+                    </a:stretch>
+                  </pic:blipFill>
+                  <pic:spPr>
+                    <a:xfrm>
+                      <a:off x="0" y="0"/>
+                      <a:ext cx="5943600" cy="3342005"/>
+                    </a:xfrm>
+                    <a:prstGeom prst="rect">
+                      <a:avLst/>
+                    </a:prstGeom>
+                  </pic:spPr>
+                </pic:pic>
+              </a:graphicData>
+            </a:graphic>
+          </wp:inline>
+        </w:drawing>
+      </w:r>
+    </w:p>
+    <w:p>
+      <w:pPr>
+        <w:spacing w:before="120" w:after="120" w:line="240" w:lineRule="auto"/>
+        <w:jc w:val="both"/>
+        <w:rPr>
+          <w:rFonts w:cstheme="minorHAnsi"/>
+        </w:rPr>
+      </w:pPr>
+    </w:p>
+    <w:p>
+      <w:pPr>
+        <w:spacing w:before="120" w:after="120" w:line="240" w:lineRule="auto"/>
+        <w:jc w:val="both"/>
+        <w:rPr>
+          <w:rFonts w:cstheme="minorHAnsi"/>
+        </w:rPr>
+      </w:pPr>
+      <w:r>
+        <w:rPr>
+          <w:rFonts w:cstheme="minorHAnsi"/>
+        </w:rPr>
+        <w:t>12. Movie detail dialog — Child view (functions 7, 13)</w:t>
+      </w:r>
+    </w:p>
+    <w:p>
+      <w:pPr>
+        <w:spacing w:before="120" w:after="120" w:line="240" w:lineRule="auto"/>
+        <w:jc w:val="both"/>
+        <w:rPr>
+          <w:rFonts w:cstheme="minorHAnsi"/>
+        </w:rPr>
+      </w:pPr>
+      <w:r>
+        <w:rPr>
+          <w:rFonts w:cstheme="minorHAnsi"/>
+        </w:rPr>
+        <w:drawing>
+          <wp:inline distT="0" distB="0" distL="0" distR="0" wp14:anchorId="7635AC90" wp14:editId="256DFA17">
+            <wp:extent cx="5943600" cy="3342005"/>
+            <wp:effectExtent l="0" t="0" r="0" b="0"/>
+            <wp:docPr id="1857604320" name="Picture 1"/>
+            <wp:cNvGraphicFramePr>
+              <a:graphicFrameLocks xmlns:a="http://schemas.openxmlformats.org/drawingml/2006/main" noChangeAspect="1"/>
+            </wp:cNvGraphicFramePr>
+            <a:graphic xmlns:a="http://schemas.openxmlformats.org/drawingml/2006/main">
+              <a:graphicData uri="http://schemas.openxmlformats.org/drawingml/2006/picture">
+                <pic:pic xmlns:pic="http://schemas.openxmlformats.org/drawingml/2006/picture">
+                  <pic:nvPicPr>
+                    <pic:cNvPr id="1857604320" name=""/>
+                    <pic:cNvPicPr/>
+                  </pic:nvPicPr>
+                  <pic:blipFill>
+                    <a:blip r:embed="rId26"/>
+                    <a:stretch>
+                      <a:fillRect/>
+                    </a:stretch>
+                  </pic:blipFill>
+                  <pic:spPr>
+                    <a:xfrm>
+                      <a:off x="0" y="0"/>
+                      <a:ext cx="5943600" cy="3342005"/>
+                    </a:xfrm>
+                    <a:prstGeom prst="rect">
+                      <a:avLst/>
+                    </a:prstGeom>
+                  </pic:spPr>
+                </pic:pic>
+              </a:graphicData>
+            </a:graphic>
+          </wp:inline>
+        </w:drawing>
+      </w:r>
+    </w:p>
+    <w:p>
+      <w:pPr>
+        <w:spacing w:before="120" w:after="120" w:line="240" w:lineRule="auto"/>
+        <w:jc w:val="both"/>
+        <w:rPr>
+          <w:rFonts w:cstheme="minorHAnsi"/>
+        </w:rPr>
+      </w:pPr>
+    </w:p>
+    <w:p>
+      <w:pPr>
+        <w:spacing w:before="120" w:after="120" w:line="240" w:lineRule="auto"/>
+        <w:jc w:val="both"/>
+        <w:rPr>
+          <w:rFonts w:cstheme="minorHAnsi"/>
+        </w:rPr>
+      </w:pPr>
+      <w:r>
+        <w:rPr>
+          <w:rFonts w:cstheme="minorHAnsi"/>
+        </w:rPr>
+        <w:t>13. RateDialog (functions 8, 9)</w:t>
+      </w:r>
+    </w:p>
+    <w:p>
+      <w:pPr>
+        <w:spacing w:before="120" w:after="120" w:line="240" w:lineRule="auto"/>
+        <w:jc w:val="both"/>
+        <w:rPr>
+          <w:rFonts w:cstheme="minorHAnsi"/>
+        </w:rPr>
+      </w:pPr>
+    </w:p>
+    <w:p>
+      <w:pPr>
+        <w:spacing w:before="120" w:after="120" w:line="240" w:lineRule="auto"/>
+        <w:jc w:val="both"/>
+        <w:rPr>
+          <w:rFonts w:cstheme="minorHAnsi"/>
+        </w:rPr>
+      </w:pPr>
+      <w:r>
+        <w:rPr>
+          <w:rFonts w:cstheme="minorHAnsi"/>
+        </w:rPr>
+        <w:lastRenderedPageBreak/>
+        <w:drawing>
+          <wp:inline distT="0" distB="0" distL="0" distR="0" wp14:anchorId="5B21780F" wp14:editId="3CFBFBC3">
+            <wp:extent cx="5943600" cy="3335655"/>
+            <wp:effectExtent l="0" t="0" r="0" b="0"/>
+            <wp:docPr id="445275835" name="Picture 1"/>
+            <wp:cNvGraphicFramePr>
+              <a:graphicFrameLocks xmlns:a="http://schemas.openxmlformats.org/drawingml/2006/main" noChangeAspect="1"/>
+            </wp:cNvGraphicFramePr>
+            <a:graphic xmlns:a="http://schemas.openxmlformats.org/drawingml/2006/main">
+              <a:graphicData uri="http://schemas.openxmlformats.org/drawingml/2006/picture">
+                <pic:pic xmlns:pic="http://schemas.openxmlformats.org/drawingml/2006/picture">
+                  <pic:nvPicPr>
+                    <pic:cNvPr id="445275835" name=""/>
+                    <pic:cNvPicPr/>
+                  </pic:nvPicPr>
+                  <pic:blipFill>
+                    <a:blip r:embed="rId27"/>
+                    <a:stretch>
+                      <a:fillRect/>
+                    </a:stretch>
+                  </pic:blipFill>
+                  <pic:spPr>
+                    <a:xfrm>
+                      <a:off x="0" y="0"/>
+                      <a:ext cx="5943600" cy="3335655"/>
+                    </a:xfrm>
+                    <a:prstGeom prst="rect">
+                      <a:avLst/>
+                    </a:prstGeom>
+                  </pic:spPr>
+                </pic:pic>
+              </a:graphicData>
+            </a:graphic>
+          </wp:inline>
+        </w:drawing>
+      </w:r>
+    </w:p>
+    <w:p>
+      <w:pPr>
+        <w:spacing w:before="120" w:after="120" w:line="240" w:lineRule="auto"/>
+        <w:jc w:val="both"/>
+        <w:rPr>
+          <w:rFonts w:cstheme="minorHAnsi"/>
+        </w:rPr>
+      </w:pPr>
+    </w:p>
+    <w:p>
+      <w:pPr>
+        <w:spacing w:before="120" w:after="120" w:line="240" w:lineRule="auto"/>
+        <w:jc w:val="both"/>
+        <w:rPr>
+          <w:rFonts w:cstheme="minorHAnsi"/>
+        </w:rPr>
+      </w:pPr>
+      <w:r>
+        <w:rPr>
+          <w:rFonts w:cstheme="minorHAnsi"/>
+        </w:rPr>
+        <w:t>14. Type2MainFrame — Watchlist tab (function 10)</w:t>
+      </w:r>
+    </w:p>
+    <w:p>
+      <w:pPr>
+        <w:spacing w:before="120" w:after="120" w:line="240" w:lineRule="auto"/>
+        <w:jc w:val="both"/>
+        <w:rPr>
+          <w:rFonts w:cstheme="minorHAnsi"/>
+        </w:rPr>
+      </w:pPr>
+      <w:r>
+        <w:rPr>
+          <w:rFonts w:cstheme="minorHAnsi"/>
+        </w:rPr>
+        <w:drawing>
+          <wp:inline distT="0" distB="0" distL="0" distR="0" wp14:anchorId="1E8A3185" wp14:editId="7769C56B">
+            <wp:extent cx="5943600" cy="3342005"/>
+            <wp:effectExtent l="0" t="0" r="0" b="0"/>
+            <wp:docPr id="794240280" name="Picture 1"/>
+            <wp:cNvGraphicFramePr>
+              <a:graphicFrameLocks xmlns:a="http://schemas.openxmlformats.org/drawingml/2006/main" noChangeAspect="1"/>
+            </wp:cNvGraphicFramePr>
+            <a:graphic xmlns:a="http://schemas.openxmlformats.org/drawingml/2006/main">
+              <a:graphicData uri="http://schemas.openxmlformats.org/drawingml/2006/picture">
+                <pic:pic xmlns:pic="http://schemas.openxmlformats.org/drawingml/2006/picture">
+                  <pic:nvPicPr>
+                    <pic:cNvPr id="794240280" name=""/>
+                    <pic:cNvPicPr/>
+                  </pic:nvPicPr>
+                  <pic:blipFill>
+                    <a:blip r:embed="rId28"/>
+                    <a:stretch>
+                      <a:fillRect/>
+                    </a:stretch>
+                  </pic:blipFill>
+                  <pic:spPr>
+                    <a:xfrm>
+                      <a:off x="0" y="0"/>
+                      <a:ext cx="5943600" cy="3342005"/>
+                    </a:xfrm>
+                    <a:prstGeom prst="rect">
+                      <a:avLst/>
+                    </a:prstGeom>
+                  </pic:spPr>
+                </pic:pic>
+              </a:graphicData>
+            </a:graphic>
+          </wp:inline>
+        </w:drawing>
+      </w:r>
+    </w:p>
+    <w:p>
+      <w:pPr>
+        <w:spacing w:before="120" w:after="120" w:line="240" w:lineRule="auto"/>
+        <w:jc w:val="both"/>
+        <w:rPr>
+          <w:rFonts w:cstheme="minorHAnsi"/>
+        </w:rPr>
+      </w:pPr>
+    </w:p>
+    <w:p>
+      <w:pPr>
+        <w:spacing w:before="120" w:after="120" w:line="240" w:lineRule="auto"/>
+        <w:jc w:val="both"/>
+        <w:rPr>
+          <w:rFonts w:cstheme="minorHAnsi"/>
+        </w:rPr>
+      </w:pPr>
+      <w:r>
+        <w:rPr>
+          <w:rFonts w:cstheme="minorHAnsi"/>
+        </w:rPr>
+        <w:t>15. Type2MainFrame — Progress tab (function 11)</w:t>
+      </w:r>
+    </w:p>
+    <w:p>
+      <w:pPr>
+        <w:spacing w:before="120" w:after="120" w:line="240" w:lineRule="auto"/>
+        <w:jc w:val="both"/>
+        <w:rPr>
+          <w:rFonts w:cstheme="minorHAnsi"/>
+        </w:rPr>
+      </w:pPr>
+      <w:r>
+        <w:rPr>
+          <w:rFonts w:cstheme="minorHAnsi"/>
+        </w:rPr>
+        <w:lastRenderedPageBreak/>
+        <w:drawing>
+          <wp:inline distT="0" distB="0" distL="0" distR="0" wp14:anchorId="3C918C05" wp14:editId="16B46B88">
+            <wp:extent cx="5943600" cy="3342005"/>
+            <wp:effectExtent l="0" t="0" r="0" b="0"/>
+            <wp:docPr id="1977417650" name="Picture 1"/>
+            <wp:cNvGraphicFramePr>
+              <a:graphicFrameLocks xmlns:a="http://schemas.openxmlformats.org/drawingml/2006/main" noChangeAspect="1"/>
+            </wp:cNvGraphicFramePr>
+            <a:graphic xmlns:a="http://schemas.openxmlformats.org/drawingml/2006/main">
+              <a:graphicData uri="http://schemas.openxmlformats.org/drawingml/2006/picture">
+                <pic:pic xmlns:pic="http://schemas.openxmlformats.org/drawingml/2006/picture">
+                  <pic:nvPicPr>
+                    <pic:cNvPr id="1977417650" name=""/>
+                    <pic:cNvPicPr/>
+                  </pic:nvPicPr>
+                  <pic:blipFill>
+                    <a:blip r:embed="rId29"/>
+                    <a:stretch>
+                      <a:fillRect/>
+                    </a:stretch>
+                  </pic:blipFill>
+                  <pic:spPr>
+                    <a:xfrm>
+                      <a:off x="0" y="0"/>
+                      <a:ext cx="5943600" cy="3342005"/>
+                    </a:xfrm>
+                    <a:prstGeom prst="rect">
+                      <a:avLst/>
+                    </a:prstGeom>
+                  </pic:spPr>
+                </pic:pic>
+              </a:graphicData>
+            </a:graphic>
+          </wp:inline>
+        </w:drawing>
+      </w:r>
+    </w:p>
+    <w:p>
+      <w:pPr>
+        <w:pStyle w:val="Heading1"/>
+        <w:spacing w:after="240" w:line="240" w:lineRule="auto"/>
+        <w:rPr>
+          <w:rFonts w:asciiTheme="minorHAnsi" w:hAnsiTheme="minorHAnsi" w:cstheme="minorHAnsi"/>
+          <w:b/>
+          <w:color w:val="0070C0"/>
+          <w:sz w:val="28"/>
+          <w:szCs w:val="28"/>
+        </w:rPr>
+      </w:pPr>
+      <w:bookmarkStart w:id="24" w:name="_Toc165838031"/>
+      <w:r>
+        <w:rPr>
+          <w:rFonts w:asciiTheme="minorHAnsi" w:hAnsiTheme="minorHAnsi" w:cstheme="minorHAnsi"/>
+          <w:b/>
+          <w:color w:val="0070C0"/>
+          <w:sz w:val="28"/>
+          <w:szCs w:val="28"/>
+        </w:rPr>
+        <w:t>Conclusion</w:t>
+      </w:r>
+      <w:r>
+        <w:rPr>
+          <w:rFonts w:asciiTheme="minorHAnsi" w:hAnsiTheme="minorHAnsi" w:cstheme="minorHAnsi"/>
+          <w:b/>
+          <w:color w:val="0070C0"/>
+          <w:sz w:val="28"/>
+          <w:szCs w:val="28"/>
+        </w:rPr>
         <w:t xml:space="preserve"> and Future Work</w:t>
       </w:r>
       <w:bookmarkEnd w:id="24"/>
@@ -8079,7 +8762,7 @@
       </w:pPr>
     </w:p>
     <w:sectPr>
-      <w:footerReference w:type="default" r:id="rId15"/>
+      <w:footerReference w:type="default" r:id="rId30"/>
       <w:pgSz w:w="12240" w:h="15840"/>
       <w:pgMar w:top="1440" w:right="1440" w:bottom="1440" w:left="1440" w:header="720" w:footer="720" w:gutter="0"/>
       <w:cols w:space="720"/>
@@ -9104,13 +9787,13 @@
     </w:lvl>
   </w:abstractNum>
   <w:abstractNum w:abstractNumId="7" w15:restartNumberingAfterBreak="0">
-    <w:nsid w:val="179C0109"/>
+    <w:nsid w:val="17DE54EA"/>
     <w:multiLevelType w:val="multilevel"/>
-    <w:tmpl w:val="A3BA9802"/>
+    <w:tmpl w:val="9BF44E4C"/>
     <w:lvl w:ilvl="0">
       <w:start w:val="1"/>
-      <w:numFmt w:val="decimal"/>
-      <w:lvlText w:val="%1."/>
+      <w:numFmt w:val="bullet"/>
+      <w:lvlText w:val=""/>
       <w:lvlJc w:val="left"/>
       <w:pPr>
         <w:tabs>
@@ -9118,11 +9801,15 @@
         </w:tabs>
         <w:ind w:left="720" w:hanging="360"/>
       </w:pPr>
+      <w:rPr>
+        <w:rFonts w:ascii="Symbol" w:hAnsi="Symbol" w:hint="default"/>
+        <w:sz w:val="20"/>
+      </w:rPr>
     </w:lvl>
     <w:lvl w:ilvl="1" w:tentative="1">
       <w:start w:val="1"/>
-      <w:numFmt w:val="decimal"/>
-      <w:lvlText w:val="%2."/>
+      <w:numFmt w:val="bullet"/>
+      <w:lvlText w:val="o"/>
       <w:lvlJc w:val="left"/>
       <w:pPr>
         <w:tabs>
@@ -9130,11 +9817,15 @@
         </w:tabs>
         <w:ind w:left="1440" w:hanging="360"/>
       </w:pPr>
+      <w:rPr>
+        <w:rFonts w:ascii="Courier New" w:hAnsi="Courier New" w:hint="default"/>
+        <w:sz w:val="20"/>
+      </w:rPr>
     </w:lvl>
     <w:lvl w:ilvl="2" w:tentative="1">
       <w:start w:val="1"/>
-      <w:numFmt w:val="decimal"/>
-      <w:lvlText w:val="%3."/>
+      <w:numFmt w:val="bullet"/>
+      <w:lvlText w:val=""/>
       <w:lvlJc w:val="left"/>
       <w:pPr>
         <w:tabs>
@@ -9142,11 +9833,15 @@
         </w:tabs>
         <w:ind w:left="2160" w:hanging="360"/>
       </w:pPr>
+      <w:rPr>
+        <w:rFonts w:ascii="Wingdings" w:hAnsi="Wingdings" w:hint="default"/>
+        <w:sz w:val="20"/>
+      </w:rPr>
     </w:lvl>
     <w:lvl w:ilvl="3" w:tentative="1">
       <w:start w:val="1"/>
-      <w:numFmt w:val="decimal"/>
-      <w:lvlText w:val="%4."/>
+      <w:numFmt w:val="bullet"/>
+      <w:lvlText w:val=""/>
       <w:lvlJc w:val="left"/>
       <w:pPr>
         <w:tabs>
@@ -9154,11 +9849,15 @@
         </w:tabs>
         <w:ind w:left="2880" w:hanging="360"/>
       </w:pPr>
+      <w:rPr>
+        <w:rFonts w:ascii="Wingdings" w:hAnsi="Wingdings" w:hint="default"/>
+        <w:sz w:val="20"/>
+      </w:rPr>
     </w:lvl>
     <w:lvl w:ilvl="4" w:tentative="1">
       <w:start w:val="1"/>
-      <w:numFmt w:val="decimal"/>
-      <w:lvlText w:val="%5."/>
+      <w:numFmt w:val="bullet"/>
+      <w:lvlText w:val=""/>
       <w:lvlJc w:val="left"/>
       <w:pPr>
         <w:tabs>
@@ -9166,11 +9865,15 @@
         </w:tabs>
         <w:ind w:left="3600" w:hanging="360"/>
       </w:pPr>
+      <w:rPr>
+        <w:rFonts w:ascii="Wingdings" w:hAnsi="Wingdings" w:hint="default"/>
+        <w:sz w:val="20"/>
+      </w:rPr>
     </w:lvl>
     <w:lvl w:ilvl="5" w:tentative="1">
       <w:start w:val="1"/>
-      <w:numFmt w:val="decimal"/>
-      <w:lvlText w:val="%6."/>
+      <w:numFmt w:val="bullet"/>
+      <w:lvlText w:val=""/>
       <w:lvlJc w:val="left"/>
       <w:pPr>
         <w:tabs>
@@ -9178,11 +9881,15 @@
         </w:tabs>
         <w:ind w:left="4320" w:hanging="360"/>
       </w:pPr>
+      <w:rPr>
+        <w:rFonts w:ascii="Wingdings" w:hAnsi="Wingdings" w:hint="default"/>
+        <w:sz w:val="20"/>
+      </w:rPr>
     </w:lvl>
     <w:lvl w:ilvl="6" w:tentative="1">
       <w:start w:val="1"/>
-      <w:numFmt w:val="decimal"/>
-      <w:lvlText w:val="%7."/>
+      <w:numFmt w:val="bullet"/>
+      <w:lvlText w:val=""/>
       <w:lvlJc w:val="left"/>
       <w:pPr>
         <w:tabs>
@@ -9190,11 +9897,15 @@
         </w:tabs>
         <w:ind w:left="5040" w:hanging="360"/>
       </w:pPr>
+      <w:rPr>
+        <w:rFonts w:ascii="Wingdings" w:hAnsi="Wingdings" w:hint="default"/>
+        <w:sz w:val="20"/>
+      </w:rPr>
     </w:lvl>
     <w:lvl w:ilvl="7" w:tentative="1">
       <w:start w:val="1"/>
-      <w:numFmt w:val="decimal"/>
-      <w:lvlText w:val="%8."/>
+      <w:numFmt w:val="bullet"/>
+      <w:lvlText w:val=""/>
       <w:lvlJc w:val="left"/>
       <w:pPr>
         <w:tabs>
@@ -9202,11 +9913,15 @@
         </w:tabs>
         <w:ind w:left="5760" w:hanging="360"/>
       </w:pPr>
+      <w:rPr>
+        <w:rFonts w:ascii="Wingdings" w:hAnsi="Wingdings" w:hint="default"/>
+        <w:sz w:val="20"/>
+      </w:rPr>
     </w:lvl>
     <w:lvl w:ilvl="8" w:tentative="1">
       <w:start w:val="1"/>
-      <w:numFmt w:val="decimal"/>
-      <w:lvlText w:val="%9."/>
+      <w:numFmt w:val="bullet"/>
+      <w:lvlText w:val=""/>
       <w:lvlJc w:val="left"/>
       <w:pPr>
         <w:tabs>
@@ -9214,12 +9929,16 @@
         </w:tabs>
         <w:ind w:left="6480" w:hanging="360"/>
       </w:pPr>
+      <w:rPr>
+        <w:rFonts w:ascii="Wingdings" w:hAnsi="Wingdings" w:hint="default"/>
+        <w:sz w:val="20"/>
+      </w:rPr>
     </w:lvl>
   </w:abstractNum>
   <w:abstractNum w:abstractNumId="8" w15:restartNumberingAfterBreak="0">
-    <w:nsid w:val="17DE54EA"/>
+    <w:nsid w:val="31ED7D82"/>
     <w:multiLevelType w:val="multilevel"/>
-    <w:tmpl w:val="9BF44E4C"/>
+    <w:tmpl w:val="4F92E462"/>
     <w:lvl w:ilvl="0">
       <w:start w:val="1"/>
       <w:numFmt w:val="bullet"/>
@@ -9366,13 +10085,13 @@
     </w:lvl>
   </w:abstractNum>
   <w:abstractNum w:abstractNumId="9" w15:restartNumberingAfterBreak="0">
-    <w:nsid w:val="31ED7D82"/>
+    <w:nsid w:val="32483B31"/>
     <w:multiLevelType w:val="multilevel"/>
-    <w:tmpl w:val="4F92E462"/>
+    <w:tmpl w:val="21C4BBB2"/>
     <w:lvl w:ilvl="0">
       <w:start w:val="1"/>
-      <w:numFmt w:val="bullet"/>
-      <w:lvlText w:val=""/>
+      <w:numFmt w:val="decimal"/>
+      <w:lvlText w:val="%1."/>
       <w:lvlJc w:val="left"/>
       <w:pPr>
         <w:tabs>
@@ -9380,6 +10099,232 @@
         </w:tabs>
         <w:ind w:left="720" w:hanging="360"/>
       </w:pPr>
+    </w:lvl>
+    <w:lvl w:ilvl="1" w:tentative="1">
+      <w:start w:val="1"/>
+      <w:numFmt w:val="decimal"/>
+      <w:lvlText w:val="%2."/>
+      <w:lvlJc w:val="left"/>
+      <w:pPr>
+        <w:tabs>
+          <w:tab w:val="num" w:pos="1440"/>
+        </w:tabs>
+        <w:ind w:left="1440" w:hanging="360"/>
+      </w:pPr>
+    </w:lvl>
+    <w:lvl w:ilvl="2" w:tentative="1">
+      <w:start w:val="1"/>
+      <w:numFmt w:val="decimal"/>
+      <w:lvlText w:val="%3."/>
+      <w:lvlJc w:val="left"/>
+      <w:pPr>
+        <w:tabs>
+          <w:tab w:val="num" w:pos="2160"/>
+        </w:tabs>
+        <w:ind w:left="2160" w:hanging="360"/>
+      </w:pPr>
+    </w:lvl>
+    <w:lvl w:ilvl="3" w:tentative="1">
+      <w:start w:val="1"/>
+      <w:numFmt w:val="decimal"/>
+      <w:lvlText w:val="%4."/>
+      <w:lvlJc w:val="left"/>
+      <w:pPr>
+        <w:tabs>
+          <w:tab w:val="num" w:pos="2880"/>
+        </w:tabs>
+        <w:ind w:left="2880" w:hanging="360"/>
+      </w:pPr>
+    </w:lvl>
+    <w:lvl w:ilvl="4" w:tentative="1">
+      <w:start w:val="1"/>
+      <w:numFmt w:val="decimal"/>
+      <w:lvlText w:val="%5."/>
+      <w:lvlJc w:val="left"/>
+      <w:pPr>
+        <w:tabs>
+          <w:tab w:val="num" w:pos="3600"/>
+        </w:tabs>
+        <w:ind w:left="3600" w:hanging="360"/>
+      </w:pPr>
+    </w:lvl>
+    <w:lvl w:ilvl="5" w:tentative="1">
+      <w:start w:val="1"/>
+      <w:numFmt w:val="decimal"/>
+      <w:lvlText w:val="%6."/>
+      <w:lvlJc w:val="left"/>
+      <w:pPr>
+        <w:tabs>
+          <w:tab w:val="num" w:pos="4320"/>
+        </w:tabs>
+        <w:ind w:left="4320" w:hanging="360"/>
+      </w:pPr>
+    </w:lvl>
+    <w:lvl w:ilvl="6" w:tentative="1">
+      <w:start w:val="1"/>
+      <w:numFmt w:val="decimal"/>
+      <w:lvlText w:val="%7."/>
+      <w:lvlJc w:val="left"/>
+      <w:pPr>
+        <w:tabs>
+          <w:tab w:val="num" w:pos="5040"/>
+        </w:tabs>
+        <w:ind w:left="5040" w:hanging="360"/>
+      </w:pPr>
+    </w:lvl>
+    <w:lvl w:ilvl="7" w:tentative="1">
+      <w:start w:val="1"/>
+      <w:numFmt w:val="decimal"/>
+      <w:lvlText w:val="%8."/>
+      <w:lvlJc w:val="left"/>
+      <w:pPr>
+        <w:tabs>
+          <w:tab w:val="num" w:pos="5760"/>
+        </w:tabs>
+        <w:ind w:left="5760" w:hanging="360"/>
+      </w:pPr>
+    </w:lvl>
+    <w:lvl w:ilvl="8" w:tentative="1">
+      <w:start w:val="1"/>
+      <w:numFmt w:val="decimal"/>
+      <w:lvlText w:val="%9."/>
+      <w:lvlJc w:val="left"/>
+      <w:pPr>
+        <w:tabs>
+          <w:tab w:val="num" w:pos="6480"/>
+        </w:tabs>
+        <w:ind w:left="6480" w:hanging="360"/>
+      </w:pPr>
+    </w:lvl>
+  </w:abstractNum>
+  <w:abstractNum w:abstractNumId="10" w15:restartNumberingAfterBreak="0">
+    <w:nsid w:val="348D4E74"/>
+    <w:multiLevelType w:val="multilevel"/>
+    <w:tmpl w:val="0C52F6F8"/>
+    <w:lvl w:ilvl="0">
+      <w:start w:val="1"/>
+      <w:numFmt w:val="decimal"/>
+      <w:lvlText w:val="%1."/>
+      <w:lvlJc w:val="left"/>
+      <w:pPr>
+        <w:tabs>
+          <w:tab w:val="num" w:pos="720"/>
+        </w:tabs>
+        <w:ind w:left="720" w:hanging="360"/>
+      </w:pPr>
+    </w:lvl>
+    <w:lvl w:ilvl="1" w:tentative="1">
+      <w:start w:val="1"/>
+      <w:numFmt w:val="decimal"/>
+      <w:lvlText w:val="%2."/>
+      <w:lvlJc w:val="left"/>
+      <w:pPr>
+        <w:tabs>
+          <w:tab w:val="num" w:pos="1440"/>
+        </w:tabs>
+        <w:ind w:left="1440" w:hanging="360"/>
+      </w:pPr>
+    </w:lvl>
+    <w:lvl w:ilvl="2" w:tentative="1">
+      <w:start w:val="1"/>
+      <w:numFmt w:val="decimal"/>
+      <w:lvlText w:val="%3."/>
+      <w:lvlJc w:val="left"/>
+      <w:pPr>
+        <w:tabs>
+          <w:tab w:val="num" w:pos="2160"/>
+        </w:tabs>
+        <w:ind w:left="2160" w:hanging="360"/>
+      </w:pPr>
+    </w:lvl>
+    <w:lvl w:ilvl="3" w:tentative="1">
+      <w:start w:val="1"/>
+      <w:numFmt w:val="decimal"/>
+      <w:lvlText w:val="%4."/>
+      <w:lvlJc w:val="left"/>
+      <w:pPr>
+        <w:tabs>
+          <w:tab w:val="num" w:pos="2880"/>
+        </w:tabs>
+        <w:ind w:left="2880" w:hanging="360"/>
+      </w:pPr>
+    </w:lvl>
+    <w:lvl w:ilvl="4" w:tentative="1">
+      <w:start w:val="1"/>
+      <w:numFmt w:val="decimal"/>
+      <w:lvlText w:val="%5."/>
+      <w:lvlJc w:val="left"/>
+      <w:pPr>
+        <w:tabs>
+          <w:tab w:val="num" w:pos="3600"/>
+        </w:tabs>
+        <w:ind w:left="3600" w:hanging="360"/>
+      </w:pPr>
+    </w:lvl>
+    <w:lvl w:ilvl="5" w:tentative="1">
+      <w:start w:val="1"/>
+      <w:numFmt w:val="decimal"/>
+      <w:lvlText w:val="%6."/>
+      <w:lvlJc w:val="left"/>
+      <w:pPr>
+        <w:tabs>
+          <w:tab w:val="num" w:pos="4320"/>
+        </w:tabs>
+        <w:ind w:left="4320" w:hanging="360"/>
+      </w:pPr>
+    </w:lvl>
+    <w:lvl w:ilvl="6" w:tentative="1">
+      <w:start w:val="1"/>
+      <w:numFmt w:val="decimal"/>
+      <w:lvlText w:val="%7."/>
+      <w:lvlJc w:val="left"/>
+      <w:pPr>
+        <w:tabs>
+          <w:tab w:val="num" w:pos="5040"/>
+        </w:tabs>
+        <w:ind w:left="5040" w:hanging="360"/>
+      </w:pPr>
+    </w:lvl>
+    <w:lvl w:ilvl="7" w:tentative="1">
+      <w:start w:val="1"/>
+      <w:numFmt w:val="decimal"/>
+      <w:lvlText w:val="%8."/>
+      <w:lvlJc w:val="left"/>
+      <w:pPr>
+        <w:tabs>
+          <w:tab w:val="num" w:pos="5760"/>
+        </w:tabs>
+        <w:ind w:left="5760" w:hanging="360"/>
+      </w:pPr>
+    </w:lvl>
+    <w:lvl w:ilvl="8" w:tentative="1">
+      <w:start w:val="1"/>
+      <w:numFmt w:val="decimal"/>
+      <w:lvlText w:val="%9."/>
+      <w:lvlJc w:val="left"/>
+      <w:pPr>
+        <w:tabs>
+          <w:tab w:val="num" w:pos="6480"/>
+        </w:tabs>
+        <w:ind w:left="6480" w:hanging="360"/>
+      </w:pPr>
+    </w:lvl>
+  </w:abstractNum>
+  <w:abstractNum w:abstractNumId="11" w15:restartNumberingAfterBreak="0">
+    <w:nsid w:val="39A22F8D"/>
+    <w:multiLevelType w:val="multilevel"/>
+    <w:tmpl w:val="D2C8E4B6"/>
+    <w:lvl w:ilvl="0">
+      <w:start w:val="1"/>
+      <w:numFmt w:val="bullet"/>
+      <w:lvlText w:val=""/>
+      <w:lvlJc w:val="left"/>
+      <w:pPr>
+        <w:tabs>
+          <w:tab w:val="num" w:pos="720"/>
+        </w:tabs>
+        <w:ind w:left="720" w:hanging="360"/>
+      </w:pPr>
       <w:rPr>
         <w:rFonts w:ascii="Symbol" w:hAnsi="Symbol" w:hint="default"/>
         <w:sz w:val="20"/>
@@ -9514,382 +10459,7 @@
       </w:rPr>
     </w:lvl>
   </w:abstractNum>
-  <w:abstractNum w:abstractNumId="10" w15:restartNumberingAfterBreak="0">
-    <w:nsid w:val="32483B31"/>
-    <w:multiLevelType w:val="multilevel"/>
-    <w:tmpl w:val="21C4BBB2"/>
-    <w:lvl w:ilvl="0">
-      <w:start w:val="1"/>
-      <w:numFmt w:val="decimal"/>
-      <w:lvlText w:val="%1."/>
-      <w:lvlJc w:val="left"/>
-      <w:pPr>
-        <w:tabs>
-          <w:tab w:val="num" w:pos="720"/>
-        </w:tabs>
-        <w:ind w:left="720" w:hanging="360"/>
-      </w:pPr>
-    </w:lvl>
-    <w:lvl w:ilvl="1" w:tentative="1">
-      <w:start w:val="1"/>
-      <w:numFmt w:val="decimal"/>
-      <w:lvlText w:val="%2."/>
-      <w:lvlJc w:val="left"/>
-      <w:pPr>
-        <w:tabs>
-          <w:tab w:val="num" w:pos="1440"/>
-        </w:tabs>
-        <w:ind w:left="1440" w:hanging="360"/>
-      </w:pPr>
-    </w:lvl>
-    <w:lvl w:ilvl="2" w:tentative="1">
-      <w:start w:val="1"/>
-      <w:numFmt w:val="decimal"/>
-      <w:lvlText w:val="%3."/>
-      <w:lvlJc w:val="left"/>
-      <w:pPr>
-        <w:tabs>
-          <w:tab w:val="num" w:pos="2160"/>
-        </w:tabs>
-        <w:ind w:left="2160" w:hanging="360"/>
-      </w:pPr>
-    </w:lvl>
-    <w:lvl w:ilvl="3" w:tentative="1">
-      <w:start w:val="1"/>
-      <w:numFmt w:val="decimal"/>
-      <w:lvlText w:val="%4."/>
-      <w:lvlJc w:val="left"/>
-      <w:pPr>
-        <w:tabs>
-          <w:tab w:val="num" w:pos="2880"/>
-        </w:tabs>
-        <w:ind w:left="2880" w:hanging="360"/>
-      </w:pPr>
-    </w:lvl>
-    <w:lvl w:ilvl="4" w:tentative="1">
-      <w:start w:val="1"/>
-      <w:numFmt w:val="decimal"/>
-      <w:lvlText w:val="%5."/>
-      <w:lvlJc w:val="left"/>
-      <w:pPr>
-        <w:tabs>
-          <w:tab w:val="num" w:pos="3600"/>
-        </w:tabs>
-        <w:ind w:left="3600" w:hanging="360"/>
-      </w:pPr>
-    </w:lvl>
-    <w:lvl w:ilvl="5" w:tentative="1">
-      <w:start w:val="1"/>
-      <w:numFmt w:val="decimal"/>
-      <w:lvlText w:val="%6."/>
-      <w:lvlJc w:val="left"/>
-      <w:pPr>
-        <w:tabs>
-          <w:tab w:val="num" w:pos="4320"/>
-        </w:tabs>
-        <w:ind w:left="4320" w:hanging="360"/>
-      </w:pPr>
-    </w:lvl>
-    <w:lvl w:ilvl="6" w:tentative="1">
-      <w:start w:val="1"/>
-      <w:numFmt w:val="decimal"/>
-      <w:lvlText w:val="%7."/>
-      <w:lvlJc w:val="left"/>
-      <w:pPr>
-        <w:tabs>
-          <w:tab w:val="num" w:pos="5040"/>
-        </w:tabs>
-        <w:ind w:left="5040" w:hanging="360"/>
-      </w:pPr>
-    </w:lvl>
-    <w:lvl w:ilvl="7" w:tentative="1">
-      <w:start w:val="1"/>
-      <w:numFmt w:val="decimal"/>
-      <w:lvlText w:val="%8."/>
-      <w:lvlJc w:val="left"/>
-      <w:pPr>
-        <w:tabs>
-          <w:tab w:val="num" w:pos="5760"/>
-        </w:tabs>
-        <w:ind w:left="5760" w:hanging="360"/>
-      </w:pPr>
-    </w:lvl>
-    <w:lvl w:ilvl="8" w:tentative="1">
-      <w:start w:val="1"/>
-      <w:numFmt w:val="decimal"/>
-      <w:lvlText w:val="%9."/>
-      <w:lvlJc w:val="left"/>
-      <w:pPr>
-        <w:tabs>
-          <w:tab w:val="num" w:pos="6480"/>
-        </w:tabs>
-        <w:ind w:left="6480" w:hanging="360"/>
-      </w:pPr>
-    </w:lvl>
-  </w:abstractNum>
-  <w:abstractNum w:abstractNumId="11" w15:restartNumberingAfterBreak="0">
-    <w:nsid w:val="348D4E74"/>
-    <w:multiLevelType w:val="multilevel"/>
-    <w:tmpl w:val="0C52F6F8"/>
-    <w:lvl w:ilvl="0">
-      <w:start w:val="1"/>
-      <w:numFmt w:val="decimal"/>
-      <w:lvlText w:val="%1."/>
-      <w:lvlJc w:val="left"/>
-      <w:pPr>
-        <w:tabs>
-          <w:tab w:val="num" w:pos="720"/>
-        </w:tabs>
-        <w:ind w:left="720" w:hanging="360"/>
-      </w:pPr>
-    </w:lvl>
-    <w:lvl w:ilvl="1" w:tentative="1">
-      <w:start w:val="1"/>
-      <w:numFmt w:val="decimal"/>
-      <w:lvlText w:val="%2."/>
-      <w:lvlJc w:val="left"/>
-      <w:pPr>
-        <w:tabs>
-          <w:tab w:val="num" w:pos="1440"/>
-        </w:tabs>
-        <w:ind w:left="1440" w:hanging="360"/>
-      </w:pPr>
-    </w:lvl>
-    <w:lvl w:ilvl="2" w:tentative="1">
-      <w:start w:val="1"/>
-      <w:numFmt w:val="decimal"/>
-      <w:lvlText w:val="%3."/>
-      <w:lvlJc w:val="left"/>
-      <w:pPr>
-        <w:tabs>
-          <w:tab w:val="num" w:pos="2160"/>
-        </w:tabs>
-        <w:ind w:left="2160" w:hanging="360"/>
-      </w:pPr>
-    </w:lvl>
-    <w:lvl w:ilvl="3" w:tentative="1">
-      <w:start w:val="1"/>
-      <w:numFmt w:val="decimal"/>
-      <w:lvlText w:val="%4."/>
-      <w:lvlJc w:val="left"/>
-      <w:pPr>
-        <w:tabs>
-          <w:tab w:val="num" w:pos="2880"/>
-        </w:tabs>
-        <w:ind w:left="2880" w:hanging="360"/>
-      </w:pPr>
-    </w:lvl>
-    <w:lvl w:ilvl="4" w:tentative="1">
-      <w:start w:val="1"/>
-      <w:numFmt w:val="decimal"/>
-      <w:lvlText w:val="%5."/>
-      <w:lvlJc w:val="left"/>
-      <w:pPr>
-        <w:tabs>
-          <w:tab w:val="num" w:pos="3600"/>
-        </w:tabs>
-        <w:ind w:left="3600" w:hanging="360"/>
-      </w:pPr>
-    </w:lvl>
-    <w:lvl w:ilvl="5" w:tentative="1">
-      <w:start w:val="1"/>
-      <w:numFmt w:val="decimal"/>
-      <w:lvlText w:val="%6."/>
-      <w:lvlJc w:val="left"/>
-      <w:pPr>
-        <w:tabs>
-          <w:tab w:val="num" w:pos="4320"/>
-        </w:tabs>
-        <w:ind w:left="4320" w:hanging="360"/>
-      </w:pPr>
-    </w:lvl>
-    <w:lvl w:ilvl="6" w:tentative="1">
-      <w:start w:val="1"/>
-      <w:numFmt w:val="decimal"/>
-      <w:lvlText w:val="%7."/>
-      <w:lvlJc w:val="left"/>
-      <w:pPr>
-        <w:tabs>
-          <w:tab w:val="num" w:pos="5040"/>
-        </w:tabs>
-        <w:ind w:left="5040" w:hanging="360"/>
-      </w:pPr>
-    </w:lvl>
-    <w:lvl w:ilvl="7" w:tentative="1">
-      <w:start w:val="1"/>
-      <w:numFmt w:val="decimal"/>
-      <w:lvlText w:val="%8."/>
-      <w:lvlJc w:val="left"/>
-      <w:pPr>
-        <w:tabs>
-          <w:tab w:val="num" w:pos="5760"/>
-        </w:tabs>
-        <w:ind w:left="5760" w:hanging="360"/>
-      </w:pPr>
-    </w:lvl>
-    <w:lvl w:ilvl="8" w:tentative="1">
-      <w:start w:val="1"/>
-      <w:numFmt w:val="decimal"/>
-      <w:lvlText w:val="%9."/>
-      <w:lvlJc w:val="left"/>
-      <w:pPr>
-        <w:tabs>
-          <w:tab w:val="num" w:pos="6480"/>
-        </w:tabs>
-        <w:ind w:left="6480" w:hanging="360"/>
-      </w:pPr>
-    </w:lvl>
-  </w:abstractNum>
   <w:abstractNum w:abstractNumId="12" w15:restartNumberingAfterBreak="0">
-    <w:nsid w:val="39A22F8D"/>
-    <w:multiLevelType w:val="multilevel"/>
-    <w:tmpl w:val="D2C8E4B6"/>
-    <w:lvl w:ilvl="0">
-      <w:start w:val="1"/>
-      <w:numFmt w:val="bullet"/>
-      <w:lvlText w:val=""/>
-      <w:lvlJc w:val="left"/>
-      <w:pPr>
-        <w:tabs>
-          <w:tab w:val="num" w:pos="720"/>
-        </w:tabs>
-        <w:ind w:left="720" w:hanging="360"/>
-      </w:pPr>
-      <w:rPr>
-        <w:rFonts w:ascii="Symbol" w:hAnsi="Symbol" w:hint="default"/>
-        <w:sz w:val="20"/>
-      </w:rPr>
-    </w:lvl>
-    <w:lvl w:ilvl="1" w:tentative="1">
-      <w:start w:val="1"/>
-      <w:numFmt w:val="bullet"/>
-      <w:lvlText w:val="o"/>
-      <w:lvlJc w:val="left"/>
-      <w:pPr>
-        <w:tabs>
-          <w:tab w:val="num" w:pos="1440"/>
-        </w:tabs>
-        <w:ind w:left="1440" w:hanging="360"/>
-      </w:pPr>
-      <w:rPr>
-        <w:rFonts w:ascii="Courier New" w:hAnsi="Courier New" w:hint="default"/>
-        <w:sz w:val="20"/>
-      </w:rPr>
-    </w:lvl>
-    <w:lvl w:ilvl="2" w:tentative="1">
-      <w:start w:val="1"/>
-      <w:numFmt w:val="bullet"/>
-      <w:lvlText w:val=""/>
-      <w:lvlJc w:val="left"/>
-      <w:pPr>
-        <w:tabs>
-          <w:tab w:val="num" w:pos="2160"/>
-        </w:tabs>
-        <w:ind w:left="2160" w:hanging="360"/>
-      </w:pPr>
-      <w:rPr>
-        <w:rFonts w:ascii="Wingdings" w:hAnsi="Wingdings" w:hint="default"/>
-        <w:sz w:val="20"/>
-      </w:rPr>
-    </w:lvl>
-    <w:lvl w:ilvl="3" w:tentative="1">
-      <w:start w:val="1"/>
-      <w:numFmt w:val="bullet"/>
-      <w:lvlText w:val=""/>
-      <w:lvlJc w:val="left"/>
-      <w:pPr>
-        <w:tabs>
-          <w:tab w:val="num" w:pos="2880"/>
-        </w:tabs>
-        <w:ind w:left="2880" w:hanging="360"/>
-      </w:pPr>
-      <w:rPr>
-        <w:rFonts w:ascii="Wingdings" w:hAnsi="Wingdings" w:hint="default"/>
-        <w:sz w:val="20"/>
-      </w:rPr>
-    </w:lvl>
-    <w:lvl w:ilvl="4" w:tentative="1">
-      <w:start w:val="1"/>
-      <w:numFmt w:val="bullet"/>
-      <w:lvlText w:val=""/>
-      <w:lvlJc w:val="left"/>
-      <w:pPr>
-        <w:tabs>
-          <w:tab w:val="num" w:pos="3600"/>
-        </w:tabs>
-        <w:ind w:left="3600" w:hanging="360"/>
-      </w:pPr>
-      <w:rPr>
-        <w:rFonts w:ascii="Wingdings" w:hAnsi="Wingdings" w:hint="default"/>
-        <w:sz w:val="20"/>
-      </w:rPr>
-    </w:lvl>
-    <w:lvl w:ilvl="5" w:tentative="1">
-      <w:start w:val="1"/>
-      <w:numFmt w:val="bullet"/>
-      <w:lvlText w:val=""/>
-      <w:lvlJc w:val="left"/>
-      <w:pPr>
-        <w:tabs>
-          <w:tab w:val="num" w:pos="4320"/>
-        </w:tabs>
-        <w:ind w:left="4320" w:hanging="360"/>
-      </w:pPr>
-      <w:rPr>
-        <w:rFonts w:ascii="Wingdings" w:hAnsi="Wingdings" w:hint="default"/>
-        <w:sz w:val="20"/>
-      </w:rPr>
-    </w:lvl>
-    <w:lvl w:ilvl="6" w:tentative="1">
-      <w:start w:val="1"/>
-      <w:numFmt w:val="bullet"/>
-      <w:lvlText w:val=""/>
-      <w:lvlJc w:val="left"/>
-      <w:pPr>
-        <w:tabs>
-          <w:tab w:val="num" w:pos="5040"/>
-        </w:tabs>
-        <w:ind w:left="5040" w:hanging="360"/>
-      </w:pPr>
-      <w:rPr>
-        <w:rFonts w:ascii="Wingdings" w:hAnsi="Wingdings" w:hint="default"/>
-        <w:sz w:val="20"/>
-      </w:rPr>
-    </w:lvl>
-    <w:lvl w:ilvl="7" w:tentative="1">
-      <w:start w:val="1"/>
-      <w:numFmt w:val="bullet"/>
-      <w:lvlText w:val=""/>
-      <w:lvlJc w:val="left"/>
-      <w:pPr>
-        <w:tabs>
-          <w:tab w:val="num" w:pos="5760"/>
-        </w:tabs>
-        <w:ind w:left="5760" w:hanging="360"/>
-      </w:pPr>
-      <w:rPr>
-        <w:rFonts w:ascii="Wingdings" w:hAnsi="Wingdings" w:hint="default"/>
-        <w:sz w:val="20"/>
-      </w:rPr>
-    </w:lvl>
-    <w:lvl w:ilvl="8" w:tentative="1">
-      <w:start w:val="1"/>
-      <w:numFmt w:val="bullet"/>
-      <w:lvlText w:val=""/>
-      <w:lvlJc w:val="left"/>
-      <w:pPr>
-        <w:tabs>
-          <w:tab w:val="num" w:pos="6480"/>
-        </w:tabs>
-        <w:ind w:left="6480" w:hanging="360"/>
-      </w:pPr>
-      <w:rPr>
-        <w:rFonts w:ascii="Wingdings" w:hAnsi="Wingdings" w:hint="default"/>
-        <w:sz w:val="20"/>
-      </w:rPr>
-    </w:lvl>
-  </w:abstractNum>
-  <w:abstractNum w:abstractNumId="13" w15:restartNumberingAfterBreak="0">
     <w:nsid w:val="3FFA09EA"/>
     <w:multiLevelType w:val="multilevel"/>
     <w:tmpl w:val="0409001F"/>
@@ -9976,7 +10546,7 @@
       </w:pPr>
     </w:lvl>
   </w:abstractNum>
-  <w:abstractNum w:abstractNumId="14" w15:restartNumberingAfterBreak="0">
+  <w:abstractNum w:abstractNumId="13" w15:restartNumberingAfterBreak="0">
     <w:nsid w:val="48470790"/>
     <w:multiLevelType w:val="multilevel"/>
     <w:tmpl w:val="0409001F"/>
@@ -10063,7 +10633,7 @@
       </w:pPr>
     </w:lvl>
   </w:abstractNum>
-  <w:abstractNum w:abstractNumId="15" w15:restartNumberingAfterBreak="0">
+  <w:abstractNum w:abstractNumId="14" w15:restartNumberingAfterBreak="0">
     <w:nsid w:val="4FED70E1"/>
     <w:multiLevelType w:val="multilevel"/>
     <w:tmpl w:val="04090025"/>
@@ -10158,7 +10728,7 @@
       </w:pPr>
     </w:lvl>
   </w:abstractNum>
-  <w:abstractNum w:abstractNumId="16" w15:restartNumberingAfterBreak="0">
+  <w:abstractNum w:abstractNumId="15" w15:restartNumberingAfterBreak="0">
     <w:nsid w:val="59C81406"/>
     <w:multiLevelType w:val="multilevel"/>
     <w:tmpl w:val="069A8B58"/>
@@ -10271,7 +10841,7 @@
       </w:pPr>
     </w:lvl>
   </w:abstractNum>
-  <w:abstractNum w:abstractNumId="17" w15:restartNumberingAfterBreak="0">
+  <w:abstractNum w:abstractNumId="16" w15:restartNumberingAfterBreak="0">
     <w:nsid w:val="67B966F6"/>
     <w:multiLevelType w:val="hybridMultilevel"/>
     <w:tmpl w:val="7AA44224"/>
@@ -10384,7 +10954,7 @@
       </w:rPr>
     </w:lvl>
   </w:abstractNum>
-  <w:abstractNum w:abstractNumId="18" w15:restartNumberingAfterBreak="0">
+  <w:abstractNum w:abstractNumId="17" w15:restartNumberingAfterBreak="0">
     <w:nsid w:val="681405F8"/>
     <w:multiLevelType w:val="multilevel"/>
     <w:tmpl w:val="4AC49F0A"/>
@@ -10533,7 +11103,7 @@
       </w:rPr>
     </w:lvl>
   </w:abstractNum>
-  <w:abstractNum w:abstractNumId="19" w15:restartNumberingAfterBreak="0">
+  <w:abstractNum w:abstractNumId="18" w15:restartNumberingAfterBreak="0">
     <w:nsid w:val="6E89496A"/>
     <w:multiLevelType w:val="hybridMultilevel"/>
     <w:tmpl w:val="7728A2B8"/>
@@ -10646,7 +11216,7 @@
       </w:rPr>
     </w:lvl>
   </w:abstractNum>
-  <w:abstractNum w:abstractNumId="20" w15:restartNumberingAfterBreak="0">
+  <w:abstractNum w:abstractNumId="19" w15:restartNumberingAfterBreak="0">
     <w:nsid w:val="752C7A79"/>
     <w:multiLevelType w:val="multilevel"/>
     <w:tmpl w:val="0409001F"/>
@@ -10733,7 +11303,7 @@
       </w:pPr>
     </w:lvl>
   </w:abstractNum>
-  <w:abstractNum w:abstractNumId="21" w15:restartNumberingAfterBreak="0">
+  <w:abstractNum w:abstractNumId="20" w15:restartNumberingAfterBreak="0">
     <w:nsid w:val="786C0E74"/>
     <w:multiLevelType w:val="multilevel"/>
     <w:tmpl w:val="0409001F"/>
@@ -10824,40 +11394,40 @@
     <w:abstractNumId w:val="1"/>
   </w:num>
   <w:num w:numId="2" w16cid:durableId="2024016957">
-    <w:abstractNumId w:val="21"/>
+    <w:abstractNumId w:val="20"/>
   </w:num>
   <w:num w:numId="3" w16cid:durableId="222110166">
-    <w:abstractNumId w:val="14"/>
+    <w:abstractNumId w:val="13"/>
   </w:num>
   <w:num w:numId="4" w16cid:durableId="846096358">
-    <w:abstractNumId w:val="20"/>
+    <w:abstractNumId w:val="19"/>
   </w:num>
   <w:num w:numId="5" w16cid:durableId="279843498">
-    <w:abstractNumId w:val="13"/>
+    <w:abstractNumId w:val="12"/>
   </w:num>
   <w:num w:numId="6" w16cid:durableId="1371537603">
-    <w:abstractNumId w:val="15"/>
+    <w:abstractNumId w:val="14"/>
   </w:num>
   <w:num w:numId="7" w16cid:durableId="433205859">
     <w:abstractNumId w:val="2"/>
   </w:num>
   <w:num w:numId="8" w16cid:durableId="472336413">
+    <w:abstractNumId w:val="10"/>
+  </w:num>
+  <w:num w:numId="9" w16cid:durableId="302739204">
+    <w:abstractNumId w:val="9"/>
+  </w:num>
+  <w:num w:numId="10" w16cid:durableId="1834222081">
     <w:abstractNumId w:val="11"/>
   </w:num>
-  <w:num w:numId="9" w16cid:durableId="302739204">
-    <w:abstractNumId w:val="10"/>
-  </w:num>
-  <w:num w:numId="10" w16cid:durableId="1834222081">
-    <w:abstractNumId w:val="12"/>
-  </w:num>
   <w:num w:numId="11" w16cid:durableId="1870214997">
-    <w:abstractNumId w:val="16"/>
+    <w:abstractNumId w:val="15"/>
   </w:num>
   <w:num w:numId="12" w16cid:durableId="2000839093">
     <w:abstractNumId w:val="5"/>
   </w:num>
   <w:num w:numId="13" w16cid:durableId="344290134">
-    <w:abstractNumId w:val="9"/>
+    <w:abstractNumId w:val="8"/>
   </w:num>
   <w:num w:numId="14" w16cid:durableId="936133753">
     <w:abstractNumId w:val="4"/>
@@ -10866,25 +11436,25 @@
     <w:abstractNumId w:val="3"/>
   </w:num>
   <w:num w:numId="16" w16cid:durableId="1647466885">
-    <w:abstractNumId w:val="18"/>
+    <w:abstractNumId w:val="17"/>
   </w:num>
   <w:num w:numId="17" w16cid:durableId="669261522">
     <w:abstractNumId w:val="6"/>
   </w:num>
   <w:num w:numId="18" w16cid:durableId="309017066">
-    <w:abstractNumId w:val="8"/>
+    <w:abstractNumId w:val="7"/>
   </w:num>
   <w:num w:numId="19" w16cid:durableId="1738284933">
-    <w:abstractNumId w:val="17"/>
+    <w:abstractNumId w:val="16"/>
   </w:num>
   <w:num w:numId="20" w16cid:durableId="1167552902">
-    <w:abstractNumId w:val="19"/>
+    <w:abstractNumId w:val="18"/>
   </w:num>
   <w:num w:numId="21" w16cid:durableId="2079937034">
     <w:abstractNumId w:val="0"/>
   </w:num>
   <w:num w:numId="22" w16cid:durableId="998728492">
-    <w:abstractNumId w:val="15"/>
+    <w:abstractNumId w:val="14"/>
     <w:lvlOverride w:ilvl="0">
       <w:startOverride w:val="4"/>
     </w:lvlOverride>
@@ -10895,10 +11465,7 @@
       <w:startOverride w:val="2"/>
     </w:lvlOverride>
   </w:num>
-  <w:num w:numId="23" w16cid:durableId="388111934">
-    <w:abstractNumId w:val="7"/>
-  </w:num>
-  <w:numIdMacAtCleanup w:val="23"/>
+  <w:numIdMacAtCleanup w:val="22"/>
 </w:numbering>
 </file>
 
